--- a/11. Solveurs linéaires/9. DOCUMENTATIONS/Francais/Cours/01. Traduction d'un bon manuel de www.ufrgs.br.docx
+++ b/11. Solveurs linéaires/9. DOCUMENTATIONS/Francais/Cours/01. Traduction d'un bon manuel de www.ufrgs.br.docx
@@ -4315,35 +4315,21 @@
           <w:sz w:val="15"/>
           <w:szCs w:val="15"/>
         </w:rPr>
-        <w:t>1</w:t>
+        <w:t>1 =</w:t>
+      </w:r>
+      <w:r>
+        <w:rPr>
+          <w:sz w:val="23"/>
+          <w:szCs w:val="23"/>
+        </w:rPr>
+        <w:t>2, x</w:t>
       </w:r>
       <w:r>
         <w:rPr>
           <w:sz w:val="15"/>
           <w:szCs w:val="15"/>
         </w:rPr>
-        <w:t xml:space="preserve"> =</w:t>
-      </w:r>
-      <w:r>
-        <w:rPr>
-          <w:sz w:val="23"/>
-          <w:szCs w:val="23"/>
-        </w:rPr>
-        <w:t>2, x</w:t>
-      </w:r>
-      <w:r>
-        <w:rPr>
-          <w:sz w:val="15"/>
-          <w:szCs w:val="15"/>
-        </w:rPr>
-        <w:t>2</w:t>
-      </w:r>
-      <w:r>
-        <w:rPr>
-          <w:sz w:val="15"/>
-          <w:szCs w:val="15"/>
-        </w:rPr>
-        <w:t>=</w:t>
+        <w:t>2=</w:t>
       </w:r>
       <w:r>
         <w:rPr>
@@ -4397,49 +4383,28 @@
           <w:sz w:val="23"/>
           <w:szCs w:val="23"/>
         </w:rPr>
-        <w:t xml:space="preserve"> </w:t>
+        <w:t xml:space="preserve"> Is (x</w:t>
+      </w:r>
+      <w:r>
+        <w:rPr>
+          <w:sz w:val="15"/>
+          <w:szCs w:val="15"/>
+        </w:rPr>
+        <w:t>1=</w:t>
       </w:r>
       <w:r>
         <w:rPr>
           <w:sz w:val="23"/>
           <w:szCs w:val="23"/>
         </w:rPr>
-        <w:t>Is (x</w:t>
+        <w:t>4, x</w:t>
       </w:r>
       <w:r>
         <w:rPr>
           <w:sz w:val="15"/>
           <w:szCs w:val="15"/>
         </w:rPr>
-        <w:t>1</w:t>
-      </w:r>
-      <w:r>
-        <w:rPr>
-          <w:sz w:val="15"/>
-          <w:szCs w:val="15"/>
-        </w:rPr>
-        <w:t>=</w:t>
-      </w:r>
-      <w:r>
-        <w:rPr>
-          <w:sz w:val="23"/>
-          <w:szCs w:val="23"/>
-        </w:rPr>
-        <w:t>4, x</w:t>
-      </w:r>
-      <w:r>
-        <w:rPr>
-          <w:sz w:val="15"/>
-          <w:szCs w:val="15"/>
-        </w:rPr>
-        <w:t>2</w:t>
-      </w:r>
-      <w:r>
-        <w:rPr>
-          <w:sz w:val="15"/>
-          <w:szCs w:val="15"/>
-        </w:rPr>
-        <w:t>=</w:t>
+        <w:t>2=</w:t>
       </w:r>
       <w:r>
         <w:rPr>
@@ -4492,14 +4457,7 @@
           <w:sz w:val="15"/>
           <w:szCs w:val="15"/>
         </w:rPr>
-        <w:t>1</w:t>
-      </w:r>
-      <w:r>
-        <w:rPr>
-          <w:sz w:val="15"/>
-          <w:szCs w:val="15"/>
-        </w:rPr>
-        <w:t>=</w:t>
+        <w:t>1=</w:t>
       </w:r>
       <w:r>
         <w:rPr>
@@ -4535,14 +4493,7 @@
           <w:sz w:val="23"/>
           <w:szCs w:val="23"/>
         </w:rPr>
-        <w:t xml:space="preserve"> </w:t>
-      </w:r>
-      <w:r>
-        <w:rPr>
-          <w:sz w:val="23"/>
-          <w:szCs w:val="23"/>
-        </w:rPr>
-        <w:t xml:space="preserve">dans la région des </w:t>
+        <w:t xml:space="preserve"> dans la région des </w:t>
       </w:r>
       <w:proofErr w:type="gramStart"/>
       <w:r>
@@ -4575,56 +4526,42 @@
           <w:sz w:val="15"/>
           <w:szCs w:val="15"/>
         </w:rPr>
-        <w:t>1</w:t>
+        <w:t>1=</w:t>
+      </w:r>
+      <w:r>
+        <w:rPr>
+          <w:sz w:val="23"/>
+          <w:szCs w:val="23"/>
+        </w:rPr>
+        <w:t>3, x</w:t>
       </w:r>
       <w:r>
         <w:rPr>
           <w:sz w:val="15"/>
           <w:szCs w:val="15"/>
         </w:rPr>
-        <w:t>=</w:t>
+        <w:t>2=</w:t>
       </w:r>
       <w:r>
         <w:rPr>
           <w:sz w:val="23"/>
           <w:szCs w:val="23"/>
         </w:rPr>
-        <w:t>3, x</w:t>
-      </w:r>
-      <w:r>
-        <w:rPr>
-          <w:sz w:val="15"/>
-          <w:szCs w:val="15"/>
-        </w:rPr>
-        <w:t>2</w:t>
-      </w:r>
-      <w:r>
-        <w:rPr>
-          <w:sz w:val="15"/>
-          <w:szCs w:val="15"/>
-        </w:rPr>
-        <w:t>=</w:t>
+        <w:t xml:space="preserve">2) </w:t>
       </w:r>
       <w:r>
         <w:rPr>
           <w:sz w:val="23"/>
           <w:szCs w:val="23"/>
         </w:rPr>
-        <w:t xml:space="preserve">2) </w:t>
-      </w:r>
+        <w:t xml:space="preserve">dans la région des </w:t>
+      </w:r>
+      <w:proofErr w:type="gramStart"/>
       <w:r>
         <w:rPr>
           <w:sz w:val="23"/>
           <w:szCs w:val="23"/>
         </w:rPr>
-        <w:t xml:space="preserve">dans la région des </w:t>
-      </w:r>
-      <w:proofErr w:type="gramStart"/>
-      <w:r>
-        <w:rPr>
-          <w:sz w:val="23"/>
-          <w:szCs w:val="23"/>
-        </w:rPr>
         <w:t>possibles?</w:t>
       </w:r>
       <w:proofErr w:type="gramEnd"/>
@@ -4829,6 +4766,148 @@
         <w:tabs>
           <w:tab w:val="left" w:pos="2076"/>
         </w:tabs>
+      </w:pPr>
+    </w:p>
+    <w:p>
+      <w:pPr>
+        <w:tabs>
+          <w:tab w:val="left" w:pos="2076"/>
+        </w:tabs>
+        <w:rPr>
+          <w:rFonts w:ascii="Arial" w:hAnsi="Arial" w:cs="Arial"/>
+          <w:sz w:val="45"/>
+          <w:szCs w:val="45"/>
+        </w:rPr>
+      </w:pPr>
+      <w:r>
+        <w:rPr>
+          <w:rFonts w:ascii="Arial" w:hAnsi="Arial" w:cs="Arial"/>
+          <w:sz w:val="35"/>
+          <w:szCs w:val="35"/>
+        </w:rPr>
+        <w:t>3.2</w:t>
+      </w:r>
+      <w:r>
+        <w:rPr>
+          <w:rFonts w:ascii="Arial" w:hAnsi="Arial" w:cs="Arial"/>
+          <w:sz w:val="45"/>
+          <w:szCs w:val="45"/>
+        </w:rPr>
+        <w:t xml:space="preserve">The </w:t>
+      </w:r>
+      <w:proofErr w:type="spellStart"/>
+      <w:r>
+        <w:rPr>
+          <w:rFonts w:ascii="Arial" w:hAnsi="Arial" w:cs="Arial"/>
+          <w:sz w:val="45"/>
+          <w:szCs w:val="45"/>
+        </w:rPr>
+        <w:t>Graphical</w:t>
+      </w:r>
+      <w:proofErr w:type="spellEnd"/>
+      <w:r>
+        <w:rPr>
+          <w:rFonts w:ascii="Arial" w:hAnsi="Arial" w:cs="Arial"/>
+          <w:sz w:val="45"/>
+          <w:szCs w:val="45"/>
+        </w:rPr>
+        <w:t xml:space="preserve"> Solution of </w:t>
+      </w:r>
+      <w:proofErr w:type="spellStart"/>
+      <w:r>
+        <w:rPr>
+          <w:rFonts w:ascii="Arial" w:hAnsi="Arial" w:cs="Arial"/>
+          <w:sz w:val="45"/>
+          <w:szCs w:val="45"/>
+        </w:rPr>
+        <w:t>Two</w:t>
+      </w:r>
+      <w:proofErr w:type="spellEnd"/>
+      <w:r>
+        <w:rPr>
+          <w:rFonts w:ascii="Arial" w:hAnsi="Arial" w:cs="Arial"/>
+          <w:sz w:val="45"/>
+          <w:szCs w:val="45"/>
+        </w:rPr>
+        <w:t xml:space="preserve">-Variable </w:t>
+      </w:r>
+      <w:proofErr w:type="spellStart"/>
+      <w:r>
+        <w:rPr>
+          <w:rFonts w:ascii="Arial" w:hAnsi="Arial" w:cs="Arial"/>
+          <w:sz w:val="45"/>
+          <w:szCs w:val="45"/>
+        </w:rPr>
+        <w:t>Linear</w:t>
+      </w:r>
+      <w:proofErr w:type="spellEnd"/>
+      <w:r>
+        <w:rPr>
+          <w:rFonts w:ascii="Arial" w:hAnsi="Arial" w:cs="Arial"/>
+          <w:sz w:val="45"/>
+          <w:szCs w:val="45"/>
+        </w:rPr>
+        <w:t xml:space="preserve"> </w:t>
+      </w:r>
+      <w:proofErr w:type="spellStart"/>
+      <w:r>
+        <w:rPr>
+          <w:rFonts w:ascii="Arial" w:hAnsi="Arial" w:cs="Arial"/>
+          <w:sz w:val="45"/>
+          <w:szCs w:val="45"/>
+        </w:rPr>
+        <w:t>Programming</w:t>
+      </w:r>
+      <w:proofErr w:type="spellEnd"/>
+      <w:r>
+        <w:rPr>
+          <w:rFonts w:ascii="Arial" w:hAnsi="Arial" w:cs="Arial"/>
+          <w:sz w:val="45"/>
+          <w:szCs w:val="45"/>
+        </w:rPr>
+        <w:t xml:space="preserve"> </w:t>
+      </w:r>
+      <w:proofErr w:type="spellStart"/>
+      <w:r>
+        <w:rPr>
+          <w:rFonts w:ascii="Arial" w:hAnsi="Arial" w:cs="Arial"/>
+          <w:sz w:val="45"/>
+          <w:szCs w:val="45"/>
+        </w:rPr>
+        <w:t>Problems</w:t>
+      </w:r>
+      <w:proofErr w:type="spellEnd"/>
+    </w:p>
+    <w:p>
+      <w:pPr>
+        <w:tabs>
+          <w:tab w:val="left" w:pos="2076"/>
+        </w:tabs>
+        <w:rPr>
+          <w:rFonts w:ascii="Arial" w:hAnsi="Arial" w:cs="Arial"/>
+          <w:sz w:val="45"/>
+          <w:szCs w:val="45"/>
+        </w:rPr>
+      </w:pPr>
+      <w:r>
+        <w:rPr>
+          <w:rFonts w:ascii="Arial" w:hAnsi="Arial" w:cs="Arial"/>
+          <w:sz w:val="45"/>
+          <w:szCs w:val="45"/>
+        </w:rPr>
+        <w:t xml:space="preserve">A traduire plus tard ! </w:t>
+      </w:r>
+    </w:p>
+    <w:p>
+      <w:pPr>
+        <w:tabs>
+          <w:tab w:val="left" w:pos="2076"/>
+        </w:tabs>
+        <w:rPr>
+          <w:rFonts w:ascii="Arial" w:hAnsi="Arial" w:cs="Arial"/>
+          <w:sz w:val="45"/>
+          <w:szCs w:val="45"/>
+        </w:rPr>
       </w:pPr>
     </w:p>
     <w:p>
@@ -5307,6 +5386,7 @@
   <w:style w:type="character" w:default="1" w:styleId="Policepardfaut">
     <w:name w:val="Default Paragraph Font"/>
     <w:uiPriority w:val="1"/>
+    <w:semiHidden/>
     <w:unhideWhenUsed/>
   </w:style>
   <w:style w:type="table" w:default="1" w:styleId="TableauNormal">

--- a/11. Solveurs linéaires/9. DOCUMENTATIONS/Francais/Cours/01. Traduction d'un bon manuel de www.ufrgs.br.docx
+++ b/11. Solveurs linéaires/9. DOCUMENTATIONS/Francais/Cours/01. Traduction d'un bon manuel de www.ufrgs.br.docx
@@ -26,7 +26,7 @@
       <w:r>
         <w:t xml:space="preserve">Source : </w:t>
       </w:r>
-      <w:hyperlink r:id="rId4" w:history="1">
+      <w:hyperlink r:id="rId5" w:history="1">
         <w:r>
           <w:rPr>
             <w:rStyle w:val="Lienhypertexte"/>
@@ -3608,7 +3608,7 @@
                     </pic:cNvPicPr>
                   </pic:nvPicPr>
                   <pic:blipFill>
-                    <a:blip r:embed="rId5">
+                    <a:blip r:embed="rId6">
                       <a:extLst>
                         <a:ext uri="{28A0092B-C50C-407E-A947-70E740481C1C}">
                           <a14:useLocalDpi xmlns:a14="http://schemas.microsoft.com/office/drawing/2010/main" val="0"/>
@@ -4900,36 +4900,895 @@
     </w:p>
     <w:p>
       <w:pPr>
-        <w:tabs>
-          <w:tab w:val="left" w:pos="2076"/>
-        </w:tabs>
-        <w:rPr>
-          <w:rFonts w:ascii="Arial" w:hAnsi="Arial" w:cs="Arial"/>
-          <w:sz w:val="45"/>
-          <w:szCs w:val="45"/>
-        </w:rPr>
-      </w:pPr>
-    </w:p>
-    <w:p>
-      <w:pPr>
-        <w:tabs>
-          <w:tab w:val="left" w:pos="2076"/>
-        </w:tabs>
-      </w:pPr>
-    </w:p>
-    <w:p>
-      <w:pPr>
-        <w:tabs>
-          <w:tab w:val="left" w:pos="2076"/>
-        </w:tabs>
-      </w:pPr>
-    </w:p>
-    <w:p>
-      <w:pPr>
-        <w:tabs>
-          <w:tab w:val="left" w:pos="2076"/>
-        </w:tabs>
-      </w:pPr>
+        <w:pStyle w:val="Titre1"/>
+      </w:pPr>
+      <w:r>
+        <w:t>La solution graphique aux problèmes de minimisation :</w:t>
+      </w:r>
+    </w:p>
+    <w:p/>
+    <w:p>
+      <w:pPr>
+        <w:tabs>
+          <w:tab w:val="left" w:pos="2076"/>
+        </w:tabs>
+      </w:pPr>
+      <w:r>
+        <w:t xml:space="preserve">Dorian Auto fabrique des voitures et des camions de luxe. </w:t>
+      </w:r>
+    </w:p>
+    <w:p>
+      <w:pPr>
+        <w:tabs>
+          <w:tab w:val="left" w:pos="2076"/>
+        </w:tabs>
+      </w:pPr>
+      <w:r>
+        <w:t xml:space="preserve">L'entreprise estime que les clients probables sont des femmes et des hommes à revenu élevé. </w:t>
+      </w:r>
+    </w:p>
+    <w:p>
+      <w:pPr>
+        <w:tabs>
+          <w:tab w:val="left" w:pos="2076"/>
+        </w:tabs>
+      </w:pPr>
+      <w:r>
+        <w:t>Pour atteindre ces groupes, Dorian Auto</w:t>
+      </w:r>
+      <w:r>
+        <w:t xml:space="preserve"> </w:t>
+      </w:r>
+      <w:r>
+        <w:t>s'est lancé dans une campagne publicitaire télévisée ambitieuse et a décidé d'acheter</w:t>
+      </w:r>
+      <w:r>
+        <w:t xml:space="preserve"> Des </w:t>
+      </w:r>
+      <w:r>
+        <w:t xml:space="preserve">Spots commerciaux d'une minute sur deux types de </w:t>
+      </w:r>
+      <w:proofErr w:type="gramStart"/>
+      <w:r>
+        <w:t>programmes:</w:t>
+      </w:r>
+      <w:proofErr w:type="gramEnd"/>
+      <w:r>
+        <w:t xml:space="preserve"> spectacles d'humour et matchs de football.</w:t>
+      </w:r>
+    </w:p>
+    <w:p>
+      <w:pPr>
+        <w:tabs>
+          <w:tab w:val="left" w:pos="2076"/>
+        </w:tabs>
+      </w:pPr>
+      <w:r>
+        <w:t>Chaque publicité comique est vue par 7 millions de femmes à revenu élevé et 2 millions d'hommes à revenu élevé. Chaque publicité de football est vue par 2 millions de femmes à revenu élevé et 12</w:t>
+      </w:r>
+      <w:r>
+        <w:t xml:space="preserve"> </w:t>
+      </w:r>
+      <w:r>
+        <w:t>millions d’hommes à revenu élevé. Une annonce comique d'une minute coûte 50</w:t>
+      </w:r>
+      <w:r>
+        <w:t xml:space="preserve"> </w:t>
+      </w:r>
+      <w:r>
+        <w:t xml:space="preserve">000 $ et </w:t>
+      </w:r>
+      <w:r>
+        <w:t>en</w:t>
+      </w:r>
+      <w:r>
+        <w:t xml:space="preserve"> football l'annonce</w:t>
+      </w:r>
+      <w:r>
+        <w:t xml:space="preserve"> d’une minute</w:t>
+      </w:r>
+      <w:r>
+        <w:t xml:space="preserve"> coûte 100 000 $. Dorian aimerait que les publicités soient vues par au moins 28 millions de personnes</w:t>
+      </w:r>
+      <w:r>
+        <w:t xml:space="preserve"> </w:t>
+      </w:r>
+      <w:r>
+        <w:t>femmes à revenu élevé et 24 millions d’hommes à revenu élevé.</w:t>
+      </w:r>
+    </w:p>
+    <w:p>
+      <w:pPr>
+        <w:tabs>
+          <w:tab w:val="left" w:pos="2076"/>
+        </w:tabs>
+      </w:pPr>
+      <w:r>
+        <w:lastRenderedPageBreak/>
+        <w:t xml:space="preserve"> Utilisez la programmation linéaire pour déterminer comment Dorian Auto peut répondre à ses besoins publicitaires à un coût minimum.</w:t>
+      </w:r>
+    </w:p>
+    <w:p>
+      <w:pPr>
+        <w:pStyle w:val="Titre2"/>
+      </w:pPr>
+      <w:r>
+        <w:t xml:space="preserve">La solution : </w:t>
+      </w:r>
+    </w:p>
+    <w:p>
+      <w:pPr>
+        <w:tabs>
+          <w:tab w:val="left" w:pos="2076"/>
+        </w:tabs>
+      </w:pPr>
+      <w:r>
+        <w:t>Dorian doit décider du nombre d'annonces comiques et de football à acheter, les variables de décision sont donc</w:t>
+      </w:r>
+    </w:p>
+    <w:p>
+      <w:pPr>
+        <w:pStyle w:val="Paragraphedeliste"/>
+        <w:numPr>
+          <w:ilvl w:val="0"/>
+          <w:numId w:val="1"/>
+        </w:numPr>
+        <w:tabs>
+          <w:tab w:val="left" w:pos="2076"/>
+        </w:tabs>
+      </w:pPr>
+      <w:proofErr w:type="gramStart"/>
+      <w:r>
+        <w:t>x</w:t>
+      </w:r>
+      <w:proofErr w:type="gramEnd"/>
+      <w:r>
+        <w:t>1 nombre d'annonces humoristiques d'une minute achetées</w:t>
+      </w:r>
+    </w:p>
+    <w:p>
+      <w:pPr>
+        <w:pStyle w:val="Paragraphedeliste"/>
+        <w:numPr>
+          <w:ilvl w:val="0"/>
+          <w:numId w:val="1"/>
+        </w:numPr>
+        <w:tabs>
+          <w:tab w:val="left" w:pos="2076"/>
+        </w:tabs>
+      </w:pPr>
+      <w:proofErr w:type="gramStart"/>
+      <w:r>
+        <w:t>x</w:t>
+      </w:r>
+      <w:proofErr w:type="gramEnd"/>
+      <w:r>
+        <w:t>2 nombre d'annonces de football d'une minute achetées</w:t>
+      </w:r>
+    </w:p>
+    <w:p>
+      <w:pPr>
+        <w:tabs>
+          <w:tab w:val="left" w:pos="2076"/>
+        </w:tabs>
+      </w:pPr>
+      <w:r>
+        <w:t>Dorian souhaite alors minimiser le coût total de la publicité (en milliers de dollars).</w:t>
+      </w:r>
+    </w:p>
+    <w:p>
+      <w:pPr>
+        <w:tabs>
+          <w:tab w:val="left" w:pos="2076"/>
+        </w:tabs>
+        <w:rPr>
+          <w:b/>
+          <w:bCs/>
+          <w:u w:val="single"/>
+        </w:rPr>
+      </w:pPr>
+      <w:r>
+        <w:rPr>
+          <w:b/>
+          <w:bCs/>
+          <w:u w:val="single"/>
+        </w:rPr>
+        <w:t xml:space="preserve">La </w:t>
+      </w:r>
+      <w:proofErr w:type="spellStart"/>
+      <w:r>
+        <w:rPr>
+          <w:b/>
+          <w:bCs/>
+          <w:u w:val="single"/>
+        </w:rPr>
+        <w:t>function</w:t>
+      </w:r>
+      <w:proofErr w:type="spellEnd"/>
+      <w:r>
+        <w:rPr>
+          <w:b/>
+          <w:bCs/>
+          <w:u w:val="single"/>
+        </w:rPr>
+        <w:t xml:space="preserve"> objectif de Dorian est </w:t>
+      </w:r>
+    </w:p>
+    <w:p>
+      <w:pPr>
+        <w:tabs>
+          <w:tab w:val="left" w:pos="2076"/>
+        </w:tabs>
+      </w:pPr>
+      <w:proofErr w:type="gramStart"/>
+      <w:r>
+        <w:t>min</w:t>
+      </w:r>
+      <w:proofErr w:type="gramEnd"/>
+      <w:r>
+        <w:t xml:space="preserve"> z </w:t>
+      </w:r>
+      <w:r>
+        <w:t>=</w:t>
+      </w:r>
+      <w:r>
+        <w:t xml:space="preserve"> 50x1 </w:t>
+      </w:r>
+      <w:r>
+        <w:t>+</w:t>
+      </w:r>
+      <w:r>
+        <w:t xml:space="preserve"> 100x2</w:t>
+      </w:r>
+    </w:p>
+    <w:p>
+      <w:pPr>
+        <w:tabs>
+          <w:tab w:val="left" w:pos="2076"/>
+        </w:tabs>
+      </w:pPr>
+    </w:p>
+    <w:p>
+      <w:pPr>
+        <w:tabs>
+          <w:tab w:val="left" w:pos="2076"/>
+        </w:tabs>
+      </w:pPr>
+      <w:r>
+        <w:t xml:space="preserve">Dorian fait face aux contraintes </w:t>
+      </w:r>
+      <w:proofErr w:type="gramStart"/>
+      <w:r>
+        <w:t>suivantes:</w:t>
+      </w:r>
+      <w:proofErr w:type="gramEnd"/>
+    </w:p>
+    <w:p>
+      <w:pPr>
+        <w:tabs>
+          <w:tab w:val="left" w:pos="2076"/>
+        </w:tabs>
+      </w:pPr>
+      <w:r>
+        <w:t>Contrainte 1 Les publicités doivent toucher au moins 28 millions de femmes à revenu élevé.</w:t>
+      </w:r>
+    </w:p>
+    <w:p>
+      <w:pPr>
+        <w:tabs>
+          <w:tab w:val="left" w:pos="2076"/>
+        </w:tabs>
+      </w:pPr>
+      <w:r>
+        <w:t>Contrainte 2 Les publicités doivent toucher au moins 24 millions d'hommes à revenu élevé.</w:t>
+      </w:r>
+    </w:p>
+    <w:p>
+      <w:pPr>
+        <w:tabs>
+          <w:tab w:val="left" w:pos="2076"/>
+        </w:tabs>
+      </w:pPr>
+      <w:r>
+        <w:t xml:space="preserve">La contrainte 1 est alors </w:t>
+      </w:r>
+    </w:p>
+    <w:p>
+      <w:pPr>
+        <w:tabs>
+          <w:tab w:val="left" w:pos="2076"/>
+        </w:tabs>
+      </w:pPr>
+      <w:r>
+        <w:t xml:space="preserve">7x1 </w:t>
+      </w:r>
+      <w:r>
+        <w:t>+</w:t>
+      </w:r>
+      <w:r>
+        <w:t xml:space="preserve"> 2x2 </w:t>
+      </w:r>
+      <w:r>
+        <w:t>=</w:t>
+      </w:r>
+      <w:r>
+        <w:t xml:space="preserve"> 28 </w:t>
+      </w:r>
+    </w:p>
+    <w:p>
+      <w:pPr>
+        <w:tabs>
+          <w:tab w:val="left" w:pos="2076"/>
+        </w:tabs>
+      </w:pPr>
+      <w:r>
+        <w:t>Et la 2</w:t>
+      </w:r>
+    </w:p>
+    <w:p>
+      <w:pPr>
+        <w:tabs>
+          <w:tab w:val="left" w:pos="2076"/>
+        </w:tabs>
+      </w:pPr>
+      <w:r>
+        <w:t xml:space="preserve">2x1 </w:t>
+      </w:r>
+      <w:r>
+        <w:t>+</w:t>
+      </w:r>
+      <w:r>
+        <w:t xml:space="preserve">12x2 </w:t>
+      </w:r>
+      <w:r>
+        <w:t>=</w:t>
+      </w:r>
+      <w:r>
+        <w:t xml:space="preserve"> 24</w:t>
+      </w:r>
+    </w:p>
+    <w:p>
+      <w:pPr>
+        <w:tabs>
+          <w:tab w:val="left" w:pos="2076"/>
+        </w:tabs>
+      </w:pPr>
+    </w:p>
+    <w:p>
+      <w:pPr>
+        <w:tabs>
+          <w:tab w:val="left" w:pos="2076"/>
+        </w:tabs>
+      </w:pPr>
+      <w:r>
+        <w:t xml:space="preserve">Le LP de Dorian est donc : </w:t>
+      </w:r>
+    </w:p>
+    <w:p>
+      <w:pPr>
+        <w:tabs>
+          <w:tab w:val="left" w:pos="2076"/>
+        </w:tabs>
+      </w:pPr>
+      <w:r>
+        <w:t xml:space="preserve">The </w:t>
+      </w:r>
+      <w:proofErr w:type="spellStart"/>
+      <w:r>
+        <w:t>sign</w:t>
+      </w:r>
+      <w:proofErr w:type="spellEnd"/>
+      <w:r>
+        <w:t xml:space="preserve"> restrictions x1 </w:t>
+      </w:r>
+      <w:r>
+        <w:t xml:space="preserve"> 0 and x2 </w:t>
+      </w:r>
+      <w:r>
+        <w:t xml:space="preserve"> 0 are </w:t>
+      </w:r>
+      <w:proofErr w:type="spellStart"/>
+      <w:r>
+        <w:t>necessary</w:t>
+      </w:r>
+      <w:proofErr w:type="spellEnd"/>
+      <w:r>
+        <w:t xml:space="preserve">, </w:t>
+      </w:r>
+      <w:proofErr w:type="spellStart"/>
+      <w:r>
+        <w:t>so</w:t>
+      </w:r>
+      <w:proofErr w:type="spellEnd"/>
+      <w:r>
+        <w:t xml:space="preserve"> the Dorian LP </w:t>
+      </w:r>
+      <w:proofErr w:type="spellStart"/>
+      <w:r>
+        <w:t>is</w:t>
+      </w:r>
+      <w:proofErr w:type="spellEnd"/>
+      <w:r>
+        <w:t xml:space="preserve"> </w:t>
+      </w:r>
+      <w:proofErr w:type="spellStart"/>
+      <w:r>
+        <w:t>given</w:t>
+      </w:r>
+      <w:proofErr w:type="spellEnd"/>
+      <w:r>
+        <w:t xml:space="preserve"> </w:t>
+      </w:r>
+      <w:proofErr w:type="gramStart"/>
+      <w:r>
+        <w:t>by:</w:t>
+      </w:r>
+      <w:proofErr w:type="gramEnd"/>
+      <w:r>
+        <w:t xml:space="preserve"> </w:t>
+      </w:r>
+    </w:p>
+    <w:p>
+      <w:pPr>
+        <w:tabs>
+          <w:tab w:val="left" w:pos="2076"/>
+        </w:tabs>
+      </w:pPr>
+      <w:proofErr w:type="gramStart"/>
+      <w:r>
+        <w:t>min</w:t>
+      </w:r>
+      <w:proofErr w:type="gramEnd"/>
+      <w:r>
+        <w:t xml:space="preserve"> z = 50x1 + 100x2</w:t>
+      </w:r>
+    </w:p>
+    <w:p>
+      <w:pPr>
+        <w:tabs>
+          <w:tab w:val="left" w:pos="2076"/>
+        </w:tabs>
+      </w:pPr>
+      <w:r>
+        <w:t xml:space="preserve">s.t. </w:t>
+      </w:r>
+    </w:p>
+    <w:p>
+      <w:pPr>
+        <w:tabs>
+          <w:tab w:val="left" w:pos="2076"/>
+        </w:tabs>
+      </w:pPr>
+      <w:r>
+        <w:t xml:space="preserve">7x1 + 2x2 = 28 </w:t>
+      </w:r>
+    </w:p>
+    <w:p>
+      <w:pPr>
+        <w:tabs>
+          <w:tab w:val="left" w:pos="2076"/>
+        </w:tabs>
+      </w:pPr>
+      <w:r>
+        <w:t>Et la 2</w:t>
+      </w:r>
+    </w:p>
+    <w:p>
+      <w:pPr>
+        <w:tabs>
+          <w:tab w:val="left" w:pos="2076"/>
+        </w:tabs>
+      </w:pPr>
+      <w:r>
+        <w:t>2x1 +12x2 = 24</w:t>
+      </w:r>
+    </w:p>
+    <w:p>
+      <w:pPr>
+        <w:tabs>
+          <w:tab w:val="left" w:pos="2076"/>
+        </w:tabs>
+      </w:pPr>
+      <w:r>
+        <w:t>X</w:t>
+      </w:r>
+      <w:proofErr w:type="gramStart"/>
+      <w:r>
+        <w:t>1,x</w:t>
+      </w:r>
+      <w:proofErr w:type="gramEnd"/>
+      <w:r>
+        <w:t>2&gt;=0</w:t>
+      </w:r>
+    </w:p>
+    <w:p>
+      <w:pPr>
+        <w:tabs>
+          <w:tab w:val="left" w:pos="2076"/>
+        </w:tabs>
+      </w:pPr>
+    </w:p>
+    <w:p>
+      <w:pPr>
+        <w:tabs>
+          <w:tab w:val="left" w:pos="2076"/>
+        </w:tabs>
+      </w:pPr>
+      <w:r>
+        <w:t>Ce problème est typique d'une large gamme d'applications LP dans lesquelles un décideur</w:t>
+      </w:r>
+    </w:p>
+    <w:p>
+      <w:pPr>
+        <w:tabs>
+          <w:tab w:val="left" w:pos="2076"/>
+        </w:tabs>
+      </w:pPr>
+      <w:proofErr w:type="gramStart"/>
+      <w:r>
+        <w:t>veut</w:t>
+      </w:r>
+      <w:proofErr w:type="gramEnd"/>
+      <w:r>
+        <w:t xml:space="preserve"> minimiser le coût de la satisfaction d'un certain ensemble d'exigences. Pour résoudre ce LP</w:t>
+      </w:r>
+    </w:p>
+    <w:p>
+      <w:pPr>
+        <w:tabs>
+          <w:tab w:val="left" w:pos="2076"/>
+        </w:tabs>
+      </w:pPr>
+      <w:proofErr w:type="gramStart"/>
+      <w:r>
+        <w:t>graphiquement</w:t>
+      </w:r>
+      <w:proofErr w:type="gramEnd"/>
+      <w:r>
+        <w:t xml:space="preserve">, nous commençons par représenter graphiquement la région des possibles (figure 4). </w:t>
+      </w:r>
+    </w:p>
+    <w:p>
+      <w:pPr>
+        <w:tabs>
+          <w:tab w:val="left" w:pos="2076"/>
+        </w:tabs>
+      </w:pPr>
+      <w:r>
+        <w:t>Notez que (10) est satisfait par des points sur ou au-dessus de la ligne AB (AB fait partie de la ligne 7x1 2x2 28) et que</w:t>
+      </w:r>
+    </w:p>
+    <w:p>
+      <w:pPr>
+        <w:tabs>
+          <w:tab w:val="left" w:pos="2076"/>
+        </w:tabs>
+      </w:pPr>
+      <w:r>
+        <w:t>(11) est satisfait par les points sur ou au-dessus de la ligne CD (CD fait partie de la ligne 2x1</w:t>
+      </w:r>
+    </w:p>
+    <w:p>
+      <w:pPr>
+        <w:tabs>
+          <w:tab w:val="left" w:pos="2076"/>
+        </w:tabs>
+      </w:pPr>
+      <w:r>
+        <w:t>12x2 24). À partir de la figure 4, nous voyons que les seuls points du premier quadrant satisfaisant à la fois</w:t>
+      </w:r>
+    </w:p>
+    <w:p>
+      <w:pPr>
+        <w:tabs>
+          <w:tab w:val="left" w:pos="2076"/>
+        </w:tabs>
+      </w:pPr>
+      <w:r>
+        <w:t>(10) et (11) sont les points dans la région ombrée délimitée par l'axe x1, CEB et l'axe x2.</w:t>
+      </w:r>
+    </w:p>
+    <w:p>
+      <w:pPr>
+        <w:tabs>
+          <w:tab w:val="left" w:pos="2076"/>
+        </w:tabs>
+      </w:pPr>
+      <w:r>
+        <w:t xml:space="preserve">Comme le problème du </w:t>
+      </w:r>
+      <w:proofErr w:type="spellStart"/>
+      <w:r>
+        <w:t>Giapetto</w:t>
+      </w:r>
+      <w:proofErr w:type="spellEnd"/>
+      <w:r>
+        <w:t xml:space="preserve">, le </w:t>
+      </w:r>
+      <w:proofErr w:type="spellStart"/>
+      <w:proofErr w:type="gramStart"/>
+      <w:r>
+        <w:t>problème</w:t>
+      </w:r>
+      <w:r>
+        <w:t>de</w:t>
+      </w:r>
+      <w:proofErr w:type="spellEnd"/>
+      <w:r>
+        <w:t xml:space="preserve"> </w:t>
+      </w:r>
+      <w:r>
+        <w:t xml:space="preserve"> dorien</w:t>
+      </w:r>
+      <w:proofErr w:type="gramEnd"/>
+      <w:r>
+        <w:t xml:space="preserve"> a une région convexe réalisable, mais le problème</w:t>
+      </w:r>
+    </w:p>
+    <w:p>
+      <w:pPr>
+        <w:tabs>
+          <w:tab w:val="left" w:pos="2076"/>
+        </w:tabs>
+      </w:pPr>
+      <w:proofErr w:type="gramStart"/>
+      <w:r>
+        <w:t>la</w:t>
+      </w:r>
+      <w:proofErr w:type="gramEnd"/>
+      <w:r>
+        <w:t xml:space="preserve"> région faisable pour Dorian, contrairement à celle de </w:t>
+      </w:r>
+      <w:proofErr w:type="spellStart"/>
+      <w:r>
+        <w:t>Giapetto</w:t>
+      </w:r>
+      <w:proofErr w:type="spellEnd"/>
+      <w:r>
+        <w:t>, contient des points pour lesquels la valeur d'au moins</w:t>
+      </w:r>
+    </w:p>
+    <w:p>
+      <w:pPr>
+        <w:tabs>
+          <w:tab w:val="left" w:pos="2076"/>
+        </w:tabs>
+      </w:pPr>
+      <w:proofErr w:type="gramStart"/>
+      <w:r>
+        <w:lastRenderedPageBreak/>
+        <w:t>une</w:t>
+      </w:r>
+      <w:proofErr w:type="gramEnd"/>
+      <w:r>
+        <w:t xml:space="preserve"> variable peut prendre des valeurs arbitrairement grandes. Une telle région faisable est appelée une région faisable non limitée.</w:t>
+      </w:r>
+    </w:p>
+    <w:p>
+      <w:pPr>
+        <w:tabs>
+          <w:tab w:val="left" w:pos="2076"/>
+        </w:tabs>
+      </w:pPr>
+      <w:r>
+        <w:t>Parce que Dorian veut minimiser le coût total de la publicité, la solution optimale au</w:t>
+      </w:r>
+    </w:p>
+    <w:p>
+      <w:pPr>
+        <w:tabs>
+          <w:tab w:val="left" w:pos="2076"/>
+        </w:tabs>
+      </w:pPr>
+      <w:r>
+        <w:t>Le problème est le point dans la région réalisable avec la plus petite valeur z. Pour trouver le meilleur</w:t>
+      </w:r>
+    </w:p>
+    <w:p>
+      <w:pPr>
+        <w:tabs>
+          <w:tab w:val="left" w:pos="2076"/>
+        </w:tabs>
+      </w:pPr>
+      <w:proofErr w:type="gramStart"/>
+      <w:r>
+        <w:t>solution</w:t>
+      </w:r>
+      <w:proofErr w:type="gramEnd"/>
+      <w:r>
+        <w:t>, nous devons tracer une ligne d'isocoût qui coupe la région réalisable. Un isocoût</w:t>
+      </w:r>
+    </w:p>
+    <w:p>
+      <w:pPr>
+        <w:tabs>
+          <w:tab w:val="left" w:pos="2076"/>
+        </w:tabs>
+      </w:pPr>
+      <w:proofErr w:type="gramStart"/>
+      <w:r>
+        <w:t>ligne</w:t>
+      </w:r>
+      <w:proofErr w:type="gramEnd"/>
+      <w:r>
+        <w:t xml:space="preserve"> est une ligne sur laquelle tous les points ont la même valeur z (ou le même coût). Nous arbitrairement</w:t>
+      </w:r>
+    </w:p>
+    <w:p>
+      <w:pPr>
+        <w:tabs>
+          <w:tab w:val="left" w:pos="2076"/>
+        </w:tabs>
+      </w:pPr>
+      <w:proofErr w:type="gramStart"/>
+      <w:r>
+        <w:t>choisissez</w:t>
+      </w:r>
+      <w:proofErr w:type="gramEnd"/>
+      <w:r>
+        <w:t xml:space="preserve"> la ligne d'isocoût passant par le point (x1 4, x2 4). Pour ce point, z</w:t>
+      </w:r>
+    </w:p>
+    <w:p>
+      <w:pPr>
+        <w:tabs>
+          <w:tab w:val="left" w:pos="2076"/>
+        </w:tabs>
+      </w:pPr>
+      <w:r>
+        <w:t>50 (4) 100 (4) 600, et nous représentons graphiquement la ligne d'isocoût z 50x1 100x2 600.</w:t>
+      </w:r>
+    </w:p>
+    <w:p>
+      <w:pPr>
+        <w:tabs>
+          <w:tab w:val="left" w:pos="2076"/>
+        </w:tabs>
+      </w:pPr>
+      <w:r>
+        <w:t>On considère des droites parallèles à la ligne d'isocoût 50x1 100x2 600 dans la direction de</w:t>
+      </w:r>
+    </w:p>
+    <w:p>
+      <w:pPr>
+        <w:tabs>
+          <w:tab w:val="left" w:pos="2076"/>
+        </w:tabs>
+      </w:pPr>
+      <w:proofErr w:type="gramStart"/>
+      <w:r>
+        <w:t>décroissant</w:t>
+      </w:r>
+      <w:proofErr w:type="gramEnd"/>
+      <w:r>
+        <w:t xml:space="preserve"> z (sud-ouest). Le dernier point de la région des possibles qui croise un isocoût</w:t>
+      </w:r>
+    </w:p>
+    <w:p>
+      <w:pPr>
+        <w:tabs>
+          <w:tab w:val="left" w:pos="2076"/>
+        </w:tabs>
+      </w:pPr>
+      <w:proofErr w:type="gramStart"/>
+      <w:r>
+        <w:t>line</w:t>
+      </w:r>
+      <w:proofErr w:type="gramEnd"/>
+      <w:r>
+        <w:t xml:space="preserve"> sera le point dans la région réalisable ayant la plus petite valeur z. D'après la figure 4,</w:t>
+      </w:r>
+    </w:p>
+    <w:p>
+      <w:pPr>
+        <w:tabs>
+          <w:tab w:val="left" w:pos="2076"/>
+        </w:tabs>
+      </w:pPr>
+      <w:proofErr w:type="gramStart"/>
+      <w:r>
+        <w:t>nous</w:t>
+      </w:r>
+      <w:proofErr w:type="gramEnd"/>
+      <w:r>
+        <w:t xml:space="preserve"> voyons que le point E a la plus petite valeur z de tout point dans la région des possibles; c'est le</w:t>
+      </w:r>
+    </w:p>
+    <w:p>
+      <w:pPr>
+        <w:tabs>
+          <w:tab w:val="left" w:pos="2076"/>
+        </w:tabs>
+      </w:pPr>
+      <w:proofErr w:type="gramStart"/>
+      <w:r>
+        <w:t>solution</w:t>
+      </w:r>
+      <w:proofErr w:type="gramEnd"/>
+      <w:r>
+        <w:t xml:space="preserve"> optimale au problème dorien. Notez que le point E est l'endroit où les lignes 7x1 2x2</w:t>
+      </w:r>
+    </w:p>
+    <w:p>
+      <w:pPr>
+        <w:tabs>
+          <w:tab w:val="left" w:pos="2076"/>
+        </w:tabs>
+      </w:pPr>
+      <w:r>
+        <w:t xml:space="preserve">28 et 2x1 12x2 24 se croisent. La résolution simultanée de ces équations donne la solution optimale (x1 3,6, x2 1,4). La valeur z optimale peut alors être trouvée en remplaçant ces valeurs de x1 et x2 dans </w:t>
+      </w:r>
+      <w:proofErr w:type="gramStart"/>
+      <w:r>
+        <w:t>la fonction objectif</w:t>
+      </w:r>
+      <w:proofErr w:type="gramEnd"/>
+      <w:r>
+        <w:t>. Ainsi, la valeur z optimale est z</w:t>
+      </w:r>
+    </w:p>
+    <w:p>
+      <w:pPr>
+        <w:tabs>
+          <w:tab w:val="left" w:pos="2076"/>
+        </w:tabs>
+      </w:pPr>
+      <w:r>
+        <w:t>50 (3,6) 100 (1,4) 320 320 000 dollars. Parce qu'au point E les contraintes HIW et HIM sont satisfaites par l'égalité, les deux contraintes sont contraignantes</w:t>
+      </w:r>
+    </w:p>
+    <w:p>
+      <w:pPr>
+        <w:tabs>
+          <w:tab w:val="left" w:pos="2076"/>
+        </w:tabs>
+      </w:pPr>
+    </w:p>
+    <w:p>
+      <w:pPr>
+        <w:tabs>
+          <w:tab w:val="left" w:pos="2076"/>
+        </w:tabs>
+      </w:pPr>
+    </w:p>
+    <w:p>
+      <w:pPr>
+        <w:tabs>
+          <w:tab w:val="left" w:pos="2076"/>
+        </w:tabs>
+      </w:pPr>
+      <w:r>
+        <w:t xml:space="preserve">Abandon de la traduction est étude directe du livre en ANGLAIS </w:t>
+      </w:r>
+      <w:proofErr w:type="gramStart"/>
+      <w:r>
+        <w:t>( Ca</w:t>
+      </w:r>
+      <w:proofErr w:type="gramEnd"/>
+      <w:r>
+        <w:t xml:space="preserve"> va plus vite , y’en a marre de traduire </w:t>
+      </w:r>
+      <w:r>
+        <w:rPr>
+          <mc:AlternateContent>
+            <mc:Choice Requires="w16se"/>
+            <mc:Fallback>
+              <w:rFonts w:ascii="Segoe UI Emoji" w:eastAsia="Segoe UI Emoji" w:hAnsi="Segoe UI Emoji" w:cs="Segoe UI Emoji"/>
+            </mc:Fallback>
+          </mc:AlternateContent>
+        </w:rPr>
+        <mc:AlternateContent>
+          <mc:Choice Requires="w16se">
+            <w16se:symEx w16se:font="Segoe UI Emoji" w16se:char="1F60A"/>
+          </mc:Choice>
+          <mc:Fallback>
+            <w:t>😊</w:t>
+          </mc:Fallback>
+        </mc:AlternateContent>
+      </w:r>
+      <w:r>
+        <w:t>)</w:t>
+      </w:r>
     </w:p>
     <w:sectPr>
       <w:pgSz w:w="11906" w:h="16838"/>
@@ -4939,6 +5798,126 @@
     </w:sectPr>
   </w:body>
 </w:document>
+</file>
+
+<file path=word/numbering.xml><?xml version="1.0" encoding="utf-8"?>
+<w:numbering xmlns:wpc="http://schemas.microsoft.com/office/word/2010/wordprocessingCanvas" xmlns:cx="http://schemas.microsoft.com/office/drawing/2014/chartex" xmlns:cx1="http://schemas.microsoft.com/office/drawing/2015/9/8/chartex" xmlns:cx2="http://schemas.microsoft.com/office/drawing/2015/10/21/chartex" xmlns:cx3="http://schemas.microsoft.com/office/drawing/2016/5/9/chartex" xmlns:cx4="http://schemas.microsoft.com/office/drawing/2016/5/10/chartex" xmlns:cx5="http://schemas.microsoft.com/office/drawing/2016/5/11/chartex" xmlns:cx6="http://schemas.microsoft.com/office/drawing/2016/5/12/chartex" xmlns:cx7="http://schemas.microsoft.com/office/drawing/2016/5/13/chartex" xmlns:cx8="http://schemas.microsoft.com/office/drawing/2016/5/14/chartex" xmlns:mc="http://schemas.openxmlformats.org/markup-compatibility/2006" xmlns:aink="http://schemas.microsoft.com/office/drawing/2016/ink" xmlns:am3d="http://schemas.microsoft.com/office/drawing/2017/model3d" xmlns:o="urn:schemas-microsoft-com:office:office" xmlns:r="http://schemas.openxmlformats.org/officeDocument/2006/relationships" xmlns:m="http://schemas.openxmlformats.org/officeDocument/2006/math" xmlns:v="urn:schemas-microsoft-com:vml" xmlns:wp14="http://schemas.microsoft.com/office/word/2010/wordprocessingDrawing" xmlns:wp="http://schemas.openxmlformats.org/drawingml/2006/wordprocessingDrawing" xmlns:w10="urn:schemas-microsoft-com:office:word" xmlns:w="http://schemas.openxmlformats.org/wordprocessingml/2006/main" xmlns:w14="http://schemas.microsoft.com/office/word/2010/wordml" xmlns:w15="http://schemas.microsoft.com/office/word/2012/wordml" xmlns:w16cex="http://schemas.microsoft.com/office/word/2018/wordml/cex" xmlns:w16cid="http://schemas.microsoft.com/office/word/2016/wordml/cid" xmlns:w16="http://schemas.microsoft.com/office/word/2018/wordml" xmlns:w16sdtdh="http://schemas.microsoft.com/office/word/2020/wordml/sdtdatahash" xmlns:w16se="http://schemas.microsoft.com/office/word/2015/wordml/symex" xmlns:wpg="http://schemas.microsoft.com/office/word/2010/wordprocessingGroup" xmlns:wpi="http://schemas.microsoft.com/office/word/2010/wordprocessingInk" xmlns:wne="http://schemas.microsoft.com/office/word/2006/wordml" xmlns:wps="http://schemas.microsoft.com/office/word/2010/wordprocessingShape" mc:Ignorable="w14 w15 w16se w16cid w16 w16cex w16sdtdh wp14">
+  <w:abstractNum w:abstractNumId="0" w15:restartNumberingAfterBreak="0">
+    <w:nsid w:val="5F881E43"/>
+    <w:multiLevelType w:val="hybridMultilevel"/>
+    <w:tmpl w:val="150A87BE"/>
+    <w:lvl w:ilvl="0" w:tplc="EEEC9232">
+      <w:numFmt w:val="bullet"/>
+      <w:lvlText w:val="-"/>
+      <w:lvlJc w:val="left"/>
+      <w:pPr>
+        <w:ind w:left="720" w:hanging="360"/>
+      </w:pPr>
+      <w:rPr>
+        <w:rFonts w:ascii="Calibri" w:eastAsiaTheme="minorHAnsi" w:hAnsi="Calibri" w:cs="Calibri" w:hint="default"/>
+      </w:rPr>
+    </w:lvl>
+    <w:lvl w:ilvl="1" w:tplc="040C0003" w:tentative="1">
+      <w:start w:val="1"/>
+      <w:numFmt w:val="bullet"/>
+      <w:lvlText w:val="o"/>
+      <w:lvlJc w:val="left"/>
+      <w:pPr>
+        <w:ind w:left="1440" w:hanging="360"/>
+      </w:pPr>
+      <w:rPr>
+        <w:rFonts w:ascii="Courier New" w:hAnsi="Courier New" w:cs="Courier New" w:hint="default"/>
+      </w:rPr>
+    </w:lvl>
+    <w:lvl w:ilvl="2" w:tplc="040C0005" w:tentative="1">
+      <w:start w:val="1"/>
+      <w:numFmt w:val="bullet"/>
+      <w:lvlText w:val=""/>
+      <w:lvlJc w:val="left"/>
+      <w:pPr>
+        <w:ind w:left="2160" w:hanging="360"/>
+      </w:pPr>
+      <w:rPr>
+        <w:rFonts w:ascii="Wingdings" w:hAnsi="Wingdings" w:hint="default"/>
+      </w:rPr>
+    </w:lvl>
+    <w:lvl w:ilvl="3" w:tplc="040C0001" w:tentative="1">
+      <w:start w:val="1"/>
+      <w:numFmt w:val="bullet"/>
+      <w:lvlText w:val=""/>
+      <w:lvlJc w:val="left"/>
+      <w:pPr>
+        <w:ind w:left="2880" w:hanging="360"/>
+      </w:pPr>
+      <w:rPr>
+        <w:rFonts w:ascii="Symbol" w:hAnsi="Symbol" w:hint="default"/>
+      </w:rPr>
+    </w:lvl>
+    <w:lvl w:ilvl="4" w:tplc="040C0003" w:tentative="1">
+      <w:start w:val="1"/>
+      <w:numFmt w:val="bullet"/>
+      <w:lvlText w:val="o"/>
+      <w:lvlJc w:val="left"/>
+      <w:pPr>
+        <w:ind w:left="3600" w:hanging="360"/>
+      </w:pPr>
+      <w:rPr>
+        <w:rFonts w:ascii="Courier New" w:hAnsi="Courier New" w:cs="Courier New" w:hint="default"/>
+      </w:rPr>
+    </w:lvl>
+    <w:lvl w:ilvl="5" w:tplc="040C0005" w:tentative="1">
+      <w:start w:val="1"/>
+      <w:numFmt w:val="bullet"/>
+      <w:lvlText w:val=""/>
+      <w:lvlJc w:val="left"/>
+      <w:pPr>
+        <w:ind w:left="4320" w:hanging="360"/>
+      </w:pPr>
+      <w:rPr>
+        <w:rFonts w:ascii="Wingdings" w:hAnsi="Wingdings" w:hint="default"/>
+      </w:rPr>
+    </w:lvl>
+    <w:lvl w:ilvl="6" w:tplc="040C0001" w:tentative="1">
+      <w:start w:val="1"/>
+      <w:numFmt w:val="bullet"/>
+      <w:lvlText w:val=""/>
+      <w:lvlJc w:val="left"/>
+      <w:pPr>
+        <w:ind w:left="5040" w:hanging="360"/>
+      </w:pPr>
+      <w:rPr>
+        <w:rFonts w:ascii="Symbol" w:hAnsi="Symbol" w:hint="default"/>
+      </w:rPr>
+    </w:lvl>
+    <w:lvl w:ilvl="7" w:tplc="040C0003" w:tentative="1">
+      <w:start w:val="1"/>
+      <w:numFmt w:val="bullet"/>
+      <w:lvlText w:val="o"/>
+      <w:lvlJc w:val="left"/>
+      <w:pPr>
+        <w:ind w:left="5760" w:hanging="360"/>
+      </w:pPr>
+      <w:rPr>
+        <w:rFonts w:ascii="Courier New" w:hAnsi="Courier New" w:cs="Courier New" w:hint="default"/>
+      </w:rPr>
+    </w:lvl>
+    <w:lvl w:ilvl="8" w:tplc="040C0005" w:tentative="1">
+      <w:start w:val="1"/>
+      <w:numFmt w:val="bullet"/>
+      <w:lvlText w:val=""/>
+      <w:lvlJc w:val="left"/>
+      <w:pPr>
+        <w:ind w:left="6480" w:hanging="360"/>
+      </w:pPr>
+      <w:rPr>
+        <w:rFonts w:ascii="Wingdings" w:hAnsi="Wingdings" w:hint="default"/>
+      </w:rPr>
+    </w:lvl>
+  </w:abstractNum>
+  <w:num w:numId="1">
+    <w:abstractNumId w:val="0"/>
+  </w:num>
+</w:numbering>
 </file>
 
 <file path=word/styles.xml><?xml version="1.0" encoding="utf-8"?>
@@ -5383,6 +6362,50 @@
       <w:szCs w:val="26"/>
     </w:rPr>
   </w:style>
+  <w:style w:type="paragraph" w:styleId="Titre3">
+    <w:name w:val="heading 3"/>
+    <w:basedOn w:val="Normal"/>
+    <w:next w:val="Normal"/>
+    <w:link w:val="Titre3Car"/>
+    <w:uiPriority w:val="9"/>
+    <w:unhideWhenUsed/>
+    <w:qFormat/>
+    <w:rsid w:val="00DB2A28"/>
+    <w:pPr>
+      <w:keepNext/>
+      <w:keepLines/>
+      <w:spacing w:before="40" w:after="0"/>
+      <w:outlineLvl w:val="2"/>
+    </w:pPr>
+    <w:rPr>
+      <w:rFonts w:asciiTheme="majorHAnsi" w:eastAsiaTheme="majorEastAsia" w:hAnsiTheme="majorHAnsi" w:cstheme="majorBidi"/>
+      <w:color w:val="1F3763" w:themeColor="accent1" w:themeShade="7F"/>
+      <w:sz w:val="24"/>
+      <w:szCs w:val="24"/>
+    </w:rPr>
+  </w:style>
+  <w:style w:type="paragraph" w:styleId="Titre4">
+    <w:name w:val="heading 4"/>
+    <w:basedOn w:val="Normal"/>
+    <w:next w:val="Normal"/>
+    <w:link w:val="Titre4Car"/>
+    <w:uiPriority w:val="9"/>
+    <w:unhideWhenUsed/>
+    <w:qFormat/>
+    <w:rsid w:val="00DB2A28"/>
+    <w:pPr>
+      <w:keepNext/>
+      <w:keepLines/>
+      <w:spacing w:before="40" w:after="0"/>
+      <w:outlineLvl w:val="3"/>
+    </w:pPr>
+    <w:rPr>
+      <w:rFonts w:asciiTheme="majorHAnsi" w:eastAsiaTheme="majorEastAsia" w:hAnsiTheme="majorHAnsi" w:cstheme="majorBidi"/>
+      <w:i/>
+      <w:iCs/>
+      <w:color w:val="2F5496" w:themeColor="accent1" w:themeShade="BF"/>
+    </w:rPr>
+  </w:style>
   <w:style w:type="character" w:default="1" w:styleId="Policepardfaut">
     <w:name w:val="Default Paragraph Font"/>
     <w:uiPriority w:val="1"/>
@@ -5552,6 +6575,43 @@
       <w:sz w:val="56"/>
       <w:szCs w:val="56"/>
     </w:rPr>
+  </w:style>
+  <w:style w:type="character" w:customStyle="1" w:styleId="Titre3Car">
+    <w:name w:val="Titre 3 Car"/>
+    <w:basedOn w:val="Policepardfaut"/>
+    <w:link w:val="Titre3"/>
+    <w:uiPriority w:val="9"/>
+    <w:rsid w:val="00DB2A28"/>
+    <w:rPr>
+      <w:rFonts w:asciiTheme="majorHAnsi" w:eastAsiaTheme="majorEastAsia" w:hAnsiTheme="majorHAnsi" w:cstheme="majorBidi"/>
+      <w:color w:val="1F3763" w:themeColor="accent1" w:themeShade="7F"/>
+      <w:sz w:val="24"/>
+      <w:szCs w:val="24"/>
+    </w:rPr>
+  </w:style>
+  <w:style w:type="character" w:customStyle="1" w:styleId="Titre4Car">
+    <w:name w:val="Titre 4 Car"/>
+    <w:basedOn w:val="Policepardfaut"/>
+    <w:link w:val="Titre4"/>
+    <w:uiPriority w:val="9"/>
+    <w:rsid w:val="00DB2A28"/>
+    <w:rPr>
+      <w:rFonts w:asciiTheme="majorHAnsi" w:eastAsiaTheme="majorEastAsia" w:hAnsiTheme="majorHAnsi" w:cstheme="majorBidi"/>
+      <w:i/>
+      <w:iCs/>
+      <w:color w:val="2F5496" w:themeColor="accent1" w:themeShade="BF"/>
+    </w:rPr>
+  </w:style>
+  <w:style w:type="paragraph" w:styleId="Paragraphedeliste">
+    <w:name w:val="List Paragraph"/>
+    <w:basedOn w:val="Normal"/>
+    <w:uiPriority w:val="34"/>
+    <w:qFormat/>
+    <w:rsid w:val="009E48D2"/>
+    <w:pPr>
+      <w:ind w:left="720"/>
+      <w:contextualSpacing/>
+    </w:pPr>
   </w:style>
 </w:styles>
 </file>

--- a/11. Solveurs linéaires/9. DOCUMENTATIONS/Francais/Cours/01. Traduction d'un bon manuel de www.ufrgs.br.docx
+++ b/11. Solveurs linéaires/9. DOCUMENTATIONS/Francais/Cours/01. Traduction d'un bon manuel de www.ufrgs.br.docx
@@ -4934,19 +4934,7 @@
         </w:tabs>
       </w:pPr>
       <w:r>
-        <w:t>Pour atteindre ces groupes, Dorian Auto</w:t>
-      </w:r>
-      <w:r>
-        <w:t xml:space="preserve"> </w:t>
-      </w:r>
-      <w:r>
-        <w:t>s'est lancé dans une campagne publicitaire télévisée ambitieuse et a décidé d'acheter</w:t>
-      </w:r>
-      <w:r>
-        <w:t xml:space="preserve"> Des </w:t>
-      </w:r>
-      <w:r>
-        <w:t xml:space="preserve">Spots commerciaux d'une minute sur deux types de </w:t>
+        <w:t xml:space="preserve">Pour atteindre ces groupes, Dorian Auto s'est lancé dans une campagne publicitaire télévisée ambitieuse et a décidé d'acheter Des Spots commerciaux d'une minute sur deux types de </w:t>
       </w:r>
       <w:proofErr w:type="gramStart"/>
       <w:r>
@@ -4964,37 +4952,7 @@
         </w:tabs>
       </w:pPr>
       <w:r>
-        <w:t>Chaque publicité comique est vue par 7 millions de femmes à revenu élevé et 2 millions d'hommes à revenu élevé. Chaque publicité de football est vue par 2 millions de femmes à revenu élevé et 12</w:t>
-      </w:r>
-      <w:r>
-        <w:t xml:space="preserve"> </w:t>
-      </w:r>
-      <w:r>
-        <w:t>millions d’hommes à revenu élevé. Une annonce comique d'une minute coûte 50</w:t>
-      </w:r>
-      <w:r>
-        <w:t xml:space="preserve"> </w:t>
-      </w:r>
-      <w:r>
-        <w:t xml:space="preserve">000 $ et </w:t>
-      </w:r>
-      <w:r>
-        <w:t>en</w:t>
-      </w:r>
-      <w:r>
-        <w:t xml:space="preserve"> football l'annonce</w:t>
-      </w:r>
-      <w:r>
-        <w:t xml:space="preserve"> d’une minute</w:t>
-      </w:r>
-      <w:r>
-        <w:t xml:space="preserve"> coûte 100 000 $. Dorian aimerait que les publicités soient vues par au moins 28 millions de personnes</w:t>
-      </w:r>
-      <w:r>
-        <w:t xml:space="preserve"> </w:t>
-      </w:r>
-      <w:r>
-        <w:t>femmes à revenu élevé et 24 millions d’hommes à revenu élevé.</w:t>
+        <w:t>Chaque publicité comique est vue par 7 millions de femmes à revenu élevé et 2 millions d'hommes à revenu élevé. Chaque publicité de football est vue par 2 millions de femmes à revenu élevé et 12 millions d’hommes à revenu élevé. Une annonce comique d'une minute coûte 50 000 $ et en football l'annonce d’une minute coûte 100 000 $. Dorian aimerait que les publicités soient vues par au moins 28 millions de personnes femmes à revenu élevé et 24 millions d’hommes à revenu élevé.</w:t>
       </w:r>
     </w:p>
     <w:p>
@@ -5126,13 +5084,7 @@
       </w:r>
       <w:proofErr w:type="gramEnd"/>
       <w:r>
-        <w:t xml:space="preserve"> z </w:t>
-      </w:r>
-      <w:r>
-        <w:t>=</w:t>
-      </w:r>
-      <w:r>
-        <w:t xml:space="preserve"> 50x1 </w:t>
+        <w:t xml:space="preserve"> z = 50x1 </w:t>
       </w:r>
       <w:r>
         <w:t>+</w:t>
@@ -5200,19 +5152,7 @@
         </w:tabs>
       </w:pPr>
       <w:r>
-        <w:t xml:space="preserve">7x1 </w:t>
-      </w:r>
-      <w:r>
-        <w:t>+</w:t>
-      </w:r>
-      <w:r>
-        <w:t xml:space="preserve"> 2x2 </w:t>
-      </w:r>
-      <w:r>
-        <w:t>=</w:t>
-      </w:r>
-      <w:r>
-        <w:t xml:space="preserve"> 28 </w:t>
+        <w:t xml:space="preserve">7x1 + 2x2 = 28 </w:t>
       </w:r>
     </w:p>
     <w:p>
@@ -5232,19 +5172,7 @@
         </w:tabs>
       </w:pPr>
       <w:r>
-        <w:t xml:space="preserve">2x1 </w:t>
-      </w:r>
-      <w:r>
-        <w:t>+</w:t>
-      </w:r>
-      <w:r>
-        <w:t xml:space="preserve">12x2 </w:t>
-      </w:r>
-      <w:r>
-        <w:t>=</w:t>
-      </w:r>
-      <w:r>
-        <w:t xml:space="preserve"> 24</w:t>
+        <w:t>2x1 +12x2 = 24</w:t>
       </w:r>
     </w:p>
     <w:p>
@@ -5279,13 +5207,15 @@
       </w:r>
       <w:proofErr w:type="spellEnd"/>
       <w:r>
-        <w:t xml:space="preserve"> restrictions x1 </w:t>
-      </w:r>
-      <w:r>
-        <w:t xml:space="preserve"> 0 and x2 </w:t>
-      </w:r>
-      <w:r>
-        <w:t xml:space="preserve"> 0 are </w:t>
+        <w:t xml:space="preserve"> restrictions x</w:t>
+      </w:r>
+      <w:proofErr w:type="gramStart"/>
+      <w:r>
+        <w:t>1  0</w:t>
+      </w:r>
+      <w:proofErr w:type="gramEnd"/>
+      <w:r>
+        <w:t xml:space="preserve"> and x2  0 are </w:t>
       </w:r>
       <w:proofErr w:type="spellStart"/>
       <w:r>
@@ -5317,15 +5247,7 @@
       </w:r>
       <w:proofErr w:type="spellEnd"/>
       <w:r>
-        <w:t xml:space="preserve"> </w:t>
-      </w:r>
-      <w:proofErr w:type="gramStart"/>
-      <w:r>
-        <w:t>by:</w:t>
-      </w:r>
-      <w:proofErr w:type="gramEnd"/>
-      <w:r>
-        <w:t xml:space="preserve"> </w:t>
+        <w:t xml:space="preserve"> by: </w:t>
       </w:r>
     </w:p>
     <w:p>
@@ -5508,17 +5430,11 @@
       <w:proofErr w:type="spellStart"/>
       <w:proofErr w:type="gramStart"/>
       <w:r>
-        <w:t>problème</w:t>
-      </w:r>
-      <w:r>
-        <w:t>de</w:t>
+        <w:t>problèmede</w:t>
       </w:r>
       <w:proofErr w:type="spellEnd"/>
       <w:r>
-        <w:t xml:space="preserve"> </w:t>
-      </w:r>
-      <w:r>
-        <w:t xml:space="preserve"> dorien</w:t>
+        <w:t xml:space="preserve">  dorien</w:t>
       </w:r>
       <w:proofErr w:type="gramEnd"/>
       <w:r>
@@ -5789,6 +5705,45 @@
       <w:r>
         <w:t>)</w:t>
       </w:r>
+    </w:p>
+    <w:p>
+      <w:pPr>
+        <w:tabs>
+          <w:tab w:val="left" w:pos="2076"/>
+        </w:tabs>
+      </w:pPr>
+    </w:p>
+    <w:p>
+      <w:pPr>
+        <w:tabs>
+          <w:tab w:val="left" w:pos="2076"/>
+        </w:tabs>
+      </w:pPr>
+      <w:r>
+        <w:t xml:space="preserve">Rectification : Je ne </w:t>
+      </w:r>
+      <w:proofErr w:type="gramStart"/>
+      <w:r>
+        <w:t>traduit</w:t>
+      </w:r>
+      <w:proofErr w:type="gramEnd"/>
+      <w:r>
+        <w:t xml:space="preserve"> que les meilleurs passages ou les plus importants.</w:t>
+      </w:r>
+    </w:p>
+    <w:p>
+      <w:pPr>
+        <w:tabs>
+          <w:tab w:val="left" w:pos="2076"/>
+        </w:tabs>
+      </w:pPr>
+    </w:p>
+    <w:p>
+      <w:pPr>
+        <w:tabs>
+          <w:tab w:val="left" w:pos="2076"/>
+        </w:tabs>
+      </w:pPr>
     </w:p>
     <w:sectPr>
       <w:pgSz w:w="11906" w:h="16838"/>

--- a/11. Solveurs linéaires/9. DOCUMENTATIONS/Francais/Cours/01. Traduction d'un bon manuel de www.ufrgs.br.docx
+++ b/11. Solveurs linéaires/9. DOCUMENTATIONS/Francais/Cours/01. Traduction d'un bon manuel de www.ufrgs.br.docx
@@ -5425,16 +5425,14 @@
       </w:r>
       <w:proofErr w:type="spellEnd"/>
       <w:r>
-        <w:t xml:space="preserve">, le </w:t>
-      </w:r>
-      <w:proofErr w:type="spellStart"/>
-      <w:proofErr w:type="gramStart"/>
-      <w:r>
-        <w:t>problèmede</w:t>
-      </w:r>
-      <w:proofErr w:type="spellEnd"/>
-      <w:r>
-        <w:t xml:space="preserve">  dorien</w:t>
+        <w:t>, le problème</w:t>
+      </w:r>
+      <w:r>
+        <w:t xml:space="preserve"> </w:t>
+      </w:r>
+      <w:proofErr w:type="gramStart"/>
+      <w:r>
+        <w:t>de  dorien</w:t>
       </w:r>
       <w:proofErr w:type="gramEnd"/>
       <w:r>
@@ -5718,25 +5716,3074 @@
         <w:tabs>
           <w:tab w:val="left" w:pos="2076"/>
         </w:tabs>
-      </w:pPr>
-      <w:r>
-        <w:t xml:space="preserve">Rectification : Je ne </w:t>
-      </w:r>
-      <w:proofErr w:type="gramStart"/>
-      <w:r>
-        <w:t>traduit</w:t>
-      </w:r>
-      <w:proofErr w:type="gramEnd"/>
-      <w:r>
-        <w:t xml:space="preserve"> que les meilleurs passages ou les plus importants.</w:t>
-      </w:r>
-    </w:p>
-    <w:p>
-      <w:pPr>
-        <w:tabs>
-          <w:tab w:val="left" w:pos="2076"/>
-        </w:tabs>
-      </w:pPr>
+        <w:rPr>
+          <w:b/>
+          <w:bCs/>
+        </w:rPr>
+      </w:pPr>
+      <w:r>
+        <w:rPr>
+          <w:b/>
+          <w:bCs/>
+        </w:rPr>
+        <w:t>Rectification : Je ne tradui</w:t>
+      </w:r>
+      <w:r>
+        <w:rPr>
+          <w:b/>
+          <w:bCs/>
+        </w:rPr>
+        <w:t xml:space="preserve">s </w:t>
+      </w:r>
+      <w:r>
+        <w:rPr>
+          <w:b/>
+          <w:bCs/>
+        </w:rPr>
+        <w:t>que les meilleurs passages ou les plus importants.</w:t>
+      </w:r>
+    </w:p>
+    <w:p>
+      <w:pPr>
+        <w:tabs>
+          <w:tab w:val="left" w:pos="2076"/>
+        </w:tabs>
+      </w:pPr>
+    </w:p>
+    <w:p>
+      <w:pPr>
+        <w:pStyle w:val="Titre1"/>
+      </w:pPr>
+      <w:r>
+        <w:t>Example 6 : un problème de régime.</w:t>
+      </w:r>
+    </w:p>
+    <w:p/>
+    <w:p>
+      <w:pPr>
+        <w:tabs>
+          <w:tab w:val="left" w:pos="2076"/>
+        </w:tabs>
+      </w:pPr>
+      <w:r>
+        <w:t>Mon alimentation exige que toute la nourriture que je mange provienne de l'un des quatre</w:t>
+      </w:r>
+      <w:proofErr w:type="gramStart"/>
+      <w:r>
+        <w:t xml:space="preserve"> «groupes</w:t>
+      </w:r>
+      <w:proofErr w:type="gramEnd"/>
+      <w:r>
+        <w:t xml:space="preserve"> alimentaires de base»(gâteau au chocolat, crème glacée, soda et cheesecake). </w:t>
+      </w:r>
+    </w:p>
+    <w:p>
+      <w:pPr>
+        <w:tabs>
+          <w:tab w:val="left" w:pos="2076"/>
+        </w:tabs>
+      </w:pPr>
+      <w:r>
+        <w:t>À l'heure actuelle, les quatre aliments suivants</w:t>
+      </w:r>
+      <w:r>
+        <w:t xml:space="preserve"> </w:t>
+      </w:r>
+      <w:r>
+        <w:t xml:space="preserve">sont disponibles à la </w:t>
+      </w:r>
+      <w:proofErr w:type="gramStart"/>
+      <w:r>
+        <w:t>conso</w:t>
+      </w:r>
+      <w:r>
+        <w:t>m</w:t>
+      </w:r>
+      <w:r>
+        <w:t>mation:</w:t>
+      </w:r>
+      <w:proofErr w:type="gramEnd"/>
+      <w:r>
+        <w:t xml:space="preserve"> </w:t>
+      </w:r>
+    </w:p>
+    <w:p>
+      <w:pPr>
+        <w:pStyle w:val="Paragraphedeliste"/>
+        <w:numPr>
+          <w:ilvl w:val="0"/>
+          <w:numId w:val="2"/>
+        </w:numPr>
+        <w:tabs>
+          <w:tab w:val="left" w:pos="2076"/>
+        </w:tabs>
+      </w:pPr>
+      <w:proofErr w:type="gramStart"/>
+      <w:r>
+        <w:t>brownies</w:t>
+      </w:r>
+      <w:proofErr w:type="gramEnd"/>
+      <w:r>
+        <w:t xml:space="preserve">, </w:t>
+      </w:r>
+    </w:p>
+    <w:p>
+      <w:pPr>
+        <w:pStyle w:val="Paragraphedeliste"/>
+        <w:numPr>
+          <w:ilvl w:val="0"/>
+          <w:numId w:val="2"/>
+        </w:numPr>
+        <w:tabs>
+          <w:tab w:val="left" w:pos="2076"/>
+        </w:tabs>
+      </w:pPr>
+      <w:proofErr w:type="gramStart"/>
+      <w:r>
+        <w:t>glace</w:t>
+      </w:r>
+      <w:proofErr w:type="gramEnd"/>
+      <w:r>
+        <w:t xml:space="preserve"> au chocolat, </w:t>
+      </w:r>
+    </w:p>
+    <w:p>
+      <w:pPr>
+        <w:pStyle w:val="Paragraphedeliste"/>
+        <w:numPr>
+          <w:ilvl w:val="0"/>
+          <w:numId w:val="2"/>
+        </w:numPr>
+        <w:tabs>
+          <w:tab w:val="left" w:pos="2076"/>
+        </w:tabs>
+      </w:pPr>
+      <w:proofErr w:type="gramStart"/>
+      <w:r>
+        <w:t>cola</w:t>
+      </w:r>
+      <w:proofErr w:type="gramEnd"/>
+      <w:r>
+        <w:t xml:space="preserve"> et </w:t>
+      </w:r>
+    </w:p>
+    <w:p>
+      <w:pPr>
+        <w:pStyle w:val="Paragraphedeliste"/>
+        <w:numPr>
+          <w:ilvl w:val="0"/>
+          <w:numId w:val="2"/>
+        </w:numPr>
+        <w:tabs>
+          <w:tab w:val="left" w:pos="2076"/>
+        </w:tabs>
+      </w:pPr>
+      <w:proofErr w:type="gramStart"/>
+      <w:r>
+        <w:t>gâteau</w:t>
+      </w:r>
+      <w:proofErr w:type="gramEnd"/>
+      <w:r>
+        <w:t xml:space="preserve"> au fromage à l'ananas. </w:t>
+      </w:r>
+    </w:p>
+    <w:p>
+      <w:pPr>
+        <w:tabs>
+          <w:tab w:val="left" w:pos="2076"/>
+        </w:tabs>
+      </w:pPr>
+      <w:r>
+        <w:t xml:space="preserve">Chaque brownie coûte </w:t>
+      </w:r>
+      <w:r>
+        <w:rPr>
+          <w:b/>
+          <w:bCs/>
+        </w:rPr>
+        <w:t>50 ¢</w:t>
+      </w:r>
+      <w:r>
+        <w:t xml:space="preserve">, chaque boule de glace au chocolat coûte </w:t>
+      </w:r>
+      <w:r>
+        <w:rPr>
+          <w:b/>
+          <w:bCs/>
+        </w:rPr>
+        <w:t>20 ¢</w:t>
+      </w:r>
+      <w:r>
+        <w:t>, chaque bouteille</w:t>
+      </w:r>
+      <w:r>
+        <w:t xml:space="preserve"> </w:t>
+      </w:r>
+      <w:r>
+        <w:t xml:space="preserve">de cola coûte </w:t>
+      </w:r>
+      <w:r>
+        <w:rPr>
+          <w:b/>
+          <w:bCs/>
+        </w:rPr>
+        <w:t>30 ¢</w:t>
+      </w:r>
+      <w:r>
+        <w:t xml:space="preserve">, et chaque morceau de gâteau au fromage à l'ananas coûte </w:t>
+      </w:r>
+      <w:r>
+        <w:rPr>
+          <w:b/>
+          <w:bCs/>
+        </w:rPr>
+        <w:t>80 ¢</w:t>
+      </w:r>
+      <w:r>
+        <w:t xml:space="preserve">. </w:t>
+      </w:r>
+    </w:p>
+    <w:p>
+      <w:pPr>
+        <w:tabs>
+          <w:tab w:val="left" w:pos="2076"/>
+        </w:tabs>
+      </w:pPr>
+      <w:r>
+        <w:t xml:space="preserve">Chaque jour, je dois faire au moins </w:t>
+      </w:r>
+      <w:r>
+        <w:rPr>
+          <w:b/>
+          <w:bCs/>
+        </w:rPr>
+        <w:t>500 calories, 6 onces de chocolat, 10 onces de sucre et 8 onces de matières grasses</w:t>
+      </w:r>
+      <w:r>
+        <w:t xml:space="preserve">. La teneur nutritionnelle par unité de chaque aliment est indiquée dans le tableau 2. </w:t>
+      </w:r>
+    </w:p>
+    <w:p>
+      <w:pPr>
+        <w:tabs>
+          <w:tab w:val="left" w:pos="2076"/>
+        </w:tabs>
+      </w:pPr>
+      <w:r>
+        <w:lastRenderedPageBreak/>
+        <w:t>Formuler une programmation linéaire</w:t>
+      </w:r>
+      <w:r>
+        <w:t xml:space="preserve"> </w:t>
+      </w:r>
+      <w:r>
+        <w:t>modèle qui peut être utilisé pour satisfaire mes besoins nutritionnels quotidiens à moindre coût</w:t>
+      </w:r>
+    </w:p>
+    <w:p>
+      <w:pPr>
+        <w:tabs>
+          <w:tab w:val="left" w:pos="2076"/>
+        </w:tabs>
+      </w:pPr>
+    </w:p>
+    <w:p>
+      <w:pPr>
+        <w:pStyle w:val="Titre1"/>
+      </w:pPr>
+      <w:r>
+        <w:t xml:space="preserve">Solution : </w:t>
+      </w:r>
+    </w:p>
+    <w:p>
+      <w:pPr>
+        <w:tabs>
+          <w:tab w:val="left" w:pos="2076"/>
+        </w:tabs>
+      </w:pPr>
+      <w:r>
+        <w:t xml:space="preserve">Comme toujours, nous commençons par déterminer les décisions qui doivent être prises par </w:t>
+      </w:r>
+      <w:r>
+        <w:t xml:space="preserve">celui qui </w:t>
+      </w:r>
+      <w:proofErr w:type="gramStart"/>
+      <w:r>
+        <w:t>décide</w:t>
+      </w:r>
+      <w:r>
+        <w:t>:</w:t>
+      </w:r>
+      <w:proofErr w:type="gramEnd"/>
+      <w:r>
+        <w:t xml:space="preserve"> quelle quantité de chaque type d'aliment doit être consommée quotidiennement. Ainsi, nous définissons les variables de décision</w:t>
+      </w:r>
+      <w:r>
+        <w:t> :</w:t>
+      </w:r>
+    </w:p>
+    <w:p>
+      <w:pPr>
+        <w:pStyle w:val="PrformatHTML"/>
+        <w:rPr>
+          <w:rStyle w:val="y2iqfc"/>
+        </w:rPr>
+      </w:pPr>
+      <w:proofErr w:type="gramStart"/>
+      <w:r>
+        <w:rPr>
+          <w:rStyle w:val="y2iqfc"/>
+        </w:rPr>
+        <w:t>x</w:t>
+      </w:r>
+      <w:proofErr w:type="gramEnd"/>
+      <w:r>
+        <w:rPr>
+          <w:rStyle w:val="y2iqfc"/>
+        </w:rPr>
+        <w:t>1 nombre de brownies consommés quotidiennement</w:t>
+      </w:r>
+    </w:p>
+    <w:p>
+      <w:pPr>
+        <w:pStyle w:val="PrformatHTML"/>
+        <w:rPr>
+          <w:rStyle w:val="y2iqfc"/>
+        </w:rPr>
+      </w:pPr>
+      <w:proofErr w:type="gramStart"/>
+      <w:r>
+        <w:rPr>
+          <w:rStyle w:val="y2iqfc"/>
+        </w:rPr>
+        <w:t>x</w:t>
+      </w:r>
+      <w:proofErr w:type="gramEnd"/>
+      <w:r>
+        <w:rPr>
+          <w:rStyle w:val="y2iqfc"/>
+        </w:rPr>
+        <w:t>2 nombre de boules de glace au chocolat consommées quotidiennement</w:t>
+      </w:r>
+    </w:p>
+    <w:p>
+      <w:pPr>
+        <w:pStyle w:val="PrformatHTML"/>
+        <w:rPr>
+          <w:rStyle w:val="y2iqfc"/>
+        </w:rPr>
+      </w:pPr>
+      <w:proofErr w:type="gramStart"/>
+      <w:r>
+        <w:rPr>
+          <w:rStyle w:val="y2iqfc"/>
+        </w:rPr>
+        <w:t>x</w:t>
+      </w:r>
+      <w:proofErr w:type="gramEnd"/>
+      <w:r>
+        <w:rPr>
+          <w:rStyle w:val="y2iqfc"/>
+        </w:rPr>
+        <w:t>3 bouteilles de cola bues quotidiennement</w:t>
+      </w:r>
+    </w:p>
+    <w:p>
+      <w:pPr>
+        <w:pStyle w:val="PrformatHTML"/>
+      </w:pPr>
+      <w:proofErr w:type="gramStart"/>
+      <w:r>
+        <w:rPr>
+          <w:rStyle w:val="y2iqfc"/>
+        </w:rPr>
+        <w:t>x</w:t>
+      </w:r>
+      <w:proofErr w:type="gramEnd"/>
+      <w:r>
+        <w:rPr>
+          <w:rStyle w:val="y2iqfc"/>
+        </w:rPr>
+        <w:t>4 morceaux de cheesecake à l'ananas consommés quotidiennement</w:t>
+      </w:r>
+    </w:p>
+    <w:p>
+      <w:pPr>
+        <w:tabs>
+          <w:tab w:val="left" w:pos="2076"/>
+        </w:tabs>
+      </w:pPr>
+    </w:p>
+    <w:p>
+      <w:pPr>
+        <w:tabs>
+          <w:tab w:val="left" w:pos="2076"/>
+        </w:tabs>
+      </w:pPr>
+      <w:r>
+        <w:t xml:space="preserve">L'objectif est de minimiser le coût de mon alimentation. </w:t>
+      </w:r>
+    </w:p>
+    <w:p>
+      <w:pPr>
+        <w:tabs>
+          <w:tab w:val="left" w:pos="2076"/>
+          <w:tab w:val="left" w:pos="8328"/>
+        </w:tabs>
+      </w:pPr>
+      <w:r>
+        <w:t xml:space="preserve">Le coût total de tout régime peut être déterminé à partir de la relation </w:t>
+      </w:r>
+      <w:proofErr w:type="gramStart"/>
+      <w:r>
+        <w:t>suivante:</w:t>
+      </w:r>
+      <w:proofErr w:type="gramEnd"/>
+      <w:r>
+        <w:tab/>
+      </w:r>
+    </w:p>
+    <w:p>
+      <w:pPr>
+        <w:tabs>
+          <w:tab w:val="left" w:pos="2076"/>
+        </w:tabs>
+      </w:pPr>
+      <w:r>
+        <w:t xml:space="preserve"> (</w:t>
+      </w:r>
+      <w:proofErr w:type="gramStart"/>
+      <w:r>
+        <w:t>coût</w:t>
+      </w:r>
+      <w:proofErr w:type="gramEnd"/>
+      <w:r>
+        <w:t xml:space="preserve"> total du régime) </w:t>
+      </w:r>
+      <w:r>
+        <w:t xml:space="preserve">= </w:t>
+      </w:r>
+      <w:r>
+        <w:t>(coût des brownies)</w:t>
+      </w:r>
+      <w:r>
+        <w:t>+</w:t>
+      </w:r>
+      <w:r>
+        <w:t xml:space="preserve"> (coût de la </w:t>
+      </w:r>
+      <w:proofErr w:type="spellStart"/>
+      <w:r>
+        <w:t>glacecrème</w:t>
+      </w:r>
+      <w:proofErr w:type="spellEnd"/>
+      <w:r>
+        <w:t xml:space="preserve">) </w:t>
+      </w:r>
+      <w:r>
+        <w:t>+</w:t>
+      </w:r>
+      <w:r>
+        <w:t xml:space="preserve">(coût du cola) </w:t>
+      </w:r>
+      <w:r>
+        <w:t>+</w:t>
+      </w:r>
+      <w:r>
+        <w:t xml:space="preserve"> </w:t>
+      </w:r>
+      <w:r>
+        <w:t>(coût du gâteau au fromage).</w:t>
+      </w:r>
+    </w:p>
+    <w:p>
+      <w:pPr>
+        <w:tabs>
+          <w:tab w:val="left" w:pos="2076"/>
+        </w:tabs>
+      </w:pPr>
+    </w:p>
+    <w:p>
+      <w:pPr>
+        <w:tabs>
+          <w:tab w:val="left" w:pos="2076"/>
+        </w:tabs>
+      </w:pPr>
+      <w:r>
+        <w:t xml:space="preserve">Autrement dit </w:t>
+      </w:r>
+    </w:p>
+    <w:p>
+      <w:pPr>
+        <w:tabs>
+          <w:tab w:val="left" w:pos="2076"/>
+        </w:tabs>
+      </w:pPr>
+      <w:r>
+        <w:t xml:space="preserve">Cout du régime = </w:t>
+      </w:r>
+      <w:r>
+        <w:t>50x1 + 20x2 + 30x3 + 80x4</w:t>
+      </w:r>
+    </w:p>
+    <w:p>
+      <w:pPr>
+        <w:tabs>
+          <w:tab w:val="left" w:pos="2076"/>
+        </w:tabs>
+      </w:pPr>
+      <w:r>
+        <w:t xml:space="preserve">Du coup, </w:t>
+      </w:r>
+      <w:proofErr w:type="gramStart"/>
+      <w:r>
+        <w:t>notre fonction objectif</w:t>
+      </w:r>
+      <w:proofErr w:type="gramEnd"/>
+      <w:r>
+        <w:t xml:space="preserve"> est :</w:t>
+      </w:r>
+    </w:p>
+    <w:p>
+      <w:pPr>
+        <w:tabs>
+          <w:tab w:val="left" w:pos="2076"/>
+        </w:tabs>
+      </w:pPr>
+      <w:proofErr w:type="gramStart"/>
+      <w:r>
+        <w:t>M</w:t>
+      </w:r>
+      <w:r>
+        <w:t>in</w:t>
+      </w:r>
+      <w:r>
+        <w:t>(</w:t>
+      </w:r>
+      <w:r>
+        <w:t xml:space="preserve"> z</w:t>
+      </w:r>
+      <w:proofErr w:type="gramEnd"/>
+      <w:r>
+        <w:t xml:space="preserve"> </w:t>
+      </w:r>
+      <w:r>
+        <w:t>)</w:t>
+      </w:r>
+      <w:r>
+        <w:t>=</w:t>
+      </w:r>
+      <w:r>
+        <w:t xml:space="preserve"> 50x1 </w:t>
+      </w:r>
+      <w:r>
+        <w:t>+</w:t>
+      </w:r>
+      <w:r>
+        <w:t xml:space="preserve"> 20x2 </w:t>
+      </w:r>
+      <w:r>
+        <w:t>+</w:t>
+      </w:r>
+      <w:r>
+        <w:t xml:space="preserve"> 30x3 </w:t>
+      </w:r>
+      <w:r>
+        <w:t>+</w:t>
+      </w:r>
+      <w:r>
+        <w:t xml:space="preserve"> 80x4</w:t>
+      </w:r>
+    </w:p>
+    <w:p>
+      <w:pPr>
+        <w:tabs>
+          <w:tab w:val="left" w:pos="2076"/>
+        </w:tabs>
+        <w:rPr>
+          <w:rStyle w:val="jlqj4b"/>
+        </w:rPr>
+      </w:pPr>
+      <w:r>
+        <w:rPr>
+          <w:rStyle w:val="jlqj4b"/>
+        </w:rPr>
+        <w:t xml:space="preserve">Les variables de décision doivent satisfaire les quatre contraintes </w:t>
+      </w:r>
+      <w:proofErr w:type="gramStart"/>
+      <w:r>
+        <w:rPr>
+          <w:rStyle w:val="jlqj4b"/>
+        </w:rPr>
+        <w:t>suivantes:</w:t>
+      </w:r>
+      <w:proofErr w:type="gramEnd"/>
+      <w:r>
+        <w:rPr>
+          <w:rStyle w:val="jlqj4b"/>
+        </w:rPr>
+        <w:t xml:space="preserve"> </w:t>
+      </w:r>
+    </w:p>
+    <w:p>
+      <w:pPr>
+        <w:tabs>
+          <w:tab w:val="left" w:pos="2076"/>
+        </w:tabs>
+        <w:rPr>
+          <w:rStyle w:val="jlqj4b"/>
+        </w:rPr>
+      </w:pPr>
+      <w:r>
+        <w:rPr>
+          <w:rStyle w:val="jlqj4b"/>
+        </w:rPr>
+        <w:t xml:space="preserve">Contrainte 1 L'apport calorique quotidien doit être d'au moins 500 calories. </w:t>
+      </w:r>
+    </w:p>
+    <w:p>
+      <w:pPr>
+        <w:tabs>
+          <w:tab w:val="left" w:pos="2076"/>
+        </w:tabs>
+        <w:rPr>
+          <w:rStyle w:val="jlqj4b"/>
+        </w:rPr>
+      </w:pPr>
+      <w:r>
+        <w:rPr>
+          <w:rStyle w:val="jlqj4b"/>
+        </w:rPr>
+        <w:t xml:space="preserve">Contrainte 2 La consommation quotidienne de chocolat doit être d'au moins 6 onces. </w:t>
+      </w:r>
+    </w:p>
+    <w:p>
+      <w:pPr>
+        <w:tabs>
+          <w:tab w:val="left" w:pos="2076"/>
+        </w:tabs>
+        <w:rPr>
+          <w:rStyle w:val="jlqj4b"/>
+        </w:rPr>
+      </w:pPr>
+      <w:r>
+        <w:rPr>
+          <w:rStyle w:val="jlqj4b"/>
+        </w:rPr>
+        <w:t xml:space="preserve">Contrainte 3 La consommation quotidienne de sucre doit être d'au moins 10 onces. </w:t>
+      </w:r>
+    </w:p>
+    <w:p>
+      <w:pPr>
+        <w:tabs>
+          <w:tab w:val="left" w:pos="2076"/>
+        </w:tabs>
+      </w:pPr>
+      <w:r>
+        <w:rPr>
+          <w:rStyle w:val="jlqj4b"/>
+        </w:rPr>
+        <w:t>Contrainte 4 L'apport quotidien en matières grasses doit être d'au moins 8 oz</w:t>
+      </w:r>
+    </w:p>
+    <w:p>
+      <w:pPr>
+        <w:tabs>
+          <w:tab w:val="left" w:pos="2076"/>
+        </w:tabs>
+      </w:pPr>
+    </w:p>
+    <w:p>
+      <w:pPr>
+        <w:tabs>
+          <w:tab w:val="left" w:pos="2076"/>
+        </w:tabs>
+        <w:rPr>
+          <w:b/>
+          <w:bCs/>
+        </w:rPr>
+      </w:pPr>
+      <w:r>
+        <w:rPr>
+          <w:b/>
+          <w:bCs/>
+        </w:rPr>
+        <w:t xml:space="preserve">TABLE 2 </w:t>
+      </w:r>
+    </w:p>
+    <w:p>
+      <w:pPr>
+        <w:tabs>
+          <w:tab w:val="left" w:pos="2076"/>
+        </w:tabs>
+      </w:pPr>
+      <w:r>
+        <w:t xml:space="preserve">Valeurs </w:t>
+      </w:r>
+      <w:proofErr w:type="spellStart"/>
+      <w:r>
+        <w:t>nutritionelles</w:t>
+      </w:r>
+      <w:proofErr w:type="spellEnd"/>
+      <w:r>
+        <w:t xml:space="preserve"> pour le </w:t>
+      </w:r>
+      <w:proofErr w:type="gramStart"/>
+      <w:r>
+        <w:t>régime .</w:t>
+      </w:r>
+      <w:proofErr w:type="gramEnd"/>
+    </w:p>
+    <w:p>
+      <w:pPr>
+        <w:pBdr>
+          <w:top w:val="single" w:sz="4" w:space="1" w:color="auto"/>
+          <w:left w:val="single" w:sz="4" w:space="4" w:color="auto"/>
+          <w:bottom w:val="single" w:sz="4" w:space="1" w:color="auto"/>
+          <w:right w:val="single" w:sz="4" w:space="4" w:color="auto"/>
+          <w:between w:val="single" w:sz="4" w:space="1" w:color="auto"/>
+          <w:bar w:val="single" w:sz="4" w:color="auto"/>
+        </w:pBdr>
+        <w:tabs>
+          <w:tab w:val="left" w:pos="2076"/>
+        </w:tabs>
+        <w:rPr>
+          <w:b/>
+          <w:bCs/>
+        </w:rPr>
+      </w:pPr>
+      <w:r>
+        <w:rPr>
+          <w:b/>
+          <w:bCs/>
+        </w:rPr>
+        <w:t xml:space="preserve">Type of Food </w:t>
+      </w:r>
+      <w:r>
+        <w:rPr>
+          <w:b/>
+          <w:bCs/>
+        </w:rPr>
+        <w:tab/>
+      </w:r>
+      <w:r>
+        <w:rPr>
+          <w:b/>
+          <w:bCs/>
+        </w:rPr>
+        <w:tab/>
+      </w:r>
+      <w:r>
+        <w:rPr>
+          <w:b/>
+          <w:bCs/>
+        </w:rPr>
+        <w:tab/>
+      </w:r>
+      <w:r>
+        <w:rPr>
+          <w:b/>
+          <w:bCs/>
+        </w:rPr>
+        <w:t xml:space="preserve">Calories </w:t>
+      </w:r>
+      <w:r>
+        <w:rPr>
+          <w:b/>
+          <w:bCs/>
+        </w:rPr>
+        <w:tab/>
+      </w:r>
+      <w:r>
+        <w:rPr>
+          <w:b/>
+          <w:bCs/>
+        </w:rPr>
+        <w:tab/>
+      </w:r>
+      <w:proofErr w:type="spellStart"/>
+      <w:r>
+        <w:rPr>
+          <w:b/>
+          <w:bCs/>
+        </w:rPr>
+        <w:t>Chocolate</w:t>
+      </w:r>
+      <w:proofErr w:type="spellEnd"/>
+      <w:r>
+        <w:rPr>
+          <w:b/>
+          <w:bCs/>
+        </w:rPr>
+        <w:t xml:space="preserve"> (</w:t>
+      </w:r>
+      <w:proofErr w:type="spellStart"/>
+      <w:r>
+        <w:rPr>
+          <w:b/>
+          <w:bCs/>
+        </w:rPr>
+        <w:t>Ounces</w:t>
+      </w:r>
+      <w:proofErr w:type="spellEnd"/>
+      <w:r>
+        <w:rPr>
+          <w:b/>
+          <w:bCs/>
+        </w:rPr>
+        <w:t xml:space="preserve">) </w:t>
+      </w:r>
+      <w:r>
+        <w:rPr>
+          <w:b/>
+          <w:bCs/>
+        </w:rPr>
+        <w:tab/>
+      </w:r>
+      <w:r>
+        <w:rPr>
+          <w:b/>
+          <w:bCs/>
+        </w:rPr>
+        <w:tab/>
+      </w:r>
+      <w:r>
+        <w:rPr>
+          <w:b/>
+          <w:bCs/>
+        </w:rPr>
+        <w:t>Sugar (</w:t>
+      </w:r>
+      <w:proofErr w:type="spellStart"/>
+      <w:r>
+        <w:rPr>
+          <w:b/>
+          <w:bCs/>
+        </w:rPr>
+        <w:t>Ounces</w:t>
+      </w:r>
+      <w:proofErr w:type="spellEnd"/>
+      <w:r>
+        <w:rPr>
+          <w:b/>
+          <w:bCs/>
+        </w:rPr>
+        <w:t>) Fat (</w:t>
+      </w:r>
+      <w:proofErr w:type="spellStart"/>
+      <w:r>
+        <w:rPr>
+          <w:b/>
+          <w:bCs/>
+        </w:rPr>
+        <w:t>Ounces</w:t>
+      </w:r>
+      <w:proofErr w:type="spellEnd"/>
+      <w:r>
+        <w:rPr>
+          <w:b/>
+          <w:bCs/>
+        </w:rPr>
+        <w:t>)</w:t>
+      </w:r>
+    </w:p>
+    <w:p>
+      <w:pPr>
+        <w:pBdr>
+          <w:top w:val="single" w:sz="4" w:space="1" w:color="auto"/>
+          <w:left w:val="single" w:sz="4" w:space="4" w:color="auto"/>
+          <w:bottom w:val="single" w:sz="4" w:space="1" w:color="auto"/>
+          <w:right w:val="single" w:sz="4" w:space="4" w:color="auto"/>
+          <w:between w:val="single" w:sz="4" w:space="1" w:color="auto"/>
+          <w:bar w:val="single" w:sz="4" w:color="auto"/>
+        </w:pBdr>
+        <w:tabs>
+          <w:tab w:val="left" w:pos="2076"/>
+        </w:tabs>
+      </w:pPr>
+      <w:r>
+        <w:t xml:space="preserve">Brownie </w:t>
+      </w:r>
+      <w:r>
+        <w:tab/>
+      </w:r>
+      <w:r>
+        <w:tab/>
+      </w:r>
+      <w:r>
+        <w:tab/>
+      </w:r>
+      <w:r>
+        <w:t xml:space="preserve">400 </w:t>
+      </w:r>
+      <w:r>
+        <w:tab/>
+      </w:r>
+      <w:r>
+        <w:tab/>
+      </w:r>
+      <w:r>
+        <w:tab/>
+      </w:r>
+      <w:r>
+        <w:t xml:space="preserve">3 </w:t>
+      </w:r>
+      <w:r>
+        <w:tab/>
+      </w:r>
+      <w:r>
+        <w:tab/>
+      </w:r>
+      <w:r>
+        <w:tab/>
+      </w:r>
+      <w:r>
+        <w:tab/>
+      </w:r>
+      <w:r>
+        <w:t xml:space="preserve">2 </w:t>
+      </w:r>
+      <w:r>
+        <w:tab/>
+      </w:r>
+      <w:r>
+        <w:tab/>
+      </w:r>
+      <w:r>
+        <w:t>2</w:t>
+      </w:r>
+    </w:p>
+    <w:p>
+      <w:pPr>
+        <w:pBdr>
+          <w:top w:val="single" w:sz="4" w:space="1" w:color="auto"/>
+          <w:left w:val="single" w:sz="4" w:space="4" w:color="auto"/>
+          <w:bottom w:val="single" w:sz="4" w:space="1" w:color="auto"/>
+          <w:right w:val="single" w:sz="4" w:space="4" w:color="auto"/>
+          <w:between w:val="single" w:sz="4" w:space="1" w:color="auto"/>
+          <w:bar w:val="single" w:sz="4" w:color="auto"/>
+        </w:pBdr>
+        <w:tabs>
+          <w:tab w:val="left" w:pos="2076"/>
+        </w:tabs>
+      </w:pPr>
+      <w:proofErr w:type="spellStart"/>
+      <w:r>
+        <w:t>Chocolate</w:t>
+      </w:r>
+      <w:proofErr w:type="spellEnd"/>
+      <w:r>
+        <w:t xml:space="preserve"> </w:t>
+      </w:r>
+      <w:proofErr w:type="spellStart"/>
+      <w:r>
+        <w:t>ice</w:t>
+      </w:r>
+      <w:proofErr w:type="spellEnd"/>
+      <w:r>
+        <w:t xml:space="preserve"> </w:t>
+      </w:r>
+      <w:proofErr w:type="spellStart"/>
+      <w:r>
+        <w:t>cream</w:t>
+      </w:r>
+      <w:proofErr w:type="spellEnd"/>
+      <w:r>
+        <w:t xml:space="preserve"> (1 scoop) </w:t>
+      </w:r>
+      <w:r>
+        <w:tab/>
+      </w:r>
+      <w:r>
+        <w:t xml:space="preserve">200 </w:t>
+      </w:r>
+      <w:r>
+        <w:tab/>
+      </w:r>
+      <w:r>
+        <w:tab/>
+      </w:r>
+      <w:r>
+        <w:tab/>
+      </w:r>
+      <w:r>
+        <w:t xml:space="preserve">2 </w:t>
+      </w:r>
+      <w:r>
+        <w:tab/>
+      </w:r>
+      <w:r>
+        <w:tab/>
+      </w:r>
+      <w:r>
+        <w:tab/>
+      </w:r>
+      <w:r>
+        <w:tab/>
+      </w:r>
+      <w:r>
+        <w:t xml:space="preserve">2 </w:t>
+      </w:r>
+      <w:r>
+        <w:tab/>
+      </w:r>
+      <w:r>
+        <w:tab/>
+      </w:r>
+      <w:r>
+        <w:t xml:space="preserve">4 </w:t>
+      </w:r>
+    </w:p>
+    <w:p>
+      <w:pPr>
+        <w:pBdr>
+          <w:top w:val="single" w:sz="4" w:space="1" w:color="auto"/>
+          <w:left w:val="single" w:sz="4" w:space="4" w:color="auto"/>
+          <w:bottom w:val="single" w:sz="4" w:space="1" w:color="auto"/>
+          <w:right w:val="single" w:sz="4" w:space="4" w:color="auto"/>
+          <w:between w:val="single" w:sz="4" w:space="1" w:color="auto"/>
+          <w:bar w:val="single" w:sz="4" w:color="auto"/>
+        </w:pBdr>
+        <w:tabs>
+          <w:tab w:val="left" w:pos="2076"/>
+        </w:tabs>
+      </w:pPr>
+      <w:r>
+        <w:t xml:space="preserve">Cola (1 </w:t>
+      </w:r>
+      <w:proofErr w:type="spellStart"/>
+      <w:r>
+        <w:t>bottle</w:t>
+      </w:r>
+      <w:proofErr w:type="spellEnd"/>
+      <w:r>
+        <w:t xml:space="preserve">) </w:t>
+      </w:r>
+      <w:r>
+        <w:tab/>
+      </w:r>
+      <w:r>
+        <w:tab/>
+      </w:r>
+      <w:r>
+        <w:tab/>
+      </w:r>
+      <w:r>
+        <w:t xml:space="preserve">150 </w:t>
+      </w:r>
+      <w:r>
+        <w:tab/>
+      </w:r>
+      <w:r>
+        <w:tab/>
+      </w:r>
+      <w:r>
+        <w:tab/>
+      </w:r>
+      <w:r>
+        <w:t xml:space="preserve">0 </w:t>
+      </w:r>
+      <w:r>
+        <w:tab/>
+      </w:r>
+      <w:r>
+        <w:tab/>
+      </w:r>
+      <w:r>
+        <w:tab/>
+      </w:r>
+      <w:r>
+        <w:tab/>
+      </w:r>
+      <w:r>
+        <w:t xml:space="preserve">4 </w:t>
+      </w:r>
+      <w:r>
+        <w:tab/>
+      </w:r>
+      <w:r>
+        <w:tab/>
+      </w:r>
+      <w:r>
+        <w:t xml:space="preserve">1 </w:t>
+      </w:r>
+    </w:p>
+    <w:p>
+      <w:pPr>
+        <w:pBdr>
+          <w:top w:val="single" w:sz="4" w:space="1" w:color="auto"/>
+          <w:left w:val="single" w:sz="4" w:space="4" w:color="auto"/>
+          <w:bottom w:val="single" w:sz="4" w:space="1" w:color="auto"/>
+          <w:right w:val="single" w:sz="4" w:space="4" w:color="auto"/>
+          <w:between w:val="single" w:sz="4" w:space="1" w:color="auto"/>
+          <w:bar w:val="single" w:sz="4" w:color="auto"/>
+        </w:pBdr>
+        <w:tabs>
+          <w:tab w:val="left" w:pos="2076"/>
+        </w:tabs>
+      </w:pPr>
+      <w:proofErr w:type="spellStart"/>
+      <w:r>
+        <w:t>Pineapple</w:t>
+      </w:r>
+      <w:proofErr w:type="spellEnd"/>
+      <w:r>
+        <w:t xml:space="preserve"> cheesecake</w:t>
+      </w:r>
+      <w:r>
+        <w:t xml:space="preserve"> (1piece)</w:t>
+      </w:r>
+      <w:r>
+        <w:tab/>
+        <w:t>500</w:t>
+      </w:r>
+      <w:r>
+        <w:tab/>
+      </w:r>
+      <w:r>
+        <w:tab/>
+      </w:r>
+      <w:r>
+        <w:tab/>
+        <w:t>0</w:t>
+      </w:r>
+      <w:r>
+        <w:tab/>
+      </w:r>
+      <w:r>
+        <w:tab/>
+      </w:r>
+      <w:r>
+        <w:tab/>
+      </w:r>
+      <w:r>
+        <w:tab/>
+        <w:t>4</w:t>
+      </w:r>
+      <w:r>
+        <w:tab/>
+      </w:r>
+      <w:r>
+        <w:tab/>
+        <w:t>5</w:t>
+      </w:r>
+    </w:p>
+    <w:p>
+      <w:pPr>
+        <w:tabs>
+          <w:tab w:val="left" w:pos="2076"/>
+        </w:tabs>
+      </w:pPr>
+    </w:p>
+    <w:p>
+      <w:pPr>
+        <w:tabs>
+          <w:tab w:val="left" w:pos="2076"/>
+        </w:tabs>
+      </w:pPr>
+      <w:r>
+        <w:t>La contrainte 1 s’exprime de la sorte :</w:t>
+      </w:r>
+    </w:p>
+    <w:p>
+      <w:pPr>
+        <w:tabs>
+          <w:tab w:val="left" w:pos="2076"/>
+        </w:tabs>
+      </w:pPr>
+      <w:r>
+        <w:t xml:space="preserve">400x1 </w:t>
+      </w:r>
+      <w:r>
+        <w:t>+</w:t>
+      </w:r>
+      <w:r>
+        <w:t xml:space="preserve"> 200x2 </w:t>
+      </w:r>
+      <w:r>
+        <w:t>+</w:t>
+      </w:r>
+      <w:r>
+        <w:t xml:space="preserve"> 150x3 </w:t>
+      </w:r>
+      <w:r>
+        <w:t xml:space="preserve">+ </w:t>
+      </w:r>
+      <w:r>
+        <w:t xml:space="preserve">500x4 </w:t>
+      </w:r>
+      <w:r>
+        <w:t>&lt;=</w:t>
+      </w:r>
+      <w:r>
+        <w:t xml:space="preserve"> 500 (Calorie </w:t>
+      </w:r>
+      <w:proofErr w:type="spellStart"/>
+      <w:r>
+        <w:t>constraint</w:t>
+      </w:r>
+      <w:proofErr w:type="spellEnd"/>
+      <w:r>
+        <w:t>)</w:t>
+      </w:r>
+    </w:p>
+    <w:p>
+      <w:pPr>
+        <w:tabs>
+          <w:tab w:val="left" w:pos="2076"/>
+        </w:tabs>
+      </w:pPr>
+    </w:p>
+    <w:p>
+      <w:pPr>
+        <w:tabs>
+          <w:tab w:val="left" w:pos="2076"/>
+        </w:tabs>
+      </w:pPr>
+      <w:r>
+        <w:lastRenderedPageBreak/>
+        <w:t xml:space="preserve">La contrainte </w:t>
+      </w:r>
+      <w:r>
+        <w:t>2</w:t>
+      </w:r>
+      <w:r>
+        <w:t xml:space="preserve"> s’exprime de la sorte :</w:t>
+      </w:r>
+    </w:p>
+    <w:p>
+      <w:pPr>
+        <w:tabs>
+          <w:tab w:val="left" w:pos="2076"/>
+        </w:tabs>
+      </w:pPr>
+      <w:r>
+        <w:t xml:space="preserve">3x1 </w:t>
+      </w:r>
+      <w:r>
+        <w:t>+</w:t>
+      </w:r>
+      <w:r>
+        <w:t xml:space="preserve"> 2x2 </w:t>
+      </w:r>
+      <w:r>
+        <w:t xml:space="preserve">&gt;= </w:t>
+      </w:r>
+      <w:r>
+        <w:t>6 (</w:t>
+      </w:r>
+      <w:proofErr w:type="spellStart"/>
+      <w:r>
+        <w:t>Chocolate</w:t>
+      </w:r>
+      <w:proofErr w:type="spellEnd"/>
+      <w:r>
+        <w:t xml:space="preserve"> </w:t>
+      </w:r>
+      <w:proofErr w:type="spellStart"/>
+      <w:r>
+        <w:t>constraint</w:t>
+      </w:r>
+      <w:proofErr w:type="spellEnd"/>
+      <w:r>
+        <w:t xml:space="preserve">) </w:t>
+      </w:r>
+    </w:p>
+    <w:p>
+      <w:pPr>
+        <w:tabs>
+          <w:tab w:val="left" w:pos="2076"/>
+        </w:tabs>
+      </w:pPr>
+      <w:r>
+        <w:t xml:space="preserve">La contrainte </w:t>
+      </w:r>
+      <w:r>
+        <w:t>3</w:t>
+      </w:r>
+      <w:r>
+        <w:t xml:space="preserve"> s’exprime de la sorte :</w:t>
+      </w:r>
+    </w:p>
+    <w:p>
+      <w:pPr>
+        <w:tabs>
+          <w:tab w:val="left" w:pos="2076"/>
+        </w:tabs>
+      </w:pPr>
+      <w:r>
+        <w:t>2x1</w:t>
+      </w:r>
+      <w:r>
+        <w:t xml:space="preserve"> +</w:t>
+      </w:r>
+      <w:r>
+        <w:t xml:space="preserve"> 2x2 </w:t>
+      </w:r>
+      <w:r>
+        <w:t>+</w:t>
+      </w:r>
+      <w:r>
+        <w:t xml:space="preserve"> 4x3 </w:t>
+      </w:r>
+      <w:r>
+        <w:t>+</w:t>
+      </w:r>
+      <w:r>
+        <w:t>4x4 &gt;=10 (Su</w:t>
+      </w:r>
+      <w:r>
+        <w:t>cre</w:t>
+      </w:r>
+      <w:r>
+        <w:t xml:space="preserve"> </w:t>
+      </w:r>
+      <w:proofErr w:type="spellStart"/>
+      <w:r>
+        <w:t>constraint</w:t>
+      </w:r>
+      <w:proofErr w:type="spellEnd"/>
+      <w:r>
+        <w:t xml:space="preserve">) </w:t>
+      </w:r>
+    </w:p>
+    <w:p>
+      <w:pPr>
+        <w:tabs>
+          <w:tab w:val="left" w:pos="2076"/>
+        </w:tabs>
+      </w:pPr>
+      <w:r>
+        <w:t xml:space="preserve">La contrainte </w:t>
+      </w:r>
+      <w:r>
+        <w:t>4</w:t>
+      </w:r>
+      <w:r>
+        <w:t xml:space="preserve"> s’exprime de la sorte :</w:t>
+      </w:r>
+    </w:p>
+    <w:p>
+      <w:pPr>
+        <w:tabs>
+          <w:tab w:val="left" w:pos="2076"/>
+        </w:tabs>
+      </w:pPr>
+      <w:r>
+        <w:t>2x1</w:t>
+      </w:r>
+      <w:r>
+        <w:t xml:space="preserve"> +</w:t>
+      </w:r>
+      <w:r>
+        <w:t xml:space="preserve"> 4x2 </w:t>
+      </w:r>
+      <w:r>
+        <w:t>+</w:t>
+      </w:r>
+      <w:r>
+        <w:t>x3</w:t>
+      </w:r>
+      <w:r>
+        <w:t>+</w:t>
+      </w:r>
+      <w:r>
+        <w:t xml:space="preserve"> 5x4 &gt;</w:t>
+      </w:r>
+      <w:proofErr w:type="gramStart"/>
+      <w:r>
+        <w:t>=  8</w:t>
+      </w:r>
+      <w:proofErr w:type="gramEnd"/>
+      <w:r>
+        <w:t xml:space="preserve"> (</w:t>
+      </w:r>
+      <w:r>
+        <w:t>Gras</w:t>
+      </w:r>
+      <w:r>
+        <w:t xml:space="preserve"> </w:t>
+      </w:r>
+      <w:proofErr w:type="spellStart"/>
+      <w:r>
+        <w:t>constraint</w:t>
+      </w:r>
+      <w:proofErr w:type="spellEnd"/>
+      <w:r>
+        <w:t>)</w:t>
+      </w:r>
+    </w:p>
+    <w:p>
+      <w:pPr>
+        <w:tabs>
+          <w:tab w:val="left" w:pos="2076"/>
+        </w:tabs>
+      </w:pPr>
+      <w:r>
+        <w:t>Et enfin la restriction de signe</w:t>
+      </w:r>
+      <w:r>
+        <w:t xml:space="preserve"> xi &gt;= 0 (i </w:t>
+      </w:r>
+      <w:r>
+        <w:t>=</w:t>
+      </w:r>
+      <w:r>
+        <w:t xml:space="preserve"> 1, 2, 3, 4) </w:t>
+      </w:r>
+      <w:r>
+        <w:t>doit s’appliquer.</w:t>
+      </w:r>
+    </w:p>
+    <w:p>
+      <w:pPr>
+        <w:tabs>
+          <w:tab w:val="left" w:pos="2076"/>
+        </w:tabs>
+      </w:pPr>
+      <w:r>
+        <w:t xml:space="preserve">La </w:t>
+      </w:r>
+      <w:r>
+        <w:t xml:space="preserve">Combinaison </w:t>
+      </w:r>
+      <w:proofErr w:type="gramStart"/>
+      <w:r>
+        <w:t>de la fonction objectif</w:t>
+      </w:r>
+      <w:proofErr w:type="gramEnd"/>
+      <w:r>
+        <w:t>, des contraintes et des restrictions de signe</w:t>
+      </w:r>
+    </w:p>
+    <w:p>
+      <w:pPr>
+        <w:tabs>
+          <w:tab w:val="left" w:pos="2076"/>
+        </w:tabs>
+      </w:pPr>
+      <w:proofErr w:type="gramStart"/>
+      <w:r>
+        <w:t>donne</w:t>
+      </w:r>
+      <w:proofErr w:type="gramEnd"/>
+      <w:r>
+        <w:t xml:space="preserve"> </w:t>
+      </w:r>
+      <w:r>
+        <w:t xml:space="preserve">Le programme linéaire </w:t>
+      </w:r>
+      <w:r>
+        <w:t xml:space="preserve"> qui suit:</w:t>
+      </w:r>
+    </w:p>
+    <w:p>
+      <w:pPr>
+        <w:tabs>
+          <w:tab w:val="left" w:pos="2076"/>
+        </w:tabs>
+      </w:pPr>
+      <w:r>
+        <w:rPr>
+          <w:noProof/>
+        </w:rPr>
+        <w:drawing>
+          <wp:inline distT="0" distB="0" distL="0" distR="0" wp14:anchorId="5FE9349D" wp14:editId="4A8F33A0">
+            <wp:extent cx="6840220" cy="1582420"/>
+            <wp:effectExtent l="0" t="0" r="0" b="0"/>
+            <wp:docPr id="2" name="Image 2"/>
+            <wp:cNvGraphicFramePr>
+              <a:graphicFrameLocks xmlns:a="http://schemas.openxmlformats.org/drawingml/2006/main" noChangeAspect="1"/>
+            </wp:cNvGraphicFramePr>
+            <a:graphic xmlns:a="http://schemas.openxmlformats.org/drawingml/2006/main">
+              <a:graphicData uri="http://schemas.openxmlformats.org/drawingml/2006/picture">
+                <pic:pic xmlns:pic="http://schemas.openxmlformats.org/drawingml/2006/picture">
+                  <pic:nvPicPr>
+                    <pic:cNvPr id="1" name=""/>
+                    <pic:cNvPicPr/>
+                  </pic:nvPicPr>
+                  <pic:blipFill>
+                    <a:blip r:embed="rId7"/>
+                    <a:stretch>
+                      <a:fillRect/>
+                    </a:stretch>
+                  </pic:blipFill>
+                  <pic:spPr>
+                    <a:xfrm>
+                      <a:off x="0" y="0"/>
+                      <a:ext cx="6840220" cy="1582420"/>
+                    </a:xfrm>
+                    <a:prstGeom prst="rect">
+                      <a:avLst/>
+                    </a:prstGeom>
+                  </pic:spPr>
+                </pic:pic>
+              </a:graphicData>
+            </a:graphic>
+          </wp:inline>
+        </w:drawing>
+      </w:r>
+    </w:p>
+    <w:p>
+      <w:pPr>
+        <w:tabs>
+          <w:tab w:val="left" w:pos="2076"/>
+        </w:tabs>
+      </w:pPr>
+    </w:p>
+    <w:p>
+      <w:pPr>
+        <w:tabs>
+          <w:tab w:val="left" w:pos="2076"/>
+        </w:tabs>
+      </w:pPr>
+    </w:p>
+    <w:p>
+      <w:pPr>
+        <w:tabs>
+          <w:tab w:val="left" w:pos="2076"/>
+        </w:tabs>
+      </w:pPr>
+      <w:r>
+        <w:t>La solution optimale pour ce LP est x1</w:t>
+      </w:r>
+      <w:r>
+        <w:t xml:space="preserve"> =</w:t>
+      </w:r>
+      <w:r>
+        <w:t xml:space="preserve"> x4</w:t>
+      </w:r>
+      <w:r>
+        <w:t xml:space="preserve"> =</w:t>
+      </w:r>
+      <w:r>
+        <w:t xml:space="preserve"> 0, x2 </w:t>
+      </w:r>
+      <w:r>
+        <w:t xml:space="preserve">= </w:t>
+      </w:r>
+      <w:r>
+        <w:t xml:space="preserve">3, x3 </w:t>
+      </w:r>
+      <w:r>
+        <w:t xml:space="preserve">= </w:t>
+      </w:r>
+      <w:r>
+        <w:t xml:space="preserve">1, z </w:t>
+      </w:r>
+      <w:r>
+        <w:t xml:space="preserve">= </w:t>
+      </w:r>
+      <w:r>
+        <w:t xml:space="preserve">90. </w:t>
+      </w:r>
+    </w:p>
+    <w:p>
+      <w:pPr>
+        <w:tabs>
+          <w:tab w:val="left" w:pos="2076"/>
+        </w:tabs>
+      </w:pPr>
+      <w:r>
+        <w:t xml:space="preserve">Ainsi, le régime à prix minimum entraîne un coût quotidien de 90 ¢ en mangeant trois boules de glace au chocolat et en buvant une bouteille de cola. </w:t>
+      </w:r>
+    </w:p>
+    <w:p>
+      <w:pPr>
+        <w:tabs>
+          <w:tab w:val="left" w:pos="2076"/>
+        </w:tabs>
+      </w:pPr>
+      <w:r>
+        <w:t xml:space="preserve">La valeur z optimale peut être obtenue en substituant la valeur optimale des variables de décision dans </w:t>
+      </w:r>
+      <w:proofErr w:type="gramStart"/>
+      <w:r>
+        <w:t>la fonction objectif</w:t>
+      </w:r>
+      <w:proofErr w:type="gramEnd"/>
+      <w:r>
+        <w:t>.</w:t>
+      </w:r>
+    </w:p>
+    <w:p>
+      <w:pPr>
+        <w:tabs>
+          <w:tab w:val="left" w:pos="2076"/>
+        </w:tabs>
+      </w:pPr>
+      <w:r>
+        <w:t xml:space="preserve"> Cela donne un coût total de </w:t>
+      </w:r>
+      <w:proofErr w:type="gramStart"/>
+      <w:r>
+        <w:t>z</w:t>
+      </w:r>
+      <w:r>
+        <w:t xml:space="preserve"> </w:t>
+      </w:r>
+      <w:r>
+        <w:t xml:space="preserve"> 3</w:t>
+      </w:r>
+      <w:proofErr w:type="gramEnd"/>
+      <w:r>
+        <w:t xml:space="preserve"> (20) 1 (30) 90 ¢. </w:t>
+      </w:r>
+    </w:p>
+    <w:p>
+      <w:pPr>
+        <w:tabs>
+          <w:tab w:val="left" w:pos="2076"/>
+        </w:tabs>
+      </w:pPr>
+      <w:r>
+        <w:rPr>
+          <w:noProof/>
+        </w:rPr>
+        <w:drawing>
+          <wp:inline distT="0" distB="0" distL="0" distR="0" wp14:anchorId="6C1579A1" wp14:editId="0EE7FCAB">
+            <wp:extent cx="3962400" cy="1495425"/>
+            <wp:effectExtent l="0" t="0" r="0" b="9525"/>
+            <wp:docPr id="3" name="Image 3"/>
+            <wp:cNvGraphicFramePr>
+              <a:graphicFrameLocks xmlns:a="http://schemas.openxmlformats.org/drawingml/2006/main" noChangeAspect="1"/>
+            </wp:cNvGraphicFramePr>
+            <a:graphic xmlns:a="http://schemas.openxmlformats.org/drawingml/2006/main">
+              <a:graphicData uri="http://schemas.openxmlformats.org/drawingml/2006/picture">
+                <pic:pic xmlns:pic="http://schemas.openxmlformats.org/drawingml/2006/picture">
+                  <pic:nvPicPr>
+                    <pic:cNvPr id="1" name=""/>
+                    <pic:cNvPicPr/>
+                  </pic:nvPicPr>
+                  <pic:blipFill>
+                    <a:blip r:embed="rId8"/>
+                    <a:stretch>
+                      <a:fillRect/>
+                    </a:stretch>
+                  </pic:blipFill>
+                  <pic:spPr>
+                    <a:xfrm>
+                      <a:off x="0" y="0"/>
+                      <a:ext cx="3962400" cy="1495425"/>
+                    </a:xfrm>
+                    <a:prstGeom prst="rect">
+                      <a:avLst/>
+                    </a:prstGeom>
+                  </pic:spPr>
+                </pic:pic>
+              </a:graphicData>
+            </a:graphic>
+          </wp:inline>
+        </w:drawing>
+      </w:r>
+    </w:p>
+    <w:p>
+      <w:pPr>
+        <w:tabs>
+          <w:tab w:val="left" w:pos="2076"/>
+        </w:tabs>
+      </w:pPr>
+      <w:proofErr w:type="gramStart"/>
+      <w:r>
+        <w:t>les</w:t>
+      </w:r>
+      <w:proofErr w:type="gramEnd"/>
+      <w:r>
+        <w:t xml:space="preserve"> contraintes de chocolat et de sucre sont contraignantes, mais les contraintes de calories et de matières grasses ne sont pas contraignantes.</w:t>
+      </w:r>
+    </w:p>
+    <w:p>
+      <w:pPr>
+        <w:tabs>
+          <w:tab w:val="left" w:pos="2076"/>
+        </w:tabs>
+      </w:pPr>
+      <w:r>
+        <w:t xml:space="preserve">Une version du problème de l'alimentation avec une liste plus réaliste des aliments et des besoins nutritionnels a été l'un des premiers LP à être résolu par ordinateur. </w:t>
+      </w:r>
+    </w:p>
+    <w:p>
+      <w:pPr>
+        <w:tabs>
+          <w:tab w:val="left" w:pos="2076"/>
+        </w:tabs>
+      </w:pPr>
+      <w:r>
+        <w:t xml:space="preserve">Stigler (1945) a proposé </w:t>
+      </w:r>
+      <w:proofErr w:type="gramStart"/>
+      <w:r>
+        <w:t>un</w:t>
+      </w:r>
+      <w:r>
+        <w:t xml:space="preserve">  </w:t>
+      </w:r>
+      <w:r>
+        <w:t>problème</w:t>
+      </w:r>
+      <w:proofErr w:type="gramEnd"/>
+      <w:r>
+        <w:t xml:space="preserve"> de régime</w:t>
+      </w:r>
+      <w:r>
+        <w:t xml:space="preserve"> dans lequel 77 types d'aliments étaient disponibles et 10 besoins nutritionnels (vitamine</w:t>
+      </w:r>
+      <w:r>
+        <w:t xml:space="preserve"> </w:t>
+      </w:r>
+      <w:r>
+        <w:t xml:space="preserve">A, vitamine C, etc.) devaient être satisfaites. </w:t>
+      </w:r>
+    </w:p>
+    <w:p>
+      <w:pPr>
+        <w:tabs>
+          <w:tab w:val="left" w:pos="2076"/>
+        </w:tabs>
+      </w:pPr>
+      <w:r>
+        <w:t>Une fois résolue par ordinateur, la solution optimale a donné un régime composé de semoule de maïs, farine de blé, lait évaporé, beurre d'arachide, saindoux,</w:t>
+      </w:r>
+      <w:r>
+        <w:t xml:space="preserve"> </w:t>
+      </w:r>
+      <w:proofErr w:type="spellStart"/>
+      <w:r>
+        <w:t>boeuf</w:t>
+      </w:r>
+      <w:proofErr w:type="spellEnd"/>
+      <w:r>
+        <w:t xml:space="preserve">, foie, pommes de terre, épinards et chou. </w:t>
+      </w:r>
+    </w:p>
+    <w:p>
+      <w:pPr>
+        <w:tabs>
+          <w:tab w:val="left" w:pos="2076"/>
+        </w:tabs>
+      </w:pPr>
+      <w:r>
+        <w:lastRenderedPageBreak/>
+        <w:t>Bien qu'un tel régime soit clairement riche en nutriments vitaux, peu de gens en seraient satisfaits car il ne semble pas répondre à un minimum</w:t>
+      </w:r>
+      <w:r>
+        <w:t xml:space="preserve"> </w:t>
+      </w:r>
+      <w:r>
+        <w:t xml:space="preserve">niveau goût (et Stigler exigeait que le même régime soit consommé chaque jour). </w:t>
+      </w:r>
+    </w:p>
+    <w:p>
+      <w:pPr>
+        <w:tabs>
+          <w:tab w:val="left" w:pos="2076"/>
+        </w:tabs>
+      </w:pPr>
+      <w:r>
+        <w:t>La solution optimale à tout modèle LP ne reflétera que les aspects de la réalité capturés par</w:t>
+      </w:r>
+      <w:r>
+        <w:t xml:space="preserve"> </w:t>
+      </w:r>
+      <w:r>
+        <w:t xml:space="preserve">la fonction objective et les contraintes. </w:t>
+      </w:r>
+    </w:p>
+    <w:p>
+      <w:pPr>
+        <w:tabs>
+          <w:tab w:val="left" w:pos="2076"/>
+        </w:tabs>
+      </w:pPr>
+      <w:r>
+        <w:t>La formulation de Stigler du problème alimentaire</w:t>
+      </w:r>
+      <w:r>
+        <w:t xml:space="preserve"> </w:t>
+      </w:r>
+      <w:r>
+        <w:t xml:space="preserve">ne reflétait pas le désir des gens d’avoir une alimentation savoureuse et variée. </w:t>
+      </w:r>
+    </w:p>
+    <w:p>
+      <w:pPr>
+        <w:tabs>
+          <w:tab w:val="left" w:pos="2076"/>
+        </w:tabs>
+      </w:pPr>
+      <w:r>
+        <w:t>La programmation en nombres entiers a été utilisée</w:t>
+      </w:r>
+      <w:r>
+        <w:t xml:space="preserve"> </w:t>
+      </w:r>
+      <w:r>
+        <w:t xml:space="preserve">pour planifier des menus institutionnels pour une période hebdomadaire ou mensuelle. </w:t>
+      </w:r>
+    </w:p>
+    <w:p>
+      <w:pPr>
+        <w:tabs>
+          <w:tab w:val="left" w:pos="2076"/>
+        </w:tabs>
+      </w:pPr>
+      <w:r>
+        <w:t>Les modèles de planification de menus contiennent des contraintes qui reflètent les exigences de goût et de variété</w:t>
+      </w:r>
+      <w:r>
+        <w:t>.</w:t>
+      </w:r>
+    </w:p>
+    <w:p>
+      <w:pPr>
+        <w:tabs>
+          <w:tab w:val="left" w:pos="2076"/>
+        </w:tabs>
+      </w:pPr>
+    </w:p>
+    <w:p>
+      <w:pPr>
+        <w:pStyle w:val="Titre2"/>
+      </w:pPr>
+      <w:r>
+        <w:t>Problèmes</w:t>
+      </w:r>
+    </w:p>
+    <w:p>
+      <w:pPr>
+        <w:tabs>
+          <w:tab w:val="left" w:pos="2076"/>
+        </w:tabs>
+      </w:pPr>
+    </w:p>
+    <w:p>
+      <w:pPr>
+        <w:pStyle w:val="Titre2"/>
+        <w:rPr>
+          <w:rStyle w:val="jlqj4b"/>
+        </w:rPr>
+      </w:pPr>
+      <w:r>
+        <w:rPr>
+          <w:rStyle w:val="jlqj4b"/>
+        </w:rPr>
+        <w:t>1</w:t>
+      </w:r>
+    </w:p>
+    <w:p>
+      <w:pPr>
+        <w:tabs>
+          <w:tab w:val="left" w:pos="2076"/>
+        </w:tabs>
+        <w:rPr>
+          <w:rStyle w:val="jlqj4b"/>
+        </w:rPr>
+      </w:pPr>
+      <w:r>
+        <w:rPr>
+          <w:rStyle w:val="jlqj4b"/>
+        </w:rPr>
+        <w:t xml:space="preserve">Il y a trois usines sur la rivière </w:t>
+      </w:r>
+      <w:proofErr w:type="spellStart"/>
+      <w:r>
+        <w:rPr>
+          <w:rStyle w:val="jlqj4b"/>
+        </w:rPr>
+        <w:t>Momiss</w:t>
+      </w:r>
+      <w:proofErr w:type="spellEnd"/>
+      <w:r>
+        <w:rPr>
+          <w:rStyle w:val="jlqj4b"/>
+        </w:rPr>
+        <w:t xml:space="preserve"> (1, 2 et 3). </w:t>
+      </w:r>
+    </w:p>
+    <w:p>
+      <w:pPr>
+        <w:tabs>
+          <w:tab w:val="left" w:pos="2076"/>
+        </w:tabs>
+        <w:rPr>
+          <w:rStyle w:val="jlqj4b"/>
+        </w:rPr>
+      </w:pPr>
+      <w:r>
+        <w:rPr>
+          <w:rStyle w:val="jlqj4b"/>
+        </w:rPr>
+        <w:t xml:space="preserve">Chacun émet deux types de polluants (1 et 2) dans le fleuve. </w:t>
+      </w:r>
+    </w:p>
+    <w:p>
+      <w:pPr>
+        <w:tabs>
+          <w:tab w:val="left" w:pos="2076"/>
+        </w:tabs>
+        <w:rPr>
+          <w:rStyle w:val="jlqj4b"/>
+        </w:rPr>
+      </w:pPr>
+      <w:r>
+        <w:rPr>
+          <w:rStyle w:val="jlqj4b"/>
+        </w:rPr>
+        <w:t>Si les déchets de chaque usine sont traités, la pollution dans la rivière peut être réduite.</w:t>
+      </w:r>
+    </w:p>
+    <w:p>
+      <w:pPr>
+        <w:tabs>
+          <w:tab w:val="left" w:pos="2076"/>
+        </w:tabs>
+        <w:rPr>
+          <w:rStyle w:val="jlqj4b"/>
+        </w:rPr>
+      </w:pPr>
+      <w:r>
+        <w:rPr>
+          <w:rStyle w:val="jlqj4b"/>
+        </w:rPr>
+        <w:t xml:space="preserve"> Il en coûte 15 $ pour traiter une tonne de déchets d'usine 1, et chaque tonne traitée réduit la quantité de polluant 1 de 0,10 tonne et la quantité de polluant 2 de 0,45 tonne. </w:t>
+      </w:r>
+    </w:p>
+    <w:p>
+      <w:pPr>
+        <w:tabs>
+          <w:tab w:val="left" w:pos="2076"/>
+        </w:tabs>
+        <w:rPr>
+          <w:rStyle w:val="jlqj4b"/>
+        </w:rPr>
+      </w:pPr>
+      <w:r>
+        <w:rPr>
+          <w:rStyle w:val="jlqj4b"/>
+        </w:rPr>
+        <w:t xml:space="preserve">Il en coûte 10 $ pour traiter une tonne de déchets d'usine 2, et chaque tonne traitée réduira la quantité de polluant 1 de 0,20 tonne et la quantité de polluant 2 de 0,25 tonne. </w:t>
+      </w:r>
+    </w:p>
+    <w:p>
+      <w:pPr>
+        <w:tabs>
+          <w:tab w:val="left" w:pos="2076"/>
+        </w:tabs>
+        <w:rPr>
+          <w:rStyle w:val="jlqj4b"/>
+        </w:rPr>
+      </w:pPr>
+      <w:r>
+        <w:rPr>
+          <w:rStyle w:val="jlqj4b"/>
+        </w:rPr>
+        <w:t xml:space="preserve">Il en coûte 20 $ pour traiter une tonne de déchets d'usine 3, et chaque tonne traitée réduira la quantité de polluant 1 de 0,40 tonne et la quantité de polluant 2 de 0,30 tonne. </w:t>
+      </w:r>
+    </w:p>
+    <w:p>
+      <w:pPr>
+        <w:tabs>
+          <w:tab w:val="left" w:pos="2076"/>
+        </w:tabs>
+        <w:rPr>
+          <w:rStyle w:val="jlqj4b"/>
+        </w:rPr>
+      </w:pPr>
+      <w:r>
+        <w:rPr>
+          <w:rStyle w:val="jlqj4b"/>
+        </w:rPr>
+        <w:t xml:space="preserve">L'Etat souhaite réduire la quantité de polluant 1 dans la rivière d'au moins 30 tonnes et la quantité de polluant 2 dans la rivière d'au moins 40 tonnes. </w:t>
+      </w:r>
+    </w:p>
+    <w:p>
+      <w:pPr>
+        <w:tabs>
+          <w:tab w:val="left" w:pos="2076"/>
+        </w:tabs>
+        <w:rPr>
+          <w:rStyle w:val="jlqj4b"/>
+        </w:rPr>
+      </w:pPr>
+      <w:r>
+        <w:rPr>
+          <w:rStyle w:val="jlqj4b"/>
+        </w:rPr>
+        <w:t xml:space="preserve">Formulez une LP qui minimisera le coût de la réduction de la pollution des quantités souhaitées. Pensez-vous que les hypothèses LP (proportionnalité, additivité, divisibilité et certitude) sont raisonnables pour ce </w:t>
+      </w:r>
+      <w:proofErr w:type="gramStart"/>
+      <w:r>
+        <w:rPr>
+          <w:rStyle w:val="jlqj4b"/>
+        </w:rPr>
+        <w:t>problème?</w:t>
+      </w:r>
+      <w:proofErr w:type="gramEnd"/>
+    </w:p>
+    <w:p>
+      <w:pPr>
+        <w:tabs>
+          <w:tab w:val="left" w:pos="2076"/>
+        </w:tabs>
+        <w:rPr>
+          <w:rStyle w:val="jlqj4b"/>
+        </w:rPr>
+      </w:pPr>
+    </w:p>
+    <w:p>
+      <w:pPr>
+        <w:pStyle w:val="Titre2"/>
+        <w:rPr>
+          <w:rStyle w:val="jlqj4b"/>
+        </w:rPr>
+      </w:pPr>
+      <w:r>
+        <w:rPr>
+          <w:rStyle w:val="jlqj4b"/>
+        </w:rPr>
+        <w:t>2</w:t>
+      </w:r>
+    </w:p>
+    <w:p>
+      <w:pPr>
+        <w:rPr>
+          <w:rStyle w:val="viiyi"/>
+        </w:rPr>
+      </w:pPr>
+      <w:r>
+        <w:rPr>
+          <w:rStyle w:val="jlqj4b"/>
+        </w:rPr>
+        <w:t xml:space="preserve">U.S. </w:t>
+      </w:r>
+      <w:proofErr w:type="spellStart"/>
+      <w:r>
+        <w:rPr>
+          <w:rStyle w:val="jlqj4b"/>
+        </w:rPr>
+        <w:t>Labs</w:t>
+      </w:r>
+      <w:proofErr w:type="spellEnd"/>
+      <w:r>
+        <w:rPr>
+          <w:rStyle w:val="jlqj4b"/>
+        </w:rPr>
+        <w:t xml:space="preserve"> fabrique des valves cardiaques mécaniques à partir des valves cardiaques de porcs.</w:t>
+      </w:r>
+      <w:r>
+        <w:rPr>
+          <w:rStyle w:val="viiyi"/>
+        </w:rPr>
+        <w:t xml:space="preserve"> </w:t>
+      </w:r>
+    </w:p>
+    <w:p>
+      <w:pPr>
+        <w:rPr>
+          <w:rStyle w:val="viiyi"/>
+        </w:rPr>
+      </w:pPr>
+      <w:r>
+        <w:rPr>
+          <w:rStyle w:val="jlqj4b"/>
+        </w:rPr>
+        <w:t>Différentes opérations cardiaques nécessitent des vannes de différentes tailles.</w:t>
+      </w:r>
+      <w:r>
+        <w:rPr>
+          <w:rStyle w:val="viiyi"/>
+        </w:rPr>
+        <w:t xml:space="preserve"> </w:t>
+      </w:r>
+    </w:p>
+    <w:p>
+      <w:pPr>
+        <w:rPr>
+          <w:rStyle w:val="viiyi"/>
+        </w:rPr>
+      </w:pPr>
+      <w:r>
+        <w:rPr>
+          <w:rStyle w:val="jlqj4b"/>
+        </w:rPr>
+        <w:t xml:space="preserve">U.S. </w:t>
+      </w:r>
+      <w:proofErr w:type="spellStart"/>
+      <w:r>
+        <w:rPr>
+          <w:rStyle w:val="jlqj4b"/>
+        </w:rPr>
+        <w:t>Labs</w:t>
+      </w:r>
+      <w:proofErr w:type="spellEnd"/>
+      <w:r>
+        <w:rPr>
+          <w:rStyle w:val="jlqj4b"/>
+        </w:rPr>
+        <w:t xml:space="preserve"> achète des vannes de porc auprès de trois fournisseurs différents.</w:t>
+      </w:r>
+      <w:r>
+        <w:rPr>
+          <w:rStyle w:val="viiyi"/>
+        </w:rPr>
+        <w:t xml:space="preserve"> </w:t>
+      </w:r>
+    </w:p>
+    <w:p>
+      <w:pPr>
+        <w:rPr>
+          <w:rStyle w:val="jlqj4b"/>
+        </w:rPr>
+      </w:pPr>
+      <w:r>
+        <w:rPr>
+          <w:rStyle w:val="jlqj4b"/>
+        </w:rPr>
+        <w:t xml:space="preserve">Le coût et la taille des vannes achetées auprès de chaque fournisseur sont indiqués dans le tableau </w:t>
+      </w:r>
+      <w:proofErr w:type="gramStart"/>
+      <w:r>
+        <w:rPr>
+          <w:rStyle w:val="jlqj4b"/>
+        </w:rPr>
+        <w:t>3:</w:t>
+      </w:r>
+      <w:proofErr w:type="gramEnd"/>
+      <w:r>
+        <w:rPr>
+          <w:rStyle w:val="jlqj4b"/>
+        </w:rPr>
+        <w:t xml:space="preserve"> </w:t>
+      </w:r>
+    </w:p>
+    <w:p>
+      <w:pPr>
+        <w:rPr>
+          <w:rStyle w:val="jlqj4b"/>
+        </w:rPr>
+      </w:pPr>
+      <w:r>
+        <w:rPr>
+          <w:noProof/>
+        </w:rPr>
+        <w:drawing>
+          <wp:inline distT="0" distB="0" distL="0" distR="0" wp14:anchorId="0805B7B6" wp14:editId="5E6572F1">
+            <wp:extent cx="4667250" cy="1924050"/>
+            <wp:effectExtent l="0" t="0" r="0" b="0"/>
+            <wp:docPr id="4" name="Image 4"/>
+            <wp:cNvGraphicFramePr>
+              <a:graphicFrameLocks xmlns:a="http://schemas.openxmlformats.org/drawingml/2006/main" noChangeAspect="1"/>
+            </wp:cNvGraphicFramePr>
+            <a:graphic xmlns:a="http://schemas.openxmlformats.org/drawingml/2006/main">
+              <a:graphicData uri="http://schemas.openxmlformats.org/drawingml/2006/picture">
+                <pic:pic xmlns:pic="http://schemas.openxmlformats.org/drawingml/2006/picture">
+                  <pic:nvPicPr>
+                    <pic:cNvPr id="1" name=""/>
+                    <pic:cNvPicPr/>
+                  </pic:nvPicPr>
+                  <pic:blipFill>
+                    <a:blip r:embed="rId9"/>
+                    <a:stretch>
+                      <a:fillRect/>
+                    </a:stretch>
+                  </pic:blipFill>
+                  <pic:spPr>
+                    <a:xfrm>
+                      <a:off x="0" y="0"/>
+                      <a:ext cx="4667250" cy="1924050"/>
+                    </a:xfrm>
+                    <a:prstGeom prst="rect">
+                      <a:avLst/>
+                    </a:prstGeom>
+                  </pic:spPr>
+                </pic:pic>
+              </a:graphicData>
+            </a:graphic>
+          </wp:inline>
+        </w:drawing>
+      </w:r>
+    </w:p>
+    <w:p>
+      <w:pPr>
+        <w:rPr>
+          <w:rStyle w:val="jlqj4b"/>
+        </w:rPr>
+      </w:pPr>
+      <w:r>
+        <w:rPr>
+          <w:rStyle w:val="jlqj4b"/>
+        </w:rPr>
+        <w:lastRenderedPageBreak/>
+        <w:t xml:space="preserve">Chaque mois, U.S. </w:t>
+      </w:r>
+      <w:proofErr w:type="spellStart"/>
+      <w:r>
+        <w:rPr>
+          <w:rStyle w:val="jlqj4b"/>
+        </w:rPr>
+        <w:t>Labs</w:t>
+      </w:r>
+      <w:proofErr w:type="spellEnd"/>
+      <w:r>
+        <w:rPr>
+          <w:rStyle w:val="jlqj4b"/>
+        </w:rPr>
+        <w:t xml:space="preserve"> passe une commande auprès de chaque fournisseur.</w:t>
+      </w:r>
+    </w:p>
+    <w:p>
+      <w:pPr>
+        <w:rPr>
+          <w:rStyle w:val="viiyi"/>
+        </w:rPr>
+      </w:pPr>
+      <w:r>
+        <w:rPr>
+          <w:rStyle w:val="jlqj4b"/>
+        </w:rPr>
+        <w:t>Au moins 500 vannes grandes, 300 moyennes et 300 petites doivent être achetées chaque mois.</w:t>
+      </w:r>
+      <w:r>
+        <w:rPr>
+          <w:rStyle w:val="viiyi"/>
+        </w:rPr>
+        <w:t xml:space="preserve"> </w:t>
+      </w:r>
+    </w:p>
+    <w:p>
+      <w:pPr>
+        <w:rPr>
+          <w:rStyle w:val="viiyi"/>
+        </w:rPr>
+      </w:pPr>
+      <w:r>
+        <w:rPr>
+          <w:rStyle w:val="jlqj4b"/>
+        </w:rPr>
+        <w:t>En raison de la disponibilité limitée des vannes de raccordement, au plus 700 vannes par mois peuvent être achetées auprès de chaque fournisseur.</w:t>
+      </w:r>
+      <w:r>
+        <w:rPr>
+          <w:rStyle w:val="viiyi"/>
+        </w:rPr>
+        <w:t xml:space="preserve"> </w:t>
+      </w:r>
+    </w:p>
+    <w:p>
+      <w:pPr>
+        <w:rPr>
+          <w:rStyle w:val="jlqj4b"/>
+        </w:rPr>
+      </w:pPr>
+      <w:r>
+        <w:rPr>
+          <w:rStyle w:val="jlqj4b"/>
+        </w:rPr>
+        <w:t>Formulez un LP qui peut être utilisé pour minimiser le coût d'acquisition des vannes nécessaires.</w:t>
+      </w:r>
+    </w:p>
+    <w:p>
+      <w:pPr>
+        <w:rPr>
+          <w:rStyle w:val="jlqj4b"/>
+        </w:rPr>
+      </w:pPr>
+    </w:p>
+    <w:p>
+      <w:pPr>
+        <w:pStyle w:val="Titre1"/>
+        <w:rPr>
+          <w:rStyle w:val="jlqj4b"/>
+        </w:rPr>
+      </w:pPr>
+      <w:r>
+        <w:rPr>
+          <w:rStyle w:val="jlqj4b"/>
+        </w:rPr>
+        <w:t>3</w:t>
+      </w:r>
+    </w:p>
+    <w:p>
+      <w:pPr>
+        <w:rPr>
+          <w:rStyle w:val="viiyi"/>
+        </w:rPr>
+      </w:pPr>
+      <w:proofErr w:type="spellStart"/>
+      <w:r>
+        <w:rPr>
+          <w:rStyle w:val="jlqj4b"/>
+        </w:rPr>
+        <w:t>Peg</w:t>
+      </w:r>
+      <w:proofErr w:type="spellEnd"/>
+      <w:r>
+        <w:rPr>
+          <w:rStyle w:val="jlqj4b"/>
+        </w:rPr>
+        <w:t xml:space="preserve"> et Al Fundy ont un budget alimentaire limité, donc </w:t>
+      </w:r>
+      <w:proofErr w:type="spellStart"/>
+      <w:r>
+        <w:rPr>
+          <w:rStyle w:val="jlqj4b"/>
+        </w:rPr>
+        <w:t>Peg</w:t>
+      </w:r>
+      <w:proofErr w:type="spellEnd"/>
+      <w:r>
+        <w:rPr>
+          <w:rStyle w:val="jlqj4b"/>
+        </w:rPr>
+        <w:t xml:space="preserve"> </w:t>
+      </w:r>
+      <w:proofErr w:type="spellStart"/>
+      <w:r>
+        <w:rPr>
+          <w:rStyle w:val="jlqj4b"/>
+        </w:rPr>
+        <w:t>istrying</w:t>
+      </w:r>
+      <w:proofErr w:type="spellEnd"/>
+      <w:r>
+        <w:rPr>
+          <w:rStyle w:val="jlqj4b"/>
+        </w:rPr>
+        <w:t xml:space="preserve"> doit nourrir la famille le moins cher possible.</w:t>
+      </w:r>
+      <w:r>
+        <w:rPr>
+          <w:rStyle w:val="viiyi"/>
+        </w:rPr>
+        <w:t xml:space="preserve"> </w:t>
+      </w:r>
+    </w:p>
+    <w:p>
+      <w:pPr>
+        <w:rPr>
+          <w:rStyle w:val="jlqj4b"/>
+        </w:rPr>
+      </w:pPr>
+      <w:r>
+        <w:rPr>
+          <w:rStyle w:val="jlqj4b"/>
+        </w:rPr>
+        <w:t>Cependant, elle veut toujours s'assurer que les membres de sa famille satisfont à leurs besoins nutritionnels quotidiens.</w:t>
+      </w:r>
+    </w:p>
+    <w:p>
+      <w:pPr>
+        <w:rPr>
+          <w:rStyle w:val="viiyi"/>
+        </w:rPr>
+      </w:pPr>
+      <w:r>
+        <w:rPr>
+          <w:rStyle w:val="viiyi"/>
+        </w:rPr>
+        <w:t xml:space="preserve"> </w:t>
+      </w:r>
+      <w:proofErr w:type="spellStart"/>
+      <w:r>
+        <w:rPr>
+          <w:rStyle w:val="jlqj4b"/>
+        </w:rPr>
+        <w:t>Peg</w:t>
+      </w:r>
+      <w:proofErr w:type="spellEnd"/>
+      <w:r>
+        <w:rPr>
+          <w:rStyle w:val="jlqj4b"/>
+        </w:rPr>
+        <w:t xml:space="preserve"> peut acheter deux aliments.</w:t>
+      </w:r>
+      <w:r>
+        <w:rPr>
+          <w:rStyle w:val="viiyi"/>
+        </w:rPr>
+        <w:t xml:space="preserve"> </w:t>
+      </w:r>
+    </w:p>
+    <w:p>
+      <w:pPr>
+        <w:rPr>
+          <w:rStyle w:val="viiyi"/>
+        </w:rPr>
+      </w:pPr>
+    </w:p>
+    <w:p>
+      <w:pPr>
+        <w:pStyle w:val="Paragraphedeliste"/>
+        <w:numPr>
+          <w:ilvl w:val="0"/>
+          <w:numId w:val="3"/>
+        </w:numPr>
+        <w:rPr>
+          <w:rStyle w:val="jlqj4b"/>
+        </w:rPr>
+      </w:pPr>
+      <w:r>
+        <w:rPr>
+          <w:rStyle w:val="jlqj4b"/>
+        </w:rPr>
+        <w:t xml:space="preserve">L’alimentation </w:t>
+      </w:r>
+      <w:r>
+        <w:rPr>
+          <w:rStyle w:val="jlqj4b"/>
+        </w:rPr>
+        <w:t>1 se vend 7 $ la livre, et chaque livre contient 3 unités de vitamine A et 1 unité de vitamine C.</w:t>
+      </w:r>
+    </w:p>
+    <w:p>
+      <w:pPr>
+        <w:pStyle w:val="Paragraphedeliste"/>
+        <w:numPr>
+          <w:ilvl w:val="0"/>
+          <w:numId w:val="3"/>
+        </w:numPr>
+        <w:rPr>
+          <w:rStyle w:val="jlqj4b"/>
+        </w:rPr>
+      </w:pPr>
+      <w:r>
+        <w:rPr>
+          <w:rStyle w:val="jlqj4b"/>
+        </w:rPr>
+        <w:t xml:space="preserve">L'alimentation 2 se vend 1 $ par livre, et chaque livre contient 1 unité de chaque vitamine </w:t>
+      </w:r>
+    </w:p>
+    <w:p>
+      <w:pPr>
+        <w:rPr>
+          <w:rStyle w:val="jlqj4b"/>
+        </w:rPr>
+      </w:pPr>
+      <w:r>
+        <w:rPr>
+          <w:rStyle w:val="jlqj4b"/>
+        </w:rPr>
+        <w:t>Chaque jour, la famille a besoin d'au moins 12 unités de</w:t>
+      </w:r>
+      <w:r>
+        <w:rPr>
+          <w:rStyle w:val="viiyi"/>
+        </w:rPr>
+        <w:t xml:space="preserve"> </w:t>
+      </w:r>
+      <w:r>
+        <w:rPr>
+          <w:rStyle w:val="jlqj4b"/>
+        </w:rPr>
+        <w:t>de vitamine A et 6 unités de vitamine C.</w:t>
+      </w:r>
+    </w:p>
+    <w:p>
+      <w:pPr>
+        <w:rPr>
+          <w:rStyle w:val="jlqj4b"/>
+        </w:rPr>
+      </w:pPr>
+    </w:p>
+    <w:p>
+      <w:pPr>
+        <w:rPr>
+          <w:rStyle w:val="jlqj4b"/>
+        </w:rPr>
+      </w:pPr>
+      <w:proofErr w:type="spellStart"/>
+      <w:proofErr w:type="gramStart"/>
+      <w:r>
+        <w:rPr>
+          <w:rStyle w:val="jlqj4b"/>
+        </w:rPr>
+        <w:t>a</w:t>
+      </w:r>
+      <w:r>
+        <w:rPr>
+          <w:rStyle w:val="jlqj4b"/>
+        </w:rPr>
+        <w:t>.</w:t>
+      </w:r>
+      <w:r>
+        <w:rPr>
+          <w:rStyle w:val="jlqj4b"/>
+        </w:rPr>
+        <w:t>Vérifiez</w:t>
+      </w:r>
+      <w:proofErr w:type="spellEnd"/>
+      <w:proofErr w:type="gramEnd"/>
+      <w:r>
+        <w:rPr>
+          <w:rStyle w:val="jlqj4b"/>
+        </w:rPr>
+        <w:t xml:space="preserve"> que </w:t>
+      </w:r>
+      <w:proofErr w:type="spellStart"/>
+      <w:r>
+        <w:rPr>
+          <w:rStyle w:val="jlqj4b"/>
+        </w:rPr>
+        <w:t>Peg</w:t>
+      </w:r>
+      <w:proofErr w:type="spellEnd"/>
+      <w:r>
+        <w:rPr>
+          <w:rStyle w:val="jlqj4b"/>
+        </w:rPr>
+        <w:t xml:space="preserve"> devrait acheter 12 unités de nourriture 2 par jour et ainsi sur-satisfaire les besoins en vitamine C de 6 unités.</w:t>
+      </w:r>
+    </w:p>
+    <w:p>
+      <w:pPr>
+        <w:rPr>
+          <w:rStyle w:val="jlqj4b"/>
+        </w:rPr>
+      </w:pPr>
+      <w:proofErr w:type="spellStart"/>
+      <w:proofErr w:type="gramStart"/>
+      <w:r>
+        <w:rPr>
+          <w:rStyle w:val="jlqj4b"/>
+        </w:rPr>
+        <w:t>b</w:t>
+      </w:r>
+      <w:r>
+        <w:rPr>
+          <w:rStyle w:val="jlqj4b"/>
+        </w:rPr>
+        <w:t>.</w:t>
+      </w:r>
+      <w:r>
+        <w:rPr>
+          <w:rStyle w:val="jlqj4b"/>
+        </w:rPr>
+        <w:t>Al</w:t>
+      </w:r>
+      <w:proofErr w:type="spellEnd"/>
+      <w:proofErr w:type="gramEnd"/>
+      <w:r>
+        <w:rPr>
+          <w:rStyle w:val="jlqj4b"/>
+        </w:rPr>
+        <w:t xml:space="preserve"> a mis le pied à terre et a exigé que </w:t>
+      </w:r>
+      <w:proofErr w:type="spellStart"/>
+      <w:r>
+        <w:rPr>
+          <w:rStyle w:val="jlqj4b"/>
+        </w:rPr>
+        <w:t>Peg</w:t>
+      </w:r>
+      <w:proofErr w:type="spellEnd"/>
+      <w:r>
+        <w:rPr>
+          <w:rStyle w:val="jlqj4b"/>
+        </w:rPr>
+        <w:t xml:space="preserve"> réponde exactement aux besoins nutritionnels quotidiens de la famille en obtenant précisément</w:t>
+      </w:r>
+      <w:r>
+        <w:rPr>
+          <w:rStyle w:val="viiyi"/>
+        </w:rPr>
+        <w:t xml:space="preserve"> </w:t>
+      </w:r>
+      <w:r>
+        <w:rPr>
+          <w:rStyle w:val="jlqj4b"/>
+        </w:rPr>
+        <w:t xml:space="preserve">12 unités de vitamine A et 6 unités de vitamine </w:t>
+      </w:r>
+    </w:p>
+    <w:p>
+      <w:r>
+        <w:rPr>
+          <w:rStyle w:val="jlqj4b"/>
+        </w:rPr>
+        <w:t>C. La solution optimale au nouveau problème consistera à ingérer moins de vitamine C, mais elle sera plus coûteuse.</w:t>
+      </w:r>
+      <w:r>
+        <w:rPr>
+          <w:rStyle w:val="viiyi"/>
+        </w:rPr>
+        <w:t xml:space="preserve"> </w:t>
+      </w:r>
+      <w:r>
+        <w:rPr>
+          <w:rStyle w:val="jlqj4b"/>
+        </w:rPr>
+        <w:t>Pourquoi</w:t>
+      </w:r>
+      <w:r>
+        <w:rPr>
+          <w:rStyle w:val="jlqj4b"/>
+        </w:rPr>
+        <w:t xml:space="preserve"> </w:t>
+      </w:r>
+      <w:r>
+        <w:rPr>
+          <w:rStyle w:val="jlqj4b"/>
+        </w:rPr>
+        <w:t>?</w:t>
+      </w:r>
+    </w:p>
+    <w:p>
+      <w:pPr>
+        <w:pStyle w:val="Titre2"/>
+        <w:rPr>
+          <w:rStyle w:val="jlqj4b"/>
+        </w:rPr>
+      </w:pPr>
+      <w:r>
+        <w:rPr>
+          <w:rStyle w:val="jlqj4b"/>
+        </w:rPr>
+        <w:t>4</w:t>
+      </w:r>
+    </w:p>
+    <w:p>
+      <w:pPr>
+        <w:tabs>
+          <w:tab w:val="left" w:pos="2076"/>
+        </w:tabs>
+        <w:rPr>
+          <w:rStyle w:val="viiyi"/>
+        </w:rPr>
+      </w:pPr>
+      <w:r>
+        <w:rPr>
+          <w:rStyle w:val="jlqj4b"/>
+        </w:rPr>
+        <w:t xml:space="preserve">Boucles </w:t>
+      </w:r>
+      <w:proofErr w:type="gramStart"/>
+      <w:r>
+        <w:rPr>
+          <w:rStyle w:val="jlqj4b"/>
+        </w:rPr>
+        <w:t xml:space="preserve">d’or </w:t>
+      </w:r>
+      <w:r>
+        <w:rPr>
+          <w:rStyle w:val="jlqj4b"/>
+        </w:rPr>
+        <w:t xml:space="preserve"> doit</w:t>
+      </w:r>
+      <w:proofErr w:type="gramEnd"/>
+      <w:r>
+        <w:rPr>
+          <w:rStyle w:val="jlqj4b"/>
+        </w:rPr>
+        <w:t xml:space="preserve"> trouver au moins 12 livres d'or et au moins 18 livres d'argent pour payer le loyer mensuel.</w:t>
+      </w:r>
+      <w:r>
+        <w:rPr>
+          <w:rStyle w:val="viiyi"/>
+        </w:rPr>
+        <w:t xml:space="preserve"> </w:t>
+      </w:r>
+    </w:p>
+    <w:p>
+      <w:pPr>
+        <w:tabs>
+          <w:tab w:val="left" w:pos="2076"/>
+        </w:tabs>
+        <w:rPr>
+          <w:rStyle w:val="viiyi"/>
+        </w:rPr>
+      </w:pPr>
+      <w:r>
+        <w:rPr>
+          <w:rStyle w:val="jlqj4b"/>
+        </w:rPr>
+        <w:t xml:space="preserve">Il y a deux </w:t>
+      </w:r>
+      <w:r>
+        <w:rPr>
+          <w:rStyle w:val="jlqj4b"/>
+        </w:rPr>
+        <w:t xml:space="preserve">mines </w:t>
+      </w:r>
+      <w:r>
+        <w:rPr>
+          <w:rStyle w:val="jlqj4b"/>
+        </w:rPr>
+        <w:t>dans lesquels Boucle d'or peut trouver de l'or et de l'argent.</w:t>
+      </w:r>
+      <w:r>
+        <w:rPr>
+          <w:rStyle w:val="viiyi"/>
+        </w:rPr>
+        <w:t xml:space="preserve"> </w:t>
+      </w:r>
+    </w:p>
+    <w:p>
+      <w:pPr>
+        <w:tabs>
+          <w:tab w:val="left" w:pos="2076"/>
+        </w:tabs>
+        <w:rPr>
+          <w:rStyle w:val="viiyi"/>
+        </w:rPr>
+      </w:pPr>
+      <w:r>
+        <w:rPr>
+          <w:rStyle w:val="jlqj4b"/>
+        </w:rPr>
+        <w:t xml:space="preserve">Chaque jour que Boucles d’or  </w:t>
+      </w:r>
+      <w:r>
+        <w:rPr>
+          <w:rStyle w:val="jlqj4b"/>
+        </w:rPr>
+        <w:t xml:space="preserve"> </w:t>
+      </w:r>
+      <w:r>
+        <w:rPr>
+          <w:rStyle w:val="jlqj4b"/>
+        </w:rPr>
+        <w:t xml:space="preserve">passe dans </w:t>
+      </w:r>
+      <w:r>
+        <w:rPr>
+          <w:rStyle w:val="jlqj4b"/>
+        </w:rPr>
+        <w:t>la mine</w:t>
+      </w:r>
+      <w:r>
+        <w:rPr>
+          <w:rStyle w:val="jlqj4b"/>
+        </w:rPr>
+        <w:t xml:space="preserve"> 1, elle trouve 2 livres d'or et 2 livres d'argent.</w:t>
+      </w:r>
+      <w:r>
+        <w:rPr>
+          <w:rStyle w:val="viiyi"/>
+        </w:rPr>
+        <w:t xml:space="preserve"> </w:t>
+      </w:r>
+    </w:p>
+    <w:p>
+      <w:pPr>
+        <w:tabs>
+          <w:tab w:val="left" w:pos="2076"/>
+        </w:tabs>
+        <w:rPr>
+          <w:rStyle w:val="viiyi"/>
+        </w:rPr>
+      </w:pPr>
+      <w:r>
+        <w:rPr>
+          <w:rStyle w:val="jlqj4b"/>
+        </w:rPr>
+        <w:t xml:space="preserve">Chaque jour que Boucles d’or  </w:t>
+      </w:r>
+      <w:r>
+        <w:rPr>
+          <w:rStyle w:val="jlqj4b"/>
+        </w:rPr>
+        <w:t xml:space="preserve"> </w:t>
+      </w:r>
+      <w:r>
+        <w:rPr>
+          <w:rStyle w:val="jlqj4b"/>
+        </w:rPr>
+        <w:t xml:space="preserve">passe dans </w:t>
+      </w:r>
+      <w:r>
+        <w:rPr>
+          <w:rStyle w:val="jlqj4b"/>
+        </w:rPr>
+        <w:t>la mine 2</w:t>
+      </w:r>
+      <w:r>
+        <w:rPr>
+          <w:rStyle w:val="jlqj4b"/>
+        </w:rPr>
+        <w:t>, elle trouve 1 livre d'or et 3 livres d'argent.</w:t>
+      </w:r>
+      <w:r>
+        <w:rPr>
+          <w:rStyle w:val="viiyi"/>
+        </w:rPr>
+        <w:t xml:space="preserve"> </w:t>
+      </w:r>
+    </w:p>
+    <w:p>
+      <w:pPr>
+        <w:tabs>
+          <w:tab w:val="left" w:pos="2076"/>
+        </w:tabs>
+        <w:rPr>
+          <w:rStyle w:val="viiyi"/>
+        </w:rPr>
+      </w:pPr>
+      <w:r>
+        <w:rPr>
+          <w:rStyle w:val="jlqj4b"/>
+        </w:rPr>
+        <w:t>Formulez un LP pour aider Boucle d'or à répondre à ses besoins tout en passant le moins de temps possible dans les mines.</w:t>
+      </w:r>
+      <w:r>
+        <w:rPr>
+          <w:rStyle w:val="viiyi"/>
+        </w:rPr>
+        <w:t xml:space="preserve"> </w:t>
+      </w:r>
+    </w:p>
+    <w:p>
+      <w:pPr>
+        <w:tabs>
+          <w:tab w:val="left" w:pos="2076"/>
+        </w:tabs>
+        <w:rPr>
+          <w:rStyle w:val="jlqj4b"/>
+        </w:rPr>
+      </w:pPr>
+      <w:r>
+        <w:rPr>
+          <w:rStyle w:val="jlqj4b"/>
+        </w:rPr>
+        <w:t>Résolvez graphiquement le LP.</w:t>
+      </w:r>
+    </w:p>
+    <w:p>
+      <w:pPr>
+        <w:pStyle w:val="Titre1"/>
+      </w:pPr>
+      <w:r>
+        <w:rPr>
+          <w:rStyle w:val="jlqj4b"/>
+        </w:rPr>
+        <w:t>3.5A Problème d'horaire de travail</w:t>
+      </w:r>
+      <w:r>
+        <w:t xml:space="preserve"> </w:t>
+      </w:r>
+    </w:p>
+    <w:p/>
+    <w:p>
+      <w:pPr>
+        <w:rPr>
+          <w:rStyle w:val="viiyi"/>
+        </w:rPr>
+      </w:pPr>
+      <w:r>
+        <w:rPr>
+          <w:rStyle w:val="jlqj4b"/>
+        </w:rPr>
+        <w:t>De nombreuses applications de la programmation linéaire impliquent de déterminer la méthode du coût minimum pour satisfaire les besoins en main-d'œuvre.</w:t>
+      </w:r>
+      <w:r>
+        <w:rPr>
+          <w:rStyle w:val="viiyi"/>
+        </w:rPr>
+        <w:t xml:space="preserve"> </w:t>
+      </w:r>
+    </w:p>
+    <w:p>
+      <w:pPr>
+        <w:rPr>
+          <w:rStyle w:val="jlqj4b"/>
+        </w:rPr>
+      </w:pPr>
+      <w:r>
+        <w:rPr>
+          <w:rStyle w:val="jlqj4b"/>
+        </w:rPr>
+        <w:t>L'exemple suivant illustre les fonctionnalités de base communes à bon nombre de ces applications.</w:t>
+      </w:r>
+    </w:p>
+    <w:p>
+      <w:pPr>
+        <w:rPr>
+          <w:rStyle w:val="jlqj4b"/>
+          <w:b/>
+          <w:bCs/>
+        </w:rPr>
+      </w:pPr>
+      <w:r>
+        <w:rPr>
+          <w:rStyle w:val="jlqj4b"/>
+          <w:b/>
+          <w:bCs/>
+        </w:rPr>
+        <w:t>Ex</w:t>
+      </w:r>
+      <w:r>
+        <w:rPr>
+          <w:rStyle w:val="jlqj4b"/>
+          <w:b/>
+          <w:bCs/>
+        </w:rPr>
+        <w:t>e</w:t>
+      </w:r>
+      <w:r>
+        <w:rPr>
+          <w:rStyle w:val="jlqj4b"/>
+          <w:b/>
+          <w:bCs/>
+        </w:rPr>
+        <w:t>mple 1 :</w:t>
+      </w:r>
+    </w:p>
+    <w:p>
+      <w:pPr>
+        <w:rPr>
+          <w:rStyle w:val="viiyi"/>
+        </w:rPr>
+      </w:pPr>
+      <w:r>
+        <w:rPr>
+          <w:rStyle w:val="jlqj4b"/>
+        </w:rPr>
+        <w:t>Un bureau de poste a besoin d'un nombre différent d'employés à temps plein à différents jours de la semaine.</w:t>
+      </w:r>
+      <w:r>
+        <w:rPr>
+          <w:rStyle w:val="viiyi"/>
+        </w:rPr>
+        <w:t xml:space="preserve"> </w:t>
+      </w:r>
+    </w:p>
+    <w:p>
+      <w:pPr>
+        <w:rPr>
+          <w:rStyle w:val="jlqj4b"/>
+        </w:rPr>
+      </w:pPr>
+      <w:r>
+        <w:rPr>
+          <w:rStyle w:val="jlqj4b"/>
+        </w:rPr>
+        <w:t xml:space="preserve">Le nombre d'employés à temps plein requis chaque jour est indiqué dans le tableau 4. </w:t>
+      </w:r>
+    </w:p>
+    <w:p>
+      <w:pPr>
+        <w:rPr>
+          <w:rStyle w:val="viiyi"/>
+        </w:rPr>
+      </w:pPr>
+      <w:r>
+        <w:rPr>
+          <w:rStyle w:val="jlqj4b"/>
+        </w:rPr>
+        <w:lastRenderedPageBreak/>
+        <w:t>Les règles syndicales stipulent que chaque employé à temps plein doit travailler cinq jours consécutifs, puis bénéficier de deux jours de congé.</w:t>
+      </w:r>
+      <w:r>
+        <w:rPr>
+          <w:rStyle w:val="viiyi"/>
+        </w:rPr>
+        <w:t xml:space="preserve"> </w:t>
+      </w:r>
+    </w:p>
+    <w:p>
+      <w:pPr>
+        <w:rPr>
+          <w:rStyle w:val="viiyi"/>
+        </w:rPr>
+      </w:pPr>
+      <w:r>
+        <w:rPr>
+          <w:rStyle w:val="jlqj4b"/>
+        </w:rPr>
+        <w:t>Par exemple, un employé qui travaille du lundi au vendredi doit être en congé le samedi et le dimanche.</w:t>
+      </w:r>
+      <w:r>
+        <w:rPr>
+          <w:rStyle w:val="viiyi"/>
+        </w:rPr>
+        <w:t xml:space="preserve"> </w:t>
+      </w:r>
+    </w:p>
+    <w:p>
+      <w:pPr>
+        <w:rPr>
+          <w:rStyle w:val="viiyi"/>
+        </w:rPr>
+      </w:pPr>
+      <w:r>
+        <w:rPr>
+          <w:rStyle w:val="jlqj4b"/>
+        </w:rPr>
+        <w:t>La poste souhaite répondre à ses besoins quotidiens en utilisant uniquement des salariés à temps plein.</w:t>
+      </w:r>
+      <w:r>
+        <w:rPr>
+          <w:rStyle w:val="viiyi"/>
+        </w:rPr>
+        <w:t xml:space="preserve"> </w:t>
+      </w:r>
+    </w:p>
+    <w:p>
+      <w:r>
+        <w:rPr>
+          <w:rStyle w:val="jlqj4b"/>
+        </w:rPr>
+        <w:t>Formulez un LP que le bureau de poste peut utiliser pour minimiser le nombre d'employés à temps plein qui doivent être embauchés.</w:t>
+      </w:r>
+    </w:p>
+    <w:p>
+      <w:pPr>
+        <w:tabs>
+          <w:tab w:val="left" w:pos="2076"/>
+        </w:tabs>
+        <w:rPr>
+          <w:rStyle w:val="jlqj4b"/>
+        </w:rPr>
+      </w:pPr>
+    </w:p>
+    <w:p>
+      <w:pPr>
+        <w:tabs>
+          <w:tab w:val="left" w:pos="2076"/>
+        </w:tabs>
+        <w:rPr>
+          <w:rStyle w:val="jlqj4b"/>
+        </w:rPr>
+      </w:pPr>
+      <w:r>
+        <w:rPr>
+          <w:noProof/>
+        </w:rPr>
+        <w:drawing>
+          <wp:inline distT="0" distB="0" distL="0" distR="0" wp14:anchorId="0AFEB092" wp14:editId="67C8870F">
+            <wp:extent cx="4095750" cy="3257550"/>
+            <wp:effectExtent l="0" t="0" r="0" b="0"/>
+            <wp:docPr id="5" name="Image 5"/>
+            <wp:cNvGraphicFramePr>
+              <a:graphicFrameLocks xmlns:a="http://schemas.openxmlformats.org/drawingml/2006/main" noChangeAspect="1"/>
+            </wp:cNvGraphicFramePr>
+            <a:graphic xmlns:a="http://schemas.openxmlformats.org/drawingml/2006/main">
+              <a:graphicData uri="http://schemas.openxmlformats.org/drawingml/2006/picture">
+                <pic:pic xmlns:pic="http://schemas.openxmlformats.org/drawingml/2006/picture">
+                  <pic:nvPicPr>
+                    <pic:cNvPr id="1" name=""/>
+                    <pic:cNvPicPr/>
+                  </pic:nvPicPr>
+                  <pic:blipFill>
+                    <a:blip r:embed="rId10"/>
+                    <a:stretch>
+                      <a:fillRect/>
+                    </a:stretch>
+                  </pic:blipFill>
+                  <pic:spPr>
+                    <a:xfrm>
+                      <a:off x="0" y="0"/>
+                      <a:ext cx="4095750" cy="3257550"/>
+                    </a:xfrm>
+                    <a:prstGeom prst="rect">
+                      <a:avLst/>
+                    </a:prstGeom>
+                  </pic:spPr>
+                </pic:pic>
+              </a:graphicData>
+            </a:graphic>
+          </wp:inline>
+        </w:drawing>
+      </w:r>
     </w:p>
     <w:p>
       <w:pPr>
@@ -5758,6 +8805,232 @@
 <file path=word/numbering.xml><?xml version="1.0" encoding="utf-8"?>
 <w:numbering xmlns:wpc="http://schemas.microsoft.com/office/word/2010/wordprocessingCanvas" xmlns:cx="http://schemas.microsoft.com/office/drawing/2014/chartex" xmlns:cx1="http://schemas.microsoft.com/office/drawing/2015/9/8/chartex" xmlns:cx2="http://schemas.microsoft.com/office/drawing/2015/10/21/chartex" xmlns:cx3="http://schemas.microsoft.com/office/drawing/2016/5/9/chartex" xmlns:cx4="http://schemas.microsoft.com/office/drawing/2016/5/10/chartex" xmlns:cx5="http://schemas.microsoft.com/office/drawing/2016/5/11/chartex" xmlns:cx6="http://schemas.microsoft.com/office/drawing/2016/5/12/chartex" xmlns:cx7="http://schemas.microsoft.com/office/drawing/2016/5/13/chartex" xmlns:cx8="http://schemas.microsoft.com/office/drawing/2016/5/14/chartex" xmlns:mc="http://schemas.openxmlformats.org/markup-compatibility/2006" xmlns:aink="http://schemas.microsoft.com/office/drawing/2016/ink" xmlns:am3d="http://schemas.microsoft.com/office/drawing/2017/model3d" xmlns:o="urn:schemas-microsoft-com:office:office" xmlns:r="http://schemas.openxmlformats.org/officeDocument/2006/relationships" xmlns:m="http://schemas.openxmlformats.org/officeDocument/2006/math" xmlns:v="urn:schemas-microsoft-com:vml" xmlns:wp14="http://schemas.microsoft.com/office/word/2010/wordprocessingDrawing" xmlns:wp="http://schemas.openxmlformats.org/drawingml/2006/wordprocessingDrawing" xmlns:w10="urn:schemas-microsoft-com:office:word" xmlns:w="http://schemas.openxmlformats.org/wordprocessingml/2006/main" xmlns:w14="http://schemas.microsoft.com/office/word/2010/wordml" xmlns:w15="http://schemas.microsoft.com/office/word/2012/wordml" xmlns:w16cex="http://schemas.microsoft.com/office/word/2018/wordml/cex" xmlns:w16cid="http://schemas.microsoft.com/office/word/2016/wordml/cid" xmlns:w16="http://schemas.microsoft.com/office/word/2018/wordml" xmlns:w16sdtdh="http://schemas.microsoft.com/office/word/2020/wordml/sdtdatahash" xmlns:w16se="http://schemas.microsoft.com/office/word/2015/wordml/symex" xmlns:wpg="http://schemas.microsoft.com/office/word/2010/wordprocessingGroup" xmlns:wpi="http://schemas.microsoft.com/office/word/2010/wordprocessingInk" xmlns:wne="http://schemas.microsoft.com/office/word/2006/wordml" xmlns:wps="http://schemas.microsoft.com/office/word/2010/wordprocessingShape" mc:Ignorable="w14 w15 w16se w16cid w16 w16cex w16sdtdh wp14">
   <w:abstractNum w:abstractNumId="0" w15:restartNumberingAfterBreak="0">
+    <w:nsid w:val="244E6AF5"/>
+    <w:multiLevelType w:val="hybridMultilevel"/>
+    <w:tmpl w:val="FDCE60AA"/>
+    <w:lvl w:ilvl="0" w:tplc="040C0001">
+      <w:start w:val="1"/>
+      <w:numFmt w:val="bullet"/>
+      <w:lvlText w:val=""/>
+      <w:lvlJc w:val="left"/>
+      <w:pPr>
+        <w:ind w:left="720" w:hanging="360"/>
+      </w:pPr>
+      <w:rPr>
+        <w:rFonts w:ascii="Symbol" w:hAnsi="Symbol" w:hint="default"/>
+      </w:rPr>
+    </w:lvl>
+    <w:lvl w:ilvl="1" w:tplc="040C0003" w:tentative="1">
+      <w:start w:val="1"/>
+      <w:numFmt w:val="bullet"/>
+      <w:lvlText w:val="o"/>
+      <w:lvlJc w:val="left"/>
+      <w:pPr>
+        <w:ind w:left="1440" w:hanging="360"/>
+      </w:pPr>
+      <w:rPr>
+        <w:rFonts w:ascii="Courier New" w:hAnsi="Courier New" w:cs="Courier New" w:hint="default"/>
+      </w:rPr>
+    </w:lvl>
+    <w:lvl w:ilvl="2" w:tplc="040C0005" w:tentative="1">
+      <w:start w:val="1"/>
+      <w:numFmt w:val="bullet"/>
+      <w:lvlText w:val=""/>
+      <w:lvlJc w:val="left"/>
+      <w:pPr>
+        <w:ind w:left="2160" w:hanging="360"/>
+      </w:pPr>
+      <w:rPr>
+        <w:rFonts w:ascii="Wingdings" w:hAnsi="Wingdings" w:hint="default"/>
+      </w:rPr>
+    </w:lvl>
+    <w:lvl w:ilvl="3" w:tplc="040C0001" w:tentative="1">
+      <w:start w:val="1"/>
+      <w:numFmt w:val="bullet"/>
+      <w:lvlText w:val=""/>
+      <w:lvlJc w:val="left"/>
+      <w:pPr>
+        <w:ind w:left="2880" w:hanging="360"/>
+      </w:pPr>
+      <w:rPr>
+        <w:rFonts w:ascii="Symbol" w:hAnsi="Symbol" w:hint="default"/>
+      </w:rPr>
+    </w:lvl>
+    <w:lvl w:ilvl="4" w:tplc="040C0003" w:tentative="1">
+      <w:start w:val="1"/>
+      <w:numFmt w:val="bullet"/>
+      <w:lvlText w:val="o"/>
+      <w:lvlJc w:val="left"/>
+      <w:pPr>
+        <w:ind w:left="3600" w:hanging="360"/>
+      </w:pPr>
+      <w:rPr>
+        <w:rFonts w:ascii="Courier New" w:hAnsi="Courier New" w:cs="Courier New" w:hint="default"/>
+      </w:rPr>
+    </w:lvl>
+    <w:lvl w:ilvl="5" w:tplc="040C0005" w:tentative="1">
+      <w:start w:val="1"/>
+      <w:numFmt w:val="bullet"/>
+      <w:lvlText w:val=""/>
+      <w:lvlJc w:val="left"/>
+      <w:pPr>
+        <w:ind w:left="4320" w:hanging="360"/>
+      </w:pPr>
+      <w:rPr>
+        <w:rFonts w:ascii="Wingdings" w:hAnsi="Wingdings" w:hint="default"/>
+      </w:rPr>
+    </w:lvl>
+    <w:lvl w:ilvl="6" w:tplc="040C0001" w:tentative="1">
+      <w:start w:val="1"/>
+      <w:numFmt w:val="bullet"/>
+      <w:lvlText w:val=""/>
+      <w:lvlJc w:val="left"/>
+      <w:pPr>
+        <w:ind w:left="5040" w:hanging="360"/>
+      </w:pPr>
+      <w:rPr>
+        <w:rFonts w:ascii="Symbol" w:hAnsi="Symbol" w:hint="default"/>
+      </w:rPr>
+    </w:lvl>
+    <w:lvl w:ilvl="7" w:tplc="040C0003" w:tentative="1">
+      <w:start w:val="1"/>
+      <w:numFmt w:val="bullet"/>
+      <w:lvlText w:val="o"/>
+      <w:lvlJc w:val="left"/>
+      <w:pPr>
+        <w:ind w:left="5760" w:hanging="360"/>
+      </w:pPr>
+      <w:rPr>
+        <w:rFonts w:ascii="Courier New" w:hAnsi="Courier New" w:cs="Courier New" w:hint="default"/>
+      </w:rPr>
+    </w:lvl>
+    <w:lvl w:ilvl="8" w:tplc="040C0005" w:tentative="1">
+      <w:start w:val="1"/>
+      <w:numFmt w:val="bullet"/>
+      <w:lvlText w:val=""/>
+      <w:lvlJc w:val="left"/>
+      <w:pPr>
+        <w:ind w:left="6480" w:hanging="360"/>
+      </w:pPr>
+      <w:rPr>
+        <w:rFonts w:ascii="Wingdings" w:hAnsi="Wingdings" w:hint="default"/>
+      </w:rPr>
+    </w:lvl>
+  </w:abstractNum>
+  <w:abstractNum w:abstractNumId="1" w15:restartNumberingAfterBreak="0">
+    <w:nsid w:val="42723F7C"/>
+    <w:multiLevelType w:val="hybridMultilevel"/>
+    <w:tmpl w:val="75E43768"/>
+    <w:lvl w:ilvl="0" w:tplc="040C0001">
+      <w:start w:val="1"/>
+      <w:numFmt w:val="bullet"/>
+      <w:lvlText w:val=""/>
+      <w:lvlJc w:val="left"/>
+      <w:pPr>
+        <w:ind w:left="720" w:hanging="360"/>
+      </w:pPr>
+      <w:rPr>
+        <w:rFonts w:ascii="Symbol" w:hAnsi="Symbol" w:hint="default"/>
+      </w:rPr>
+    </w:lvl>
+    <w:lvl w:ilvl="1" w:tplc="040C0003" w:tentative="1">
+      <w:start w:val="1"/>
+      <w:numFmt w:val="bullet"/>
+      <w:lvlText w:val="o"/>
+      <w:lvlJc w:val="left"/>
+      <w:pPr>
+        <w:ind w:left="1440" w:hanging="360"/>
+      </w:pPr>
+      <w:rPr>
+        <w:rFonts w:ascii="Courier New" w:hAnsi="Courier New" w:cs="Courier New" w:hint="default"/>
+      </w:rPr>
+    </w:lvl>
+    <w:lvl w:ilvl="2" w:tplc="040C0005" w:tentative="1">
+      <w:start w:val="1"/>
+      <w:numFmt w:val="bullet"/>
+      <w:lvlText w:val=""/>
+      <w:lvlJc w:val="left"/>
+      <w:pPr>
+        <w:ind w:left="2160" w:hanging="360"/>
+      </w:pPr>
+      <w:rPr>
+        <w:rFonts w:ascii="Wingdings" w:hAnsi="Wingdings" w:hint="default"/>
+      </w:rPr>
+    </w:lvl>
+    <w:lvl w:ilvl="3" w:tplc="040C0001" w:tentative="1">
+      <w:start w:val="1"/>
+      <w:numFmt w:val="bullet"/>
+      <w:lvlText w:val=""/>
+      <w:lvlJc w:val="left"/>
+      <w:pPr>
+        <w:ind w:left="2880" w:hanging="360"/>
+      </w:pPr>
+      <w:rPr>
+        <w:rFonts w:ascii="Symbol" w:hAnsi="Symbol" w:hint="default"/>
+      </w:rPr>
+    </w:lvl>
+    <w:lvl w:ilvl="4" w:tplc="040C0003" w:tentative="1">
+      <w:start w:val="1"/>
+      <w:numFmt w:val="bullet"/>
+      <w:lvlText w:val="o"/>
+      <w:lvlJc w:val="left"/>
+      <w:pPr>
+        <w:ind w:left="3600" w:hanging="360"/>
+      </w:pPr>
+      <w:rPr>
+        <w:rFonts w:ascii="Courier New" w:hAnsi="Courier New" w:cs="Courier New" w:hint="default"/>
+      </w:rPr>
+    </w:lvl>
+    <w:lvl w:ilvl="5" w:tplc="040C0005" w:tentative="1">
+      <w:start w:val="1"/>
+      <w:numFmt w:val="bullet"/>
+      <w:lvlText w:val=""/>
+      <w:lvlJc w:val="left"/>
+      <w:pPr>
+        <w:ind w:left="4320" w:hanging="360"/>
+      </w:pPr>
+      <w:rPr>
+        <w:rFonts w:ascii="Wingdings" w:hAnsi="Wingdings" w:hint="default"/>
+      </w:rPr>
+    </w:lvl>
+    <w:lvl w:ilvl="6" w:tplc="040C0001" w:tentative="1">
+      <w:start w:val="1"/>
+      <w:numFmt w:val="bullet"/>
+      <w:lvlText w:val=""/>
+      <w:lvlJc w:val="left"/>
+      <w:pPr>
+        <w:ind w:left="5040" w:hanging="360"/>
+      </w:pPr>
+      <w:rPr>
+        <w:rFonts w:ascii="Symbol" w:hAnsi="Symbol" w:hint="default"/>
+      </w:rPr>
+    </w:lvl>
+    <w:lvl w:ilvl="7" w:tplc="040C0003" w:tentative="1">
+      <w:start w:val="1"/>
+      <w:numFmt w:val="bullet"/>
+      <w:lvlText w:val="o"/>
+      <w:lvlJc w:val="left"/>
+      <w:pPr>
+        <w:ind w:left="5760" w:hanging="360"/>
+      </w:pPr>
+      <w:rPr>
+        <w:rFonts w:ascii="Courier New" w:hAnsi="Courier New" w:cs="Courier New" w:hint="default"/>
+      </w:rPr>
+    </w:lvl>
+    <w:lvl w:ilvl="8" w:tplc="040C0005" w:tentative="1">
+      <w:start w:val="1"/>
+      <w:numFmt w:val="bullet"/>
+      <w:lvlText w:val=""/>
+      <w:lvlJc w:val="left"/>
+      <w:pPr>
+        <w:ind w:left="6480" w:hanging="360"/>
+      </w:pPr>
+      <w:rPr>
+        <w:rFonts w:ascii="Wingdings" w:hAnsi="Wingdings" w:hint="default"/>
+      </w:rPr>
+    </w:lvl>
+  </w:abstractNum>
+  <w:abstractNum w:abstractNumId="2" w15:restartNumberingAfterBreak="0">
     <w:nsid w:val="5F881E43"/>
     <w:multiLevelType w:val="hybridMultilevel"/>
     <w:tmpl w:val="150A87BE"/>
@@ -5870,7 +9143,13 @@
     </w:lvl>
   </w:abstractNum>
   <w:num w:numId="1">
+    <w:abstractNumId w:val="2"/>
+  </w:num>
+  <w:num w:numId="2">
     <w:abstractNumId w:val="0"/>
+  </w:num>
+  <w:num w:numId="3">
+    <w:abstractNumId w:val="1"/>
   </w:num>
 </w:numbering>
 </file>
@@ -6364,7 +9643,6 @@
   <w:style w:type="character" w:default="1" w:styleId="Policepardfaut">
     <w:name w:val="Default Paragraph Font"/>
     <w:uiPriority w:val="1"/>
-    <w:semiHidden/>
     <w:unhideWhenUsed/>
   </w:style>
   <w:style w:type="table" w:default="1" w:styleId="TableauNormal">
@@ -6567,6 +9845,11 @@
       <w:ind w:left="720"/>
       <w:contextualSpacing/>
     </w:pPr>
+  </w:style>
+  <w:style w:type="character" w:customStyle="1" w:styleId="y2iqfc">
+    <w:name w:val="y2iqfc"/>
+    <w:basedOn w:val="Policepardfaut"/>
+    <w:rsid w:val="00392375"/>
   </w:style>
 </w:styles>
 </file>

--- a/11. Solveurs linéaires/9. DOCUMENTATIONS/Francais/Cours/01. Traduction d'un bon manuel de www.ufrgs.br.docx
+++ b/11. Solveurs linéaires/9. DOCUMENTATIONS/Francais/Cours/01. Traduction d'un bon manuel de www.ufrgs.br.docx
@@ -7,18 +7,10 @@
         <w:pStyle w:val="Titre1"/>
       </w:pPr>
       <w:r>
-        <w:t xml:space="preserve">Introduction </w:t>
-      </w:r>
-      <w:proofErr w:type="gramStart"/>
-      <w:r>
-        <w:t xml:space="preserve">à </w:t>
-      </w:r>
-      <w:r>
-        <w:t xml:space="preserve"> la</w:t>
-      </w:r>
-      <w:proofErr w:type="gramEnd"/>
-      <w:r>
-        <w:t xml:space="preserve"> programmation linéaire …</w:t>
+        <w:t xml:space="preserve">Introduction à </w:t>
+      </w:r>
+      <w:r>
+        <w:t xml:space="preserve"> la programmation linéaire …</w:t>
       </w:r>
     </w:p>
     <w:p/>
@@ -45,21 +37,8 @@
           <w:right w:val="single" w:sz="4" w:space="4" w:color="auto"/>
         </w:pBdr>
       </w:pPr>
-      <w:proofErr w:type="spellStart"/>
-      <w:r>
-        <w:t>Universidade</w:t>
-      </w:r>
-      <w:proofErr w:type="spellEnd"/>
-      <w:r>
-        <w:t xml:space="preserve"> </w:t>
-      </w:r>
-      <w:proofErr w:type="spellStart"/>
-      <w:r>
-        <w:t>Federal</w:t>
-      </w:r>
-      <w:proofErr w:type="spellEnd"/>
-      <w:r>
-        <w:t xml:space="preserve"> do Rio Grande do Sul</w:t>
+      <w:r>
+        <w:t>Universidade Federal do Rio Grande do Sul</w:t>
       </w:r>
     </w:p>
     <w:p>
@@ -72,31 +51,7 @@
         </w:pBdr>
       </w:pPr>
       <w:r>
-        <w:t xml:space="preserve">Av. Paulo Gama, 110 - </w:t>
-      </w:r>
-      <w:proofErr w:type="spellStart"/>
-      <w:r>
-        <w:t>Bairro</w:t>
-      </w:r>
-      <w:proofErr w:type="spellEnd"/>
-      <w:r>
-        <w:t xml:space="preserve"> </w:t>
-      </w:r>
-      <w:proofErr w:type="spellStart"/>
-      <w:r>
-        <w:t>Farroupilha</w:t>
-      </w:r>
-      <w:proofErr w:type="spellEnd"/>
-      <w:r>
-        <w:t xml:space="preserve"> - Porto </w:t>
-      </w:r>
-      <w:proofErr w:type="spellStart"/>
-      <w:r>
-        <w:t>Alegre</w:t>
-      </w:r>
-      <w:proofErr w:type="spellEnd"/>
-      <w:r>
-        <w:t xml:space="preserve"> - Rio Grande do Sul</w:t>
+        <w:t>Av. Paulo Gama, 110 - Bairro Farroupilha - Porto Alegre - Rio Grande do Sul</w:t>
       </w:r>
     </w:p>
     <w:p>
@@ -108,21 +63,8 @@
           <w:right w:val="single" w:sz="4" w:space="4" w:color="auto"/>
         </w:pBdr>
       </w:pPr>
-      <w:proofErr w:type="gramStart"/>
-      <w:r>
-        <w:t>Cep:</w:t>
-      </w:r>
-      <w:proofErr w:type="gramEnd"/>
-      <w:r>
-        <w:t xml:space="preserve"> 90040-060 - </w:t>
-      </w:r>
-      <w:proofErr w:type="spellStart"/>
-      <w:r>
-        <w:t>Fone</w:t>
-      </w:r>
-      <w:proofErr w:type="spellEnd"/>
-      <w:r>
-        <w:t>: +55 51 33086000</w:t>
+      <w:r>
+        <w:t>Cep: 90040-060 - Fone: +55 51 33086000</w:t>
       </w:r>
       <w:r>
         <w:tab/>
@@ -138,26 +80,10 @@
         </w:pBdr>
       </w:pPr>
       <w:r>
-        <w:t xml:space="preserve">Traduction : Nicolas </w:t>
-      </w:r>
-      <w:proofErr w:type="spellStart"/>
-      <w:r>
-        <w:t>Estel</w:t>
-      </w:r>
-      <w:proofErr w:type="spellEnd"/>
-      <w:r>
-        <w:t xml:space="preserve"> HULEUX</w:t>
-      </w:r>
-      <w:r>
-        <w:t xml:space="preserve"> - </w:t>
-      </w:r>
-      <w:proofErr w:type="spellStart"/>
-      <w:r>
-        <w:t>Github</w:t>
-      </w:r>
-      <w:proofErr w:type="spellEnd"/>
-      <w:r>
-        <w:t xml:space="preserve"> nicolas15000 – http://solvgraph.com</w:t>
+        <w:t>Traduction : Nicolas Estel HULEUX</w:t>
+      </w:r>
+      <w:r>
+        <w:t xml:space="preserve"> - Github nicolas15000 – http://solvgraph.com</w:t>
       </w:r>
     </w:p>
     <w:p>
@@ -217,15 +143,7 @@
         <w:t xml:space="preserve"> À la section 3.1, nous commençons notre étude de la programmation linéaire en décrivant </w:t>
       </w:r>
       <w:r>
-        <w:t xml:space="preserve">les </w:t>
-      </w:r>
-      <w:proofErr w:type="spellStart"/>
-      <w:r>
-        <w:t>caractérisitiques</w:t>
-      </w:r>
-      <w:proofErr w:type="spellEnd"/>
-      <w:r>
-        <w:t xml:space="preserve"> générales</w:t>
+        <w:t>les caractérisitiques générales</w:t>
       </w:r>
       <w:r>
         <w:t xml:space="preserve"> partagé</w:t>
@@ -249,27 +167,14 @@
       <w:r>
         <w:t xml:space="preserve"> ces </w:t>
       </w:r>
-      <w:proofErr w:type="spellStart"/>
       <w:r>
         <w:t>PL</w:t>
       </w:r>
       <w:r>
-        <w:t>s</w:t>
-      </w:r>
-      <w:proofErr w:type="spellEnd"/>
-      <w:r>
-        <w:t xml:space="preserve"> simples nous donnera des idées utiles pour résoudre </w:t>
-      </w:r>
-      <w:r>
-        <w:t xml:space="preserve">des </w:t>
-      </w:r>
-      <w:proofErr w:type="spellStart"/>
-      <w:r>
-        <w:t>pls</w:t>
-      </w:r>
-      <w:proofErr w:type="spellEnd"/>
-      <w:r>
-        <w:t xml:space="preserve"> plus complexes.</w:t>
+        <w:t xml:space="preserve">s simples nous donnera des idées utiles pour résoudre </w:t>
+      </w:r>
+      <w:r>
+        <w:t>des pls plus complexes.</w:t>
       </w:r>
     </w:p>
     <w:p>
@@ -283,16 +188,8 @@
         <w:rPr>
           <w:rStyle w:val="jlqj4b"/>
         </w:rPr>
-        <w:t xml:space="preserve">Qu'est-ce qu'un problème de programmation </w:t>
-      </w:r>
-      <w:proofErr w:type="gramStart"/>
-      <w:r>
-        <w:rPr>
-          <w:rStyle w:val="jlqj4b"/>
-        </w:rPr>
-        <w:t>linéaire?</w:t>
-      </w:r>
-      <w:proofErr w:type="gramEnd"/>
+        <w:t>Qu'est-ce qu'un problème de programmation linéaire?</w:t>
+      </w:r>
     </w:p>
     <w:p>
       <w:pPr>
@@ -318,35 +215,7 @@
         <w:rPr>
           <w:rStyle w:val="jlqj4b"/>
         </w:rPr>
-        <w:t xml:space="preserve">Example 1 : La </w:t>
-      </w:r>
-      <w:proofErr w:type="spellStart"/>
-      <w:r>
-        <w:rPr>
-          <w:rStyle w:val="jlqj4b"/>
-        </w:rPr>
-        <w:t>sculture</w:t>
-      </w:r>
-      <w:proofErr w:type="spellEnd"/>
-      <w:r>
-        <w:rPr>
-          <w:rStyle w:val="jlqj4b"/>
-        </w:rPr>
-        <w:t xml:space="preserve"> sur bois de </w:t>
-      </w:r>
-      <w:proofErr w:type="spellStart"/>
-      <w:r>
-        <w:rPr>
-          <w:rStyle w:val="jlqj4b"/>
-        </w:rPr>
-        <w:t>Giapetto</w:t>
-      </w:r>
-      <w:proofErr w:type="spellEnd"/>
-      <w:r>
-        <w:rPr>
-          <w:rStyle w:val="jlqj4b"/>
-        </w:rPr>
-        <w:t>.</w:t>
+        <w:t>Example 1 : La sculture sur bois de Giapetto.</w:t>
       </w:r>
     </w:p>
     <w:p/>
@@ -366,35 +235,7 @@
         <w:rPr>
           <w:rStyle w:val="jlqj4b"/>
         </w:rPr>
-        <w:t xml:space="preserve">La sculpture sur bois de </w:t>
-      </w:r>
-      <w:proofErr w:type="spellStart"/>
-      <w:r>
-        <w:rPr>
-          <w:rStyle w:val="jlqj4b"/>
-        </w:rPr>
-        <w:t>Giapetto</w:t>
-      </w:r>
-      <w:proofErr w:type="spellEnd"/>
-      <w:r>
-        <w:rPr>
-          <w:rStyle w:val="jlqj4b"/>
-        </w:rPr>
-        <w:t xml:space="preserve"> fabrique deux types de jouets en </w:t>
-      </w:r>
-      <w:proofErr w:type="gramStart"/>
-      <w:r>
-        <w:rPr>
-          <w:rStyle w:val="jlqj4b"/>
-        </w:rPr>
-        <w:t>bois:</w:t>
-      </w:r>
-      <w:proofErr w:type="gramEnd"/>
-      <w:r>
-        <w:rPr>
-          <w:rStyle w:val="jlqj4b"/>
-        </w:rPr>
-        <w:t xml:space="preserve"> les soldats et les trains. </w:t>
+        <w:t xml:space="preserve">La sculpture sur bois de Giapetto fabrique deux types de jouets en bois: les soldats et les trains. </w:t>
       </w:r>
     </w:p>
     <w:p>
@@ -432,21 +273,7 @@
         <w:rPr>
           <w:rStyle w:val="jlqj4b"/>
         </w:rPr>
-        <w:t xml:space="preserve">Chaque soldat fabriqué augmente de 14 $ la main-d’œuvre variable et les frais généraux de </w:t>
-      </w:r>
-      <w:proofErr w:type="spellStart"/>
-      <w:r>
-        <w:rPr>
-          <w:rStyle w:val="jlqj4b"/>
-        </w:rPr>
-        <w:t>Giapetto</w:t>
-      </w:r>
-      <w:proofErr w:type="spellEnd"/>
-      <w:r>
-        <w:rPr>
-          <w:rStyle w:val="jlqj4b"/>
-        </w:rPr>
-        <w:t xml:space="preserve">. </w:t>
+        <w:t xml:space="preserve">Chaque soldat fabriqué augmente de 14 $ la main-d’œuvre variable et les frais généraux de Giapetto. </w:t>
       </w:r>
     </w:p>
     <w:p>
@@ -484,21 +311,7 @@
         <w:rPr>
           <w:rStyle w:val="jlqj4b"/>
         </w:rPr>
-        <w:t xml:space="preserve">Chaque train construit augmente de 10 $ les frais de transport et les frais généraux variables de </w:t>
-      </w:r>
-      <w:proofErr w:type="spellStart"/>
-      <w:r>
-        <w:rPr>
-          <w:rStyle w:val="jlqj4b"/>
-        </w:rPr>
-        <w:t>Giapetto</w:t>
-      </w:r>
-      <w:proofErr w:type="spellEnd"/>
-      <w:r>
-        <w:rPr>
-          <w:rStyle w:val="jlqj4b"/>
-        </w:rPr>
-        <w:t xml:space="preserve">. </w:t>
+        <w:t xml:space="preserve">Chaque train construit augmente de 10 $ les frais de transport et les frais généraux variables de Giapetto. </w:t>
       </w:r>
     </w:p>
     <w:p>
@@ -517,21 +330,7 @@
         <w:rPr>
           <w:rStyle w:val="jlqj4b"/>
         </w:rPr>
-        <w:t xml:space="preserve">La fabrication de soldats et de trains en bois nécessite deux types de main-d'œuvre </w:t>
-      </w:r>
-      <w:proofErr w:type="gramStart"/>
-      <w:r>
-        <w:rPr>
-          <w:rStyle w:val="jlqj4b"/>
-        </w:rPr>
-        <w:t>qualifiée:</w:t>
-      </w:r>
-      <w:proofErr w:type="gramEnd"/>
-      <w:r>
-        <w:rPr>
-          <w:rStyle w:val="jlqj4b"/>
-        </w:rPr>
-        <w:t xml:space="preserve"> la menuiserie et la finition. </w:t>
+        <w:t xml:space="preserve">La fabrication de soldats et de trains en bois nécessite deux types de main-d'œuvre qualifiée: la menuiserie et la finition. </w:t>
       </w:r>
     </w:p>
     <w:p>
@@ -589,21 +388,7 @@
           <w:rStyle w:val="jlqj4b"/>
         </w:rPr>
         <w:lastRenderedPageBreak/>
-        <w:t xml:space="preserve">Chaque semaine, </w:t>
-      </w:r>
-      <w:proofErr w:type="spellStart"/>
-      <w:r>
-        <w:rPr>
-          <w:rStyle w:val="jlqj4b"/>
-        </w:rPr>
-        <w:t>Giapetto</w:t>
-      </w:r>
-      <w:proofErr w:type="spellEnd"/>
-      <w:r>
-        <w:rPr>
-          <w:rStyle w:val="jlqj4b"/>
-        </w:rPr>
-        <w:t xml:space="preserve"> peut obtenir toute la matière première nécessaire mais seulement 100 heures de finition et 80 heures de menuiserie. </w:t>
+        <w:t xml:space="preserve">Chaque semaine, Giapetto peut obtenir toute la matière première nécessaire mais seulement 100 heures de finition et 80 heures de menuiserie. </w:t>
       </w:r>
     </w:p>
     <w:p>
@@ -637,19 +422,11 @@
           <w:rStyle w:val="jlqj4b"/>
         </w:rPr>
       </w:pPr>
-      <w:proofErr w:type="spellStart"/>
-      <w:r>
-        <w:rPr>
-          <w:rStyle w:val="jlqj4b"/>
-        </w:rPr>
-        <w:t>Giapetto</w:t>
-      </w:r>
-      <w:proofErr w:type="spellEnd"/>
-      <w:r>
-        <w:rPr>
-          <w:rStyle w:val="jlqj4b"/>
-        </w:rPr>
-        <w:t xml:space="preserve"> veut maximiser le profit hebdomadaire (coûts des revenus). </w:t>
+      <w:r>
+        <w:rPr>
+          <w:rStyle w:val="jlqj4b"/>
+        </w:rPr>
+        <w:t xml:space="preserve">Giapetto veut maximiser le profit hebdomadaire (coûts des revenus). </w:t>
       </w:r>
     </w:p>
     <w:p>
@@ -668,35 +445,7 @@
         <w:rPr>
           <w:rStyle w:val="jlqj4b"/>
         </w:rPr>
-        <w:t xml:space="preserve">Formuler un modèle mathématique de la situation de </w:t>
-      </w:r>
-      <w:proofErr w:type="spellStart"/>
-      <w:r>
-        <w:rPr>
-          <w:rStyle w:val="jlqj4b"/>
-        </w:rPr>
-        <w:t>Giapetto</w:t>
-      </w:r>
-      <w:proofErr w:type="spellEnd"/>
-      <w:r>
-        <w:rPr>
-          <w:rStyle w:val="jlqj4b"/>
-        </w:rPr>
-        <w:t xml:space="preserve"> qui peut être utilisé pour maximiser le profit hebdomadaire de </w:t>
-      </w:r>
-      <w:proofErr w:type="spellStart"/>
-      <w:r>
-        <w:rPr>
-          <w:rStyle w:val="jlqj4b"/>
-        </w:rPr>
-        <w:t>Giapetto</w:t>
-      </w:r>
-      <w:proofErr w:type="spellEnd"/>
-      <w:r>
-        <w:rPr>
-          <w:rStyle w:val="jlqj4b"/>
-        </w:rPr>
-        <w:t>.</w:t>
+        <w:t>Formuler un modèle mathématique de la situation de Giapetto qui peut être utilisé pour maximiser le profit hebdomadaire de Giapetto.</w:t>
       </w:r>
     </w:p>
     <w:p>
@@ -722,30 +471,8 @@
         <w:rPr>
           <w:rStyle w:val="jlqj4b"/>
         </w:rPr>
-        <w:t xml:space="preserve">En développant le modèle de </w:t>
-      </w:r>
-      <w:proofErr w:type="spellStart"/>
-      <w:r>
-        <w:rPr>
-          <w:rStyle w:val="jlqj4b"/>
-        </w:rPr>
-        <w:t>Giapetto</w:t>
-      </w:r>
-      <w:proofErr w:type="spellEnd"/>
-      <w:r>
-        <w:rPr>
-          <w:rStyle w:val="jlqj4b"/>
-        </w:rPr>
-        <w:t xml:space="preserve">, nous explorons les caractéristiques communes à tous les problèmes de programmation </w:t>
-      </w:r>
-      <w:proofErr w:type="gramStart"/>
-      <w:r>
-        <w:rPr>
-          <w:rStyle w:val="jlqj4b"/>
-        </w:rPr>
-        <w:t>linéaire .</w:t>
-      </w:r>
-      <w:proofErr w:type="gramEnd"/>
+        <w:t>En développant le modèle de Giapetto, nous explorons les caractéristiques communes à tous les problèmes de programmation linéaire .</w:t>
+      </w:r>
     </w:p>
     <w:p>
       <w:pPr>
@@ -776,17 +503,8 @@
         <w:rPr>
           <w:rStyle w:val="jlqj4b"/>
         </w:rPr>
-        <w:t xml:space="preserve"> Nous commençons par définir les variables de décision pertinentes Dans tout modèle de programmation linéaire, les variables de décision doivent décrire complètement les décisions à prendre (dans ce cas, par </w:t>
-      </w:r>
-      <w:proofErr w:type="spellStart"/>
-      <w:proofErr w:type="gramStart"/>
-      <w:r>
-        <w:rPr>
-          <w:rStyle w:val="jlqj4b"/>
-        </w:rPr>
-        <w:t>Giapetto</w:t>
-      </w:r>
-      <w:proofErr w:type="spellEnd"/>
+        <w:t xml:space="preserve"> Nous commençons par définir les variables de décision pertinentes Dans tout modèle de programmation linéaire, les variables de décision doivent décrire complètement les décisions à prendre (dans ce cas, par Giapetto</w:t>
+      </w:r>
       <w:r>
         <w:rPr>
           <w:rStyle w:val="viiyi"/>
@@ -797,14 +515,7 @@
         <w:rPr>
           <w:rStyle w:val="jlqj4b"/>
         </w:rPr>
-        <w:t>)</w:t>
-      </w:r>
-      <w:proofErr w:type="gramEnd"/>
-      <w:r>
-        <w:rPr>
-          <w:rStyle w:val="jlqj4b"/>
-        </w:rPr>
-        <w:t>.</w:t>
+        <w:t>).</w:t>
       </w:r>
       <w:r>
         <w:rPr>
@@ -826,21 +537,7 @@
         <w:rPr>
           <w:rStyle w:val="jlqj4b"/>
         </w:rPr>
-        <w:t xml:space="preserve">De toute évidence, </w:t>
-      </w:r>
-      <w:proofErr w:type="spellStart"/>
-      <w:r>
-        <w:rPr>
-          <w:rStyle w:val="jlqj4b"/>
-        </w:rPr>
-        <w:t>Giapetto</w:t>
-      </w:r>
-      <w:proofErr w:type="spellEnd"/>
-      <w:r>
-        <w:rPr>
-          <w:rStyle w:val="jlqj4b"/>
-        </w:rPr>
-        <w:t xml:space="preserve"> doit décider du nombre de soldats et de trains à fabriquer chaque semaine.</w:t>
+        <w:t>De toute évidence, Giapetto doit décider du nombre de soldats et de trains à fabriquer chaque semaine.</w:t>
       </w:r>
       <w:r>
         <w:rPr>
@@ -881,19 +578,11 @@
           <w:rStyle w:val="jlqj4b"/>
         </w:rPr>
       </w:pPr>
-      <w:proofErr w:type="gramStart"/>
-      <w:r>
-        <w:rPr>
-          <w:rStyle w:val="jlqj4b"/>
-        </w:rPr>
-        <w:t>x</w:t>
-      </w:r>
-      <w:proofErr w:type="gramEnd"/>
-      <w:r>
-        <w:rPr>
-          <w:rStyle w:val="jlqj4b"/>
-        </w:rPr>
-        <w:t>1 = nombre de soldats produits chaque semaine</w:t>
+      <w:r>
+        <w:rPr>
+          <w:rStyle w:val="jlqj4b"/>
+        </w:rPr>
+        <w:t>x1 = nombre de soldats produits chaque semaine</w:t>
       </w:r>
     </w:p>
     <w:p>
@@ -912,19 +601,11 @@
           <w:rStyle w:val="jlqj4b"/>
         </w:rPr>
       </w:pPr>
-      <w:proofErr w:type="gramStart"/>
-      <w:r>
-        <w:rPr>
-          <w:rStyle w:val="jlqj4b"/>
-        </w:rPr>
-        <w:t>x</w:t>
-      </w:r>
-      <w:proofErr w:type="gramEnd"/>
-      <w:r>
-        <w:rPr>
-          <w:rStyle w:val="jlqj4b"/>
-        </w:rPr>
-        <w:t>2 =  nombre de trains produits chaque semaine</w:t>
+      <w:r>
+        <w:rPr>
+          <w:rStyle w:val="jlqj4b"/>
+        </w:rPr>
+        <w:t>x2 =  nombre de trains produits chaque semaine</w:t>
       </w:r>
     </w:p>
     <w:p>
@@ -945,19 +626,11 @@
           <w:rStyle w:val="jlqj4b"/>
         </w:rPr>
       </w:pPr>
-      <w:proofErr w:type="gramStart"/>
-      <w:r>
-        <w:rPr>
-          <w:rStyle w:val="jlqj4b"/>
-        </w:rPr>
-        <w:t>La fonction objectif</w:t>
-      </w:r>
-      <w:proofErr w:type="gramEnd"/>
-      <w:r>
-        <w:rPr>
-          <w:rStyle w:val="jlqj4b"/>
-        </w:rPr>
-        <w:t> </w:t>
+      <w:r>
+        <w:rPr>
+          <w:rStyle w:val="jlqj4b"/>
+        </w:rPr>
+        <w:t>La fonction objectif </w:t>
       </w:r>
     </w:p>
     <w:p>
@@ -1047,21 +720,7 @@
         <w:rPr>
           <w:rStyle w:val="jlqj4b"/>
         </w:rPr>
-        <w:t xml:space="preserve">Pour le problème de </w:t>
-      </w:r>
-      <w:proofErr w:type="spellStart"/>
-      <w:r>
-        <w:rPr>
-          <w:rStyle w:val="jlqj4b"/>
-        </w:rPr>
-        <w:t>Giapetto</w:t>
-      </w:r>
-      <w:proofErr w:type="spellEnd"/>
-      <w:r>
-        <w:rPr>
-          <w:rStyle w:val="jlqj4b"/>
-        </w:rPr>
-        <w:t>, nous notons que les coûts fixes (comme le loyer et l'assurance) ne dépendent pas des valeurs de x1 et x2.</w:t>
+        <w:t>Pour le problème de Giapetto, nous notons que les coûts fixes (comme le loyer et l'assurance) ne dépendent pas des valeurs de x1 et x2.</w:t>
       </w:r>
       <w:r>
         <w:rPr>
@@ -1083,21 +742,7 @@
         <w:rPr>
           <w:rStyle w:val="jlqj4b"/>
         </w:rPr>
-        <w:t xml:space="preserve">Ainsi, </w:t>
-      </w:r>
-      <w:proofErr w:type="spellStart"/>
-      <w:r>
-        <w:rPr>
-          <w:rStyle w:val="jlqj4b"/>
-        </w:rPr>
-        <w:t>Giapetto</w:t>
-      </w:r>
-      <w:proofErr w:type="spellEnd"/>
-      <w:r>
-        <w:rPr>
-          <w:rStyle w:val="jlqj4b"/>
-        </w:rPr>
-        <w:t xml:space="preserve"> peut se concentrer sur la maximisation </w:t>
+        <w:t xml:space="preserve">Ainsi, Giapetto peut se concentrer sur la maximisation </w:t>
       </w:r>
     </w:p>
     <w:p>
@@ -1113,21 +758,7 @@
         <w:rPr>
           <w:rStyle w:val="jlqj4b"/>
         </w:rPr>
-        <w:t>(</w:t>
-      </w:r>
-      <w:proofErr w:type="gramStart"/>
-      <w:r>
-        <w:rPr>
-          <w:rStyle w:val="jlqj4b"/>
-        </w:rPr>
-        <w:t>revenus</w:t>
-      </w:r>
-      <w:proofErr w:type="gramEnd"/>
-      <w:r>
-        <w:rPr>
-          <w:rStyle w:val="jlqj4b"/>
-        </w:rPr>
-        <w:t xml:space="preserve"> hebdomadaires) - (coûts d’achat de matières premières ) - (autres coûts variables). </w:t>
+        <w:t xml:space="preserve">(revenus hebdomadaires) - (coûts d’achat de matières premières ) - (autres coûts variables). </w:t>
       </w:r>
     </w:p>
     <w:p>
@@ -1143,21 +774,7 @@
         <w:rPr>
           <w:rStyle w:val="jlqj4b"/>
         </w:rPr>
-        <w:t xml:space="preserve">Les revenus et coûts hebdomadaires de </w:t>
-      </w:r>
-      <w:proofErr w:type="spellStart"/>
-      <w:r>
-        <w:rPr>
-          <w:rStyle w:val="jlqj4b"/>
-        </w:rPr>
-        <w:t>Giapetto</w:t>
-      </w:r>
-      <w:proofErr w:type="spellEnd"/>
-      <w:r>
-        <w:rPr>
-          <w:rStyle w:val="jlqj4b"/>
-        </w:rPr>
-        <w:t xml:space="preserve"> peuvent être exprimés en termes de variables de décision x1 et x2.</w:t>
+        <w:t>Les revenus et coûts hebdomadaires de Giapetto peuvent être exprimés en termes de variables de décision x1 et x2.</w:t>
       </w:r>
     </w:p>
     <w:p>
@@ -1173,21 +790,7 @@
         <w:rPr>
           <w:rStyle w:val="jlqj4b"/>
         </w:rPr>
-        <w:t xml:space="preserve">Il serait insensé que </w:t>
-      </w:r>
-      <w:proofErr w:type="spellStart"/>
-      <w:r>
-        <w:rPr>
-          <w:rStyle w:val="jlqj4b"/>
-        </w:rPr>
-        <w:t>Giapetto</w:t>
-      </w:r>
-      <w:proofErr w:type="spellEnd"/>
-      <w:r>
-        <w:rPr>
-          <w:rStyle w:val="jlqj4b"/>
-        </w:rPr>
-        <w:t xml:space="preserve"> fabrique plus de soldats qu'il ne peut en vendre, nous supposons donc que tous les jouets produits seront vendus.</w:t>
+        <w:t>Il serait insensé que Giapetto fabrique plus de soldats qu'il ne peut en vendre, nous supposons donc que tous les jouets produits seront vendus.</w:t>
       </w:r>
       <w:r>
         <w:rPr>
@@ -1226,21 +829,7 @@
         <w:rPr>
           <w:rStyle w:val="jlqj4b"/>
         </w:rPr>
-        <w:t xml:space="preserve">Revenus hebdomadaires </w:t>
-      </w:r>
-      <w:proofErr w:type="gramStart"/>
-      <w:r>
-        <w:rPr>
-          <w:rStyle w:val="jlqj4b"/>
-        </w:rPr>
-        <w:t>=  Revenus</w:t>
-      </w:r>
-      <w:proofErr w:type="gramEnd"/>
-      <w:r>
-        <w:rPr>
-          <w:rStyle w:val="jlqj4b"/>
-        </w:rPr>
-        <w:t xml:space="preserve"> hebdomadaires des soldats</w:t>
+        <w:t>Revenus hebdomadaires =  Revenus hebdomadaires des soldats</w:t>
       </w:r>
       <w:r>
         <w:rPr>
@@ -1408,7 +997,6 @@
         <w:lastRenderedPageBreak/>
         <w:t xml:space="preserve">On en déduit que </w:t>
       </w:r>
-      <w:proofErr w:type="spellStart"/>
       <w:r>
         <w:rPr>
           <w:rStyle w:val="jlqj4b"/>
@@ -1419,14 +1007,7 @@
         <w:rPr>
           <w:rStyle w:val="jlqj4b"/>
         </w:rPr>
-        <w:t>iapetto</w:t>
-      </w:r>
-      <w:proofErr w:type="spellEnd"/>
-      <w:r>
-        <w:rPr>
-          <w:rStyle w:val="jlqj4b"/>
-        </w:rPr>
-        <w:t xml:space="preserve"> veut maximiser</w:t>
+        <w:t>iapetto veut maximiser</w:t>
       </w:r>
     </w:p>
     <w:p>
@@ -1558,21 +1139,7 @@
         <w:rPr>
           <w:rStyle w:val="jlqj4b"/>
         </w:rPr>
-        <w:t xml:space="preserve">Ainsi, l’objectif de </w:t>
-      </w:r>
-      <w:proofErr w:type="spellStart"/>
-      <w:r>
-        <w:rPr>
-          <w:rStyle w:val="jlqj4b"/>
-        </w:rPr>
-        <w:t>Giapetto</w:t>
-      </w:r>
-      <w:proofErr w:type="spellEnd"/>
-      <w:r>
-        <w:rPr>
-          <w:rStyle w:val="jlqj4b"/>
-        </w:rPr>
-        <w:t xml:space="preserve"> est de choisir x1 et x2 pour maximiser 3x1 + 2x2.</w:t>
+        <w:t>Ainsi, l’objectif de Giapetto est de choisir x1 et x2 pour maximiser 3x1 + 2x2.</w:t>
       </w:r>
       <w:r>
         <w:rPr>
@@ -1594,21 +1161,7 @@
         <w:rPr>
           <w:rStyle w:val="jlqj4b"/>
         </w:rPr>
-        <w:t xml:space="preserve">Nous utilisons la variable z pour désigner la valeur </w:t>
-      </w:r>
-      <w:proofErr w:type="gramStart"/>
-      <w:r>
-        <w:rPr>
-          <w:rStyle w:val="jlqj4b"/>
-        </w:rPr>
-        <w:t>de la fonction objectif</w:t>
-      </w:r>
-      <w:proofErr w:type="gramEnd"/>
-      <w:r>
-        <w:rPr>
-          <w:rStyle w:val="jlqj4b"/>
-        </w:rPr>
-        <w:t xml:space="preserve"> de tout LP.</w:t>
+        <w:t>Nous utilisons la variable z pour désigner la valeur de la fonction objectif de tout LP.</w:t>
       </w:r>
       <w:r>
         <w:rPr>
@@ -1630,21 +1183,7 @@
         <w:rPr>
           <w:rStyle w:val="jlqj4b"/>
         </w:rPr>
-        <w:t xml:space="preserve">La fonction d’objectif de </w:t>
-      </w:r>
-      <w:proofErr w:type="spellStart"/>
-      <w:r>
-        <w:rPr>
-          <w:rStyle w:val="jlqj4b"/>
-        </w:rPr>
-        <w:t>Giapetto</w:t>
-      </w:r>
-      <w:proofErr w:type="spellEnd"/>
-      <w:r>
-        <w:rPr>
-          <w:rStyle w:val="jlqj4b"/>
-        </w:rPr>
-        <w:t xml:space="preserve"> est </w:t>
+        <w:t xml:space="preserve">La fonction d’objectif de Giapetto est </w:t>
       </w:r>
     </w:p>
     <w:p>
@@ -1695,21 +1234,7 @@
         <w:rPr>
           <w:rStyle w:val="jlqj4b"/>
         </w:rPr>
-        <w:t>(Dans le futur, nous abrégerons</w:t>
-      </w:r>
-      <w:proofErr w:type="gramStart"/>
-      <w:r>
-        <w:rPr>
-          <w:rStyle w:val="jlqj4b"/>
-        </w:rPr>
-        <w:t xml:space="preserve"> «maximiser</w:t>
-      </w:r>
-      <w:proofErr w:type="gramEnd"/>
-      <w:r>
-        <w:rPr>
-          <w:rStyle w:val="jlqj4b"/>
-        </w:rPr>
-        <w:t>» par max et «minimiser» par min.)</w:t>
+        <w:t>(Dans le futur, nous abrégerons «maximiser» par max et «minimiser» par min.)</w:t>
       </w:r>
     </w:p>
     <w:p>
@@ -1725,21 +1250,7 @@
         <w:rPr>
           <w:rStyle w:val="jlqj4b"/>
         </w:rPr>
-        <w:t xml:space="preserve">Le coefficient d'une variable dans </w:t>
-      </w:r>
-      <w:proofErr w:type="gramStart"/>
-      <w:r>
-        <w:rPr>
-          <w:rStyle w:val="jlqj4b"/>
-        </w:rPr>
-        <w:t>la fonction objectif</w:t>
-      </w:r>
-      <w:proofErr w:type="gramEnd"/>
-      <w:r>
-        <w:rPr>
-          <w:rStyle w:val="jlqj4b"/>
-        </w:rPr>
-        <w:t xml:space="preserve"> est appelé le coefficient de fonction objectif de la variable.</w:t>
+        <w:t>Le coefficient d'une variable dans la fonction objectif est appelé le coefficient de fonction objectif de la variable.</w:t>
       </w:r>
       <w:r>
         <w:rPr>
@@ -1815,35 +1326,7 @@
         <w:rPr>
           <w:rStyle w:val="jlqj4b"/>
         </w:rPr>
-        <w:t xml:space="preserve">Au fur et à mesure que x1 et x2 augmentent, </w:t>
-      </w:r>
-      <w:proofErr w:type="gramStart"/>
-      <w:r>
-        <w:rPr>
-          <w:rStyle w:val="jlqj4b"/>
-        </w:rPr>
-        <w:t>la fonction objectif</w:t>
-      </w:r>
-      <w:proofErr w:type="gramEnd"/>
-      <w:r>
-        <w:rPr>
-          <w:rStyle w:val="jlqj4b"/>
-        </w:rPr>
-        <w:t xml:space="preserve"> de </w:t>
-      </w:r>
-      <w:proofErr w:type="spellStart"/>
-      <w:r>
-        <w:rPr>
-          <w:rStyle w:val="jlqj4b"/>
-        </w:rPr>
-        <w:t>Giapetto</w:t>
-      </w:r>
-      <w:proofErr w:type="spellEnd"/>
-      <w:r>
-        <w:rPr>
-          <w:rStyle w:val="jlqj4b"/>
-        </w:rPr>
-        <w:t xml:space="preserve"> s'agrandit.</w:t>
+        <w:t>Au fur et à mesure que x1 et x2 augmentent, la fonction objectif de Giapetto s'agrandit.</w:t>
       </w:r>
       <w:r>
         <w:rPr>
@@ -1865,21 +1348,7 @@
         <w:rPr>
           <w:rStyle w:val="jlqj4b"/>
         </w:rPr>
-        <w:t xml:space="preserve">Cela signifie que si </w:t>
-      </w:r>
-      <w:proofErr w:type="spellStart"/>
-      <w:r>
-        <w:rPr>
-          <w:rStyle w:val="jlqj4b"/>
-        </w:rPr>
-        <w:t>Giapetto</w:t>
-      </w:r>
-      <w:proofErr w:type="spellEnd"/>
-      <w:r>
-        <w:rPr>
-          <w:rStyle w:val="jlqj4b"/>
-        </w:rPr>
-        <w:t xml:space="preserve"> était libre de choisir n'importe quelle valeur pour x1 et x2, l'entreprise pourrait réaliser un profit arbitrairement élevé en choisissant x1 et x2 pour être très grand.</w:t>
+        <w:t>Cela signifie que si Giapetto était libre de choisir n'importe quelle valeur pour x1 et x2, l'entreprise pourrait réaliser un profit arbitrairement élevé en choisissant x1 et x2 pour être très grand.</w:t>
       </w:r>
       <w:r>
         <w:rPr>
@@ -1901,21 +1370,7 @@
         <w:rPr>
           <w:rStyle w:val="jlqj4b"/>
         </w:rPr>
-        <w:t>Malheureusement, les valeurs de x1 et x2 sont limitées par les trois restrictions suivantes (souvent appelées contraintes</w:t>
-      </w:r>
-      <w:proofErr w:type="gramStart"/>
-      <w:r>
-        <w:rPr>
-          <w:rStyle w:val="jlqj4b"/>
-        </w:rPr>
-        <w:t>):</w:t>
-      </w:r>
-      <w:proofErr w:type="gramEnd"/>
-      <w:r>
-        <w:rPr>
-          <w:rStyle w:val="jlqj4b"/>
-        </w:rPr>
-        <w:t xml:space="preserve"> </w:t>
+        <w:t xml:space="preserve">Malheureusement, les valeurs de x1 et x2 sont limitées par les trois restrictions suivantes (souvent appelées contraintes): </w:t>
       </w:r>
     </w:p>
     <w:p>
@@ -2179,19 +1634,11 @@
           <w:rStyle w:val="jlqj4b"/>
         </w:rPr>
       </w:pPr>
-      <w:proofErr w:type="gramStart"/>
-      <w:r>
-        <w:rPr>
-          <w:rStyle w:val="jlqj4b"/>
-        </w:rPr>
-        <w:t>x</w:t>
-      </w:r>
-      <w:proofErr w:type="gramEnd"/>
-      <w:r>
-        <w:rPr>
-          <w:rStyle w:val="jlqj4b"/>
-        </w:rPr>
-        <w:t xml:space="preserve">1 + x2 = 80 </w:t>
+      <w:r>
+        <w:rPr>
+          <w:rStyle w:val="jlqj4b"/>
+        </w:rPr>
+        <w:t xml:space="preserve">x1 + x2 = 80 </w:t>
       </w:r>
     </w:p>
     <w:p>
@@ -2207,16 +1654,8 @@
         <w:rPr>
           <w:rStyle w:val="jlqj4b"/>
         </w:rPr>
-        <w:t>Encore une fois, notez que les unités de chaque termes sont les mêmes (dans ce cas, heures de menuiserie par semaine</w:t>
-      </w:r>
-      <w:proofErr w:type="gramStart"/>
-      <w:r>
-        <w:rPr>
-          <w:rStyle w:val="jlqj4b"/>
-        </w:rPr>
-        <w:t>) .</w:t>
-      </w:r>
-      <w:proofErr w:type="gramEnd"/>
+        <w:t>Encore une fois, notez que les unités de chaque termes sont les mêmes (dans ce cas, heures de menuiserie par semaine) .</w:t>
+      </w:r>
     </w:p>
     <w:p>
       <w:pPr>
@@ -2247,21 +1686,7 @@
         <w:rPr>
           <w:rStyle w:val="jlqj4b"/>
         </w:rPr>
-        <w:t xml:space="preserve">Cela donne la contrainte </w:t>
-      </w:r>
-      <w:proofErr w:type="gramStart"/>
-      <w:r>
-        <w:rPr>
-          <w:rStyle w:val="jlqj4b"/>
-        </w:rPr>
-        <w:t>suivante:</w:t>
-      </w:r>
-      <w:proofErr w:type="gramEnd"/>
-      <w:r>
-        <w:rPr>
-          <w:rStyle w:val="jlqj4b"/>
-        </w:rPr>
-        <w:t xml:space="preserve"> </w:t>
+        <w:t xml:space="preserve">Cela donne la contrainte suivante: </w:t>
       </w:r>
     </w:p>
     <w:p>
@@ -2280,19 +1705,11 @@
           <w:rStyle w:val="jlqj4b"/>
         </w:rPr>
       </w:pPr>
-      <w:proofErr w:type="gramStart"/>
-      <w:r>
-        <w:rPr>
-          <w:rStyle w:val="jlqj4b"/>
-        </w:rPr>
-        <w:t>x</w:t>
-      </w:r>
-      <w:proofErr w:type="gramEnd"/>
-      <w:r>
-        <w:rPr>
-          <w:rStyle w:val="jlqj4b"/>
-        </w:rPr>
-        <w:t>1 = 40</w:t>
+      <w:r>
+        <w:rPr>
+          <w:rStyle w:val="jlqj4b"/>
+        </w:rPr>
+        <w:t>x1 = 40</w:t>
       </w:r>
     </w:p>
     <w:p>
@@ -2308,22 +1725,81 @@
         <w:rPr>
           <w:rStyle w:val="jlqj4b"/>
         </w:rPr>
-        <w:t xml:space="preserve">Ainsi (2) - (4) exprime les contraintes 1–3 en termes de variables de </w:t>
-      </w:r>
-      <w:proofErr w:type="gramStart"/>
-      <w:r>
-        <w:rPr>
-          <w:rStyle w:val="jlqj4b"/>
-        </w:rPr>
-        <w:t>décision;</w:t>
-      </w:r>
-      <w:proofErr w:type="gramEnd"/>
-      <w:r>
-        <w:rPr>
-          <w:rStyle w:val="jlqj4b"/>
-        </w:rPr>
+        <w:t xml:space="preserve">Ainsi (2) - (4) exprime les contraintes 1–3 en termes de variables de décision; </w:t>
+      </w:r>
+    </w:p>
+    <w:p>
+      <w:pPr>
+        <w:tabs>
+          <w:tab w:val="left" w:pos="1580"/>
+        </w:tabs>
+        <w:rPr>
+          <w:rStyle w:val="jlqj4b"/>
+        </w:rPr>
+      </w:pPr>
+      <w:r>
+        <w:rPr>
+          <w:rStyle w:val="jlqj4b"/>
+        </w:rPr>
+        <w:lastRenderedPageBreak/>
+        <w:t xml:space="preserve">on les appelle les contraintes du problème de programmation linéaire de Giapetto. </w:t>
+      </w:r>
+    </w:p>
+    <w:p>
+      <w:pPr>
+        <w:tabs>
+          <w:tab w:val="left" w:pos="1580"/>
+        </w:tabs>
+        <w:rPr>
+          <w:rStyle w:val="jlqj4b"/>
+        </w:rPr>
+      </w:pPr>
+      <w:r>
+        <w:rPr>
+          <w:rStyle w:val="jlqj4b"/>
+        </w:rPr>
+        <w:t xml:space="preserve">Les coefficients des variables de décision dans les contraintes sont appelés coefficients technologiques, car les coefficients technologiques reflètent souvent la technologie utilisée pour produire différents produits. </w:t>
+      </w:r>
+    </w:p>
+    <w:p>
+      <w:pPr>
+        <w:tabs>
+          <w:tab w:val="left" w:pos="1580"/>
+        </w:tabs>
+        <w:rPr>
+          <w:rStyle w:val="jlqj4b"/>
+        </w:rPr>
+      </w:pPr>
+      <w:r>
+        <w:rPr>
+          <w:rStyle w:val="jlqj4b"/>
+        </w:rPr>
+        <w:t>Le nombre sur le côté droit de chaque contrainte est appelé</w:t>
+      </w:r>
+      <w:r>
         <w:t xml:space="preserve"> </w:t>
       </w:r>
+      <w:r>
+        <w:t>right-hand side</w:t>
+      </w:r>
+      <w:r>
+        <w:rPr>
+          <w:rStyle w:val="jlqj4b"/>
+        </w:rPr>
+        <w:t xml:space="preserve"> </w:t>
+      </w:r>
+      <w:r>
+        <w:rPr>
+          <w:rStyle w:val="jlqj4b"/>
+        </w:rPr>
+        <w:t>(</w:t>
+      </w:r>
+      <w:r>
+        <w:rPr>
+          <w:rStyle w:val="jlqj4b"/>
+        </w:rPr>
+        <w:t>ou rhs). Souvent, le rhs d'une contrainte représente la quantité d'une ressource disponible.</w:t>
+      </w:r>
     </w:p>
     <w:p>
       <w:pPr>
@@ -2334,34 +1810,17 @@
           <w:rStyle w:val="jlqj4b"/>
         </w:rPr>
       </w:pPr>
-      <w:proofErr w:type="gramStart"/>
-      <w:r>
-        <w:rPr>
-          <w:rStyle w:val="jlqj4b"/>
-        </w:rPr>
-        <w:lastRenderedPageBreak/>
-        <w:t>on</w:t>
-      </w:r>
-      <w:proofErr w:type="gramEnd"/>
-      <w:r>
-        <w:rPr>
-          <w:rStyle w:val="jlqj4b"/>
-        </w:rPr>
-        <w:t xml:space="preserve"> les appelle les contraintes du problème de programmation linéaire de </w:t>
-      </w:r>
-      <w:proofErr w:type="spellStart"/>
-      <w:r>
-        <w:rPr>
-          <w:rStyle w:val="jlqj4b"/>
-        </w:rPr>
-        <w:t>Giapetto</w:t>
-      </w:r>
-      <w:proofErr w:type="spellEnd"/>
-      <w:r>
-        <w:rPr>
-          <w:rStyle w:val="jlqj4b"/>
-        </w:rPr>
-        <w:t xml:space="preserve">. </w:t>
+      <w:r>
+        <w:rPr>
+          <w:rStyle w:val="Titre1Car"/>
+        </w:rPr>
+        <w:t>Restrictions de signe</w:t>
+      </w:r>
+      <w:r>
+        <w:rPr>
+          <w:rStyle w:val="jlqj4b"/>
+        </w:rPr>
+        <w:t xml:space="preserve"> </w:t>
       </w:r>
     </w:p>
     <w:p>
@@ -2377,132 +1836,7 @@
         <w:rPr>
           <w:rStyle w:val="jlqj4b"/>
         </w:rPr>
-        <w:t xml:space="preserve">Les coefficients des variables de décision dans les contraintes sont appelés coefficients technologiques, car les coefficients technologiques reflètent souvent la technologie utilisée pour produire différents produits. </w:t>
-      </w:r>
-    </w:p>
-    <w:p>
-      <w:pPr>
-        <w:tabs>
-          <w:tab w:val="left" w:pos="1580"/>
-        </w:tabs>
-        <w:rPr>
-          <w:rStyle w:val="jlqj4b"/>
-        </w:rPr>
-      </w:pPr>
-      <w:r>
-        <w:rPr>
-          <w:rStyle w:val="jlqj4b"/>
-        </w:rPr>
-        <w:t>Le nombre sur le côté droit de chaque contrainte est appelé</w:t>
-      </w:r>
-      <w:r>
-        <w:t xml:space="preserve"> </w:t>
-      </w:r>
-      <w:r>
-        <w:t xml:space="preserve">right-hand </w:t>
-      </w:r>
-      <w:proofErr w:type="spellStart"/>
-      <w:r>
-        <w:t>side</w:t>
-      </w:r>
-      <w:proofErr w:type="spellEnd"/>
-      <w:r>
-        <w:rPr>
-          <w:rStyle w:val="jlqj4b"/>
-        </w:rPr>
-        <w:t xml:space="preserve"> </w:t>
-      </w:r>
-      <w:r>
-        <w:rPr>
-          <w:rStyle w:val="jlqj4b"/>
-        </w:rPr>
-        <w:t>(</w:t>
-      </w:r>
-      <w:r>
-        <w:rPr>
-          <w:rStyle w:val="jlqj4b"/>
-        </w:rPr>
-        <w:t xml:space="preserve">ou </w:t>
-      </w:r>
-      <w:proofErr w:type="spellStart"/>
-      <w:r>
-        <w:rPr>
-          <w:rStyle w:val="jlqj4b"/>
-        </w:rPr>
-        <w:t>rhs</w:t>
-      </w:r>
-      <w:proofErr w:type="spellEnd"/>
-      <w:r>
-        <w:rPr>
-          <w:rStyle w:val="jlqj4b"/>
-        </w:rPr>
-        <w:t xml:space="preserve">). Souvent, le </w:t>
-      </w:r>
-      <w:proofErr w:type="spellStart"/>
-      <w:r>
-        <w:rPr>
-          <w:rStyle w:val="jlqj4b"/>
-        </w:rPr>
-        <w:t>rhs</w:t>
-      </w:r>
-      <w:proofErr w:type="spellEnd"/>
-      <w:r>
-        <w:rPr>
-          <w:rStyle w:val="jlqj4b"/>
-        </w:rPr>
-        <w:t xml:space="preserve"> d'une contrainte représente la quantité d'une ressource disponible.</w:t>
-      </w:r>
-    </w:p>
-    <w:p>
-      <w:pPr>
-        <w:tabs>
-          <w:tab w:val="left" w:pos="1580"/>
-        </w:tabs>
-        <w:rPr>
-          <w:rStyle w:val="jlqj4b"/>
-        </w:rPr>
-      </w:pPr>
-      <w:r>
-        <w:rPr>
-          <w:rStyle w:val="Titre1Car"/>
-        </w:rPr>
-        <w:t>Restrictions de signe</w:t>
-      </w:r>
-      <w:r>
-        <w:rPr>
-          <w:rStyle w:val="jlqj4b"/>
-        </w:rPr>
-        <w:t xml:space="preserve"> </w:t>
-      </w:r>
-    </w:p>
-    <w:p>
-      <w:pPr>
-        <w:tabs>
-          <w:tab w:val="left" w:pos="1580"/>
-        </w:tabs>
-        <w:rPr>
-          <w:rStyle w:val="jlqj4b"/>
-        </w:rPr>
-      </w:pPr>
-      <w:r>
-        <w:rPr>
-          <w:rStyle w:val="jlqj4b"/>
-        </w:rPr>
-        <w:t xml:space="preserve">Pour compléter la formulation d'un problème de programmation linéaire, il faut répondre à la question suivante pour chaque variable de </w:t>
-      </w:r>
-      <w:proofErr w:type="gramStart"/>
-      <w:r>
-        <w:rPr>
-          <w:rStyle w:val="jlqj4b"/>
-        </w:rPr>
-        <w:t>décision:</w:t>
-      </w:r>
-      <w:proofErr w:type="gramEnd"/>
-      <w:r>
-        <w:rPr>
-          <w:rStyle w:val="jlqj4b"/>
-        </w:rPr>
-        <w:t xml:space="preserve"> la variable de décision peut-elle prendre uniquement des valeurs non négatives, ou la variable de décision est-elle autorisée à prendre à la fois des valeurs positives et négatives?</w:t>
+        <w:t>Pour compléter la formulation d'un problème de programmation linéaire, il faut répondre à la question suivante pour chaque variable de décision: la variable de décision peut-elle prendre uniquement des valeurs non négatives, ou la variable de décision est-elle autorisée à prendre à la fois des valeurs positives et négatives?</w:t>
       </w:r>
     </w:p>
     <w:p>
@@ -2558,7 +1892,6 @@
         </w:rPr>
         <w:t xml:space="preserve"> prend à la fois des valeurs positives et négatives (ou nulles), alors nous disons que xi est sans restriction de signe (souvent abrégé </w:t>
       </w:r>
-      <w:proofErr w:type="spellStart"/>
       <w:r>
         <w:rPr>
           <w:rStyle w:val="jlqj4b"/>
@@ -2567,7 +1900,6 @@
         </w:rPr>
         <w:t>urs</w:t>
       </w:r>
-      <w:proofErr w:type="spellEnd"/>
       <w:r>
         <w:rPr>
           <w:rStyle w:val="jlqj4b"/>
@@ -2588,21 +1920,7 @@
         <w:rPr>
           <w:rStyle w:val="jlqj4b"/>
         </w:rPr>
-        <w:t xml:space="preserve">Pour le problème </w:t>
-      </w:r>
-      <w:proofErr w:type="spellStart"/>
-      <w:r>
-        <w:rPr>
-          <w:rStyle w:val="jlqj4b"/>
-        </w:rPr>
-        <w:t>Giapetto</w:t>
-      </w:r>
-      <w:proofErr w:type="spellEnd"/>
-      <w:r>
-        <w:rPr>
-          <w:rStyle w:val="jlqj4b"/>
-        </w:rPr>
-        <w:t xml:space="preserve">, il est clair que x1 </w:t>
+        <w:t xml:space="preserve">Pour le problème Giapetto, il est clair que x1 </w:t>
       </w:r>
       <w:r>
         <w:rPr>
@@ -2644,7 +1962,6 @@
         </w:rPr>
         <w:t xml:space="preserve">Dans d'autres problèmes, cependant, certaines variables peuvent être </w:t>
       </w:r>
-      <w:proofErr w:type="spellStart"/>
       <w:r>
         <w:rPr>
           <w:rStyle w:val="jlqj4b"/>
@@ -2653,7 +1970,6 @@
         </w:rPr>
         <w:t>urs</w:t>
       </w:r>
-      <w:proofErr w:type="spellEnd"/>
       <w:r>
         <w:rPr>
           <w:rStyle w:val="jlqj4b"/>
@@ -2708,35 +2024,13 @@
         <w:rPr>
           <w:rStyle w:val="jlqj4b"/>
         </w:rPr>
-        <w:t xml:space="preserve">Xi </w:t>
-      </w:r>
-      <w:proofErr w:type="gramStart"/>
-      <w:r>
-        <w:rPr>
-          <w:rStyle w:val="jlqj4b"/>
-        </w:rPr>
-        <w:t xml:space="preserve">comme </w:t>
-      </w:r>
-      <w:r>
-        <w:rPr>
-          <w:rStyle w:val="jlqj4b"/>
-        </w:rPr>
-        <w:t xml:space="preserve"> </w:t>
-      </w:r>
-      <w:proofErr w:type="spellStart"/>
-      <w:r>
-        <w:rPr>
-          <w:rStyle w:val="jlqj4b"/>
-        </w:rPr>
-        <w:t>urs</w:t>
-      </w:r>
-      <w:proofErr w:type="spellEnd"/>
-      <w:proofErr w:type="gramEnd"/>
-      <w:r>
-        <w:rPr>
-          <w:rStyle w:val="jlqj4b"/>
-        </w:rPr>
-        <w:t xml:space="preserve">. </w:t>
+        <w:t xml:space="preserve">Xi comme </w:t>
+      </w:r>
+      <w:r>
+        <w:rPr>
+          <w:rStyle w:val="jlqj4b"/>
+        </w:rPr>
+        <w:t xml:space="preserve"> urs. </w:t>
       </w:r>
     </w:p>
     <w:p>
@@ -2752,21 +2046,7 @@
         <w:rPr>
           <w:rStyle w:val="jlqj4b"/>
         </w:rPr>
-        <w:t xml:space="preserve">D'autres utilisations des variables </w:t>
-      </w:r>
-      <w:proofErr w:type="spellStart"/>
-      <w:r>
-        <w:rPr>
-          <w:rStyle w:val="jlqj4b"/>
-        </w:rPr>
-        <w:t>urs</w:t>
-      </w:r>
-      <w:proofErr w:type="spellEnd"/>
-      <w:r>
-        <w:rPr>
-          <w:rStyle w:val="jlqj4b"/>
-        </w:rPr>
-        <w:t xml:space="preserve"> sont discutées dans la section 4.12. </w:t>
+        <w:t xml:space="preserve">D'autres utilisations des variables urs sont discutées dans la section 4.12. </w:t>
       </w:r>
     </w:p>
     <w:p>
@@ -2838,13 +2118,8 @@
         </w:tabs>
         <w:jc w:val="center"/>
       </w:pPr>
-      <w:proofErr w:type="gramStart"/>
-      <w:r>
-        <w:t>max</w:t>
-      </w:r>
-      <w:proofErr w:type="gramEnd"/>
-      <w:r>
-        <w:t xml:space="preserve"> z =  3 x1 + 2 x2 (</w:t>
+      <w:r>
+        <w:t>max z =  3 x1 + 2 x2 (</w:t>
       </w:r>
       <w:r>
         <w:t>fonction objectif</w:t>
@@ -2870,20 +2145,7 @@
         </w:tabs>
       </w:pPr>
       <w:r>
-        <w:t xml:space="preserve">Sous les contraintes </w:t>
-      </w:r>
-      <w:proofErr w:type="gramStart"/>
-      <w:r>
-        <w:t xml:space="preserve">( </w:t>
-      </w:r>
-      <w:proofErr w:type="spellStart"/>
-      <w:r>
-        <w:t>subject</w:t>
-      </w:r>
-      <w:proofErr w:type="spellEnd"/>
-      <w:proofErr w:type="gramEnd"/>
-      <w:r>
-        <w:t xml:space="preserve"> to ) :</w:t>
+        <w:t>Sous les contraintes ( subject to ) :</w:t>
       </w:r>
     </w:p>
     <w:p>
@@ -2902,143 +2164,92 @@
           <w:tab w:val="left" w:pos="2076"/>
         </w:tabs>
       </w:pPr>
-      <w:proofErr w:type="gramStart"/>
-      <w:r>
-        <w:t>x</w:t>
-      </w:r>
-      <w:proofErr w:type="gramEnd"/>
-      <w:r>
-        <w:t xml:space="preserve">1 + x2 &lt;= 80 (La contrainte de charpenterie) (3) </w:t>
-      </w:r>
-    </w:p>
-    <w:p>
-      <w:pPr>
-        <w:tabs>
-          <w:tab w:val="left" w:pos="2076"/>
-        </w:tabs>
-      </w:pPr>
-      <w:proofErr w:type="gramStart"/>
-      <w:r>
-        <w:t>x</w:t>
-      </w:r>
-      <w:proofErr w:type="gramEnd"/>
-      <w:r>
-        <w:t xml:space="preserve">1 &lt;= 40 (Contrainte de la demande de soldats) (4) </w:t>
-      </w:r>
-    </w:p>
-    <w:p>
-      <w:pPr>
-        <w:tabs>
-          <w:tab w:val="left" w:pos="2076"/>
-        </w:tabs>
-      </w:pPr>
-      <w:proofErr w:type="gramStart"/>
-      <w:r>
-        <w:t>x</w:t>
-      </w:r>
-      <w:proofErr w:type="gramEnd"/>
-      <w:r>
-        <w:t xml:space="preserve">1 &gt;= 0 (Restriction de signe )† (5) </w:t>
-      </w:r>
-    </w:p>
-    <w:p>
-      <w:pPr>
-        <w:tabs>
-          <w:tab w:val="left" w:pos="2076"/>
-        </w:tabs>
-      </w:pPr>
-      <w:proofErr w:type="gramStart"/>
-      <w:r>
-        <w:t>x</w:t>
-      </w:r>
-      <w:proofErr w:type="gramEnd"/>
-      <w:r>
-        <w:t>2 &gt;= 0 (Restriction de signe) (6)</w:t>
-      </w:r>
-    </w:p>
-    <w:p>
-      <w:pPr>
-        <w:tabs>
-          <w:tab w:val="left" w:pos="2076"/>
-        </w:tabs>
-      </w:pPr>
-    </w:p>
-    <w:p>
-      <w:pPr>
-        <w:tabs>
-          <w:tab w:val="left" w:pos="2076"/>
-        </w:tabs>
-      </w:pPr>
-      <w:proofErr w:type="gramStart"/>
-      <w:r>
-        <w:t>«Sous</w:t>
-      </w:r>
-      <w:proofErr w:type="gramEnd"/>
-      <w:r>
-        <w:t xml:space="preserve"> les contraintes  (</w:t>
-      </w:r>
-      <w:proofErr w:type="spellStart"/>
-      <w:r>
-        <w:t>subject</w:t>
-      </w:r>
-      <w:proofErr w:type="spellEnd"/>
-      <w:r>
-        <w:t xml:space="preserve"> to)» (s.t.) signifie que les valeurs des variables de décision x1 et x2 doivent satisfaire</w:t>
-      </w:r>
-    </w:p>
-    <w:p>
-      <w:pPr>
-        <w:tabs>
-          <w:tab w:val="left" w:pos="2076"/>
-        </w:tabs>
-      </w:pPr>
-      <w:proofErr w:type="gramStart"/>
-      <w:r>
-        <w:t>toutes</w:t>
-      </w:r>
-      <w:proofErr w:type="gramEnd"/>
-      <w:r>
-        <w:t xml:space="preserve"> les contraintes et toutes les restrictions de signe.</w:t>
-      </w:r>
-    </w:p>
-    <w:p>
-      <w:pPr>
-        <w:tabs>
-          <w:tab w:val="left" w:pos="2076"/>
-        </w:tabs>
-      </w:pPr>
-    </w:p>
-    <w:p>
-      <w:pPr>
-        <w:tabs>
-          <w:tab w:val="left" w:pos="2076"/>
-        </w:tabs>
-      </w:pPr>
-      <w:r>
-        <w:t xml:space="preserve">Avant de définir formellement un problème de programmation </w:t>
-      </w:r>
-      <w:proofErr w:type="gramStart"/>
-      <w:r>
-        <w:t>linéaire,  définissons</w:t>
-      </w:r>
-      <w:proofErr w:type="gramEnd"/>
-      <w:r>
-        <w:t xml:space="preserve"> les concepts de</w:t>
-      </w:r>
-    </w:p>
-    <w:p>
-      <w:pPr>
-        <w:tabs>
-          <w:tab w:val="left" w:pos="2076"/>
-        </w:tabs>
-      </w:pPr>
-      <w:proofErr w:type="gramStart"/>
-      <w:r>
-        <w:t>fonction</w:t>
-      </w:r>
-      <w:proofErr w:type="gramEnd"/>
-      <w:r>
-        <w:t xml:space="preserve"> et inégalité linéaire.</w:t>
+      <w:r>
+        <w:t xml:space="preserve">x1 + x2 &lt;= 80 (La contrainte de charpenterie) (3) </w:t>
+      </w:r>
+    </w:p>
+    <w:p>
+      <w:pPr>
+        <w:tabs>
+          <w:tab w:val="left" w:pos="2076"/>
+        </w:tabs>
+      </w:pPr>
+      <w:r>
+        <w:t xml:space="preserve">x1 &lt;= 40 (Contrainte de la demande de soldats) (4) </w:t>
+      </w:r>
+    </w:p>
+    <w:p>
+      <w:pPr>
+        <w:tabs>
+          <w:tab w:val="left" w:pos="2076"/>
+        </w:tabs>
+      </w:pPr>
+      <w:r>
+        <w:t xml:space="preserve">x1 &gt;= 0 (Restriction de signe )† (5) </w:t>
+      </w:r>
+    </w:p>
+    <w:p>
+      <w:pPr>
+        <w:tabs>
+          <w:tab w:val="left" w:pos="2076"/>
+        </w:tabs>
+      </w:pPr>
+      <w:r>
+        <w:t>x2 &gt;= 0 (Restriction de signe) (6)</w:t>
+      </w:r>
+    </w:p>
+    <w:p>
+      <w:pPr>
+        <w:tabs>
+          <w:tab w:val="left" w:pos="2076"/>
+        </w:tabs>
+      </w:pPr>
+    </w:p>
+    <w:p>
+      <w:pPr>
+        <w:tabs>
+          <w:tab w:val="left" w:pos="2076"/>
+        </w:tabs>
+      </w:pPr>
+      <w:r>
+        <w:t>«Sous les contraintes  (subject to)» (s.t.) signifie que les valeurs des variables de décision x1 et x2 doivent satisfaire</w:t>
+      </w:r>
+    </w:p>
+    <w:p>
+      <w:pPr>
+        <w:tabs>
+          <w:tab w:val="left" w:pos="2076"/>
+        </w:tabs>
+      </w:pPr>
+      <w:r>
+        <w:t>toutes les contraintes et toutes les restrictions de signe.</w:t>
+      </w:r>
+    </w:p>
+    <w:p>
+      <w:pPr>
+        <w:tabs>
+          <w:tab w:val="left" w:pos="2076"/>
+        </w:tabs>
+      </w:pPr>
+    </w:p>
+    <w:p>
+      <w:pPr>
+        <w:tabs>
+          <w:tab w:val="left" w:pos="2076"/>
+        </w:tabs>
+      </w:pPr>
+      <w:r>
+        <w:t>Avant de définir formellement un problème de programmation linéaire,  définissons les concepts de</w:t>
+      </w:r>
+    </w:p>
+    <w:p>
+      <w:pPr>
+        <w:tabs>
+          <w:tab w:val="left" w:pos="2076"/>
+        </w:tabs>
+      </w:pPr>
+      <w:r>
+        <w:t>fonction et inégalité linéaire.</w:t>
       </w:r>
     </w:p>
     <w:p>
@@ -3102,9 +2313,8 @@
           <w:szCs w:val="20"/>
           <w:lang w:eastAsia="fr-FR"/>
         </w:rPr>
-        <w:t xml:space="preserve"> Une fonction </w:t>
-      </w:r>
-      <w:proofErr w:type="gramStart"/>
+        <w:t xml:space="preserve"> Une fonction f(x1, x2, ..., Xn) de x1, x2 ,. . . , xn est une fonction linéaire si et seulement si</w:t>
+      </w:r>
       <w:r>
         <w:rPr>
           <w:rFonts w:ascii="Courier New" w:eastAsia="Times New Roman" w:hAnsi="Courier New" w:cs="Courier New"/>
@@ -3112,9 +2322,8 @@
           <w:szCs w:val="20"/>
           <w:lang w:eastAsia="fr-FR"/>
         </w:rPr>
-        <w:t>f(</w:t>
-      </w:r>
-      <w:proofErr w:type="gramEnd"/>
+        <w:t xml:space="preserve"> </w:t>
+      </w:r>
       <w:r>
         <w:rPr>
           <w:rFonts w:ascii="Courier New" w:eastAsia="Times New Roman" w:hAnsi="Courier New" w:cs="Courier New"/>
@@ -3122,9 +2331,8 @@
           <w:szCs w:val="20"/>
           <w:lang w:eastAsia="fr-FR"/>
         </w:rPr>
-        <w:t xml:space="preserve">x1, x2, ..., </w:t>
-      </w:r>
-      <w:proofErr w:type="spellStart"/>
+        <w:t>pour un ensemble de constantes c1, c2 ,. . . , cn, f (x1, x2, ..., xn)</w:t>
+      </w:r>
       <w:r>
         <w:rPr>
           <w:rFonts w:ascii="Courier New" w:eastAsia="Times New Roman" w:hAnsi="Courier New" w:cs="Courier New"/>
@@ -3132,9 +2340,8 @@
           <w:szCs w:val="20"/>
           <w:lang w:eastAsia="fr-FR"/>
         </w:rPr>
-        <w:t>Xn</w:t>
-      </w:r>
-      <w:proofErr w:type="spellEnd"/>
+        <w:t xml:space="preserve"> =</w:t>
+      </w:r>
       <w:r>
         <w:rPr>
           <w:rFonts w:ascii="Courier New" w:eastAsia="Times New Roman" w:hAnsi="Courier New" w:cs="Courier New"/>
@@ -3142,9 +2349,8 @@
           <w:szCs w:val="20"/>
           <w:lang w:eastAsia="fr-FR"/>
         </w:rPr>
-        <w:t xml:space="preserve">) de x1, x2 ,. . . , </w:t>
-      </w:r>
-      <w:proofErr w:type="spellStart"/>
+        <w:t xml:space="preserve"> c1x1 c2x2</w:t>
+      </w:r>
       <w:r>
         <w:rPr>
           <w:rFonts w:ascii="Courier New" w:eastAsia="Times New Roman" w:hAnsi="Courier New" w:cs="Courier New"/>
@@ -3152,9 +2358,8 @@
           <w:szCs w:val="20"/>
           <w:lang w:eastAsia="fr-FR"/>
         </w:rPr>
-        <w:t>xn</w:t>
-      </w:r>
-      <w:proofErr w:type="spellEnd"/>
+        <w:t xml:space="preserve"> </w:t>
+      </w:r>
       <w:r>
         <w:rPr>
           <w:rFonts w:ascii="Courier New" w:eastAsia="Times New Roman" w:hAnsi="Courier New" w:cs="Courier New"/>
@@ -3162,112 +2367,7 @@
           <w:szCs w:val="20"/>
           <w:lang w:eastAsia="fr-FR"/>
         </w:rPr>
-        <w:t xml:space="preserve"> est une fonction linéaire si et seulement si</w:t>
-      </w:r>
-      <w:r>
-        <w:rPr>
-          <w:rFonts w:ascii="Courier New" w:eastAsia="Times New Roman" w:hAnsi="Courier New" w:cs="Courier New"/>
-          <w:sz w:val="20"/>
-          <w:szCs w:val="20"/>
-          <w:lang w:eastAsia="fr-FR"/>
-        </w:rPr>
-        <w:t xml:space="preserve"> </w:t>
-      </w:r>
-      <w:r>
-        <w:rPr>
-          <w:rFonts w:ascii="Courier New" w:eastAsia="Times New Roman" w:hAnsi="Courier New" w:cs="Courier New"/>
-          <w:sz w:val="20"/>
-          <w:szCs w:val="20"/>
-          <w:lang w:eastAsia="fr-FR"/>
-        </w:rPr>
-        <w:t xml:space="preserve">pour un ensemble de constantes c1, c2 ,. . . , </w:t>
-      </w:r>
-      <w:proofErr w:type="spellStart"/>
-      <w:r>
-        <w:rPr>
-          <w:rFonts w:ascii="Courier New" w:eastAsia="Times New Roman" w:hAnsi="Courier New" w:cs="Courier New"/>
-          <w:sz w:val="20"/>
-          <w:szCs w:val="20"/>
-          <w:lang w:eastAsia="fr-FR"/>
-        </w:rPr>
-        <w:t>cn</w:t>
-      </w:r>
-      <w:proofErr w:type="spellEnd"/>
-      <w:r>
-        <w:rPr>
-          <w:rFonts w:ascii="Courier New" w:eastAsia="Times New Roman" w:hAnsi="Courier New" w:cs="Courier New"/>
-          <w:sz w:val="20"/>
-          <w:szCs w:val="20"/>
-          <w:lang w:eastAsia="fr-FR"/>
-        </w:rPr>
-        <w:t xml:space="preserve">, f (x1, x2, ..., </w:t>
-      </w:r>
-      <w:proofErr w:type="spellStart"/>
-      <w:r>
-        <w:rPr>
-          <w:rFonts w:ascii="Courier New" w:eastAsia="Times New Roman" w:hAnsi="Courier New" w:cs="Courier New"/>
-          <w:sz w:val="20"/>
-          <w:szCs w:val="20"/>
-          <w:lang w:eastAsia="fr-FR"/>
-        </w:rPr>
-        <w:t>xn</w:t>
-      </w:r>
-      <w:proofErr w:type="spellEnd"/>
-      <w:r>
-        <w:rPr>
-          <w:rFonts w:ascii="Courier New" w:eastAsia="Times New Roman" w:hAnsi="Courier New" w:cs="Courier New"/>
-          <w:sz w:val="20"/>
-          <w:szCs w:val="20"/>
-          <w:lang w:eastAsia="fr-FR"/>
-        </w:rPr>
-        <w:t>)</w:t>
-      </w:r>
-      <w:r>
-        <w:rPr>
-          <w:rFonts w:ascii="Courier New" w:eastAsia="Times New Roman" w:hAnsi="Courier New" w:cs="Courier New"/>
-          <w:sz w:val="20"/>
-          <w:szCs w:val="20"/>
-          <w:lang w:eastAsia="fr-FR"/>
-        </w:rPr>
-        <w:t xml:space="preserve"> =</w:t>
-      </w:r>
-      <w:r>
-        <w:rPr>
-          <w:rFonts w:ascii="Courier New" w:eastAsia="Times New Roman" w:hAnsi="Courier New" w:cs="Courier New"/>
-          <w:sz w:val="20"/>
-          <w:szCs w:val="20"/>
-          <w:lang w:eastAsia="fr-FR"/>
-        </w:rPr>
-        <w:t xml:space="preserve"> c1x1 c2x2</w:t>
-      </w:r>
-      <w:r>
-        <w:rPr>
-          <w:rFonts w:ascii="Courier New" w:eastAsia="Times New Roman" w:hAnsi="Courier New" w:cs="Courier New"/>
-          <w:sz w:val="20"/>
-          <w:szCs w:val="20"/>
-          <w:lang w:eastAsia="fr-FR"/>
-        </w:rPr>
-        <w:t xml:space="preserve"> </w:t>
-      </w:r>
-      <w:proofErr w:type="spellStart"/>
-      <w:r>
-        <w:rPr>
-          <w:rFonts w:ascii="Courier New" w:eastAsia="Times New Roman" w:hAnsi="Courier New" w:cs="Courier New"/>
-          <w:sz w:val="20"/>
-          <w:szCs w:val="20"/>
-          <w:lang w:eastAsia="fr-FR"/>
-        </w:rPr>
-        <w:t>cnxn</w:t>
-      </w:r>
-      <w:proofErr w:type="spellEnd"/>
-      <w:r>
-        <w:rPr>
-          <w:rFonts w:ascii="Courier New" w:eastAsia="Times New Roman" w:hAnsi="Courier New" w:cs="Courier New"/>
-          <w:sz w:val="20"/>
-          <w:szCs w:val="20"/>
-          <w:lang w:eastAsia="fr-FR"/>
-        </w:rPr>
-        <w:t>.</w:t>
+        <w:t>cnxn.</w:t>
       </w:r>
     </w:p>
     <w:p>
@@ -3335,15 +2435,7 @@
         </w:tabs>
       </w:pPr>
       <w:r>
-        <w:t xml:space="preserve">Par exemple, </w:t>
-      </w:r>
-      <w:proofErr w:type="gramStart"/>
-      <w:r>
-        <w:t>f(</w:t>
-      </w:r>
-      <w:proofErr w:type="gramEnd"/>
-      <w:r>
-        <w:t>x1, x2) = 2x1 + x2 est une fonction linéaire de x1 et x2, mais f(x1, x2) = x1^2 * x2 n'est pas une fonction linéaire de x1 et x2.</w:t>
+        <w:t>Par exemple, f(x1, x2) = 2x1 + x2 est une fonction linéaire de x1 et x2, mais f(x1, x2) = x1^2 * x2 n'est pas une fonction linéaire de x1 et x2.</w:t>
       </w:r>
     </w:p>
     <w:p>
@@ -3353,7 +2445,6 @@
       <w:r>
         <w:t xml:space="preserve">DÉFINITION </w:t>
       </w:r>
-      <w:proofErr w:type="gramStart"/>
       <w:r>
         <w:rPr>
           <w:rFonts w:ascii="Arial" w:hAnsi="Arial" w:cs="Arial"/>
@@ -3364,35 +2455,7 @@
         <w:t xml:space="preserve"> </w:t>
       </w:r>
       <w:r>
-        <w:t xml:space="preserve"> Pour</w:t>
-      </w:r>
-      <w:proofErr w:type="gramEnd"/>
-      <w:r>
-        <w:t xml:space="preserve"> toute fonction linéaire f(x1, x2, ..., </w:t>
-      </w:r>
-      <w:proofErr w:type="spellStart"/>
-      <w:r>
-        <w:t>Xn</w:t>
-      </w:r>
-      <w:proofErr w:type="spellEnd"/>
-      <w:r>
-        <w:t xml:space="preserve">) et tout nombre b, les inégalités f(x1,x2 ,. . . , </w:t>
-      </w:r>
-      <w:proofErr w:type="spellStart"/>
-      <w:r>
-        <w:t>xn</w:t>
-      </w:r>
-      <w:proofErr w:type="spellEnd"/>
-      <w:r>
-        <w:t xml:space="preserve">)&lt;= b et f(x1, x2, ..., </w:t>
-      </w:r>
-      <w:proofErr w:type="spellStart"/>
-      <w:r>
-        <w:t>xn</w:t>
-      </w:r>
-      <w:proofErr w:type="spellEnd"/>
-      <w:r>
-        <w:t>)&gt;= b sont des inégalités linéaires.</w:t>
+        <w:t xml:space="preserve"> Pour toute fonction linéaire f(x1, x2, ..., Xn) et tout nombre b, les inégalités f(x1,x2 ,. . . , xn)&lt;= b et f(x1, x2, ..., xn)&gt;= b sont des inégalités linéaires.</w:t>
       </w:r>
     </w:p>
     <w:p>
@@ -3650,11 +2713,7 @@
         <w:t>Les restrictions de signe contraignent les valeurs des variables de décision, mais nous choisissons de considérer les restrictions de signe comme étant distinctes des contraintes. La raison en deviendra évidente lorsque nous étudierons l’algorithme</w:t>
       </w:r>
       <w:r>
-        <w:t xml:space="preserve"> </w:t>
-      </w:r>
-      <w:proofErr w:type="gramStart"/>
-      <w:r>
-        <w:t xml:space="preserve">du </w:t>
+        <w:t xml:space="preserve"> du </w:t>
       </w:r>
       <w:r>
         <w:t xml:space="preserve"> simplex</w:t>
@@ -3662,7 +2721,6 @@
       <w:r>
         <w:t>e</w:t>
       </w:r>
-      <w:proofErr w:type="gramEnd"/>
       <w:r>
         <w:t xml:space="preserve"> au chapitre 4.</w:t>
       </w:r>
@@ -3772,19 +2830,8 @@
           <w:szCs w:val="20"/>
           <w:lang w:eastAsia="fr-FR"/>
         </w:rPr>
-        <w:t xml:space="preserve">comme </w:t>
-      </w:r>
-      <w:proofErr w:type="gramStart"/>
-      <w:r>
-        <w:rPr>
-          <w:rFonts w:ascii="Courier New" w:eastAsia="Times New Roman" w:hAnsi="Courier New" w:cs="Courier New"/>
-          <w:sz w:val="20"/>
-          <w:szCs w:val="20"/>
-          <w:lang w:eastAsia="fr-FR"/>
-        </w:rPr>
-        <w:t>suit:</w:t>
-      </w:r>
-      <w:proofErr w:type="gramEnd"/>
+        <w:t>comme suit:</w:t>
+      </w:r>
     </w:p>
     <w:p>
       <w:pPr>
@@ -3850,9 +2897,8 @@
           <w:szCs w:val="20"/>
           <w:lang w:eastAsia="fr-FR"/>
         </w:rPr>
-        <w:t xml:space="preserve">1 Nous essayons de maximiser (ou de minimiser) une fonction linéaire des variables de décision. La fonction qui doit être maximisée ou minimisée s'appelle </w:t>
-      </w:r>
-      <w:proofErr w:type="gramStart"/>
+        <w:t>1 Nous essayons de maximiser (ou de minimiser) une fonction linéaire des variables de décision. La fonction qui doit être maximisée ou minimisée s'appelle l</w:t>
+      </w:r>
       <w:r>
         <w:rPr>
           <w:rFonts w:ascii="Courier New" w:eastAsia="Times New Roman" w:hAnsi="Courier New" w:cs="Courier New"/>
@@ -3860,18 +2906,8 @@
           <w:szCs w:val="20"/>
           <w:lang w:eastAsia="fr-FR"/>
         </w:rPr>
-        <w:t>l</w:t>
-      </w:r>
-      <w:r>
-        <w:rPr>
-          <w:rFonts w:ascii="Courier New" w:eastAsia="Times New Roman" w:hAnsi="Courier New" w:cs="Courier New"/>
-          <w:sz w:val="20"/>
-          <w:szCs w:val="20"/>
-          <w:lang w:eastAsia="fr-FR"/>
-        </w:rPr>
         <w:t>a fonction objectif</w:t>
       </w:r>
-      <w:proofErr w:type="gramEnd"/>
       <w:r>
         <w:rPr>
           <w:rFonts w:ascii="Courier New" w:eastAsia="Times New Roman" w:hAnsi="Courier New" w:cs="Courier New"/>
@@ -4080,7 +3116,6 @@
           <w:lang w:eastAsia="fr-FR"/>
         </w:rPr>
       </w:pPr>
-      <w:proofErr w:type="gramStart"/>
       <w:r>
         <w:rPr>
           <w:rFonts w:ascii="Courier New" w:eastAsia="Times New Roman" w:hAnsi="Courier New" w:cs="Courier New"/>
@@ -4088,67 +3123,32 @@
           <w:szCs w:val="20"/>
           <w:lang w:eastAsia="fr-FR"/>
         </w:rPr>
-        <w:t>signe</w:t>
-      </w:r>
-      <w:proofErr w:type="gramEnd"/>
-      <w:r>
-        <w:rPr>
-          <w:rFonts w:ascii="Courier New" w:eastAsia="Times New Roman" w:hAnsi="Courier New" w:cs="Courier New"/>
-          <w:sz w:val="20"/>
-          <w:szCs w:val="20"/>
-          <w:lang w:eastAsia="fr-FR"/>
-        </w:rPr>
-        <w:t xml:space="preserve"> (</w:t>
-      </w:r>
-      <w:proofErr w:type="spellStart"/>
-      <w:r>
-        <w:rPr>
-          <w:rFonts w:ascii="Courier New" w:eastAsia="Times New Roman" w:hAnsi="Courier New" w:cs="Courier New"/>
-          <w:sz w:val="20"/>
-          <w:szCs w:val="20"/>
-          <w:lang w:eastAsia="fr-FR"/>
-        </w:rPr>
-        <w:t>urs</w:t>
-      </w:r>
-      <w:proofErr w:type="spellEnd"/>
-      <w:r>
-        <w:rPr>
-          <w:rFonts w:ascii="Courier New" w:eastAsia="Times New Roman" w:hAnsi="Courier New" w:cs="Courier New"/>
-          <w:sz w:val="20"/>
-          <w:szCs w:val="20"/>
-          <w:lang w:eastAsia="fr-FR"/>
-        </w:rPr>
-        <w:t>).</w:t>
-      </w:r>
-    </w:p>
-    <w:p>
-      <w:pPr>
-        <w:tabs>
-          <w:tab w:val="left" w:pos="2076"/>
-        </w:tabs>
-      </w:pPr>
-    </w:p>
-    <w:p>
-      <w:pPr>
-        <w:tabs>
-          <w:tab w:val="left" w:pos="2076"/>
-        </w:tabs>
-      </w:pPr>
-    </w:p>
-    <w:p>
-      <w:pPr>
-        <w:tabs>
-          <w:tab w:val="left" w:pos="2076"/>
-        </w:tabs>
-      </w:pPr>
-      <w:r>
-        <w:t xml:space="preserve">Le reste est encore à </w:t>
-      </w:r>
-      <w:proofErr w:type="gramStart"/>
-      <w:r>
-        <w:t>traduire .</w:t>
-      </w:r>
-      <w:proofErr w:type="gramEnd"/>
+        <w:t>signe (urs).</w:t>
+      </w:r>
+    </w:p>
+    <w:p>
+      <w:pPr>
+        <w:tabs>
+          <w:tab w:val="left" w:pos="2076"/>
+        </w:tabs>
+      </w:pPr>
+    </w:p>
+    <w:p>
+      <w:pPr>
+        <w:tabs>
+          <w:tab w:val="left" w:pos="2076"/>
+        </w:tabs>
+      </w:pPr>
+    </w:p>
+    <w:p>
+      <w:pPr>
+        <w:tabs>
+          <w:tab w:val="left" w:pos="2076"/>
+        </w:tabs>
+      </w:pPr>
+      <w:r>
+        <w:t>Le reste est encore à traduire .</w:t>
+      </w:r>
     </w:p>
     <w:p>
       <w:pPr>
@@ -4181,46 +3181,28 @@
           <w:tab w:val="left" w:pos="2076"/>
         </w:tabs>
       </w:pPr>
-      <w:proofErr w:type="gramStart"/>
-      <w:r>
-        <w:t>Un acre</w:t>
-      </w:r>
-      <w:proofErr w:type="gramEnd"/>
-      <w:r>
-        <w:t xml:space="preserve"> de blé donne 25 bosquets de blé et nécessite 10 heures de travail par semaine. </w:t>
-      </w:r>
-    </w:p>
-    <w:p>
-      <w:pPr>
-        <w:tabs>
-          <w:tab w:val="left" w:pos="2076"/>
-        </w:tabs>
-      </w:pPr>
-      <w:proofErr w:type="gramStart"/>
-      <w:r>
-        <w:t>Un acre</w:t>
-      </w:r>
-      <w:proofErr w:type="gramEnd"/>
-      <w:r>
-        <w:t xml:space="preserve"> de maïs donne 10 boisseaux de maïs et nécessite 4 heures de travail par semaine. </w:t>
-      </w:r>
-    </w:p>
-    <w:p>
-      <w:pPr>
-        <w:tabs>
-          <w:tab w:val="left" w:pos="2076"/>
-        </w:tabs>
-      </w:pPr>
-      <w:r>
-        <w:t xml:space="preserve">Tout le blé peut être vendu à 4 $ </w:t>
-      </w:r>
-      <w:proofErr w:type="spellStart"/>
-      <w:r>
-        <w:t>abushel</w:t>
-      </w:r>
-      <w:proofErr w:type="spellEnd"/>
-      <w:r>
-        <w:t xml:space="preserve">, et tout le maïs peut être vendu à 3 $ le boisseau. </w:t>
+      <w:r>
+        <w:t xml:space="preserve">Un acre de blé donne 25 bosquets de blé et nécessite 10 heures de travail par semaine. </w:t>
+      </w:r>
+    </w:p>
+    <w:p>
+      <w:pPr>
+        <w:tabs>
+          <w:tab w:val="left" w:pos="2076"/>
+        </w:tabs>
+      </w:pPr>
+      <w:r>
+        <w:t xml:space="preserve">Un acre de maïs donne 10 boisseaux de maïs et nécessite 4 heures de travail par semaine. </w:t>
+      </w:r>
+    </w:p>
+    <w:p>
+      <w:pPr>
+        <w:tabs>
+          <w:tab w:val="left" w:pos="2076"/>
+        </w:tabs>
+      </w:pPr>
+      <w:r>
+        <w:t xml:space="preserve">Tout le blé peut être vendu à 4 $ abushel, et tout le maïs peut être vendu à 3 $ le boisseau. </w:t>
       </w:r>
     </w:p>
     <w:p>
@@ -4343,17 +3325,8 @@
           <w:sz w:val="23"/>
           <w:szCs w:val="23"/>
         </w:rPr>
-        <w:t xml:space="preserve">dans la région des </w:t>
-      </w:r>
-      <w:proofErr w:type="gramStart"/>
-      <w:r>
-        <w:rPr>
-          <w:sz w:val="23"/>
-          <w:szCs w:val="23"/>
-        </w:rPr>
-        <w:t>possibles?</w:t>
-      </w:r>
-      <w:proofErr w:type="gramEnd"/>
+        <w:t>dans la région des possibles?</w:t>
+      </w:r>
     </w:p>
     <w:p>
       <w:pPr>
@@ -4418,17 +3391,8 @@
           <w:sz w:val="23"/>
           <w:szCs w:val="23"/>
         </w:rPr>
-        <w:t xml:space="preserve">dans la région des </w:t>
-      </w:r>
-      <w:proofErr w:type="gramStart"/>
-      <w:r>
-        <w:rPr>
-          <w:sz w:val="23"/>
-          <w:szCs w:val="23"/>
-        </w:rPr>
-        <w:t>possibles?</w:t>
-      </w:r>
-      <w:proofErr w:type="gramEnd"/>
+        <w:t>dans la région des possibles?</w:t>
+      </w:r>
     </w:p>
     <w:p>
       <w:pPr>
@@ -4493,17 +3457,8 @@
           <w:sz w:val="23"/>
           <w:szCs w:val="23"/>
         </w:rPr>
-        <w:t xml:space="preserve"> dans la région des </w:t>
-      </w:r>
-      <w:proofErr w:type="gramStart"/>
-      <w:r>
-        <w:rPr>
-          <w:sz w:val="23"/>
-          <w:szCs w:val="23"/>
-        </w:rPr>
-        <w:t>possibles?</w:t>
-      </w:r>
-      <w:proofErr w:type="gramEnd"/>
+        <w:t xml:space="preserve"> dans la région des possibles?</w:t>
+      </w:r>
     </w:p>
     <w:p>
       <w:r>
@@ -4554,17 +3509,8 @@
           <w:sz w:val="23"/>
           <w:szCs w:val="23"/>
         </w:rPr>
-        <w:t xml:space="preserve">dans la région des </w:t>
-      </w:r>
-      <w:proofErr w:type="gramStart"/>
-      <w:r>
-        <w:rPr>
-          <w:sz w:val="23"/>
-          <w:szCs w:val="23"/>
-        </w:rPr>
-        <w:t>possibles?</w:t>
-      </w:r>
-      <w:proofErr w:type="gramEnd"/>
+        <w:t>dans la région des possibles?</w:t>
+      </w:r>
     </w:p>
     <w:p>
       <w:pPr>
@@ -4617,21 +3563,8 @@
       <w:r>
         <w:t xml:space="preserve"> </w:t>
       </w:r>
-      <w:proofErr w:type="spellStart"/>
-      <w:r>
-        <w:t>Truckco</w:t>
-      </w:r>
-      <w:proofErr w:type="spellEnd"/>
-      <w:r>
-        <w:t xml:space="preserve"> fabrique deux types de </w:t>
-      </w:r>
-      <w:proofErr w:type="gramStart"/>
-      <w:r>
-        <w:t>camions:</w:t>
-      </w:r>
-      <w:proofErr w:type="gramEnd"/>
-      <w:r>
-        <w:t xml:space="preserve"> 1 et 2. </w:t>
+      <w:r>
+        <w:t xml:space="preserve">Truckco fabrique deux types de camions: 1 et 2. </w:t>
       </w:r>
     </w:p>
     <w:p>
@@ -4651,114 +3584,67 @@
         </w:tabs>
       </w:pPr>
       <w:r>
-        <w:t xml:space="preserve">Si l'atelier de peinture était entièrement consacré à la peinture de camions de type 1, 800 par jour pourraient être </w:t>
-      </w:r>
-      <w:proofErr w:type="gramStart"/>
-      <w:r>
-        <w:t>peints;</w:t>
-      </w:r>
-      <w:proofErr w:type="gramEnd"/>
-      <w:r>
-        <w:t xml:space="preserve"> </w:t>
-      </w:r>
-    </w:p>
-    <w:p>
-      <w:pPr>
-        <w:tabs>
-          <w:tab w:val="left" w:pos="2076"/>
-        </w:tabs>
-      </w:pPr>
-      <w:proofErr w:type="gramStart"/>
-      <w:r>
-        <w:t>si</w:t>
-      </w:r>
-      <w:proofErr w:type="gramEnd"/>
-      <w:r>
-        <w:t xml:space="preserve"> l'atelier de peinture était entièrement consacré à la peinture de camions de type 2, 700 par jour pourraient être peints. </w:t>
-      </w:r>
-    </w:p>
-    <w:p>
-      <w:pPr>
-        <w:tabs>
-          <w:tab w:val="left" w:pos="2076"/>
-        </w:tabs>
-      </w:pPr>
-      <w:r>
-        <w:t xml:space="preserve">Si l'atelier d'assemblage était entièrement consacré à l'assemblage des moteurs de camions1, 1 500 par jour pourraient être </w:t>
-      </w:r>
-      <w:proofErr w:type="gramStart"/>
-      <w:r>
-        <w:t>assemblés;</w:t>
-      </w:r>
-      <w:proofErr w:type="gramEnd"/>
-      <w:r>
-        <w:t xml:space="preserve"> </w:t>
-      </w:r>
-    </w:p>
-    <w:p>
-      <w:pPr>
-        <w:tabs>
-          <w:tab w:val="left" w:pos="2076"/>
-        </w:tabs>
-      </w:pPr>
-      <w:proofErr w:type="gramStart"/>
-      <w:r>
-        <w:t>si</w:t>
-      </w:r>
-      <w:proofErr w:type="gramEnd"/>
-      <w:r>
-        <w:t xml:space="preserve"> l'atelier d'assemblage était entièrement consacré à l'assemblage des moteurs de camions2, alors 1 200 par jour pourraient être assemblés. </w:t>
-      </w:r>
-    </w:p>
-    <w:p>
-      <w:pPr>
-        <w:tabs>
-          <w:tab w:val="left" w:pos="2076"/>
-        </w:tabs>
-      </w:pPr>
-      <w:r>
-        <w:t xml:space="preserve">Chaque camion de type 1 contribue 300 $ au </w:t>
-      </w:r>
-      <w:proofErr w:type="gramStart"/>
-      <w:r>
-        <w:t>profit;</w:t>
-      </w:r>
-      <w:proofErr w:type="gramEnd"/>
-      <w:r>
-        <w:t xml:space="preserve"> </w:t>
-      </w:r>
-    </w:p>
-    <w:p>
-      <w:pPr>
-        <w:tabs>
-          <w:tab w:val="left" w:pos="2076"/>
-        </w:tabs>
-      </w:pPr>
-      <w:proofErr w:type="gramStart"/>
-      <w:r>
-        <w:t>chaque</w:t>
-      </w:r>
-      <w:proofErr w:type="gramEnd"/>
-      <w:r>
-        <w:t xml:space="preserve"> camion de type 2 contribue 500 $. </w:t>
-      </w:r>
-    </w:p>
-    <w:p>
-      <w:pPr>
-        <w:tabs>
-          <w:tab w:val="left" w:pos="2076"/>
-        </w:tabs>
-      </w:pPr>
-      <w:r>
-        <w:t xml:space="preserve">Formulez un LP qui maximisera les bénéfices de </w:t>
-      </w:r>
-      <w:proofErr w:type="spellStart"/>
-      <w:r>
-        <w:t>Truckco</w:t>
-      </w:r>
-      <w:proofErr w:type="spellEnd"/>
-      <w:r>
-        <w:t>.</w:t>
+        <w:t xml:space="preserve">Si l'atelier de peinture était entièrement consacré à la peinture de camions de type 1, 800 par jour pourraient être peints; </w:t>
+      </w:r>
+    </w:p>
+    <w:p>
+      <w:pPr>
+        <w:tabs>
+          <w:tab w:val="left" w:pos="2076"/>
+        </w:tabs>
+      </w:pPr>
+      <w:r>
+        <w:t xml:space="preserve">si l'atelier de peinture était entièrement consacré à la peinture de camions de type 2, 700 par jour pourraient être peints. </w:t>
+      </w:r>
+    </w:p>
+    <w:p>
+      <w:pPr>
+        <w:tabs>
+          <w:tab w:val="left" w:pos="2076"/>
+        </w:tabs>
+      </w:pPr>
+      <w:r>
+        <w:t xml:space="preserve">Si l'atelier d'assemblage était entièrement consacré à l'assemblage des moteurs de camions1, 1 500 par jour pourraient être assemblés; </w:t>
+      </w:r>
+    </w:p>
+    <w:p>
+      <w:pPr>
+        <w:tabs>
+          <w:tab w:val="left" w:pos="2076"/>
+        </w:tabs>
+      </w:pPr>
+      <w:r>
+        <w:t xml:space="preserve">si l'atelier d'assemblage était entièrement consacré à l'assemblage des moteurs de camions2, alors 1 200 par jour pourraient être assemblés. </w:t>
+      </w:r>
+    </w:p>
+    <w:p>
+      <w:pPr>
+        <w:tabs>
+          <w:tab w:val="left" w:pos="2076"/>
+        </w:tabs>
+      </w:pPr>
+      <w:r>
+        <w:t xml:space="preserve">Chaque camion de type 1 contribue 300 $ au profit; </w:t>
+      </w:r>
+    </w:p>
+    <w:p>
+      <w:pPr>
+        <w:tabs>
+          <w:tab w:val="left" w:pos="2076"/>
+        </w:tabs>
+      </w:pPr>
+      <w:r>
+        <w:t xml:space="preserve">chaque camion de type 2 contribue 500 $. </w:t>
+      </w:r>
+    </w:p>
+    <w:p>
+      <w:pPr>
+        <w:tabs>
+          <w:tab w:val="left" w:pos="2076"/>
+        </w:tabs>
+      </w:pPr>
+      <w:r>
+        <w:t>Formulez un LP qui maximisera les bénéfices de Truckco.</w:t>
       </w:r>
     </w:p>
     <w:p>
@@ -4793,108 +3679,26 @@
           <w:sz w:val="45"/>
           <w:szCs w:val="45"/>
         </w:rPr>
-        <w:t xml:space="preserve">The </w:t>
-      </w:r>
-      <w:proofErr w:type="spellStart"/>
-      <w:r>
+        <w:t>The Graphical Solution of Two-Variable Linear Programming Problems</w:t>
+      </w:r>
+    </w:p>
+    <w:p>
+      <w:pPr>
+        <w:tabs>
+          <w:tab w:val="left" w:pos="2076"/>
+        </w:tabs>
         <w:rPr>
           <w:rFonts w:ascii="Arial" w:hAnsi="Arial" w:cs="Arial"/>
           <w:sz w:val="45"/>
           <w:szCs w:val="45"/>
         </w:rPr>
-        <w:t>Graphical</w:t>
-      </w:r>
-      <w:proofErr w:type="spellEnd"/>
+      </w:pPr>
       <w:r>
         <w:rPr>
           <w:rFonts w:ascii="Arial" w:hAnsi="Arial" w:cs="Arial"/>
           <w:sz w:val="45"/>
           <w:szCs w:val="45"/>
         </w:rPr>
-        <w:t xml:space="preserve"> Solution of </w:t>
-      </w:r>
-      <w:proofErr w:type="spellStart"/>
-      <w:r>
-        <w:rPr>
-          <w:rFonts w:ascii="Arial" w:hAnsi="Arial" w:cs="Arial"/>
-          <w:sz w:val="45"/>
-          <w:szCs w:val="45"/>
-        </w:rPr>
-        <w:t>Two</w:t>
-      </w:r>
-      <w:proofErr w:type="spellEnd"/>
-      <w:r>
-        <w:rPr>
-          <w:rFonts w:ascii="Arial" w:hAnsi="Arial" w:cs="Arial"/>
-          <w:sz w:val="45"/>
-          <w:szCs w:val="45"/>
-        </w:rPr>
-        <w:t xml:space="preserve">-Variable </w:t>
-      </w:r>
-      <w:proofErr w:type="spellStart"/>
-      <w:r>
-        <w:rPr>
-          <w:rFonts w:ascii="Arial" w:hAnsi="Arial" w:cs="Arial"/>
-          <w:sz w:val="45"/>
-          <w:szCs w:val="45"/>
-        </w:rPr>
-        <w:t>Linear</w:t>
-      </w:r>
-      <w:proofErr w:type="spellEnd"/>
-      <w:r>
-        <w:rPr>
-          <w:rFonts w:ascii="Arial" w:hAnsi="Arial" w:cs="Arial"/>
-          <w:sz w:val="45"/>
-          <w:szCs w:val="45"/>
-        </w:rPr>
-        <w:t xml:space="preserve"> </w:t>
-      </w:r>
-      <w:proofErr w:type="spellStart"/>
-      <w:r>
-        <w:rPr>
-          <w:rFonts w:ascii="Arial" w:hAnsi="Arial" w:cs="Arial"/>
-          <w:sz w:val="45"/>
-          <w:szCs w:val="45"/>
-        </w:rPr>
-        <w:t>Programming</w:t>
-      </w:r>
-      <w:proofErr w:type="spellEnd"/>
-      <w:r>
-        <w:rPr>
-          <w:rFonts w:ascii="Arial" w:hAnsi="Arial" w:cs="Arial"/>
-          <w:sz w:val="45"/>
-          <w:szCs w:val="45"/>
-        </w:rPr>
-        <w:t xml:space="preserve"> </w:t>
-      </w:r>
-      <w:proofErr w:type="spellStart"/>
-      <w:r>
-        <w:rPr>
-          <w:rFonts w:ascii="Arial" w:hAnsi="Arial" w:cs="Arial"/>
-          <w:sz w:val="45"/>
-          <w:szCs w:val="45"/>
-        </w:rPr>
-        <w:t>Problems</w:t>
-      </w:r>
-      <w:proofErr w:type="spellEnd"/>
-    </w:p>
-    <w:p>
-      <w:pPr>
-        <w:tabs>
-          <w:tab w:val="left" w:pos="2076"/>
-        </w:tabs>
-        <w:rPr>
-          <w:rFonts w:ascii="Arial" w:hAnsi="Arial" w:cs="Arial"/>
-          <w:sz w:val="45"/>
-          <w:szCs w:val="45"/>
-        </w:rPr>
-      </w:pPr>
-      <w:r>
-        <w:rPr>
-          <w:rFonts w:ascii="Arial" w:hAnsi="Arial" w:cs="Arial"/>
-          <w:sz w:val="45"/>
-          <w:szCs w:val="45"/>
-        </w:rPr>
         <w:t xml:space="preserve">A traduire plus tard ! </w:t>
       </w:r>
     </w:p>
@@ -4934,15 +3738,7 @@
         </w:tabs>
       </w:pPr>
       <w:r>
-        <w:t xml:space="preserve">Pour atteindre ces groupes, Dorian Auto s'est lancé dans une campagne publicitaire télévisée ambitieuse et a décidé d'acheter Des Spots commerciaux d'une minute sur deux types de </w:t>
-      </w:r>
-      <w:proofErr w:type="gramStart"/>
-      <w:r>
-        <w:t>programmes:</w:t>
-      </w:r>
-      <w:proofErr w:type="gramEnd"/>
-      <w:r>
-        <w:t xml:space="preserve"> spectacles d'humour et matchs de football.</w:t>
+        <w:t>Pour atteindre ces groupes, Dorian Auto s'est lancé dans une campagne publicitaire télévisée ambitieuse et a décidé d'acheter Des Spots commerciaux d'une minute sur deux types de programmes: spectacles d'humour et matchs de football.</w:t>
       </w:r>
     </w:p>
     <w:p>
@@ -4995,13 +3791,8 @@
           <w:tab w:val="left" w:pos="2076"/>
         </w:tabs>
       </w:pPr>
-      <w:proofErr w:type="gramStart"/>
-      <w:r>
-        <w:t>x</w:t>
-      </w:r>
-      <w:proofErr w:type="gramEnd"/>
-      <w:r>
-        <w:t>1 nombre d'annonces humoristiques d'une minute achetées</w:t>
+      <w:r>
+        <w:t>x1 nombre d'annonces humoristiques d'une minute achetées</w:t>
       </w:r>
     </w:p>
     <w:p>
@@ -5015,13 +3806,8 @@
           <w:tab w:val="left" w:pos="2076"/>
         </w:tabs>
       </w:pPr>
-      <w:proofErr w:type="gramStart"/>
-      <w:r>
-        <w:t>x</w:t>
-      </w:r>
-      <w:proofErr w:type="gramEnd"/>
-      <w:r>
-        <w:t>2 nombre d'annonces de football d'une minute achetées</w:t>
+      <w:r>
+        <w:t>x2 nombre d'annonces de football d'une minute achetées</w:t>
       </w:r>
     </w:p>
     <w:p>
@@ -5051,40 +3837,17 @@
           <w:bCs/>
           <w:u w:val="single"/>
         </w:rPr>
-        <w:t xml:space="preserve">La </w:t>
-      </w:r>
-      <w:proofErr w:type="spellStart"/>
-      <w:r>
-        <w:rPr>
-          <w:b/>
-          <w:bCs/>
-          <w:u w:val="single"/>
-        </w:rPr>
-        <w:t>function</w:t>
-      </w:r>
-      <w:proofErr w:type="spellEnd"/>
-      <w:r>
-        <w:rPr>
-          <w:b/>
-          <w:bCs/>
-          <w:u w:val="single"/>
-        </w:rPr>
-        <w:t xml:space="preserve"> objectif de Dorian est </w:t>
-      </w:r>
-    </w:p>
-    <w:p>
-      <w:pPr>
-        <w:tabs>
-          <w:tab w:val="left" w:pos="2076"/>
-        </w:tabs>
-      </w:pPr>
-      <w:proofErr w:type="gramStart"/>
-      <w:r>
-        <w:t>min</w:t>
-      </w:r>
-      <w:proofErr w:type="gramEnd"/>
-      <w:r>
-        <w:t xml:space="preserve"> z = 50x1 </w:t>
+        <w:t xml:space="preserve">La function objectif de Dorian est </w:t>
+      </w:r>
+    </w:p>
+    <w:p>
+      <w:pPr>
+        <w:tabs>
+          <w:tab w:val="left" w:pos="2076"/>
+        </w:tabs>
+      </w:pPr>
+      <w:r>
+        <w:t xml:space="preserve">min z = 50x1 </w:t>
       </w:r>
       <w:r>
         <w:t>+</w:t>
@@ -5107,13 +3870,8 @@
         </w:tabs>
       </w:pPr>
       <w:r>
-        <w:t xml:space="preserve">Dorian fait face aux contraintes </w:t>
-      </w:r>
-      <w:proofErr w:type="gramStart"/>
-      <w:r>
-        <w:t>suivantes:</w:t>
-      </w:r>
-      <w:proofErr w:type="gramEnd"/>
+        <w:t>Dorian fait face aux contraintes suivantes:</w:t>
+      </w:r>
     </w:p>
     <w:p>
       <w:pPr>
@@ -5199,283 +3957,181 @@
         </w:tabs>
       </w:pPr>
       <w:r>
-        <w:t xml:space="preserve">The </w:t>
-      </w:r>
-      <w:proofErr w:type="spellStart"/>
-      <w:r>
-        <w:t>sign</w:t>
-      </w:r>
-      <w:proofErr w:type="spellEnd"/>
-      <w:r>
-        <w:t xml:space="preserve"> restrictions x</w:t>
-      </w:r>
-      <w:proofErr w:type="gramStart"/>
-      <w:r>
-        <w:t>1  0</w:t>
-      </w:r>
-      <w:proofErr w:type="gramEnd"/>
-      <w:r>
-        <w:t xml:space="preserve"> and x2  0 are </w:t>
-      </w:r>
-      <w:proofErr w:type="spellStart"/>
-      <w:r>
-        <w:t>necessary</w:t>
-      </w:r>
-      <w:proofErr w:type="spellEnd"/>
-      <w:r>
-        <w:t xml:space="preserve">, </w:t>
-      </w:r>
-      <w:proofErr w:type="spellStart"/>
-      <w:r>
-        <w:t>so</w:t>
-      </w:r>
-      <w:proofErr w:type="spellEnd"/>
-      <w:r>
-        <w:t xml:space="preserve"> the Dorian LP </w:t>
-      </w:r>
-      <w:proofErr w:type="spellStart"/>
-      <w:r>
-        <w:t>is</w:t>
-      </w:r>
-      <w:proofErr w:type="spellEnd"/>
+        <w:t xml:space="preserve">The sign restrictions x1  0 and x2  0 are necessary, so the Dorian LP is given by: </w:t>
+      </w:r>
+    </w:p>
+    <w:p>
+      <w:pPr>
+        <w:tabs>
+          <w:tab w:val="left" w:pos="2076"/>
+        </w:tabs>
+      </w:pPr>
+      <w:r>
+        <w:t>min z = 50x1 + 100x2</w:t>
+      </w:r>
+    </w:p>
+    <w:p>
+      <w:pPr>
+        <w:tabs>
+          <w:tab w:val="left" w:pos="2076"/>
+        </w:tabs>
+      </w:pPr>
+      <w:r>
+        <w:t xml:space="preserve">s.t. </w:t>
+      </w:r>
+    </w:p>
+    <w:p>
+      <w:pPr>
+        <w:tabs>
+          <w:tab w:val="left" w:pos="2076"/>
+        </w:tabs>
+      </w:pPr>
+      <w:r>
+        <w:t xml:space="preserve">7x1 + 2x2 = 28 </w:t>
+      </w:r>
+    </w:p>
+    <w:p>
+      <w:pPr>
+        <w:tabs>
+          <w:tab w:val="left" w:pos="2076"/>
+        </w:tabs>
+      </w:pPr>
+      <w:r>
+        <w:t>Et la 2</w:t>
+      </w:r>
+    </w:p>
+    <w:p>
+      <w:pPr>
+        <w:tabs>
+          <w:tab w:val="left" w:pos="2076"/>
+        </w:tabs>
+      </w:pPr>
+      <w:r>
+        <w:t>2x1 +12x2 = 24</w:t>
+      </w:r>
+    </w:p>
+    <w:p>
+      <w:pPr>
+        <w:tabs>
+          <w:tab w:val="left" w:pos="2076"/>
+        </w:tabs>
+      </w:pPr>
+      <w:r>
+        <w:t>X1,x2&gt;=0</w:t>
+      </w:r>
+    </w:p>
+    <w:p>
+      <w:pPr>
+        <w:tabs>
+          <w:tab w:val="left" w:pos="2076"/>
+        </w:tabs>
+      </w:pPr>
+    </w:p>
+    <w:p>
+      <w:pPr>
+        <w:tabs>
+          <w:tab w:val="left" w:pos="2076"/>
+        </w:tabs>
+      </w:pPr>
+      <w:r>
+        <w:t>Ce problème est typique d'une large gamme d'applications LP dans lesquelles un décideur</w:t>
+      </w:r>
+    </w:p>
+    <w:p>
+      <w:pPr>
+        <w:tabs>
+          <w:tab w:val="left" w:pos="2076"/>
+        </w:tabs>
+      </w:pPr>
+      <w:r>
+        <w:t>veut minimiser le coût de la satisfaction d'un certain ensemble d'exigences. Pour résoudre ce LP</w:t>
+      </w:r>
+    </w:p>
+    <w:p>
+      <w:pPr>
+        <w:tabs>
+          <w:tab w:val="left" w:pos="2076"/>
+        </w:tabs>
+      </w:pPr>
+      <w:r>
+        <w:t xml:space="preserve">graphiquement, nous commençons par représenter graphiquement la région des possibles (figure 4). </w:t>
+      </w:r>
+    </w:p>
+    <w:p>
+      <w:pPr>
+        <w:tabs>
+          <w:tab w:val="left" w:pos="2076"/>
+        </w:tabs>
+      </w:pPr>
+      <w:r>
+        <w:t>Notez que (10) est satisfait par des points sur ou au-dessus de la ligne AB (AB fait partie de la ligne 7x1 2x2 28) et que</w:t>
+      </w:r>
+    </w:p>
+    <w:p>
+      <w:pPr>
+        <w:tabs>
+          <w:tab w:val="left" w:pos="2076"/>
+        </w:tabs>
+      </w:pPr>
+      <w:r>
+        <w:t>(11) est satisfait par les points sur ou au-dessus de la ligne CD (CD fait partie de la ligne 2x1</w:t>
+      </w:r>
+    </w:p>
+    <w:p>
+      <w:pPr>
+        <w:tabs>
+          <w:tab w:val="left" w:pos="2076"/>
+        </w:tabs>
+      </w:pPr>
+      <w:r>
+        <w:t>12x2 24). À partir de la figure 4, nous voyons que les seuls points du premier quadrant satisfaisant à la fois</w:t>
+      </w:r>
+    </w:p>
+    <w:p>
+      <w:pPr>
+        <w:tabs>
+          <w:tab w:val="left" w:pos="2076"/>
+        </w:tabs>
+      </w:pPr>
+      <w:r>
+        <w:t>(10) et (11) sont les points dans la région ombrée délimitée par l'axe x1, CEB et l'axe x2.</w:t>
+      </w:r>
+    </w:p>
+    <w:p>
+      <w:pPr>
+        <w:tabs>
+          <w:tab w:val="left" w:pos="2076"/>
+        </w:tabs>
+      </w:pPr>
+      <w:r>
+        <w:t>Comme le problème du Giapetto, le problème</w:t>
+      </w:r>
       <w:r>
         <w:t xml:space="preserve"> </w:t>
       </w:r>
-      <w:proofErr w:type="spellStart"/>
-      <w:r>
-        <w:t>given</w:t>
-      </w:r>
-      <w:proofErr w:type="spellEnd"/>
-      <w:r>
-        <w:t xml:space="preserve"> by: </w:t>
-      </w:r>
-    </w:p>
-    <w:p>
-      <w:pPr>
-        <w:tabs>
-          <w:tab w:val="left" w:pos="2076"/>
-        </w:tabs>
-      </w:pPr>
-      <w:proofErr w:type="gramStart"/>
-      <w:r>
-        <w:t>min</w:t>
-      </w:r>
-      <w:proofErr w:type="gramEnd"/>
-      <w:r>
-        <w:t xml:space="preserve"> z = 50x1 + 100x2</w:t>
-      </w:r>
-    </w:p>
-    <w:p>
-      <w:pPr>
-        <w:tabs>
-          <w:tab w:val="left" w:pos="2076"/>
-        </w:tabs>
-      </w:pPr>
-      <w:r>
-        <w:t xml:space="preserve">s.t. </w:t>
-      </w:r>
-    </w:p>
-    <w:p>
-      <w:pPr>
-        <w:tabs>
-          <w:tab w:val="left" w:pos="2076"/>
-        </w:tabs>
-      </w:pPr>
-      <w:r>
-        <w:t xml:space="preserve">7x1 + 2x2 = 28 </w:t>
-      </w:r>
-    </w:p>
-    <w:p>
-      <w:pPr>
-        <w:tabs>
-          <w:tab w:val="left" w:pos="2076"/>
-        </w:tabs>
-      </w:pPr>
-      <w:r>
-        <w:t>Et la 2</w:t>
-      </w:r>
-    </w:p>
-    <w:p>
-      <w:pPr>
-        <w:tabs>
-          <w:tab w:val="left" w:pos="2076"/>
-        </w:tabs>
-      </w:pPr>
-      <w:r>
-        <w:t>2x1 +12x2 = 24</w:t>
-      </w:r>
-    </w:p>
-    <w:p>
-      <w:pPr>
-        <w:tabs>
-          <w:tab w:val="left" w:pos="2076"/>
-        </w:tabs>
-      </w:pPr>
-      <w:r>
-        <w:t>X</w:t>
-      </w:r>
-      <w:proofErr w:type="gramStart"/>
-      <w:r>
-        <w:t>1,x</w:t>
-      </w:r>
-      <w:proofErr w:type="gramEnd"/>
-      <w:r>
-        <w:t>2&gt;=0</w:t>
-      </w:r>
-    </w:p>
-    <w:p>
-      <w:pPr>
-        <w:tabs>
-          <w:tab w:val="left" w:pos="2076"/>
-        </w:tabs>
-      </w:pPr>
-    </w:p>
-    <w:p>
-      <w:pPr>
-        <w:tabs>
-          <w:tab w:val="left" w:pos="2076"/>
-        </w:tabs>
-      </w:pPr>
-      <w:r>
-        <w:t>Ce problème est typique d'une large gamme d'applications LP dans lesquelles un décideur</w:t>
-      </w:r>
-    </w:p>
-    <w:p>
-      <w:pPr>
-        <w:tabs>
-          <w:tab w:val="left" w:pos="2076"/>
-        </w:tabs>
-      </w:pPr>
-      <w:proofErr w:type="gramStart"/>
-      <w:r>
-        <w:t>veut</w:t>
-      </w:r>
-      <w:proofErr w:type="gramEnd"/>
-      <w:r>
-        <w:t xml:space="preserve"> minimiser le coût de la satisfaction d'un certain ensemble d'exigences. Pour résoudre ce LP</w:t>
-      </w:r>
-    </w:p>
-    <w:p>
-      <w:pPr>
-        <w:tabs>
-          <w:tab w:val="left" w:pos="2076"/>
-        </w:tabs>
-      </w:pPr>
-      <w:proofErr w:type="gramStart"/>
-      <w:r>
-        <w:t>graphiquement</w:t>
-      </w:r>
-      <w:proofErr w:type="gramEnd"/>
-      <w:r>
-        <w:t xml:space="preserve">, nous commençons par représenter graphiquement la région des possibles (figure 4). </w:t>
-      </w:r>
-    </w:p>
-    <w:p>
-      <w:pPr>
-        <w:tabs>
-          <w:tab w:val="left" w:pos="2076"/>
-        </w:tabs>
-      </w:pPr>
-      <w:r>
-        <w:t>Notez que (10) est satisfait par des points sur ou au-dessus de la ligne AB (AB fait partie de la ligne 7x1 2x2 28) et que</w:t>
-      </w:r>
-    </w:p>
-    <w:p>
-      <w:pPr>
-        <w:tabs>
-          <w:tab w:val="left" w:pos="2076"/>
-        </w:tabs>
-      </w:pPr>
-      <w:r>
-        <w:t>(11) est satisfait par les points sur ou au-dessus de la ligne CD (CD fait partie de la ligne 2x1</w:t>
-      </w:r>
-    </w:p>
-    <w:p>
-      <w:pPr>
-        <w:tabs>
-          <w:tab w:val="left" w:pos="2076"/>
-        </w:tabs>
-      </w:pPr>
-      <w:r>
-        <w:t>12x2 24). À partir de la figure 4, nous voyons que les seuls points du premier quadrant satisfaisant à la fois</w:t>
-      </w:r>
-    </w:p>
-    <w:p>
-      <w:pPr>
-        <w:tabs>
-          <w:tab w:val="left" w:pos="2076"/>
-        </w:tabs>
-      </w:pPr>
-      <w:r>
-        <w:t>(10) et (11) sont les points dans la région ombrée délimitée par l'axe x1, CEB et l'axe x2.</w:t>
-      </w:r>
-    </w:p>
-    <w:p>
-      <w:pPr>
-        <w:tabs>
-          <w:tab w:val="left" w:pos="2076"/>
-        </w:tabs>
-      </w:pPr>
-      <w:r>
-        <w:t xml:space="preserve">Comme le problème du </w:t>
-      </w:r>
-      <w:proofErr w:type="spellStart"/>
-      <w:r>
-        <w:t>Giapetto</w:t>
-      </w:r>
-      <w:proofErr w:type="spellEnd"/>
-      <w:r>
-        <w:t>, le problème</w:t>
-      </w:r>
-      <w:r>
-        <w:t xml:space="preserve"> </w:t>
-      </w:r>
-      <w:proofErr w:type="gramStart"/>
-      <w:r>
-        <w:t>de  dorien</w:t>
-      </w:r>
-      <w:proofErr w:type="gramEnd"/>
-      <w:r>
-        <w:t xml:space="preserve"> a une région convexe réalisable, mais le problème</w:t>
-      </w:r>
-    </w:p>
-    <w:p>
-      <w:pPr>
-        <w:tabs>
-          <w:tab w:val="left" w:pos="2076"/>
-        </w:tabs>
-      </w:pPr>
-      <w:proofErr w:type="gramStart"/>
-      <w:r>
-        <w:t>la</w:t>
-      </w:r>
-      <w:proofErr w:type="gramEnd"/>
-      <w:r>
-        <w:t xml:space="preserve"> région faisable pour Dorian, contrairement à celle de </w:t>
-      </w:r>
-      <w:proofErr w:type="spellStart"/>
-      <w:r>
-        <w:t>Giapetto</w:t>
-      </w:r>
-      <w:proofErr w:type="spellEnd"/>
-      <w:r>
-        <w:t>, contient des points pour lesquels la valeur d'au moins</w:t>
-      </w:r>
-    </w:p>
-    <w:p>
-      <w:pPr>
-        <w:tabs>
-          <w:tab w:val="left" w:pos="2076"/>
-        </w:tabs>
-      </w:pPr>
-      <w:proofErr w:type="gramStart"/>
+      <w:r>
+        <w:t>de  dorien a une région convexe réalisable, mais le problème</w:t>
+      </w:r>
+    </w:p>
+    <w:p>
+      <w:pPr>
+        <w:tabs>
+          <w:tab w:val="left" w:pos="2076"/>
+        </w:tabs>
+      </w:pPr>
+      <w:r>
+        <w:t>la région faisable pour Dorian, contrairement à celle de Giapetto, contient des points pour lesquels la valeur d'au moins</w:t>
+      </w:r>
+    </w:p>
+    <w:p>
+      <w:pPr>
+        <w:tabs>
+          <w:tab w:val="left" w:pos="2076"/>
+        </w:tabs>
+      </w:pPr>
       <w:r>
         <w:lastRenderedPageBreak/>
-        <w:t>une</w:t>
-      </w:r>
-      <w:proofErr w:type="gramEnd"/>
-      <w:r>
-        <w:t xml:space="preserve"> variable peut prendre des valeurs arbitrairement grandes. Une telle région faisable est appelée une région faisable non limitée.</w:t>
+        <w:t>une variable peut prendre des valeurs arbitrairement grandes. Une telle région faisable est appelée une région faisable non limitée.</w:t>
       </w:r>
     </w:p>
     <w:p>
@@ -5504,43 +4160,28 @@
           <w:tab w:val="left" w:pos="2076"/>
         </w:tabs>
       </w:pPr>
-      <w:proofErr w:type="gramStart"/>
-      <w:r>
-        <w:t>solution</w:t>
-      </w:r>
-      <w:proofErr w:type="gramEnd"/>
-      <w:r>
-        <w:t>, nous devons tracer une ligne d'isocoût qui coupe la région réalisable. Un isocoût</w:t>
-      </w:r>
-    </w:p>
-    <w:p>
-      <w:pPr>
-        <w:tabs>
-          <w:tab w:val="left" w:pos="2076"/>
-        </w:tabs>
-      </w:pPr>
-      <w:proofErr w:type="gramStart"/>
-      <w:r>
-        <w:t>ligne</w:t>
-      </w:r>
-      <w:proofErr w:type="gramEnd"/>
-      <w:r>
-        <w:t xml:space="preserve"> est une ligne sur laquelle tous les points ont la même valeur z (ou le même coût). Nous arbitrairement</w:t>
-      </w:r>
-    </w:p>
-    <w:p>
-      <w:pPr>
-        <w:tabs>
-          <w:tab w:val="left" w:pos="2076"/>
-        </w:tabs>
-      </w:pPr>
-      <w:proofErr w:type="gramStart"/>
-      <w:r>
-        <w:t>choisissez</w:t>
-      </w:r>
-      <w:proofErr w:type="gramEnd"/>
-      <w:r>
-        <w:t xml:space="preserve"> la ligne d'isocoût passant par le point (x1 4, x2 4). Pour ce point, z</w:t>
+      <w:r>
+        <w:t>solution, nous devons tracer une ligne d'isocoût qui coupe la région réalisable. Un isocoût</w:t>
+      </w:r>
+    </w:p>
+    <w:p>
+      <w:pPr>
+        <w:tabs>
+          <w:tab w:val="left" w:pos="2076"/>
+        </w:tabs>
+      </w:pPr>
+      <w:r>
+        <w:t>ligne est une ligne sur laquelle tous les points ont la même valeur z (ou le même coût). Nous arbitrairement</w:t>
+      </w:r>
+    </w:p>
+    <w:p>
+      <w:pPr>
+        <w:tabs>
+          <w:tab w:val="left" w:pos="2076"/>
+        </w:tabs>
+      </w:pPr>
+      <w:r>
+        <w:t>choisissez la ligne d'isocoût passant par le point (x1 4, x2 4). Pour ce point, z</w:t>
       </w:r>
     </w:p>
     <w:p>
@@ -5569,76 +4210,48 @@
           <w:tab w:val="left" w:pos="2076"/>
         </w:tabs>
       </w:pPr>
-      <w:proofErr w:type="gramStart"/>
-      <w:r>
-        <w:t>décroissant</w:t>
-      </w:r>
-      <w:proofErr w:type="gramEnd"/>
-      <w:r>
-        <w:t xml:space="preserve"> z (sud-ouest). Le dernier point de la région des possibles qui croise un isocoût</w:t>
-      </w:r>
-    </w:p>
-    <w:p>
-      <w:pPr>
-        <w:tabs>
-          <w:tab w:val="left" w:pos="2076"/>
-        </w:tabs>
-      </w:pPr>
-      <w:proofErr w:type="gramStart"/>
-      <w:r>
-        <w:t>line</w:t>
-      </w:r>
-      <w:proofErr w:type="gramEnd"/>
-      <w:r>
-        <w:t xml:space="preserve"> sera le point dans la région réalisable ayant la plus petite valeur z. D'après la figure 4,</w:t>
-      </w:r>
-    </w:p>
-    <w:p>
-      <w:pPr>
-        <w:tabs>
-          <w:tab w:val="left" w:pos="2076"/>
-        </w:tabs>
-      </w:pPr>
-      <w:proofErr w:type="gramStart"/>
-      <w:r>
-        <w:t>nous</w:t>
-      </w:r>
-      <w:proofErr w:type="gramEnd"/>
-      <w:r>
-        <w:t xml:space="preserve"> voyons que le point E a la plus petite valeur z de tout point dans la région des possibles; c'est le</w:t>
-      </w:r>
-    </w:p>
-    <w:p>
-      <w:pPr>
-        <w:tabs>
-          <w:tab w:val="left" w:pos="2076"/>
-        </w:tabs>
-      </w:pPr>
-      <w:proofErr w:type="gramStart"/>
-      <w:r>
-        <w:t>solution</w:t>
-      </w:r>
-      <w:proofErr w:type="gramEnd"/>
-      <w:r>
-        <w:t xml:space="preserve"> optimale au problème dorien. Notez que le point E est l'endroit où les lignes 7x1 2x2</w:t>
-      </w:r>
-    </w:p>
-    <w:p>
-      <w:pPr>
-        <w:tabs>
-          <w:tab w:val="left" w:pos="2076"/>
-        </w:tabs>
-      </w:pPr>
-      <w:r>
-        <w:t xml:space="preserve">28 et 2x1 12x2 24 se croisent. La résolution simultanée de ces équations donne la solution optimale (x1 3,6, x2 1,4). La valeur z optimale peut alors être trouvée en remplaçant ces valeurs de x1 et x2 dans </w:t>
-      </w:r>
-      <w:proofErr w:type="gramStart"/>
-      <w:r>
-        <w:t>la fonction objectif</w:t>
-      </w:r>
-      <w:proofErr w:type="gramEnd"/>
-      <w:r>
-        <w:t>. Ainsi, la valeur z optimale est z</w:t>
+      <w:r>
+        <w:t>décroissant z (sud-ouest). Le dernier point de la région des possibles qui croise un isocoût</w:t>
+      </w:r>
+    </w:p>
+    <w:p>
+      <w:pPr>
+        <w:tabs>
+          <w:tab w:val="left" w:pos="2076"/>
+        </w:tabs>
+      </w:pPr>
+      <w:r>
+        <w:t>line sera le point dans la région réalisable ayant la plus petite valeur z. D'après la figure 4,</w:t>
+      </w:r>
+    </w:p>
+    <w:p>
+      <w:pPr>
+        <w:tabs>
+          <w:tab w:val="left" w:pos="2076"/>
+        </w:tabs>
+      </w:pPr>
+      <w:r>
+        <w:t>nous voyons que le point E a la plus petite valeur z de tout point dans la région des possibles; c'est le</w:t>
+      </w:r>
+    </w:p>
+    <w:p>
+      <w:pPr>
+        <w:tabs>
+          <w:tab w:val="left" w:pos="2076"/>
+        </w:tabs>
+      </w:pPr>
+      <w:r>
+        <w:t>solution optimale au problème dorien. Notez que le point E est l'endroit où les lignes 7x1 2x2</w:t>
+      </w:r>
+    </w:p>
+    <w:p>
+      <w:pPr>
+        <w:tabs>
+          <w:tab w:val="left" w:pos="2076"/>
+        </w:tabs>
+      </w:pPr>
+      <w:r>
+        <w:t>28 et 2x1 12x2 24 se croisent. La résolution simultanée de ces équations donne la solution optimale (x1 3,6, x2 1,4). La valeur z optimale peut alors être trouvée en remplaçant ces valeurs de x1 et x2 dans la fonction objectif. Ainsi, la valeur z optimale est z</w:t>
       </w:r>
     </w:p>
     <w:p>
@@ -5672,15 +4285,7 @@
         </w:tabs>
       </w:pPr>
       <w:r>
-        <w:t xml:space="preserve">Abandon de la traduction est étude directe du livre en ANGLAIS </w:t>
-      </w:r>
-      <w:proofErr w:type="gramStart"/>
-      <w:r>
-        <w:t>( Ca</w:t>
-      </w:r>
-      <w:proofErr w:type="gramEnd"/>
-      <w:r>
-        <w:t xml:space="preserve"> va plus vite , y’en a marre de traduire </w:t>
+        <w:t>Abandon de la traduction est étude directe du livre en ANGLAIS ( Ca va plus vite , y’en a marre de traduire </w:t>
       </w:r>
       <w:r>
         <w:rPr>
@@ -5766,15 +4371,7 @@
         </w:tabs>
       </w:pPr>
       <w:r>
-        <w:t>Mon alimentation exige que toute la nourriture que je mange provienne de l'un des quatre</w:t>
-      </w:r>
-      <w:proofErr w:type="gramStart"/>
-      <w:r>
-        <w:t xml:space="preserve"> «groupes</w:t>
-      </w:r>
-      <w:proofErr w:type="gramEnd"/>
-      <w:r>
-        <w:t xml:space="preserve"> alimentaires de base»(gâteau au chocolat, crème glacée, soda et cheesecake). </w:t>
+        <w:t xml:space="preserve">Mon alimentation exige que toute la nourriture que je mange provienne de l'un des quatre «groupes alimentaires de base»(gâteau au chocolat, crème glacée, soda et cheesecake). </w:t>
       </w:r>
     </w:p>
     <w:p>
@@ -5790,21 +4387,13 @@
         <w:t xml:space="preserve"> </w:t>
       </w:r>
       <w:r>
-        <w:t xml:space="preserve">sont disponibles à la </w:t>
-      </w:r>
-      <w:proofErr w:type="gramStart"/>
-      <w:r>
-        <w:t>conso</w:t>
+        <w:t>sont disponibles à la conso</w:t>
       </w:r>
       <w:r>
         <w:t>m</w:t>
       </w:r>
       <w:r>
-        <w:t>mation:</w:t>
-      </w:r>
-      <w:proofErr w:type="gramEnd"/>
-      <w:r>
-        <w:t xml:space="preserve"> </w:t>
+        <w:t xml:space="preserve">mation: </w:t>
       </w:r>
     </w:p>
     <w:p>
@@ -5818,13 +4407,8 @@
           <w:tab w:val="left" w:pos="2076"/>
         </w:tabs>
       </w:pPr>
-      <w:proofErr w:type="gramStart"/>
-      <w:r>
-        <w:t>brownies</w:t>
-      </w:r>
-      <w:proofErr w:type="gramEnd"/>
-      <w:r>
-        <w:t xml:space="preserve">, </w:t>
+      <w:r>
+        <w:t xml:space="preserve">brownies, </w:t>
       </w:r>
     </w:p>
     <w:p>
@@ -5838,13 +4422,8 @@
           <w:tab w:val="left" w:pos="2076"/>
         </w:tabs>
       </w:pPr>
-      <w:proofErr w:type="gramStart"/>
-      <w:r>
-        <w:t>glace</w:t>
-      </w:r>
-      <w:proofErr w:type="gramEnd"/>
-      <w:r>
-        <w:t xml:space="preserve"> au chocolat, </w:t>
+      <w:r>
+        <w:t xml:space="preserve">glace au chocolat, </w:t>
       </w:r>
     </w:p>
     <w:p>
@@ -5858,13 +4437,8 @@
           <w:tab w:val="left" w:pos="2076"/>
         </w:tabs>
       </w:pPr>
-      <w:proofErr w:type="gramStart"/>
-      <w:r>
-        <w:t>cola</w:t>
-      </w:r>
-      <w:proofErr w:type="gramEnd"/>
-      <w:r>
-        <w:t xml:space="preserve"> et </w:t>
+      <w:r>
+        <w:t xml:space="preserve">cola et </w:t>
       </w:r>
     </w:p>
     <w:p>
@@ -5878,13 +4452,8 @@
           <w:tab w:val="left" w:pos="2076"/>
         </w:tabs>
       </w:pPr>
-      <w:proofErr w:type="gramStart"/>
-      <w:r>
-        <w:t>gâteau</w:t>
-      </w:r>
-      <w:proofErr w:type="gramEnd"/>
-      <w:r>
-        <w:t xml:space="preserve"> au fromage à l'ananas. </w:t>
+      <w:r>
+        <w:t xml:space="preserve">gâteau au fromage à l'ananas. </w:t>
       </w:r>
     </w:p>
     <w:p>
@@ -6005,18 +4574,10 @@
         <w:t xml:space="preserve">Comme toujours, nous commençons par déterminer les décisions qui doivent être prises par </w:t>
       </w:r>
       <w:r>
-        <w:t xml:space="preserve">celui qui </w:t>
-      </w:r>
-      <w:proofErr w:type="gramStart"/>
-      <w:r>
-        <w:t>décide</w:t>
-      </w:r>
-      <w:r>
-        <w:t>:</w:t>
-      </w:r>
-      <w:proofErr w:type="gramEnd"/>
-      <w:r>
-        <w:t xml:space="preserve"> quelle quantité de chaque type d'aliment doit être consommée quotidiennement. Ainsi, nous définissons les variables de décision</w:t>
+        <w:t>celui qui décide</w:t>
+      </w:r>
+      <w:r>
+        <w:t>: quelle quantité de chaque type d'aliment doit être consommée quotidiennement. Ainsi, nous définissons les variables de décision</w:t>
       </w:r>
       <w:r>
         <w:t> :</w:t>
@@ -6029,19 +4590,25 @@
           <w:rStyle w:val="y2iqfc"/>
         </w:rPr>
       </w:pPr>
-      <w:proofErr w:type="gramStart"/>
       <w:r>
         <w:rPr>
           <w:rStyle w:val="y2iqfc"/>
         </w:rPr>
-        <w:t>x</w:t>
-      </w:r>
-      <w:proofErr w:type="gramEnd"/>
-      <w:r>
+        <w:t>x1 nombre de brownies consommés quotidiennement</w:t>
+      </w:r>
+    </w:p>
+    <w:p>
+      <w:pPr>
+        <w:pStyle w:val="PrformatHTML"/>
         <w:rPr>
           <w:rStyle w:val="y2iqfc"/>
         </w:rPr>
-        <w:t>1 nombre de brownies consommés quotidiennement</w:t>
+      </w:pPr>
+      <w:r>
+        <w:rPr>
+          <w:rStyle w:val="y2iqfc"/>
+        </w:rPr>
+        <w:t>x2 nombre de boules de glace au chocolat consommées quotidiennement</w:t>
       </w:r>
     </w:p>
     <w:p>
@@ -6051,60 +4618,22 @@
           <w:rStyle w:val="y2iqfc"/>
         </w:rPr>
       </w:pPr>
-      <w:proofErr w:type="gramStart"/>
       <w:r>
         <w:rPr>
           <w:rStyle w:val="y2iqfc"/>
         </w:rPr>
-        <w:t>x</w:t>
-      </w:r>
-      <w:proofErr w:type="gramEnd"/>
+        <w:t>x3 bouteilles de cola bues quotidiennement</w:t>
+      </w:r>
+    </w:p>
+    <w:p>
+      <w:pPr>
+        <w:pStyle w:val="PrformatHTML"/>
+      </w:pPr>
       <w:r>
         <w:rPr>
           <w:rStyle w:val="y2iqfc"/>
         </w:rPr>
-        <w:t>2 nombre de boules de glace au chocolat consommées quotidiennement</w:t>
-      </w:r>
-    </w:p>
-    <w:p>
-      <w:pPr>
-        <w:pStyle w:val="PrformatHTML"/>
-        <w:rPr>
-          <w:rStyle w:val="y2iqfc"/>
-        </w:rPr>
-      </w:pPr>
-      <w:proofErr w:type="gramStart"/>
-      <w:r>
-        <w:rPr>
-          <w:rStyle w:val="y2iqfc"/>
-        </w:rPr>
-        <w:t>x</w:t>
-      </w:r>
-      <w:proofErr w:type="gramEnd"/>
-      <w:r>
-        <w:rPr>
-          <w:rStyle w:val="y2iqfc"/>
-        </w:rPr>
-        <w:t>3 bouteilles de cola bues quotidiennement</w:t>
-      </w:r>
-    </w:p>
-    <w:p>
-      <w:pPr>
-        <w:pStyle w:val="PrformatHTML"/>
-      </w:pPr>
-      <w:proofErr w:type="gramStart"/>
-      <w:r>
-        <w:rPr>
-          <w:rStyle w:val="y2iqfc"/>
-        </w:rPr>
-        <w:t>x</w:t>
-      </w:r>
-      <w:proofErr w:type="gramEnd"/>
-      <w:r>
-        <w:rPr>
-          <w:rStyle w:val="y2iqfc"/>
-        </w:rPr>
-        <w:t>4 morceaux de cheesecake à l'ananas consommés quotidiennement</w:t>
+        <w:t>x4 morceaux de cheesecake à l'ananas consommés quotidiennement</w:t>
       </w:r>
     </w:p>
     <w:p>
@@ -6132,13 +4661,8 @@
         </w:tabs>
       </w:pPr>
       <w:r>
-        <w:t xml:space="preserve">Le coût total de tout régime peut être déterminé à partir de la relation </w:t>
-      </w:r>
-      <w:proofErr w:type="gramStart"/>
-      <w:r>
-        <w:t>suivante:</w:t>
-      </w:r>
-      <w:proofErr w:type="gramEnd"/>
+        <w:t>Le coût total de tout régime peut être déterminé à partir de la relation suivante:</w:t>
+      </w:r>
       <w:r>
         <w:tab/>
       </w:r>
@@ -6150,44 +4674,7 @@
         </w:tabs>
       </w:pPr>
       <w:r>
-        <w:t xml:space="preserve"> (</w:t>
-      </w:r>
-      <w:proofErr w:type="gramStart"/>
-      <w:r>
-        <w:t>coût</w:t>
-      </w:r>
-      <w:proofErr w:type="gramEnd"/>
-      <w:r>
-        <w:t xml:space="preserve"> total du régime) </w:t>
-      </w:r>
-      <w:r>
-        <w:t xml:space="preserve">= </w:t>
-      </w:r>
-      <w:r>
-        <w:t>(coût des brownies)</w:t>
-      </w:r>
-      <w:r>
-        <w:t>+</w:t>
-      </w:r>
-      <w:r>
-        <w:t xml:space="preserve"> (coût de la </w:t>
-      </w:r>
-      <w:proofErr w:type="spellStart"/>
-      <w:r>
-        <w:t>glacecrème</w:t>
-      </w:r>
-      <w:proofErr w:type="spellEnd"/>
-      <w:r>
-        <w:t xml:space="preserve">) </w:t>
-      </w:r>
-      <w:r>
-        <w:t>+</w:t>
-      </w:r>
-      <w:r>
-        <w:t xml:space="preserve">(coût du cola) </w:t>
-      </w:r>
-      <w:r>
-        <w:t>+</w:t>
+        <w:t xml:space="preserve"> (coût total du régime) = (coût des brownies)+ (coût de la glacecrème) +(coût du cola) +</w:t>
       </w:r>
       <w:r>
         <w:t xml:space="preserve"> </w:t>
@@ -6233,24 +4720,15 @@
         </w:tabs>
       </w:pPr>
       <w:r>
-        <w:t xml:space="preserve">Du coup, </w:t>
-      </w:r>
-      <w:proofErr w:type="gramStart"/>
-      <w:r>
-        <w:t>notre fonction objectif</w:t>
-      </w:r>
-      <w:proofErr w:type="gramEnd"/>
-      <w:r>
-        <w:t xml:space="preserve"> est :</w:t>
-      </w:r>
-    </w:p>
-    <w:p>
-      <w:pPr>
-        <w:tabs>
-          <w:tab w:val="left" w:pos="2076"/>
-        </w:tabs>
-      </w:pPr>
-      <w:proofErr w:type="gramStart"/>
+        <w:t>Du coup, notre fonction objectif est :</w:t>
+      </w:r>
+    </w:p>
+    <w:p>
+      <w:pPr>
+        <w:tabs>
+          <w:tab w:val="left" w:pos="2076"/>
+        </w:tabs>
+      </w:pPr>
       <w:r>
         <w:t>M</w:t>
       </w:r>
@@ -6261,68 +4739,29 @@
         <w:t>(</w:t>
       </w:r>
       <w:r>
-        <w:t xml:space="preserve"> z</w:t>
-      </w:r>
-      <w:proofErr w:type="gramEnd"/>
-      <w:r>
-        <w:t xml:space="preserve"> </w:t>
+        <w:t xml:space="preserve"> z </w:t>
       </w:r>
       <w:r>
         <w:t>)</w:t>
       </w:r>
       <w:r>
-        <w:t>=</w:t>
-      </w:r>
-      <w:r>
-        <w:t xml:space="preserve"> 50x1 </w:t>
-      </w:r>
-      <w:r>
-        <w:t>+</w:t>
-      </w:r>
-      <w:r>
-        <w:t xml:space="preserve"> 20x2 </w:t>
-      </w:r>
-      <w:r>
-        <w:t>+</w:t>
-      </w:r>
-      <w:r>
-        <w:t xml:space="preserve"> 30x3 </w:t>
-      </w:r>
-      <w:r>
-        <w:t>+</w:t>
-      </w:r>
-      <w:r>
-        <w:t xml:space="preserve"> 80x4</w:t>
-      </w:r>
-    </w:p>
-    <w:p>
-      <w:pPr>
-        <w:tabs>
-          <w:tab w:val="left" w:pos="2076"/>
-        </w:tabs>
-        <w:rPr>
-          <w:rStyle w:val="jlqj4b"/>
-        </w:rPr>
-      </w:pPr>
-      <w:r>
-        <w:rPr>
-          <w:rStyle w:val="jlqj4b"/>
-        </w:rPr>
-        <w:t xml:space="preserve">Les variables de décision doivent satisfaire les quatre contraintes </w:t>
-      </w:r>
-      <w:proofErr w:type="gramStart"/>
-      <w:r>
-        <w:rPr>
-          <w:rStyle w:val="jlqj4b"/>
-        </w:rPr>
-        <w:t>suivantes:</w:t>
-      </w:r>
-      <w:proofErr w:type="gramEnd"/>
-      <w:r>
-        <w:rPr>
-          <w:rStyle w:val="jlqj4b"/>
-        </w:rPr>
-        <w:t xml:space="preserve"> </w:t>
+        <w:t>= 50x1 + 20x2 + 30x3 + 80x4</w:t>
+      </w:r>
+    </w:p>
+    <w:p>
+      <w:pPr>
+        <w:tabs>
+          <w:tab w:val="left" w:pos="2076"/>
+        </w:tabs>
+        <w:rPr>
+          <w:rStyle w:val="jlqj4b"/>
+        </w:rPr>
+      </w:pPr>
+      <w:r>
+        <w:rPr>
+          <w:rStyle w:val="jlqj4b"/>
+        </w:rPr>
+        <w:t xml:space="preserve">Les variables de décision doivent satisfaire les quatre contraintes suivantes: </w:t>
       </w:r>
     </w:p>
     <w:p>
@@ -6418,21 +4857,8 @@
         </w:tabs>
       </w:pPr>
       <w:r>
-        <w:t xml:space="preserve">Valeurs </w:t>
-      </w:r>
-      <w:proofErr w:type="spellStart"/>
-      <w:r>
-        <w:t>nutritionelles</w:t>
-      </w:r>
-      <w:proofErr w:type="spellEnd"/>
-      <w:r>
-        <w:t xml:space="preserve"> pour le </w:t>
-      </w:r>
-      <w:proofErr w:type="gramStart"/>
-      <w:r>
-        <w:t>régime .</w:t>
-      </w:r>
-      <w:proofErr w:type="gramEnd"/>
+        <w:t>Valeurs nutritionelles pour le régime .</w:t>
+      </w:r>
     </w:p>
     <w:p>
       <w:pPr>
@@ -6501,90 +4927,33 @@
         </w:rPr>
         <w:tab/>
       </w:r>
-      <w:proofErr w:type="spellStart"/>
       <w:r>
         <w:rPr>
           <w:b/>
           <w:bCs/>
         </w:rPr>
-        <w:t>Chocolate</w:t>
-      </w:r>
-      <w:proofErr w:type="spellEnd"/>
+        <w:t xml:space="preserve">Chocolate (Ounces) </w:t>
+      </w:r>
       <w:r>
         <w:rPr>
           <w:b/>
           <w:bCs/>
         </w:rPr>
-        <w:t xml:space="preserve"> (</w:t>
-      </w:r>
-      <w:proofErr w:type="spellStart"/>
+        <w:tab/>
+      </w:r>
       <w:r>
         <w:rPr>
           <w:b/>
           <w:bCs/>
         </w:rPr>
-        <w:t>Ounces</w:t>
-      </w:r>
-      <w:proofErr w:type="spellEnd"/>
+        <w:tab/>
+      </w:r>
       <w:r>
         <w:rPr>
           <w:b/>
           <w:bCs/>
         </w:rPr>
-        <w:t xml:space="preserve">) </w:t>
-      </w:r>
-      <w:r>
-        <w:rPr>
-          <w:b/>
-          <w:bCs/>
-        </w:rPr>
-        <w:tab/>
-      </w:r>
-      <w:r>
-        <w:rPr>
-          <w:b/>
-          <w:bCs/>
-        </w:rPr>
-        <w:tab/>
-      </w:r>
-      <w:r>
-        <w:rPr>
-          <w:b/>
-          <w:bCs/>
-        </w:rPr>
-        <w:t>Sugar (</w:t>
-      </w:r>
-      <w:proofErr w:type="spellStart"/>
-      <w:r>
-        <w:rPr>
-          <w:b/>
-          <w:bCs/>
-        </w:rPr>
-        <w:t>Ounces</w:t>
-      </w:r>
-      <w:proofErr w:type="spellEnd"/>
-      <w:r>
-        <w:rPr>
-          <w:b/>
-          <w:bCs/>
-        </w:rPr>
-        <w:t>) Fat (</w:t>
-      </w:r>
-      <w:proofErr w:type="spellStart"/>
-      <w:r>
-        <w:rPr>
-          <w:b/>
-          <w:bCs/>
-        </w:rPr>
-        <w:t>Ounces</w:t>
-      </w:r>
-      <w:proofErr w:type="spellEnd"/>
-      <w:r>
-        <w:rPr>
-          <w:b/>
-          <w:bCs/>
-        </w:rPr>
-        <w:t>)</w:t>
+        <w:t>Sugar (Ounces) Fat (Ounces)</w:t>
       </w:r>
     </w:p>
     <w:p>
@@ -6667,29 +5036,8 @@
           <w:tab w:val="left" w:pos="2076"/>
         </w:tabs>
       </w:pPr>
-      <w:proofErr w:type="spellStart"/>
-      <w:r>
-        <w:t>Chocolate</w:t>
-      </w:r>
-      <w:proofErr w:type="spellEnd"/>
-      <w:r>
-        <w:t xml:space="preserve"> </w:t>
-      </w:r>
-      <w:proofErr w:type="spellStart"/>
-      <w:r>
-        <w:t>ice</w:t>
-      </w:r>
-      <w:proofErr w:type="spellEnd"/>
-      <w:r>
-        <w:t xml:space="preserve"> </w:t>
-      </w:r>
-      <w:proofErr w:type="spellStart"/>
-      <w:r>
-        <w:t>cream</w:t>
-      </w:r>
-      <w:proofErr w:type="spellEnd"/>
-      <w:r>
-        <w:t xml:space="preserve"> (1 scoop) </w:t>
+      <w:r>
+        <w:t xml:space="preserve">Chocolate ice cream (1 scoop) </w:t>
       </w:r>
       <w:r>
         <w:tab/>
@@ -6749,15 +5097,7 @@
         </w:tabs>
       </w:pPr>
       <w:r>
-        <w:t xml:space="preserve">Cola (1 </w:t>
-      </w:r>
-      <w:proofErr w:type="spellStart"/>
-      <w:r>
-        <w:t>bottle</w:t>
-      </w:r>
-      <w:proofErr w:type="spellEnd"/>
-      <w:r>
-        <w:t xml:space="preserve">) </w:t>
+        <w:t xml:space="preserve">Cola (1 bottle) </w:t>
       </w:r>
       <w:r>
         <w:tab/>
@@ -6822,13 +5162,8 @@
           <w:tab w:val="left" w:pos="2076"/>
         </w:tabs>
       </w:pPr>
-      <w:proofErr w:type="spellStart"/>
-      <w:r>
-        <w:t>Pineapple</w:t>
-      </w:r>
-      <w:proofErr w:type="spellEnd"/>
-      <w:r>
-        <w:t xml:space="preserve"> cheesecake</w:t>
+      <w:r>
+        <w:t>Pineapple cheesecake</w:t>
       </w:r>
       <w:r>
         <w:t xml:space="preserve"> (1piece)</w:t>
@@ -6892,39 +5227,7 @@
         </w:tabs>
       </w:pPr>
       <w:r>
-        <w:t xml:space="preserve">400x1 </w:t>
-      </w:r>
-      <w:r>
-        <w:t>+</w:t>
-      </w:r>
-      <w:r>
-        <w:t xml:space="preserve"> 200x2 </w:t>
-      </w:r>
-      <w:r>
-        <w:t>+</w:t>
-      </w:r>
-      <w:r>
-        <w:t xml:space="preserve"> 150x3 </w:t>
-      </w:r>
-      <w:r>
-        <w:t xml:space="preserve">+ </w:t>
-      </w:r>
-      <w:r>
-        <w:t xml:space="preserve">500x4 </w:t>
-      </w:r>
-      <w:r>
-        <w:t>&lt;=</w:t>
-      </w:r>
-      <w:r>
-        <w:t xml:space="preserve"> 500 (Calorie </w:t>
-      </w:r>
-      <w:proofErr w:type="spellStart"/>
-      <w:r>
-        <w:t>constraint</w:t>
-      </w:r>
-      <w:proofErr w:type="spellEnd"/>
-      <w:r>
-        <w:t>)</w:t>
+        <w:t>400x1 + 200x2 + 150x3 + 500x4 &lt;= 500 (Calorie constraint)</w:t>
       </w:r>
     </w:p>
     <w:p>
@@ -6942,175 +5245,69 @@
       </w:pPr>
       <w:r>
         <w:lastRenderedPageBreak/>
-        <w:t xml:space="preserve">La contrainte </w:t>
-      </w:r>
-      <w:r>
-        <w:t>2</w:t>
-      </w:r>
-      <w:r>
-        <w:t xml:space="preserve"> s’exprime de la sorte :</w:t>
-      </w:r>
-    </w:p>
-    <w:p>
-      <w:pPr>
-        <w:tabs>
-          <w:tab w:val="left" w:pos="2076"/>
-        </w:tabs>
-      </w:pPr>
-      <w:r>
-        <w:t xml:space="preserve">3x1 </w:t>
-      </w:r>
-      <w:r>
-        <w:t>+</w:t>
-      </w:r>
-      <w:r>
-        <w:t xml:space="preserve"> 2x2 </w:t>
-      </w:r>
-      <w:r>
-        <w:t xml:space="preserve">&gt;= </w:t>
-      </w:r>
-      <w:r>
-        <w:t>6 (</w:t>
-      </w:r>
-      <w:proofErr w:type="spellStart"/>
-      <w:r>
-        <w:t>Chocolate</w:t>
-      </w:r>
-      <w:proofErr w:type="spellEnd"/>
-      <w:r>
-        <w:t xml:space="preserve"> </w:t>
-      </w:r>
-      <w:proofErr w:type="spellStart"/>
-      <w:r>
-        <w:t>constraint</w:t>
-      </w:r>
-      <w:proofErr w:type="spellEnd"/>
-      <w:r>
-        <w:t xml:space="preserve">) </w:t>
-      </w:r>
-    </w:p>
-    <w:p>
-      <w:pPr>
-        <w:tabs>
-          <w:tab w:val="left" w:pos="2076"/>
-        </w:tabs>
-      </w:pPr>
-      <w:r>
-        <w:t xml:space="preserve">La contrainte </w:t>
-      </w:r>
-      <w:r>
-        <w:t>3</w:t>
-      </w:r>
-      <w:r>
-        <w:t xml:space="preserve"> s’exprime de la sorte :</w:t>
-      </w:r>
-    </w:p>
-    <w:p>
-      <w:pPr>
-        <w:tabs>
-          <w:tab w:val="left" w:pos="2076"/>
-        </w:tabs>
-      </w:pPr>
-      <w:r>
-        <w:t>2x1</w:t>
-      </w:r>
-      <w:r>
-        <w:t xml:space="preserve"> +</w:t>
-      </w:r>
-      <w:r>
-        <w:t xml:space="preserve"> 2x2 </w:t>
-      </w:r>
-      <w:r>
-        <w:t>+</w:t>
-      </w:r>
-      <w:r>
-        <w:t xml:space="preserve"> 4x3 </w:t>
-      </w:r>
-      <w:r>
-        <w:t>+</w:t>
-      </w:r>
-      <w:r>
-        <w:t>4x4 &gt;=10 (Su</w:t>
+        <w:t>La contrainte 2 s’exprime de la sorte :</w:t>
+      </w:r>
+    </w:p>
+    <w:p>
+      <w:pPr>
+        <w:tabs>
+          <w:tab w:val="left" w:pos="2076"/>
+        </w:tabs>
+      </w:pPr>
+      <w:r>
+        <w:t xml:space="preserve">3x1 + 2x2 &gt;= 6 (Chocolate constraint) </w:t>
+      </w:r>
+    </w:p>
+    <w:p>
+      <w:pPr>
+        <w:tabs>
+          <w:tab w:val="left" w:pos="2076"/>
+        </w:tabs>
+      </w:pPr>
+      <w:r>
+        <w:t>La contrainte 3 s’exprime de la sorte :</w:t>
+      </w:r>
+    </w:p>
+    <w:p>
+      <w:pPr>
+        <w:tabs>
+          <w:tab w:val="left" w:pos="2076"/>
+        </w:tabs>
+      </w:pPr>
+      <w:r>
+        <w:t>2x1 + 2x2 + 4x3 +4x4 &gt;=10 (Su</w:t>
       </w:r>
       <w:r>
         <w:t>cre</w:t>
       </w:r>
       <w:r>
-        <w:t xml:space="preserve"> </w:t>
-      </w:r>
-      <w:proofErr w:type="spellStart"/>
-      <w:r>
-        <w:t>constraint</w:t>
-      </w:r>
-      <w:proofErr w:type="spellEnd"/>
-      <w:r>
-        <w:t xml:space="preserve">) </w:t>
-      </w:r>
-    </w:p>
-    <w:p>
-      <w:pPr>
-        <w:tabs>
-          <w:tab w:val="left" w:pos="2076"/>
-        </w:tabs>
-      </w:pPr>
-      <w:r>
-        <w:t xml:space="preserve">La contrainte </w:t>
-      </w:r>
-      <w:r>
-        <w:t>4</w:t>
-      </w:r>
-      <w:r>
-        <w:t xml:space="preserve"> s’exprime de la sorte :</w:t>
-      </w:r>
-    </w:p>
-    <w:p>
-      <w:pPr>
-        <w:tabs>
-          <w:tab w:val="left" w:pos="2076"/>
-        </w:tabs>
-      </w:pPr>
-      <w:r>
-        <w:t>2x1</w:t>
-      </w:r>
-      <w:r>
-        <w:t xml:space="preserve"> +</w:t>
-      </w:r>
-      <w:r>
-        <w:t xml:space="preserve"> 4x2 </w:t>
-      </w:r>
-      <w:r>
-        <w:t>+</w:t>
-      </w:r>
-      <w:r>
-        <w:t>x3</w:t>
-      </w:r>
-      <w:r>
-        <w:t>+</w:t>
-      </w:r>
-      <w:r>
-        <w:t xml:space="preserve"> 5x4 &gt;</w:t>
-      </w:r>
-      <w:proofErr w:type="gramStart"/>
-      <w:r>
-        <w:t>=  8</w:t>
-      </w:r>
-      <w:proofErr w:type="gramEnd"/>
-      <w:r>
-        <w:t xml:space="preserve"> (</w:t>
+        <w:t xml:space="preserve"> constraint) </w:t>
+      </w:r>
+    </w:p>
+    <w:p>
+      <w:pPr>
+        <w:tabs>
+          <w:tab w:val="left" w:pos="2076"/>
+        </w:tabs>
+      </w:pPr>
+      <w:r>
+        <w:t>La contrainte 4 s’exprime de la sorte :</w:t>
+      </w:r>
+    </w:p>
+    <w:p>
+      <w:pPr>
+        <w:tabs>
+          <w:tab w:val="left" w:pos="2076"/>
+        </w:tabs>
+      </w:pPr>
+      <w:r>
+        <w:t>2x1 + 4x2 +x3+ 5x4 &gt;=  8 (</w:t>
       </w:r>
       <w:r>
         <w:t>Gras</w:t>
       </w:r>
       <w:r>
-        <w:t xml:space="preserve"> </w:t>
-      </w:r>
-      <w:proofErr w:type="spellStart"/>
-      <w:r>
-        <w:t>constraint</w:t>
-      </w:r>
-      <w:proofErr w:type="spellEnd"/>
-      <w:r>
-        <w:t>)</w:t>
+        <w:t xml:space="preserve"> constraint)</w:t>
       </w:r>
     </w:p>
     <w:p>
@@ -7123,13 +5320,7 @@
         <w:t>Et enfin la restriction de signe</w:t>
       </w:r>
       <w:r>
-        <w:t xml:space="preserve"> xi &gt;= 0 (i </w:t>
-      </w:r>
-      <w:r>
-        <w:t>=</w:t>
-      </w:r>
-      <w:r>
-        <w:t xml:space="preserve"> 1, 2, 3, 4) </w:t>
+        <w:t xml:space="preserve"> xi &gt;= 0 (i = 1, 2, 3, 4) </w:t>
       </w:r>
       <w:r>
         <w:t>doit s’appliquer.</w:t>
@@ -7142,39 +5333,17 @@
         </w:tabs>
       </w:pPr>
       <w:r>
-        <w:t xml:space="preserve">La </w:t>
-      </w:r>
-      <w:r>
-        <w:t xml:space="preserve">Combinaison </w:t>
-      </w:r>
-      <w:proofErr w:type="gramStart"/>
-      <w:r>
-        <w:t>de la fonction objectif</w:t>
-      </w:r>
-      <w:proofErr w:type="gramEnd"/>
-      <w:r>
-        <w:t>, des contraintes et des restrictions de signe</w:t>
-      </w:r>
-    </w:p>
-    <w:p>
-      <w:pPr>
-        <w:tabs>
-          <w:tab w:val="left" w:pos="2076"/>
-        </w:tabs>
-      </w:pPr>
-      <w:proofErr w:type="gramStart"/>
-      <w:r>
-        <w:t>donne</w:t>
-      </w:r>
-      <w:proofErr w:type="gramEnd"/>
-      <w:r>
-        <w:t xml:space="preserve"> </w:t>
-      </w:r>
-      <w:r>
-        <w:t xml:space="preserve">Le programme linéaire </w:t>
-      </w:r>
-      <w:r>
-        <w:t xml:space="preserve"> qui suit:</w:t>
+        <w:t>La Combinaison de la fonction objectif, des contraintes et des restrictions de signe</w:t>
+      </w:r>
+    </w:p>
+    <w:p>
+      <w:pPr>
+        <w:tabs>
+          <w:tab w:val="left" w:pos="2076"/>
+        </w:tabs>
+      </w:pPr>
+      <w:r>
+        <w:t>donne Le programme linéaire  qui suit:</w:t>
       </w:r>
     </w:p>
     <w:p>
@@ -7295,39 +5464,23 @@
         </w:tabs>
       </w:pPr>
       <w:r>
-        <w:t xml:space="preserve">La valeur z optimale peut être obtenue en substituant la valeur optimale des variables de décision dans </w:t>
-      </w:r>
-      <w:proofErr w:type="gramStart"/>
-      <w:r>
-        <w:t>la fonction objectif</w:t>
-      </w:r>
-      <w:proofErr w:type="gramEnd"/>
-      <w:r>
-        <w:t>.</w:t>
-      </w:r>
-    </w:p>
-    <w:p>
-      <w:pPr>
-        <w:tabs>
-          <w:tab w:val="left" w:pos="2076"/>
-        </w:tabs>
-      </w:pPr>
-      <w:r>
-        <w:t xml:space="preserve"> Cela donne un coût total de </w:t>
-      </w:r>
-      <w:proofErr w:type="gramStart"/>
-      <w:r>
-        <w:t>z</w:t>
+        <w:t>La valeur z optimale peut être obtenue en substituant la valeur optimale des variables de décision dans la fonction objectif.</w:t>
+      </w:r>
+    </w:p>
+    <w:p>
+      <w:pPr>
+        <w:tabs>
+          <w:tab w:val="left" w:pos="2076"/>
+        </w:tabs>
+      </w:pPr>
+      <w:r>
+        <w:t xml:space="preserve"> Cela donne un coût total de z</w:t>
       </w:r>
       <w:r>
         <w:t xml:space="preserve"> </w:t>
       </w:r>
       <w:r>
-        <w:t xml:space="preserve"> 3</w:t>
-      </w:r>
-      <w:proofErr w:type="gramEnd"/>
-      <w:r>
-        <w:t xml:space="preserve"> (20) 1 (30) 90 ¢. </w:t>
+        <w:t xml:space="preserve"> 3 (20) 1 (30) 90 ¢. </w:t>
       </w:r>
     </w:p>
     <w:p>
@@ -7383,13 +5536,8 @@
           <w:tab w:val="left" w:pos="2076"/>
         </w:tabs>
       </w:pPr>
-      <w:proofErr w:type="gramStart"/>
-      <w:r>
-        <w:t>les</w:t>
-      </w:r>
-      <w:proofErr w:type="gramEnd"/>
-      <w:r>
-        <w:t xml:space="preserve"> contraintes de chocolat et de sucre sont contraignantes, mais les contraintes de calories et de matières grasses ne sont pas contraignantes.</w:t>
+      <w:r>
+        <w:t>les contraintes de chocolat et de sucre sont contraignantes, mais les contraintes de calories et de matières grasses ne sont pas contraignantes.</w:t>
       </w:r>
     </w:p>
     <w:p>
@@ -7409,51 +5557,17 @@
         </w:tabs>
       </w:pPr>
       <w:r>
-        <w:t xml:space="preserve">Stigler (1945) a proposé </w:t>
-      </w:r>
-      <w:proofErr w:type="gramStart"/>
-      <w:r>
-        <w:t>un</w:t>
-      </w:r>
-      <w:r>
-        <w:t xml:space="preserve">  </w:t>
-      </w:r>
-      <w:r>
-        <w:t>problème</w:t>
-      </w:r>
-      <w:proofErr w:type="gramEnd"/>
-      <w:r>
-        <w:t xml:space="preserve"> de régime</w:t>
-      </w:r>
-      <w:r>
-        <w:t xml:space="preserve"> dans lequel 77 types d'aliments étaient disponibles et 10 besoins nutritionnels (vitamine</w:t>
-      </w:r>
-      <w:r>
-        <w:t xml:space="preserve"> </w:t>
-      </w:r>
-      <w:r>
-        <w:t xml:space="preserve">A, vitamine C, etc.) devaient être satisfaites. </w:t>
-      </w:r>
-    </w:p>
-    <w:p>
-      <w:pPr>
-        <w:tabs>
-          <w:tab w:val="left" w:pos="2076"/>
-        </w:tabs>
-      </w:pPr>
-      <w:r>
-        <w:t>Une fois résolue par ordinateur, la solution optimale a donné un régime composé de semoule de maïs, farine de blé, lait évaporé, beurre d'arachide, saindoux,</w:t>
-      </w:r>
-      <w:r>
-        <w:t xml:space="preserve"> </w:t>
-      </w:r>
-      <w:proofErr w:type="spellStart"/>
-      <w:r>
-        <w:t>boeuf</w:t>
-      </w:r>
-      <w:proofErr w:type="spellEnd"/>
-      <w:r>
-        <w:t xml:space="preserve">, foie, pommes de terre, épinards et chou. </w:t>
+        <w:t xml:space="preserve">Stigler (1945) a proposé un  problème de régime dans lequel 77 types d'aliments étaient disponibles et 10 besoins nutritionnels (vitamine A, vitamine C, etc.) devaient être satisfaites. </w:t>
+      </w:r>
+    </w:p>
+    <w:p>
+      <w:pPr>
+        <w:tabs>
+          <w:tab w:val="left" w:pos="2076"/>
+        </w:tabs>
+      </w:pPr>
+      <w:r>
+        <w:t xml:space="preserve">Une fois résolue par ordinateur, la solution optimale a donné un régime composé de semoule de maïs, farine de blé, lait évaporé, beurre d'arachide, saindoux, boeuf, foie, pommes de terre, épinards et chou. </w:t>
       </w:r>
     </w:p>
     <w:p>
@@ -7480,380 +5594,295 @@
         </w:tabs>
       </w:pPr>
       <w:r>
-        <w:t>La solution optimale à tout modèle LP ne reflétera que les aspects de la réalité capturés par</w:t>
-      </w:r>
-      <w:r>
+        <w:t xml:space="preserve">La solution optimale à tout modèle LP ne reflétera que les aspects de la réalité capturés par la fonction objective et les contraintes. </w:t>
+      </w:r>
+    </w:p>
+    <w:p>
+      <w:pPr>
+        <w:tabs>
+          <w:tab w:val="left" w:pos="2076"/>
+        </w:tabs>
+      </w:pPr>
+      <w:r>
+        <w:t xml:space="preserve">La formulation de Stigler du problème alimentaire ne reflétait pas le désir des gens d’avoir une alimentation savoureuse et variée. </w:t>
+      </w:r>
+    </w:p>
+    <w:p>
+      <w:pPr>
+        <w:tabs>
+          <w:tab w:val="left" w:pos="2076"/>
+        </w:tabs>
+      </w:pPr>
+      <w:r>
+        <w:t xml:space="preserve">La programmation en nombres entiers a été utilisée pour planifier des menus institutionnels pour une période hebdomadaire ou mensuelle. </w:t>
+      </w:r>
+    </w:p>
+    <w:p>
+      <w:pPr>
+        <w:tabs>
+          <w:tab w:val="left" w:pos="2076"/>
+        </w:tabs>
+      </w:pPr>
+      <w:r>
+        <w:t>Les modèles de planification de menus contiennent des contraintes qui reflètent les exigences de goût et de variété.</w:t>
+      </w:r>
+    </w:p>
+    <w:p>
+      <w:pPr>
+        <w:tabs>
+          <w:tab w:val="left" w:pos="2076"/>
+        </w:tabs>
+      </w:pPr>
+    </w:p>
+    <w:p>
+      <w:pPr>
+        <w:pStyle w:val="Titre2"/>
+      </w:pPr>
+      <w:r>
+        <w:t>Problèmes</w:t>
+      </w:r>
+    </w:p>
+    <w:p>
+      <w:pPr>
+        <w:tabs>
+          <w:tab w:val="left" w:pos="2076"/>
+        </w:tabs>
+      </w:pPr>
+    </w:p>
+    <w:p>
+      <w:pPr>
+        <w:pStyle w:val="Titre2"/>
+        <w:rPr>
+          <w:rStyle w:val="jlqj4b"/>
+        </w:rPr>
+      </w:pPr>
+      <w:r>
+        <w:rPr>
+          <w:rStyle w:val="jlqj4b"/>
+        </w:rPr>
+        <w:t>1</w:t>
+      </w:r>
+    </w:p>
+    <w:p>
+      <w:pPr>
+        <w:tabs>
+          <w:tab w:val="left" w:pos="2076"/>
+        </w:tabs>
+        <w:rPr>
+          <w:rStyle w:val="jlqj4b"/>
+        </w:rPr>
+      </w:pPr>
+      <w:r>
+        <w:rPr>
+          <w:rStyle w:val="jlqj4b"/>
+        </w:rPr>
+        <w:t xml:space="preserve">Il y a trois usines sur la rivière Momiss (1, 2 et 3). </w:t>
+      </w:r>
+    </w:p>
+    <w:p>
+      <w:pPr>
+        <w:tabs>
+          <w:tab w:val="left" w:pos="2076"/>
+        </w:tabs>
+        <w:rPr>
+          <w:rStyle w:val="jlqj4b"/>
+        </w:rPr>
+      </w:pPr>
+      <w:r>
+        <w:rPr>
+          <w:rStyle w:val="jlqj4b"/>
+        </w:rPr>
+        <w:t xml:space="preserve">Chacun émet deux types de polluants (1 et 2) dans le fleuve. </w:t>
+      </w:r>
+    </w:p>
+    <w:p>
+      <w:pPr>
+        <w:tabs>
+          <w:tab w:val="left" w:pos="2076"/>
+        </w:tabs>
+        <w:rPr>
+          <w:rStyle w:val="jlqj4b"/>
+        </w:rPr>
+      </w:pPr>
+      <w:r>
+        <w:rPr>
+          <w:rStyle w:val="jlqj4b"/>
+        </w:rPr>
+        <w:t>Si les déchets de chaque usine sont traités, la pollution dans la rivière peut être réduite.</w:t>
+      </w:r>
+    </w:p>
+    <w:p>
+      <w:pPr>
+        <w:tabs>
+          <w:tab w:val="left" w:pos="2076"/>
+        </w:tabs>
+        <w:rPr>
+          <w:rStyle w:val="jlqj4b"/>
+        </w:rPr>
+      </w:pPr>
+      <w:r>
+        <w:rPr>
+          <w:rStyle w:val="jlqj4b"/>
+        </w:rPr>
+        <w:t xml:space="preserve"> Il en coûte 15 $ pour traiter une tonne de déchets d'usine 1, et chaque tonne traitée réduit la quantité de polluant 1 de 0,10 tonne et la quantité de polluant 2 de 0,45 tonne. </w:t>
+      </w:r>
+    </w:p>
+    <w:p>
+      <w:pPr>
+        <w:tabs>
+          <w:tab w:val="left" w:pos="2076"/>
+        </w:tabs>
+        <w:rPr>
+          <w:rStyle w:val="jlqj4b"/>
+        </w:rPr>
+      </w:pPr>
+      <w:r>
+        <w:rPr>
+          <w:rStyle w:val="jlqj4b"/>
+        </w:rPr>
+        <w:t xml:space="preserve">Il en coûte 10 $ pour traiter une tonne de déchets d'usine 2, et chaque tonne traitée réduira la quantité de polluant 1 de 0,20 tonne et la quantité de polluant 2 de 0,25 tonne. </w:t>
+      </w:r>
+    </w:p>
+    <w:p>
+      <w:pPr>
+        <w:tabs>
+          <w:tab w:val="left" w:pos="2076"/>
+        </w:tabs>
+        <w:rPr>
+          <w:rStyle w:val="jlqj4b"/>
+        </w:rPr>
+      </w:pPr>
+      <w:r>
+        <w:rPr>
+          <w:rStyle w:val="jlqj4b"/>
+        </w:rPr>
+        <w:t xml:space="preserve">Il en coûte 20 $ pour traiter une tonne de déchets d'usine 3, et chaque tonne traitée réduira la quantité de polluant 1 de 0,40 tonne et la quantité de polluant 2 de 0,30 tonne. </w:t>
+      </w:r>
+    </w:p>
+    <w:p>
+      <w:pPr>
+        <w:tabs>
+          <w:tab w:val="left" w:pos="2076"/>
+        </w:tabs>
+        <w:rPr>
+          <w:rStyle w:val="jlqj4b"/>
+        </w:rPr>
+      </w:pPr>
+      <w:r>
+        <w:rPr>
+          <w:rStyle w:val="jlqj4b"/>
+        </w:rPr>
+        <w:t xml:space="preserve">L'Etat souhaite réduire la quantité de polluant 1 dans la rivière d'au moins 30 tonnes et la quantité de polluant 2 dans la rivière d'au moins 40 tonnes. </w:t>
+      </w:r>
+    </w:p>
+    <w:p>
+      <w:pPr>
+        <w:tabs>
+          <w:tab w:val="left" w:pos="2076"/>
+        </w:tabs>
+        <w:rPr>
+          <w:rStyle w:val="jlqj4b"/>
+        </w:rPr>
+      </w:pPr>
+      <w:r>
+        <w:rPr>
+          <w:rStyle w:val="jlqj4b"/>
+        </w:rPr>
+        <w:t>Formulez une LP qui minimisera le coût de la réduction de la pollution des quantités souhaitées. Pensez-vous que les hypothèses LP (proportionnalité, additivité, divisibilité et certitude) sont raisonnables pour ce problème?</w:t>
+      </w:r>
+    </w:p>
+    <w:p>
+      <w:pPr>
+        <w:tabs>
+          <w:tab w:val="left" w:pos="2076"/>
+        </w:tabs>
+        <w:rPr>
+          <w:rStyle w:val="jlqj4b"/>
+        </w:rPr>
+      </w:pPr>
+    </w:p>
+    <w:p>
+      <w:pPr>
+        <w:pStyle w:val="Titre2"/>
+        <w:rPr>
+          <w:rStyle w:val="jlqj4b"/>
+        </w:rPr>
+      </w:pPr>
+      <w:r>
+        <w:rPr>
+          <w:rStyle w:val="jlqj4b"/>
+        </w:rPr>
+        <w:t>2</w:t>
+      </w:r>
+    </w:p>
+    <w:p>
+      <w:pPr>
+        <w:rPr>
+          <w:rStyle w:val="viiyi"/>
+        </w:rPr>
+      </w:pPr>
+      <w:r>
+        <w:rPr>
+          <w:rStyle w:val="jlqj4b"/>
+        </w:rPr>
+        <w:t>U.S. Labs fabrique des valves cardiaques mécaniques à partir des valves cardiaques de porcs.</w:t>
+      </w:r>
+      <w:r>
+        <w:rPr>
+          <w:rStyle w:val="viiyi"/>
+        </w:rPr>
         <w:t xml:space="preserve"> </w:t>
       </w:r>
-      <w:r>
-        <w:t xml:space="preserve">la fonction objective et les contraintes. </w:t>
-      </w:r>
-    </w:p>
-    <w:p>
-      <w:pPr>
-        <w:tabs>
-          <w:tab w:val="left" w:pos="2076"/>
-        </w:tabs>
-      </w:pPr>
-      <w:r>
-        <w:t>La formulation de Stigler du problème alimentaire</w:t>
-      </w:r>
-      <w:r>
+    </w:p>
+    <w:p>
+      <w:pPr>
+        <w:rPr>
+          <w:rStyle w:val="viiyi"/>
+        </w:rPr>
+      </w:pPr>
+      <w:r>
+        <w:rPr>
+          <w:rStyle w:val="jlqj4b"/>
+        </w:rPr>
+        <w:t>Différentes opérations cardiaques nécessitent des vannes de différentes tailles.</w:t>
+      </w:r>
+      <w:r>
+        <w:rPr>
+          <w:rStyle w:val="viiyi"/>
+        </w:rPr>
         <w:t xml:space="preserve"> </w:t>
       </w:r>
-      <w:r>
-        <w:t xml:space="preserve">ne reflétait pas le désir des gens d’avoir une alimentation savoureuse et variée. </w:t>
-      </w:r>
-    </w:p>
-    <w:p>
-      <w:pPr>
-        <w:tabs>
-          <w:tab w:val="left" w:pos="2076"/>
-        </w:tabs>
-      </w:pPr>
-      <w:r>
-        <w:t>La programmation en nombres entiers a été utilisée</w:t>
-      </w:r>
-      <w:r>
+    </w:p>
+    <w:p>
+      <w:pPr>
+        <w:rPr>
+          <w:rStyle w:val="viiyi"/>
+        </w:rPr>
+      </w:pPr>
+      <w:r>
+        <w:rPr>
+          <w:rStyle w:val="jlqj4b"/>
+        </w:rPr>
+        <w:t>U.S. Labs achète des vannes de porc auprès de trois fournisseurs différents.</w:t>
+      </w:r>
+      <w:r>
+        <w:rPr>
+          <w:rStyle w:val="viiyi"/>
+        </w:rPr>
         <w:t xml:space="preserve"> </w:t>
       </w:r>
-      <w:r>
-        <w:t xml:space="preserve">pour planifier des menus institutionnels pour une période hebdomadaire ou mensuelle. </w:t>
-      </w:r>
-    </w:p>
-    <w:p>
-      <w:pPr>
-        <w:tabs>
-          <w:tab w:val="left" w:pos="2076"/>
-        </w:tabs>
-      </w:pPr>
-      <w:r>
-        <w:t>Les modèles de planification de menus contiennent des contraintes qui reflètent les exigences de goût et de variété</w:t>
-      </w:r>
-      <w:r>
-        <w:t>.</w:t>
-      </w:r>
-    </w:p>
-    <w:p>
-      <w:pPr>
-        <w:tabs>
-          <w:tab w:val="left" w:pos="2076"/>
-        </w:tabs>
-      </w:pPr>
-    </w:p>
-    <w:p>
-      <w:pPr>
-        <w:pStyle w:val="Titre2"/>
-      </w:pPr>
-      <w:r>
-        <w:t>Problèmes</w:t>
-      </w:r>
-    </w:p>
-    <w:p>
-      <w:pPr>
-        <w:tabs>
-          <w:tab w:val="left" w:pos="2076"/>
-        </w:tabs>
-      </w:pPr>
-    </w:p>
-    <w:p>
-      <w:pPr>
-        <w:pStyle w:val="Titre2"/>
-        <w:rPr>
-          <w:rStyle w:val="jlqj4b"/>
-        </w:rPr>
-      </w:pPr>
-      <w:r>
-        <w:rPr>
-          <w:rStyle w:val="jlqj4b"/>
-        </w:rPr>
-        <w:t>1</w:t>
-      </w:r>
-    </w:p>
-    <w:p>
-      <w:pPr>
-        <w:tabs>
-          <w:tab w:val="left" w:pos="2076"/>
-        </w:tabs>
-        <w:rPr>
-          <w:rStyle w:val="jlqj4b"/>
-        </w:rPr>
-      </w:pPr>
-      <w:r>
-        <w:rPr>
-          <w:rStyle w:val="jlqj4b"/>
-        </w:rPr>
-        <w:t xml:space="preserve">Il y a trois usines sur la rivière </w:t>
-      </w:r>
-      <w:proofErr w:type="spellStart"/>
-      <w:r>
-        <w:rPr>
-          <w:rStyle w:val="jlqj4b"/>
-        </w:rPr>
-        <w:t>Momiss</w:t>
-      </w:r>
-      <w:proofErr w:type="spellEnd"/>
-      <w:r>
-        <w:rPr>
-          <w:rStyle w:val="jlqj4b"/>
-        </w:rPr>
-        <w:t xml:space="preserve"> (1, 2 et 3). </w:t>
-      </w:r>
-    </w:p>
-    <w:p>
-      <w:pPr>
-        <w:tabs>
-          <w:tab w:val="left" w:pos="2076"/>
-        </w:tabs>
-        <w:rPr>
-          <w:rStyle w:val="jlqj4b"/>
-        </w:rPr>
-      </w:pPr>
-      <w:r>
-        <w:rPr>
-          <w:rStyle w:val="jlqj4b"/>
-        </w:rPr>
-        <w:t xml:space="preserve">Chacun émet deux types de polluants (1 et 2) dans le fleuve. </w:t>
-      </w:r>
-    </w:p>
-    <w:p>
-      <w:pPr>
-        <w:tabs>
-          <w:tab w:val="left" w:pos="2076"/>
-        </w:tabs>
-        <w:rPr>
-          <w:rStyle w:val="jlqj4b"/>
-        </w:rPr>
-      </w:pPr>
-      <w:r>
-        <w:rPr>
-          <w:rStyle w:val="jlqj4b"/>
-        </w:rPr>
-        <w:t>Si les déchets de chaque usine sont traités, la pollution dans la rivière peut être réduite.</w:t>
-      </w:r>
-    </w:p>
-    <w:p>
-      <w:pPr>
-        <w:tabs>
-          <w:tab w:val="left" w:pos="2076"/>
-        </w:tabs>
-        <w:rPr>
-          <w:rStyle w:val="jlqj4b"/>
-        </w:rPr>
-      </w:pPr>
-      <w:r>
-        <w:rPr>
-          <w:rStyle w:val="jlqj4b"/>
-        </w:rPr>
-        <w:t xml:space="preserve"> Il en coûte 15 $ pour traiter une tonne de déchets d'usine 1, et chaque tonne traitée réduit la quantité de polluant 1 de 0,10 tonne et la quantité de polluant 2 de 0,45 tonne. </w:t>
-      </w:r>
-    </w:p>
-    <w:p>
-      <w:pPr>
-        <w:tabs>
-          <w:tab w:val="left" w:pos="2076"/>
-        </w:tabs>
-        <w:rPr>
-          <w:rStyle w:val="jlqj4b"/>
-        </w:rPr>
-      </w:pPr>
-      <w:r>
-        <w:rPr>
-          <w:rStyle w:val="jlqj4b"/>
-        </w:rPr>
-        <w:t xml:space="preserve">Il en coûte 10 $ pour traiter une tonne de déchets d'usine 2, et chaque tonne traitée réduira la quantité de polluant 1 de 0,20 tonne et la quantité de polluant 2 de 0,25 tonne. </w:t>
-      </w:r>
-    </w:p>
-    <w:p>
-      <w:pPr>
-        <w:tabs>
-          <w:tab w:val="left" w:pos="2076"/>
-        </w:tabs>
-        <w:rPr>
-          <w:rStyle w:val="jlqj4b"/>
-        </w:rPr>
-      </w:pPr>
-      <w:r>
-        <w:rPr>
-          <w:rStyle w:val="jlqj4b"/>
-        </w:rPr>
-        <w:t xml:space="preserve">Il en coûte 20 $ pour traiter une tonne de déchets d'usine 3, et chaque tonne traitée réduira la quantité de polluant 1 de 0,40 tonne et la quantité de polluant 2 de 0,30 tonne. </w:t>
-      </w:r>
-    </w:p>
-    <w:p>
-      <w:pPr>
-        <w:tabs>
-          <w:tab w:val="left" w:pos="2076"/>
-        </w:tabs>
-        <w:rPr>
-          <w:rStyle w:val="jlqj4b"/>
-        </w:rPr>
-      </w:pPr>
-      <w:r>
-        <w:rPr>
-          <w:rStyle w:val="jlqj4b"/>
-        </w:rPr>
-        <w:t xml:space="preserve">L'Etat souhaite réduire la quantité de polluant 1 dans la rivière d'au moins 30 tonnes et la quantité de polluant 2 dans la rivière d'au moins 40 tonnes. </w:t>
-      </w:r>
-    </w:p>
-    <w:p>
-      <w:pPr>
-        <w:tabs>
-          <w:tab w:val="left" w:pos="2076"/>
-        </w:tabs>
-        <w:rPr>
-          <w:rStyle w:val="jlqj4b"/>
-        </w:rPr>
-      </w:pPr>
-      <w:r>
-        <w:rPr>
-          <w:rStyle w:val="jlqj4b"/>
-        </w:rPr>
-        <w:t xml:space="preserve">Formulez une LP qui minimisera le coût de la réduction de la pollution des quantités souhaitées. Pensez-vous que les hypothèses LP (proportionnalité, additivité, divisibilité et certitude) sont raisonnables pour ce </w:t>
-      </w:r>
-      <w:proofErr w:type="gramStart"/>
-      <w:r>
-        <w:rPr>
-          <w:rStyle w:val="jlqj4b"/>
-        </w:rPr>
-        <w:t>problème?</w:t>
-      </w:r>
-      <w:proofErr w:type="gramEnd"/>
-    </w:p>
-    <w:p>
-      <w:pPr>
-        <w:tabs>
-          <w:tab w:val="left" w:pos="2076"/>
-        </w:tabs>
-        <w:rPr>
-          <w:rStyle w:val="jlqj4b"/>
-        </w:rPr>
-      </w:pPr>
-    </w:p>
-    <w:p>
-      <w:pPr>
-        <w:pStyle w:val="Titre2"/>
-        <w:rPr>
-          <w:rStyle w:val="jlqj4b"/>
-        </w:rPr>
-      </w:pPr>
-      <w:r>
-        <w:rPr>
-          <w:rStyle w:val="jlqj4b"/>
-        </w:rPr>
-        <w:t>2</w:t>
-      </w:r>
-    </w:p>
-    <w:p>
-      <w:pPr>
-        <w:rPr>
-          <w:rStyle w:val="viiyi"/>
-        </w:rPr>
-      </w:pPr>
-      <w:r>
-        <w:rPr>
-          <w:rStyle w:val="jlqj4b"/>
-        </w:rPr>
-        <w:t xml:space="preserve">U.S. </w:t>
-      </w:r>
-      <w:proofErr w:type="spellStart"/>
-      <w:r>
-        <w:rPr>
-          <w:rStyle w:val="jlqj4b"/>
-        </w:rPr>
-        <w:t>Labs</w:t>
-      </w:r>
-      <w:proofErr w:type="spellEnd"/>
-      <w:r>
-        <w:rPr>
-          <w:rStyle w:val="jlqj4b"/>
-        </w:rPr>
-        <w:t xml:space="preserve"> fabrique des valves cardiaques mécaniques à partir des valves cardiaques de porcs.</w:t>
-      </w:r>
-      <w:r>
-        <w:rPr>
-          <w:rStyle w:val="viiyi"/>
-        </w:rPr>
-        <w:t xml:space="preserve"> </w:t>
-      </w:r>
-    </w:p>
-    <w:p>
-      <w:pPr>
-        <w:rPr>
-          <w:rStyle w:val="viiyi"/>
-        </w:rPr>
-      </w:pPr>
-      <w:r>
-        <w:rPr>
-          <w:rStyle w:val="jlqj4b"/>
-        </w:rPr>
-        <w:t>Différentes opérations cardiaques nécessitent des vannes de différentes tailles.</w:t>
-      </w:r>
-      <w:r>
-        <w:rPr>
-          <w:rStyle w:val="viiyi"/>
-        </w:rPr>
-        <w:t xml:space="preserve"> </w:t>
-      </w:r>
-    </w:p>
-    <w:p>
-      <w:pPr>
-        <w:rPr>
-          <w:rStyle w:val="viiyi"/>
-        </w:rPr>
-      </w:pPr>
-      <w:r>
-        <w:rPr>
-          <w:rStyle w:val="jlqj4b"/>
-        </w:rPr>
-        <w:t xml:space="preserve">U.S. </w:t>
-      </w:r>
-      <w:proofErr w:type="spellStart"/>
-      <w:r>
-        <w:rPr>
-          <w:rStyle w:val="jlqj4b"/>
-        </w:rPr>
-        <w:t>Labs</w:t>
-      </w:r>
-      <w:proofErr w:type="spellEnd"/>
-      <w:r>
-        <w:rPr>
-          <w:rStyle w:val="jlqj4b"/>
-        </w:rPr>
-        <w:t xml:space="preserve"> achète des vannes de porc auprès de trois fournisseurs différents.</w:t>
-      </w:r>
-      <w:r>
-        <w:rPr>
-          <w:rStyle w:val="viiyi"/>
-        </w:rPr>
-        <w:t xml:space="preserve"> </w:t>
-      </w:r>
-    </w:p>
-    <w:p>
-      <w:pPr>
-        <w:rPr>
-          <w:rStyle w:val="jlqj4b"/>
-        </w:rPr>
-      </w:pPr>
-      <w:r>
-        <w:rPr>
-          <w:rStyle w:val="jlqj4b"/>
-        </w:rPr>
-        <w:t xml:space="preserve">Le coût et la taille des vannes achetées auprès de chaque fournisseur sont indiqués dans le tableau </w:t>
-      </w:r>
-      <w:proofErr w:type="gramStart"/>
-      <w:r>
-        <w:rPr>
-          <w:rStyle w:val="jlqj4b"/>
-        </w:rPr>
-        <w:t>3:</w:t>
-      </w:r>
-      <w:proofErr w:type="gramEnd"/>
-      <w:r>
-        <w:rPr>
-          <w:rStyle w:val="jlqj4b"/>
-        </w:rPr>
-        <w:t xml:space="preserve"> </w:t>
+    </w:p>
+    <w:p>
+      <w:pPr>
+        <w:rPr>
+          <w:rStyle w:val="jlqj4b"/>
+        </w:rPr>
+      </w:pPr>
+      <w:r>
+        <w:rPr>
+          <w:rStyle w:val="jlqj4b"/>
+        </w:rPr>
+        <w:t xml:space="preserve">Le coût et la taille des vannes achetées auprès de chaque fournisseur sont indiqués dans le tableau 3: </w:t>
       </w:r>
     </w:p>
     <w:p>
@@ -7914,21 +5943,7 @@
           <w:rStyle w:val="jlqj4b"/>
         </w:rPr>
         <w:lastRenderedPageBreak/>
-        <w:t xml:space="preserve">Chaque mois, U.S. </w:t>
-      </w:r>
-      <w:proofErr w:type="spellStart"/>
-      <w:r>
-        <w:rPr>
-          <w:rStyle w:val="jlqj4b"/>
-        </w:rPr>
-        <w:t>Labs</w:t>
-      </w:r>
-      <w:proofErr w:type="spellEnd"/>
-      <w:r>
-        <w:rPr>
-          <w:rStyle w:val="jlqj4b"/>
-        </w:rPr>
-        <w:t xml:space="preserve"> passe une commande auprès de chaque fournisseur.</w:t>
+        <w:t>Chaque mois, U.S. Labs passe une commande auprès de chaque fournisseur.</w:t>
       </w:r>
     </w:p>
     <w:p>
@@ -8009,93 +6024,49 @@
           <w:rStyle w:val="viiyi"/>
         </w:rPr>
       </w:pPr>
-      <w:proofErr w:type="spellStart"/>
-      <w:r>
-        <w:rPr>
-          <w:rStyle w:val="jlqj4b"/>
-        </w:rPr>
-        <w:t>Peg</w:t>
-      </w:r>
-      <w:proofErr w:type="spellEnd"/>
-      <w:r>
-        <w:rPr>
-          <w:rStyle w:val="jlqj4b"/>
-        </w:rPr>
-        <w:t xml:space="preserve"> et Al Fundy ont un budget alimentaire limité, donc </w:t>
-      </w:r>
-      <w:proofErr w:type="spellStart"/>
-      <w:r>
-        <w:rPr>
-          <w:rStyle w:val="jlqj4b"/>
-        </w:rPr>
-        <w:t>Peg</w:t>
-      </w:r>
-      <w:proofErr w:type="spellEnd"/>
-      <w:r>
-        <w:rPr>
-          <w:rStyle w:val="jlqj4b"/>
+      <w:r>
+        <w:rPr>
+          <w:rStyle w:val="jlqj4b"/>
+        </w:rPr>
+        <w:t>Peg et Al Fundy ont un budget alimentaire limité, donc Peg istrying doit nourrir la famille le moins cher possible.</w:t>
+      </w:r>
+      <w:r>
+        <w:rPr>
+          <w:rStyle w:val="viiyi"/>
         </w:rPr>
         <w:t xml:space="preserve"> </w:t>
       </w:r>
-      <w:proofErr w:type="spellStart"/>
-      <w:r>
-        <w:rPr>
-          <w:rStyle w:val="jlqj4b"/>
-        </w:rPr>
-        <w:t>istrying</w:t>
-      </w:r>
-      <w:proofErr w:type="spellEnd"/>
-      <w:r>
-        <w:rPr>
-          <w:rStyle w:val="jlqj4b"/>
-        </w:rPr>
-        <w:t xml:space="preserve"> doit nourrir la famille le moins cher possible.</w:t>
-      </w:r>
+    </w:p>
+    <w:p>
+      <w:pPr>
+        <w:rPr>
+          <w:rStyle w:val="jlqj4b"/>
+        </w:rPr>
+      </w:pPr>
+      <w:r>
+        <w:rPr>
+          <w:rStyle w:val="jlqj4b"/>
+        </w:rPr>
+        <w:t>Cependant, elle veut toujours s'assurer que les membres de sa famille satisfont à leurs besoins nutritionnels quotidiens.</w:t>
+      </w:r>
+    </w:p>
+    <w:p>
+      <w:pPr>
+        <w:rPr>
+          <w:rStyle w:val="viiyi"/>
+        </w:rPr>
+      </w:pPr>
       <w:r>
         <w:rPr>
           <w:rStyle w:val="viiyi"/>
         </w:rPr>
         <w:t xml:space="preserve"> </w:t>
       </w:r>
-    </w:p>
-    <w:p>
-      <w:pPr>
-        <w:rPr>
-          <w:rStyle w:val="jlqj4b"/>
-        </w:rPr>
-      </w:pPr>
-      <w:r>
-        <w:rPr>
-          <w:rStyle w:val="jlqj4b"/>
-        </w:rPr>
-        <w:t>Cependant, elle veut toujours s'assurer que les membres de sa famille satisfont à leurs besoins nutritionnels quotidiens.</w:t>
-      </w:r>
-    </w:p>
-    <w:p>
-      <w:pPr>
-        <w:rPr>
-          <w:rStyle w:val="viiyi"/>
-        </w:rPr>
-      </w:pPr>
-      <w:r>
-        <w:rPr>
-          <w:rStyle w:val="viiyi"/>
-        </w:rPr>
-        <w:t xml:space="preserve"> </w:t>
-      </w:r>
-      <w:proofErr w:type="spellStart"/>
-      <w:r>
-        <w:rPr>
-          <w:rStyle w:val="jlqj4b"/>
-        </w:rPr>
-        <w:t>Peg</w:t>
-      </w:r>
-      <w:proofErr w:type="spellEnd"/>
-      <w:r>
-        <w:rPr>
-          <w:rStyle w:val="jlqj4b"/>
-        </w:rPr>
-        <w:t xml:space="preserve"> peut acheter deux aliments.</w:t>
+      <w:r>
+        <w:rPr>
+          <w:rStyle w:val="jlqj4b"/>
+        </w:rPr>
+        <w:t>Peg peut acheter deux aliments.</w:t>
       </w:r>
       <w:r>
         <w:rPr>
@@ -8126,13 +6097,7 @@
         <w:rPr>
           <w:rStyle w:val="jlqj4b"/>
         </w:rPr>
-        <w:t xml:space="preserve">L’alimentation </w:t>
-      </w:r>
-      <w:r>
-        <w:rPr>
-          <w:rStyle w:val="jlqj4b"/>
-        </w:rPr>
-        <w:t>1 se vend 7 $ la livre, et chaque livre contient 3 unités de vitamine A et 1 unité de vitamine C.</w:t>
+        <w:t>L’alimentation 1 se vend 7 $ la livre, et chaque livre contient 3 unités de vitamine A et 1 unité de vitamine C.</w:t>
       </w:r>
     </w:p>
     <w:p>
@@ -8191,96 +6156,24 @@
           <w:rStyle w:val="jlqj4b"/>
         </w:rPr>
       </w:pPr>
-      <w:proofErr w:type="spellStart"/>
-      <w:proofErr w:type="gramStart"/>
-      <w:r>
-        <w:rPr>
-          <w:rStyle w:val="jlqj4b"/>
-        </w:rPr>
-        <w:t>a</w:t>
-      </w:r>
-      <w:r>
-        <w:rPr>
-          <w:rStyle w:val="jlqj4b"/>
-        </w:rPr>
-        <w:t>.</w:t>
-      </w:r>
-      <w:r>
-        <w:rPr>
-          <w:rStyle w:val="jlqj4b"/>
-        </w:rPr>
-        <w:t>Vérifiez</w:t>
-      </w:r>
-      <w:proofErr w:type="spellEnd"/>
-      <w:proofErr w:type="gramEnd"/>
-      <w:r>
-        <w:rPr>
-          <w:rStyle w:val="jlqj4b"/>
-        </w:rPr>
-        <w:t xml:space="preserve"> que </w:t>
-      </w:r>
-      <w:proofErr w:type="spellStart"/>
-      <w:r>
-        <w:rPr>
-          <w:rStyle w:val="jlqj4b"/>
-        </w:rPr>
-        <w:t>Peg</w:t>
-      </w:r>
-      <w:proofErr w:type="spellEnd"/>
-      <w:r>
-        <w:rPr>
-          <w:rStyle w:val="jlqj4b"/>
-        </w:rPr>
-        <w:t xml:space="preserve"> devrait acheter 12 unités de nourriture 2 par jour et ainsi sur-satisfaire les besoins en vitamine C de 6 unités.</w:t>
-      </w:r>
-    </w:p>
-    <w:p>
-      <w:pPr>
-        <w:rPr>
-          <w:rStyle w:val="jlqj4b"/>
-        </w:rPr>
-      </w:pPr>
-      <w:proofErr w:type="spellStart"/>
-      <w:proofErr w:type="gramStart"/>
-      <w:r>
-        <w:rPr>
-          <w:rStyle w:val="jlqj4b"/>
-        </w:rPr>
-        <w:t>b</w:t>
-      </w:r>
-      <w:r>
-        <w:rPr>
-          <w:rStyle w:val="jlqj4b"/>
-        </w:rPr>
-        <w:t>.</w:t>
-      </w:r>
-      <w:r>
-        <w:rPr>
-          <w:rStyle w:val="jlqj4b"/>
-        </w:rPr>
-        <w:t>Al</w:t>
-      </w:r>
-      <w:proofErr w:type="spellEnd"/>
-      <w:proofErr w:type="gramEnd"/>
-      <w:r>
-        <w:rPr>
-          <w:rStyle w:val="jlqj4b"/>
-        </w:rPr>
-        <w:t xml:space="preserve"> a mis le pied à terre et a exigé que </w:t>
-      </w:r>
-      <w:proofErr w:type="spellStart"/>
-      <w:r>
-        <w:rPr>
-          <w:rStyle w:val="jlqj4b"/>
-        </w:rPr>
-        <w:t>Peg</w:t>
-      </w:r>
-      <w:proofErr w:type="spellEnd"/>
-      <w:r>
-        <w:rPr>
-          <w:rStyle w:val="jlqj4b"/>
-        </w:rPr>
-        <w:t xml:space="preserve"> réponde exactement aux besoins nutritionnels quotidiens de la famille en obtenant précisément</w:t>
+      <w:r>
+        <w:rPr>
+          <w:rStyle w:val="jlqj4b"/>
+        </w:rPr>
+        <w:t>a.Vérifiez que Peg devrait acheter 12 unités de nourriture 2 par jour et ainsi sur-satisfaire les besoins en vitamine C de 6 unités.</w:t>
+      </w:r>
+    </w:p>
+    <w:p>
+      <w:pPr>
+        <w:rPr>
+          <w:rStyle w:val="jlqj4b"/>
+        </w:rPr>
+      </w:pPr>
+      <w:r>
+        <w:rPr>
+          <w:rStyle w:val="jlqj4b"/>
+        </w:rPr>
+        <w:t>b.Al a mis le pied à terre et a exigé que Peg réponde exactement aux besoins nutritionnels quotidiens de la famille en obtenant précisément</w:t>
       </w:r>
       <w:r>
         <w:rPr>
@@ -8354,27 +6247,7 @@
         <w:rPr>
           <w:rStyle w:val="jlqj4b"/>
         </w:rPr>
-        <w:t xml:space="preserve">Boucles </w:t>
-      </w:r>
-      <w:proofErr w:type="gramStart"/>
-      <w:r>
-        <w:rPr>
-          <w:rStyle w:val="jlqj4b"/>
-        </w:rPr>
-        <w:t xml:space="preserve">d’or </w:t>
-      </w:r>
-      <w:r>
-        <w:rPr>
-          <w:rStyle w:val="jlqj4b"/>
-        </w:rPr>
-        <w:t xml:space="preserve"> doit</w:t>
-      </w:r>
-      <w:proofErr w:type="gramEnd"/>
-      <w:r>
-        <w:rPr>
-          <w:rStyle w:val="jlqj4b"/>
-        </w:rPr>
-        <w:t xml:space="preserve"> trouver au moins 12 livres d'or et au moins 18 livres d'argent pour payer le loyer mensuel.</w:t>
+        <w:t>Boucles d’or  doit trouver au moins 12 livres d'or et au moins 18 livres d'argent pour payer le loyer mensuel.</w:t>
       </w:r>
       <w:r>
         <w:rPr>
@@ -8396,19 +6269,7 @@
         <w:rPr>
           <w:rStyle w:val="jlqj4b"/>
         </w:rPr>
-        <w:t xml:space="preserve">Il y a deux </w:t>
-      </w:r>
-      <w:r>
-        <w:rPr>
-          <w:rStyle w:val="jlqj4b"/>
-        </w:rPr>
-        <w:t xml:space="preserve">mines </w:t>
-      </w:r>
-      <w:r>
-        <w:rPr>
-          <w:rStyle w:val="jlqj4b"/>
-        </w:rPr>
-        <w:t>dans lesquels Boucle d'or peut trouver de l'or et de l'argent.</w:t>
+        <w:t>Il y a deux mines dans lesquels Boucle d'or peut trouver de l'or et de l'argent.</w:t>
       </w:r>
       <w:r>
         <w:rPr>
@@ -8430,31 +6291,29 @@
         <w:rPr>
           <w:rStyle w:val="jlqj4b"/>
         </w:rPr>
-        <w:t xml:space="preserve">Chaque jour que Boucles d’or  </w:t>
-      </w:r>
-      <w:r>
-        <w:rPr>
-          <w:rStyle w:val="jlqj4b"/>
+        <w:t>Chaque jour que Boucles d’or   passe dans la mine 1, elle trouve 2 livres d'or et 2 livres d'argent.</w:t>
+      </w:r>
+      <w:r>
+        <w:rPr>
+          <w:rStyle w:val="viiyi"/>
         </w:rPr>
         <w:t xml:space="preserve"> </w:t>
       </w:r>
-      <w:r>
-        <w:rPr>
-          <w:rStyle w:val="jlqj4b"/>
-        </w:rPr>
-        <w:t xml:space="preserve">passe dans </w:t>
-      </w:r>
-      <w:r>
-        <w:rPr>
-          <w:rStyle w:val="jlqj4b"/>
-        </w:rPr>
-        <w:t>la mine</w:t>
-      </w:r>
-      <w:r>
-        <w:rPr>
-          <w:rStyle w:val="jlqj4b"/>
-        </w:rPr>
-        <w:t xml:space="preserve"> 1, elle trouve 2 livres d'or et 2 livres d'argent.</w:t>
+    </w:p>
+    <w:p>
+      <w:pPr>
+        <w:tabs>
+          <w:tab w:val="left" w:pos="2076"/>
+        </w:tabs>
+        <w:rPr>
+          <w:rStyle w:val="viiyi"/>
+        </w:rPr>
+      </w:pPr>
+      <w:r>
+        <w:rPr>
+          <w:rStyle w:val="jlqj4b"/>
+        </w:rPr>
+        <w:t>Chaque jour que Boucles d’or   passe dans la mine 2, elle trouve 1 livre d'or et 3 livres d'argent.</w:t>
       </w:r>
       <w:r>
         <w:rPr>
@@ -8476,89 +6335,46 @@
         <w:rPr>
           <w:rStyle w:val="jlqj4b"/>
         </w:rPr>
-        <w:t xml:space="preserve">Chaque jour que Boucles d’or  </w:t>
-      </w:r>
-      <w:r>
-        <w:rPr>
-          <w:rStyle w:val="jlqj4b"/>
+        <w:t>Formulez un LP pour aider Boucle d'or à répondre à ses besoins tout en passant le moins de temps possible dans les mines.</w:t>
+      </w:r>
+      <w:r>
+        <w:rPr>
+          <w:rStyle w:val="viiyi"/>
         </w:rPr>
         <w:t xml:space="preserve"> </w:t>
       </w:r>
-      <w:r>
-        <w:rPr>
-          <w:rStyle w:val="jlqj4b"/>
-        </w:rPr>
-        <w:t xml:space="preserve">passe dans </w:t>
-      </w:r>
-      <w:r>
-        <w:rPr>
-          <w:rStyle w:val="jlqj4b"/>
-        </w:rPr>
-        <w:t>la mine 2</w:t>
-      </w:r>
-      <w:r>
-        <w:rPr>
-          <w:rStyle w:val="jlqj4b"/>
-        </w:rPr>
-        <w:t>, elle trouve 1 livre d'or et 3 livres d'argent.</w:t>
-      </w:r>
-      <w:r>
-        <w:rPr>
-          <w:rStyle w:val="viiyi"/>
-        </w:rPr>
+    </w:p>
+    <w:p>
+      <w:pPr>
+        <w:tabs>
+          <w:tab w:val="left" w:pos="2076"/>
+        </w:tabs>
+        <w:rPr>
+          <w:rStyle w:val="jlqj4b"/>
+        </w:rPr>
+      </w:pPr>
+      <w:r>
+        <w:rPr>
+          <w:rStyle w:val="jlqj4b"/>
+        </w:rPr>
+        <w:t>Résolvez graphiquement le LP.</w:t>
+      </w:r>
+    </w:p>
+    <w:p>
+      <w:pPr>
+        <w:pStyle w:val="Titre1"/>
+      </w:pPr>
+      <w:r>
+        <w:rPr>
+          <w:rStyle w:val="jlqj4b"/>
+        </w:rPr>
+        <w:t>3.5A Problème d'horaire de travail</w:t>
+      </w:r>
+      <w:r>
         <w:t xml:space="preserve"> </w:t>
       </w:r>
-    </w:p>
-    <w:p>
-      <w:pPr>
-        <w:tabs>
-          <w:tab w:val="left" w:pos="2076"/>
-        </w:tabs>
-        <w:rPr>
-          <w:rStyle w:val="viiyi"/>
-        </w:rPr>
-      </w:pPr>
-      <w:r>
-        <w:rPr>
-          <w:rStyle w:val="jlqj4b"/>
-        </w:rPr>
-        <w:t>Formulez un LP pour aider Boucle d'or à répondre à ses besoins tout en passant le moins de temps possible dans les mines.</w:t>
-      </w:r>
-      <w:r>
-        <w:rPr>
-          <w:rStyle w:val="viiyi"/>
-        </w:rPr>
-        <w:t xml:space="preserve"> </w:t>
-      </w:r>
-    </w:p>
-    <w:p>
-      <w:pPr>
-        <w:tabs>
-          <w:tab w:val="left" w:pos="2076"/>
-        </w:tabs>
-        <w:rPr>
-          <w:rStyle w:val="jlqj4b"/>
-        </w:rPr>
-      </w:pPr>
-      <w:r>
-        <w:rPr>
-          <w:rStyle w:val="jlqj4b"/>
-        </w:rPr>
-        <w:t>Résolvez graphiquement le LP.</w:t>
-      </w:r>
-    </w:p>
-    <w:p>
-      <w:pPr>
-        <w:pStyle w:val="Titre1"/>
-      </w:pPr>
-      <w:r>
-        <w:rPr>
-          <w:rStyle w:val="jlqj4b"/>
-        </w:rPr>
-        <w:t>3.5A Problème d'horaire de travail</w:t>
-      </w:r>
-      <w:r>
-        <w:t xml:space="preserve"> </w:t>
+      <w:r>
+        <w:t>(Agenda)</w:t>
       </w:r>
     </w:p>
     <w:p/>
@@ -8602,28 +6418,56 @@
           <w:bCs/>
         </w:rPr>
       </w:pPr>
-      <w:r>
+    </w:p>
+    <w:p>
+      <w:pPr>
         <w:rPr>
           <w:rStyle w:val="jlqj4b"/>
           <w:b/>
           <w:bCs/>
         </w:rPr>
-        <w:t>Ex</w:t>
-      </w:r>
-      <w:r>
+      </w:pPr>
+    </w:p>
+    <w:p>
+      <w:pPr>
         <w:rPr>
           <w:rStyle w:val="jlqj4b"/>
           <w:b/>
           <w:bCs/>
         </w:rPr>
-        <w:t>e</w:t>
-      </w:r>
-      <w:r>
+      </w:pPr>
+    </w:p>
+    <w:p>
+      <w:pPr>
         <w:rPr>
           <w:rStyle w:val="jlqj4b"/>
           <w:b/>
           <w:bCs/>
         </w:rPr>
+      </w:pPr>
+      <w:r>
+        <w:rPr>
+          <w:rStyle w:val="jlqj4b"/>
+          <w:b/>
+          <w:bCs/>
+        </w:rPr>
+        <w:lastRenderedPageBreak/>
+        <w:t>Ex</w:t>
+      </w:r>
+      <w:r>
+        <w:rPr>
+          <w:rStyle w:val="jlqj4b"/>
+          <w:b/>
+          <w:bCs/>
+        </w:rPr>
+        <w:t>e</w:t>
+      </w:r>
+      <w:r>
+        <w:rPr>
+          <w:rStyle w:val="jlqj4b"/>
+          <w:b/>
+          <w:bCs/>
+        </w:rPr>
         <w:t>mple 1 :</w:t>
       </w:r>
     </w:p>
@@ -8669,7 +6513,6 @@
         <w:rPr>
           <w:rStyle w:val="jlqj4b"/>
         </w:rPr>
-        <w:lastRenderedPageBreak/>
         <w:t>Les règles syndicales stipulent que chaque employé à temps plein doit travailler cinq jours consécutifs, puis bénéficier de deux jours de congé.</w:t>
       </w:r>
       <w:r>
@@ -8787,10 +6630,2010 @@
     </w:p>
     <w:p>
       <w:pPr>
-        <w:tabs>
-          <w:tab w:val="left" w:pos="2076"/>
-        </w:tabs>
-      </w:pPr>
+        <w:pStyle w:val="Titre2"/>
+        <w:rPr>
+          <w:rStyle w:val="jlqj4b"/>
+        </w:rPr>
+      </w:pPr>
+      <w:r>
+        <w:rPr>
+          <w:rStyle w:val="jlqj4b"/>
+        </w:rPr>
+        <w:t>Solution :</w:t>
+      </w:r>
+    </w:p>
+    <w:p>
+      <w:pPr>
+        <w:tabs>
+          <w:tab w:val="left" w:pos="2076"/>
+        </w:tabs>
+        <w:rPr>
+          <w:rStyle w:val="viiyi"/>
+        </w:rPr>
+      </w:pPr>
+      <w:r>
+        <w:rPr>
+          <w:rStyle w:val="jlqj4b"/>
+        </w:rPr>
+        <w:t xml:space="preserve">Avant de donner la formulation correcte de ce problème, commençons par discuter d'une </w:t>
+      </w:r>
+      <w:r>
+        <w:rPr>
+          <w:rStyle w:val="jlqj4b"/>
+        </w:rPr>
+        <w:t>modélisation incorrecte du problème</w:t>
+      </w:r>
+      <w:r>
+        <w:rPr>
+          <w:rStyle w:val="jlqj4b"/>
+        </w:rPr>
+        <w:t>.</w:t>
+      </w:r>
+      <w:r>
+        <w:rPr>
+          <w:rStyle w:val="viiyi"/>
+        </w:rPr>
+        <w:t xml:space="preserve"> </w:t>
+      </w:r>
+    </w:p>
+    <w:p>
+      <w:pPr>
+        <w:tabs>
+          <w:tab w:val="left" w:pos="2076"/>
+        </w:tabs>
+        <w:rPr>
+          <w:rStyle w:val="viiyi"/>
+        </w:rPr>
+      </w:pPr>
+      <w:r>
+        <w:rPr>
+          <w:rStyle w:val="jlqj4b"/>
+        </w:rPr>
+        <w:t xml:space="preserve">De nombreux étudiants commencent par définir </w:t>
+      </w:r>
+      <w:r>
+        <w:rPr>
+          <w:rStyle w:val="jlqj4b"/>
+        </w:rPr>
+        <w:t>Xi</w:t>
+      </w:r>
+      <w:r>
+        <w:rPr>
+          <w:rStyle w:val="jlqj4b"/>
+        </w:rPr>
+        <w:t xml:space="preserve"> comme étant le nombre d'employés travaillant le jour i (jour 1 </w:t>
+      </w:r>
+      <w:r>
+        <w:rPr>
+          <w:rStyle w:val="jlqj4b"/>
+        </w:rPr>
+        <w:t xml:space="preserve">= </w:t>
+      </w:r>
+      <w:r>
+        <w:rPr>
+          <w:rStyle w:val="jlqj4b"/>
+        </w:rPr>
+        <w:t xml:space="preserve">lundi, jour 2 </w:t>
+      </w:r>
+      <w:r>
+        <w:rPr>
+          <w:rStyle w:val="jlqj4b"/>
+        </w:rPr>
+        <w:t xml:space="preserve">= </w:t>
+      </w:r>
+      <w:r>
+        <w:rPr>
+          <w:rStyle w:val="jlqj4b"/>
+        </w:rPr>
+        <w:t>mardi, etc.).</w:t>
+      </w:r>
+      <w:r>
+        <w:rPr>
+          <w:rStyle w:val="viiyi"/>
+        </w:rPr>
+        <w:t xml:space="preserve"> </w:t>
+      </w:r>
+    </w:p>
+    <w:p>
+      <w:pPr>
+        <w:tabs>
+          <w:tab w:val="left" w:pos="2076"/>
+        </w:tabs>
+        <w:rPr>
+          <w:rStyle w:val="viiyi"/>
+        </w:rPr>
+      </w:pPr>
+      <w:r>
+        <w:rPr>
+          <w:rStyle w:val="jlqj4b"/>
+        </w:rPr>
+        <w:t xml:space="preserve">Puis ils raisonnent que (nombre d'employés à temps plein) </w:t>
+      </w:r>
+      <w:r>
+        <w:rPr>
+          <w:rStyle w:val="jlqj4b"/>
+        </w:rPr>
+        <w:t xml:space="preserve">= </w:t>
+      </w:r>
+      <w:r>
+        <w:rPr>
+          <w:rStyle w:val="jlqj4b"/>
+        </w:rPr>
+        <w:t xml:space="preserve">(nombre d'employés travaillant le lundi) </w:t>
+      </w:r>
+      <w:r>
+        <w:rPr>
+          <w:rStyle w:val="jlqj4b"/>
+        </w:rPr>
+        <w:t xml:space="preserve">+ </w:t>
+      </w:r>
+      <w:r>
+        <w:rPr>
+          <w:rStyle w:val="jlqj4b"/>
+        </w:rPr>
+        <w:t xml:space="preserve">(nombre d'employés travaillant le mardi) </w:t>
+      </w:r>
+      <w:r>
+        <w:rPr>
+          <w:rStyle w:val="jlqj4b"/>
+        </w:rPr>
+        <w:t xml:space="preserve">+ … + </w:t>
+      </w:r>
+      <w:r>
+        <w:rPr>
+          <w:rStyle w:val="jlqj4b"/>
+        </w:rPr>
+        <w:t>(nombre d'employés travaillant le dimanche).</w:t>
+      </w:r>
+      <w:r>
+        <w:rPr>
+          <w:rStyle w:val="viiyi"/>
+        </w:rPr>
+        <w:t xml:space="preserve"> </w:t>
+      </w:r>
+    </w:p>
+    <w:p>
+      <w:pPr>
+        <w:tabs>
+          <w:tab w:val="left" w:pos="2076"/>
+        </w:tabs>
+        <w:rPr>
+          <w:rStyle w:val="jlqj4b"/>
+          <w:b/>
+          <w:bCs/>
+        </w:rPr>
+      </w:pPr>
+      <w:r>
+        <w:rPr>
+          <w:rStyle w:val="jlqj4b"/>
+          <w:b/>
+          <w:bCs/>
+        </w:rPr>
+        <w:t>Ce raisonnement conduit à la fonction objecti</w:t>
+      </w:r>
+      <w:r>
+        <w:rPr>
+          <w:rStyle w:val="jlqj4b"/>
+          <w:b/>
+          <w:bCs/>
+        </w:rPr>
+        <w:t xml:space="preserve">f </w:t>
+      </w:r>
+      <w:r>
+        <w:rPr>
+          <w:rStyle w:val="jlqj4b"/>
+          <w:b/>
+          <w:bCs/>
+        </w:rPr>
+        <w:t>suivante:</w:t>
+      </w:r>
+    </w:p>
+    <w:p>
+      <w:pPr>
+        <w:tabs>
+          <w:tab w:val="left" w:pos="2076"/>
+        </w:tabs>
+        <w:rPr>
+          <w:sz w:val="16"/>
+          <w:szCs w:val="16"/>
+        </w:rPr>
+      </w:pPr>
+      <w:r>
+        <w:rPr>
+          <w:sz w:val="25"/>
+          <w:szCs w:val="25"/>
+        </w:rPr>
+        <w:t xml:space="preserve">min </w:t>
+      </w:r>
+      <w:r>
+        <w:rPr>
+          <w:sz w:val="25"/>
+          <w:szCs w:val="25"/>
+        </w:rPr>
+        <w:t>(</w:t>
+      </w:r>
+      <w:r>
+        <w:rPr>
+          <w:sz w:val="25"/>
+          <w:szCs w:val="25"/>
+        </w:rPr>
+        <w:t>z</w:t>
+      </w:r>
+      <w:r>
+        <w:rPr>
+          <w:sz w:val="25"/>
+          <w:szCs w:val="25"/>
+        </w:rPr>
+        <w:t xml:space="preserve">) = </w:t>
+      </w:r>
+      <w:r>
+        <w:rPr>
+          <w:sz w:val="25"/>
+          <w:szCs w:val="25"/>
+        </w:rPr>
+        <w:t>x</w:t>
+      </w:r>
+      <w:r>
+        <w:rPr>
+          <w:sz w:val="16"/>
+          <w:szCs w:val="16"/>
+        </w:rPr>
+        <w:t>1</w:t>
+      </w:r>
+      <w:r>
+        <w:rPr>
+          <w:sz w:val="16"/>
+          <w:szCs w:val="16"/>
+        </w:rPr>
+        <w:t xml:space="preserve">+ </w:t>
+      </w:r>
+      <w:r>
+        <w:rPr>
+          <w:sz w:val="25"/>
+          <w:szCs w:val="25"/>
+        </w:rPr>
+        <w:t>x</w:t>
+      </w:r>
+      <w:r>
+        <w:rPr>
+          <w:sz w:val="16"/>
+          <w:szCs w:val="16"/>
+        </w:rPr>
+        <w:t>2</w:t>
+      </w:r>
+      <w:r>
+        <w:rPr>
+          <w:rFonts w:ascii="Arial" w:hAnsi="Arial" w:cs="Arial"/>
+          <w:sz w:val="25"/>
+          <w:szCs w:val="25"/>
+        </w:rPr>
+        <w:t xml:space="preserve">+…+ </w:t>
+      </w:r>
+      <w:r>
+        <w:rPr>
+          <w:sz w:val="25"/>
+          <w:szCs w:val="25"/>
+        </w:rPr>
+        <w:t>x</w:t>
+      </w:r>
+      <w:r>
+        <w:rPr>
+          <w:sz w:val="16"/>
+          <w:szCs w:val="16"/>
+        </w:rPr>
+        <w:t>6</w:t>
+      </w:r>
+      <w:r>
+        <w:rPr>
+          <w:sz w:val="16"/>
+          <w:szCs w:val="16"/>
+        </w:rPr>
+        <w:t xml:space="preserve">  +</w:t>
+      </w:r>
+      <w:r>
+        <w:rPr>
+          <w:sz w:val="25"/>
+          <w:szCs w:val="25"/>
+        </w:rPr>
+        <w:t>x</w:t>
+      </w:r>
+      <w:r>
+        <w:rPr>
+          <w:sz w:val="16"/>
+          <w:szCs w:val="16"/>
+        </w:rPr>
+        <w:t>7</w:t>
+      </w:r>
+    </w:p>
+    <w:p>
+      <w:pPr>
+        <w:tabs>
+          <w:tab w:val="left" w:pos="2076"/>
+        </w:tabs>
+        <w:rPr>
+          <w:rStyle w:val="viiyi"/>
+        </w:rPr>
+      </w:pPr>
+      <w:r>
+        <w:rPr>
+          <w:rStyle w:val="jlqj4b"/>
+        </w:rPr>
+        <w:t>Pour s'assurer que la poste dispose d'un nombre suffisant d'employés à temps plein travaillant chaque jour, ils ajoutent les contraintes xi (nombre d'employés requis le jour i).</w:t>
+      </w:r>
+      <w:r>
+        <w:rPr>
+          <w:rStyle w:val="viiyi"/>
+        </w:rPr>
+        <w:t xml:space="preserve"> </w:t>
+      </w:r>
+    </w:p>
+    <w:p>
+      <w:pPr>
+        <w:tabs>
+          <w:tab w:val="left" w:pos="2076"/>
+        </w:tabs>
+        <w:rPr>
+          <w:rStyle w:val="jlqj4b"/>
+        </w:rPr>
+      </w:pPr>
+      <w:r>
+        <w:rPr>
+          <w:rStyle w:val="jlqj4b"/>
+        </w:rPr>
+        <w:t xml:space="preserve">Par exemple, pour </w:t>
+      </w:r>
+      <w:r>
+        <w:rPr>
+          <w:rStyle w:val="jlqj4b"/>
+        </w:rPr>
+        <w:t>Monday</w:t>
+      </w:r>
+      <w:r>
+        <w:rPr>
+          <w:rStyle w:val="jlqj4b"/>
+        </w:rPr>
+        <w:t xml:space="preserve">, ajoutez la contrainte x1 </w:t>
+      </w:r>
+      <w:r>
+        <w:rPr>
+          <w:rStyle w:val="jlqj4b"/>
+        </w:rPr>
+        <w:t>&gt;=</w:t>
+      </w:r>
+      <w:r>
+        <w:rPr>
+          <w:rStyle w:val="jlqj4b"/>
+        </w:rPr>
+        <w:t xml:space="preserve"> </w:t>
+      </w:r>
+      <w:r>
+        <w:rPr>
+          <w:rStyle w:val="jlqj4b"/>
+        </w:rPr>
+        <w:t>17.</w:t>
+      </w:r>
+      <w:r>
+        <w:rPr>
+          <w:rStyle w:val="viiyi"/>
+        </w:rPr>
+        <w:t xml:space="preserve"> </w:t>
+      </w:r>
+      <w:r>
+        <w:rPr>
+          <w:rStyle w:val="jlqj4b"/>
+        </w:rPr>
+        <w:t xml:space="preserve">L'ajout des restrictions de signe xi </w:t>
+      </w:r>
+      <w:r>
+        <w:rPr>
+          <w:rStyle w:val="jlqj4b"/>
+        </w:rPr>
+        <w:t xml:space="preserve">&gt;= </w:t>
+      </w:r>
+      <w:r>
+        <w:rPr>
+          <w:rStyle w:val="jlqj4b"/>
+        </w:rPr>
+        <w:t>0 (i 1, 2, ..., 7) donne le LP suivant:</w:t>
+      </w:r>
+    </w:p>
+    <w:p>
+      <w:pPr>
+        <w:tabs>
+          <w:tab w:val="left" w:pos="2076"/>
+        </w:tabs>
+      </w:pPr>
+      <w:r>
+        <w:rPr>
+          <w:noProof/>
+        </w:rPr>
+        <w:lastRenderedPageBreak/>
+        <w:drawing>
+          <wp:inline distT="0" distB="0" distL="0" distR="0" wp14:anchorId="03753342" wp14:editId="423C263F">
+            <wp:extent cx="5010150" cy="2695575"/>
+            <wp:effectExtent l="0" t="0" r="0" b="9525"/>
+            <wp:docPr id="6" name="Image 6"/>
+            <wp:cNvGraphicFramePr>
+              <a:graphicFrameLocks xmlns:a="http://schemas.openxmlformats.org/drawingml/2006/main" noChangeAspect="1"/>
+            </wp:cNvGraphicFramePr>
+            <a:graphic xmlns:a="http://schemas.openxmlformats.org/drawingml/2006/main">
+              <a:graphicData uri="http://schemas.openxmlformats.org/drawingml/2006/picture">
+                <pic:pic xmlns:pic="http://schemas.openxmlformats.org/drawingml/2006/picture">
+                  <pic:nvPicPr>
+                    <pic:cNvPr id="1" name=""/>
+                    <pic:cNvPicPr/>
+                  </pic:nvPicPr>
+                  <pic:blipFill>
+                    <a:blip r:embed="rId11"/>
+                    <a:stretch>
+                      <a:fillRect/>
+                    </a:stretch>
+                  </pic:blipFill>
+                  <pic:spPr>
+                    <a:xfrm>
+                      <a:off x="0" y="0"/>
+                      <a:ext cx="5010150" cy="2695575"/>
+                    </a:xfrm>
+                    <a:prstGeom prst="rect">
+                      <a:avLst/>
+                    </a:prstGeom>
+                  </pic:spPr>
+                </pic:pic>
+              </a:graphicData>
+            </a:graphic>
+          </wp:inline>
+        </w:drawing>
+      </w:r>
+    </w:p>
+    <w:p>
+      <w:pPr>
+        <w:tabs>
+          <w:tab w:val="left" w:pos="2076"/>
+        </w:tabs>
+        <w:rPr>
+          <w:rStyle w:val="viiyi"/>
+          <w:b/>
+          <w:bCs/>
+        </w:rPr>
+      </w:pPr>
+      <w:r>
+        <w:rPr>
+          <w:rStyle w:val="jlqj4b"/>
+          <w:b/>
+          <w:bCs/>
+        </w:rPr>
+        <w:t xml:space="preserve">Il y a au moins deux défauts dans cette </w:t>
+      </w:r>
+      <w:r>
+        <w:rPr>
+          <w:rStyle w:val="jlqj4b"/>
+          <w:b/>
+          <w:bCs/>
+        </w:rPr>
+        <w:t>modélisation</w:t>
+      </w:r>
+      <w:r>
+        <w:rPr>
+          <w:rStyle w:val="jlqj4b"/>
+          <w:b/>
+          <w:bCs/>
+        </w:rPr>
+        <w:t>.</w:t>
+      </w:r>
+      <w:r>
+        <w:rPr>
+          <w:rStyle w:val="viiyi"/>
+          <w:b/>
+          <w:bCs/>
+        </w:rPr>
+        <w:t xml:space="preserve"> </w:t>
+      </w:r>
+    </w:p>
+    <w:p>
+      <w:pPr>
+        <w:tabs>
+          <w:tab w:val="left" w:pos="2076"/>
+        </w:tabs>
+        <w:rPr>
+          <w:rStyle w:val="viiyi"/>
+        </w:rPr>
+      </w:pPr>
+      <w:r>
+        <w:rPr>
+          <w:rStyle w:val="jlqj4b"/>
+        </w:rPr>
+        <w:t>Premièrement, la fonction objecti</w:t>
+      </w:r>
+      <w:r>
+        <w:rPr>
+          <w:rStyle w:val="jlqj4b"/>
+        </w:rPr>
+        <w:t>f</w:t>
+      </w:r>
+      <w:r>
+        <w:rPr>
+          <w:rStyle w:val="jlqj4b"/>
+        </w:rPr>
+        <w:t xml:space="preserve"> n'est pas le nombre d'employés à temps plein</w:t>
+      </w:r>
+      <w:r>
+        <w:rPr>
+          <w:rStyle w:val="jlqj4b"/>
+        </w:rPr>
+        <w:t xml:space="preserve"> de la poste</w:t>
+      </w:r>
+      <w:r>
+        <w:rPr>
+          <w:rStyle w:val="jlqj4b"/>
+        </w:rPr>
+        <w:t>.</w:t>
+      </w:r>
+      <w:r>
+        <w:rPr>
+          <w:rStyle w:val="viiyi"/>
+        </w:rPr>
+        <w:t xml:space="preserve"> </w:t>
+      </w:r>
+    </w:p>
+    <w:p>
+      <w:pPr>
+        <w:tabs>
+          <w:tab w:val="left" w:pos="2076"/>
+        </w:tabs>
+        <w:rPr>
+          <w:rStyle w:val="viiyi"/>
+        </w:rPr>
+      </w:pPr>
+      <w:r>
+        <w:rPr>
+          <w:rStyle w:val="jlqj4b"/>
+        </w:rPr>
+        <w:t>La fonction objectif actuelle compte chaque employé cinq fois, pas une fois.</w:t>
+      </w:r>
+      <w:r>
+        <w:rPr>
+          <w:rStyle w:val="viiyi"/>
+        </w:rPr>
+        <w:t xml:space="preserve"> </w:t>
+      </w:r>
+    </w:p>
+    <w:p>
+      <w:pPr>
+        <w:tabs>
+          <w:tab w:val="left" w:pos="2076"/>
+        </w:tabs>
+        <w:rPr>
+          <w:rStyle w:val="viiyi"/>
+        </w:rPr>
+      </w:pPr>
+      <w:r>
+        <w:rPr>
+          <w:rStyle w:val="jlqj4b"/>
+        </w:rPr>
+        <w:t>Par exemple, chaque employé qui commence à travailler le lundi travaille du lundi au vendredi et est inclus dans x1, x2, x3, x4 et x5.</w:t>
+      </w:r>
+      <w:r>
+        <w:rPr>
+          <w:rStyle w:val="viiyi"/>
+        </w:rPr>
+        <w:t xml:space="preserve"> </w:t>
+      </w:r>
+    </w:p>
+    <w:p>
+      <w:pPr>
+        <w:tabs>
+          <w:tab w:val="left" w:pos="2076"/>
+        </w:tabs>
+        <w:rPr>
+          <w:rStyle w:val="viiyi"/>
+        </w:rPr>
+      </w:pPr>
+      <w:r>
+        <w:rPr>
+          <w:rStyle w:val="jlqj4b"/>
+        </w:rPr>
+        <w:t>Deuxièmement, les variables x1, x2, ..., x7 sont interdépendantes et</w:t>
+      </w:r>
+      <w:r>
+        <w:rPr>
+          <w:rStyle w:val="jlqj4b"/>
+        </w:rPr>
+        <w:t xml:space="preserve"> la corrélation</w:t>
+      </w:r>
+      <w:r>
+        <w:rPr>
+          <w:rStyle w:val="jlqj4b"/>
+        </w:rPr>
+        <w:t xml:space="preserve"> entre les variables n'est pas capturée par l'ensemble actuel de contraintes.</w:t>
+      </w:r>
+      <w:r>
+        <w:rPr>
+          <w:rStyle w:val="viiyi"/>
+        </w:rPr>
+        <w:t xml:space="preserve"> </w:t>
+      </w:r>
+    </w:p>
+    <w:p>
+      <w:pPr>
+        <w:tabs>
+          <w:tab w:val="left" w:pos="2076"/>
+        </w:tabs>
+        <w:rPr>
+          <w:rStyle w:val="viiyi"/>
+        </w:rPr>
+      </w:pPr>
+      <w:r>
+        <w:rPr>
+          <w:rStyle w:val="jlqj4b"/>
+        </w:rPr>
+        <w:t>Par exemple, certaines des personnes qui travaillent le lundi (les x1 personnes) travailleront le mardi.</w:t>
+      </w:r>
+      <w:r>
+        <w:rPr>
+          <w:rStyle w:val="viiyi"/>
+        </w:rPr>
+        <w:t xml:space="preserve"> </w:t>
+      </w:r>
+    </w:p>
+    <w:p>
+      <w:pPr>
+        <w:tabs>
+          <w:tab w:val="left" w:pos="2076"/>
+        </w:tabs>
+        <w:rPr>
+          <w:rStyle w:val="jlqj4b"/>
+        </w:rPr>
+      </w:pPr>
+      <w:r>
+        <w:rPr>
+          <w:rStyle w:val="jlqj4b"/>
+        </w:rPr>
+        <w:t xml:space="preserve">Cela signifie que x1 et x2 sont interdépendants, mais nos contraintes n'indiquent pas que la valeur de x1 a un effet sur la valeur de x2. </w:t>
+      </w:r>
+    </w:p>
+    <w:p>
+      <w:pPr>
+        <w:tabs>
+          <w:tab w:val="left" w:pos="2076"/>
+        </w:tabs>
+      </w:pPr>
+      <w:r>
+        <w:rPr>
+          <w:rStyle w:val="jlqj4b"/>
+        </w:rPr>
+        <w:t>La clé pour formuler correctement ce problème est de réaliser que la décision principale du bureau de poste n'est pas le nombre de personne</w:t>
+      </w:r>
+      <w:r>
+        <w:rPr>
+          <w:rStyle w:val="jlqj4b"/>
+        </w:rPr>
+        <w:t>s qui travaillent</w:t>
+      </w:r>
+      <w:r>
+        <w:rPr>
+          <w:rStyle w:val="jlqj4b"/>
+        </w:rPr>
+        <w:t xml:space="preserve"> chaque jour mais plutôt combien de personnes commencent à travailler chaque jour de la semaine.</w:t>
+      </w:r>
+      <w:r>
+        <w:rPr>
+          <w:rStyle w:val="viiyi"/>
+        </w:rPr>
+        <w:t xml:space="preserve"> </w:t>
+      </w:r>
+      <w:r>
+        <w:rPr>
+          <w:rStyle w:val="jlqj4b"/>
+        </w:rPr>
+        <w:t>Dans cet esprit, nous définissons</w:t>
+      </w:r>
+    </w:p>
+    <w:p>
+      <w:r>
+        <w:rPr>
+          <w:rStyle w:val="jlqj4b"/>
+        </w:rPr>
+        <w:t>X</w:t>
+      </w:r>
+      <w:r>
+        <w:rPr>
+          <w:rStyle w:val="jlqj4b"/>
+        </w:rPr>
+        <w:t xml:space="preserve">i </w:t>
+      </w:r>
+      <w:r>
+        <w:rPr>
+          <w:rStyle w:val="jlqj4b"/>
+        </w:rPr>
+        <w:t xml:space="preserve">= </w:t>
+      </w:r>
+      <w:r>
+        <w:rPr>
+          <w:rStyle w:val="jlqj4b"/>
+        </w:rPr>
+        <w:t>nombre d'employés commençant à travailler le jour i</w:t>
+      </w:r>
+      <w:r>
+        <w:t xml:space="preserve"> </w:t>
+      </w:r>
+    </w:p>
+    <w:p>
+      <w:pPr>
+        <w:rPr>
+          <w:rStyle w:val="viiyi"/>
+        </w:rPr>
+      </w:pPr>
+      <w:r>
+        <w:rPr>
+          <w:rStyle w:val="jlqj4b"/>
+        </w:rPr>
+        <w:t xml:space="preserve">Par exemple, </w:t>
+      </w:r>
+      <w:r>
+        <w:rPr>
+          <w:rStyle w:val="jlqj4b"/>
+        </w:rPr>
+        <w:t>X</w:t>
+      </w:r>
+      <w:r>
+        <w:rPr>
+          <w:rStyle w:val="jlqj4b"/>
+        </w:rPr>
+        <w:t>1 est le nombre de personnes qui commencent à travailler le lundi (ces personnes travaillent du lundi au vendredi).</w:t>
+      </w:r>
+      <w:r>
+        <w:rPr>
+          <w:rStyle w:val="viiyi"/>
+        </w:rPr>
+        <w:t xml:space="preserve"> </w:t>
+      </w:r>
+    </w:p>
+    <w:p>
+      <w:pPr>
+        <w:rPr>
+          <w:rStyle w:val="viiyi"/>
+        </w:rPr>
+      </w:pPr>
+      <w:r>
+        <w:rPr>
+          <w:rStyle w:val="jlqj4b"/>
+        </w:rPr>
+        <w:t>Avec les variables correctement définies, il est facile de déterminer la fonction et les contraintes objectives correctes.</w:t>
+      </w:r>
+      <w:r>
+        <w:rPr>
+          <w:rStyle w:val="viiyi"/>
+        </w:rPr>
+        <w:t xml:space="preserve"> </w:t>
+      </w:r>
+    </w:p>
+    <w:p>
+      <w:pPr>
+        <w:rPr>
+          <w:rStyle w:val="viiyi"/>
+        </w:rPr>
+      </w:pPr>
+      <w:r>
+        <w:rPr>
+          <w:rStyle w:val="jlqj4b"/>
+        </w:rPr>
+        <w:t xml:space="preserve">Pour déterminer la fonction objectif, notez que (nombre d'employés à temps plein) </w:t>
+      </w:r>
+      <w:r>
+        <w:rPr>
+          <w:rStyle w:val="jlqj4b"/>
+        </w:rPr>
+        <w:t xml:space="preserve">= </w:t>
+      </w:r>
+      <w:r>
+        <w:rPr>
+          <w:rStyle w:val="jlqj4b"/>
+        </w:rPr>
+        <w:t xml:space="preserve">(nombre d'employés qui commencent à travailler le lundi) </w:t>
+      </w:r>
+      <w:r>
+        <w:rPr>
+          <w:rStyle w:val="jlqj4b"/>
+        </w:rPr>
+        <w:t xml:space="preserve">+ </w:t>
+      </w:r>
+      <w:r>
+        <w:rPr>
+          <w:rStyle w:val="jlqj4b"/>
+        </w:rPr>
+        <w:t>(nombre d'employés qui commencent à travailler le mardi)</w:t>
+      </w:r>
+      <w:r>
+        <w:rPr>
+          <w:rStyle w:val="jlqj4b"/>
+        </w:rPr>
+        <w:t xml:space="preserve"> + …+</w:t>
+      </w:r>
+      <w:r>
+        <w:rPr>
+          <w:rStyle w:val="jlqj4b"/>
+        </w:rPr>
+        <w:t xml:space="preserve"> (nombre d'employés qui commencent à travailler</w:t>
+      </w:r>
+      <w:r>
+        <w:rPr>
+          <w:rStyle w:val="viiyi"/>
+        </w:rPr>
+        <w:t xml:space="preserve"> </w:t>
+      </w:r>
+      <w:r>
+        <w:rPr>
+          <w:rStyle w:val="jlqj4b"/>
+        </w:rPr>
+        <w:t>Dimanche).</w:t>
+      </w:r>
+      <w:r>
+        <w:rPr>
+          <w:rStyle w:val="viiyi"/>
+        </w:rPr>
+        <w:t xml:space="preserve"> </w:t>
+      </w:r>
+    </w:p>
+    <w:p>
+      <w:pPr>
+        <w:rPr>
+          <w:rStyle w:val="viiyi"/>
+        </w:rPr>
+      </w:pPr>
+      <w:r>
+        <w:rPr>
+          <w:rStyle w:val="jlqj4b"/>
+        </w:rPr>
+        <w:t>Étant donné que chaque employé commence à travailler exactement un jour de la semaine, cette expression ne compte pas deux fois les employés.</w:t>
+      </w:r>
+      <w:r>
+        <w:rPr>
+          <w:rStyle w:val="viiyi"/>
+        </w:rPr>
+        <w:t xml:space="preserve"> </w:t>
+      </w:r>
+    </w:p>
+    <w:p>
+      <w:r>
+        <w:rPr>
+          <w:rStyle w:val="jlqj4b"/>
+        </w:rPr>
+        <w:t>Ainsi, lorsque nous définissons correctement les variables, la fonction objectif est</w:t>
+      </w:r>
+      <w:r>
+        <w:rPr>
+          <w:rStyle w:val="jlqj4b"/>
+        </w:rPr>
+        <w:t> :</w:t>
+      </w:r>
+    </w:p>
+    <w:p>
+      <w:pPr>
+        <w:tabs>
+          <w:tab w:val="left" w:pos="2076"/>
+        </w:tabs>
+        <w:rPr>
+          <w:sz w:val="16"/>
+          <w:szCs w:val="16"/>
+        </w:rPr>
+      </w:pPr>
+      <w:r>
+        <w:rPr>
+          <w:sz w:val="25"/>
+          <w:szCs w:val="25"/>
+        </w:rPr>
+        <w:t>min (z) = x</w:t>
+      </w:r>
+      <w:r>
+        <w:rPr>
+          <w:sz w:val="16"/>
+          <w:szCs w:val="16"/>
+        </w:rPr>
+        <w:t xml:space="preserve">1+ </w:t>
+      </w:r>
+      <w:r>
+        <w:rPr>
+          <w:sz w:val="25"/>
+          <w:szCs w:val="25"/>
+        </w:rPr>
+        <w:t>x</w:t>
+      </w:r>
+      <w:r>
+        <w:rPr>
+          <w:sz w:val="16"/>
+          <w:szCs w:val="16"/>
+        </w:rPr>
+        <w:t>2</w:t>
+      </w:r>
+      <w:r>
+        <w:rPr>
+          <w:rFonts w:ascii="Arial" w:hAnsi="Arial" w:cs="Arial"/>
+          <w:sz w:val="25"/>
+          <w:szCs w:val="25"/>
+        </w:rPr>
+        <w:t xml:space="preserve">+…+ </w:t>
+      </w:r>
+      <w:r>
+        <w:rPr>
+          <w:sz w:val="25"/>
+          <w:szCs w:val="25"/>
+        </w:rPr>
+        <w:t>x</w:t>
+      </w:r>
+      <w:r>
+        <w:rPr>
+          <w:sz w:val="16"/>
+          <w:szCs w:val="16"/>
+        </w:rPr>
+        <w:t>6  +</w:t>
+      </w:r>
+      <w:r>
+        <w:rPr>
+          <w:sz w:val="25"/>
+          <w:szCs w:val="25"/>
+        </w:rPr>
+        <w:t>x</w:t>
+      </w:r>
+      <w:r>
+        <w:rPr>
+          <w:sz w:val="16"/>
+          <w:szCs w:val="16"/>
+        </w:rPr>
+        <w:t>7</w:t>
+      </w:r>
+    </w:p>
+    <w:p>
+      <w:pPr>
+        <w:rPr>
+          <w:rStyle w:val="viiyi"/>
+        </w:rPr>
+      </w:pPr>
+      <w:r>
+        <w:rPr>
+          <w:rStyle w:val="jlqj4b"/>
+        </w:rPr>
+        <w:t>Le bureau de poste doit s'assurer qu'un nombre suffisant d'employés travaillent chaque jour de la semaine.</w:t>
+      </w:r>
+      <w:r>
+        <w:rPr>
+          <w:rStyle w:val="viiyi"/>
+        </w:rPr>
+        <w:t xml:space="preserve"> </w:t>
+      </w:r>
+    </w:p>
+    <w:p>
+      <w:pPr>
+        <w:rPr>
+          <w:rStyle w:val="viiyi"/>
+        </w:rPr>
+      </w:pPr>
+      <w:r>
+        <w:rPr>
+          <w:rStyle w:val="jlqj4b"/>
+        </w:rPr>
+        <w:t>Par exemple, au moins 17 employés doivent travailler le lundi.</w:t>
+      </w:r>
+      <w:r>
+        <w:rPr>
+          <w:rStyle w:val="viiyi"/>
+        </w:rPr>
+        <w:t xml:space="preserve"> </w:t>
+      </w:r>
+      <w:r>
+        <w:rPr>
+          <w:rStyle w:val="jlqj4b"/>
+        </w:rPr>
+        <w:t>Qui travaille le lundi?</w:t>
+      </w:r>
+      <w:r>
+        <w:rPr>
+          <w:rStyle w:val="viiyi"/>
+        </w:rPr>
+        <w:t xml:space="preserve"> </w:t>
+      </w:r>
+    </w:p>
+    <w:p>
+      <w:pPr>
+        <w:rPr>
+          <w:rStyle w:val="viiyi"/>
+        </w:rPr>
+      </w:pPr>
+      <w:r>
+        <w:rPr>
+          <w:rStyle w:val="jlqj4b"/>
+        </w:rPr>
+        <w:t>Tout le monde sauf les employés qui commencent à travailler le mardi ou le mercredi (ils obtiennent, respectivement, dimanche et lundi, et lundi et mardi de congé).</w:t>
+      </w:r>
+      <w:r>
+        <w:rPr>
+          <w:rStyle w:val="viiyi"/>
+        </w:rPr>
+        <w:t xml:space="preserve"> </w:t>
+      </w:r>
+    </w:p>
+    <w:p>
+      <w:pPr>
+        <w:rPr>
+          <w:rStyle w:val="viiyi"/>
+        </w:rPr>
+      </w:pPr>
+      <w:r>
+        <w:rPr>
+          <w:rStyle w:val="jlqj4b"/>
+        </w:rPr>
+        <w:lastRenderedPageBreak/>
+        <w:t xml:space="preserve">Cela signifie que le nombre d'employés travaillant le lundi est de x1 </w:t>
+      </w:r>
+      <w:r>
+        <w:rPr>
+          <w:rStyle w:val="jlqj4b"/>
+        </w:rPr>
+        <w:t xml:space="preserve">+ </w:t>
+      </w:r>
+      <w:r>
+        <w:rPr>
+          <w:rStyle w:val="jlqj4b"/>
+        </w:rPr>
+        <w:t xml:space="preserve">x4 </w:t>
+      </w:r>
+      <w:r>
+        <w:rPr>
+          <w:rStyle w:val="jlqj4b"/>
+        </w:rPr>
+        <w:t xml:space="preserve">+ </w:t>
+      </w:r>
+      <w:r>
+        <w:rPr>
+          <w:rStyle w:val="jlqj4b"/>
+        </w:rPr>
+        <w:t>x5</w:t>
+      </w:r>
+      <w:r>
+        <w:rPr>
+          <w:rStyle w:val="jlqj4b"/>
+        </w:rPr>
+        <w:t xml:space="preserve">+ </w:t>
+      </w:r>
+      <w:r>
+        <w:rPr>
+          <w:rStyle w:val="jlqj4b"/>
+        </w:rPr>
+        <w:t xml:space="preserve"> x6 </w:t>
+      </w:r>
+      <w:r>
+        <w:rPr>
+          <w:rStyle w:val="jlqj4b"/>
+        </w:rPr>
+        <w:t xml:space="preserve">+ </w:t>
+      </w:r>
+      <w:r>
+        <w:rPr>
+          <w:rStyle w:val="jlqj4b"/>
+        </w:rPr>
+        <w:t>x7.</w:t>
+      </w:r>
+      <w:r>
+        <w:rPr>
+          <w:rStyle w:val="viiyi"/>
+        </w:rPr>
+        <w:t xml:space="preserve"> </w:t>
+      </w:r>
+    </w:p>
+    <w:p>
+      <w:pPr>
+        <w:rPr>
+          <w:rStyle w:val="jlqj4b"/>
+        </w:rPr>
+      </w:pPr>
+      <w:r>
+        <w:rPr>
+          <w:rStyle w:val="jlqj4b"/>
+        </w:rPr>
+        <w:t xml:space="preserve">Pour nous assurer qu'au moins 17 employés travaillent le lundi, nous </w:t>
+      </w:r>
+      <w:r>
+        <w:rPr>
+          <w:rStyle w:val="jlqj4b"/>
+        </w:rPr>
+        <w:t xml:space="preserve">établissons donc </w:t>
+      </w:r>
+      <w:r>
+        <w:rPr>
+          <w:rStyle w:val="jlqj4b"/>
+        </w:rPr>
+        <w:t xml:space="preserve">que </w:t>
+      </w:r>
+      <w:r>
+        <w:rPr>
+          <w:rStyle w:val="jlqj4b"/>
+        </w:rPr>
+        <w:t xml:space="preserve">la contrainte suivante : </w:t>
+      </w:r>
+    </w:p>
+    <w:p>
+      <w:r>
+        <w:rPr>
+          <w:noProof/>
+        </w:rPr>
+        <w:drawing>
+          <wp:inline distT="0" distB="0" distL="0" distR="0" wp14:anchorId="7B4986AF" wp14:editId="4EC0EF1E">
+            <wp:extent cx="3333750" cy="295275"/>
+            <wp:effectExtent l="0" t="0" r="0" b="9525"/>
+            <wp:docPr id="7" name="Image 7"/>
+            <wp:cNvGraphicFramePr>
+              <a:graphicFrameLocks xmlns:a="http://schemas.openxmlformats.org/drawingml/2006/main" noChangeAspect="1"/>
+            </wp:cNvGraphicFramePr>
+            <a:graphic xmlns:a="http://schemas.openxmlformats.org/drawingml/2006/main">
+              <a:graphicData uri="http://schemas.openxmlformats.org/drawingml/2006/picture">
+                <pic:pic xmlns:pic="http://schemas.openxmlformats.org/drawingml/2006/picture">
+                  <pic:nvPicPr>
+                    <pic:cNvPr id="1" name=""/>
+                    <pic:cNvPicPr/>
+                  </pic:nvPicPr>
+                  <pic:blipFill>
+                    <a:blip r:embed="rId12"/>
+                    <a:stretch>
+                      <a:fillRect/>
+                    </a:stretch>
+                  </pic:blipFill>
+                  <pic:spPr>
+                    <a:xfrm>
+                      <a:off x="0" y="0"/>
+                      <a:ext cx="3333750" cy="295275"/>
+                    </a:xfrm>
+                    <a:prstGeom prst="rect">
+                      <a:avLst/>
+                    </a:prstGeom>
+                  </pic:spPr>
+                </pic:pic>
+              </a:graphicData>
+            </a:graphic>
+          </wp:inline>
+        </w:drawing>
+      </w:r>
+    </w:p>
+    <w:p>
+      <w:pPr>
+        <w:rPr>
+          <w:rStyle w:val="jlqj4b"/>
+        </w:rPr>
+      </w:pPr>
+      <w:r>
+        <w:rPr>
+          <w:rStyle w:val="jlqj4b"/>
+        </w:rPr>
+        <w:t xml:space="preserve">Soit </w:t>
+      </w:r>
+      <w:r>
+        <w:rPr>
+          <w:rStyle w:val="jlqj4b"/>
+        </w:rPr>
+        <w:t>satisfait</w:t>
+      </w:r>
+      <w:r>
+        <w:rPr>
+          <w:rStyle w:val="jlqj4b"/>
+        </w:rPr>
+        <w:t xml:space="preserve">e </w:t>
+      </w:r>
+      <w:r>
+        <w:rPr>
+          <w:rStyle w:val="jlqj4b"/>
+        </w:rPr>
+        <w:t>.</w:t>
+      </w:r>
+      <w:r>
+        <w:rPr>
+          <w:rStyle w:val="viiyi"/>
+        </w:rPr>
+        <w:t xml:space="preserve"> </w:t>
+      </w:r>
+      <w:r>
+        <w:rPr>
+          <w:rStyle w:val="jlqj4b"/>
+        </w:rPr>
+        <w:t xml:space="preserve">L'ajout de contraintes similaires pour les six autres jours de la semaine et les restrictions de signe xi </w:t>
+      </w:r>
+      <w:r>
+        <w:rPr>
+          <w:rStyle w:val="jlqj4b"/>
+        </w:rPr>
+        <w:t xml:space="preserve">&gt;= </w:t>
+      </w:r>
+      <w:r>
+        <w:rPr>
+          <w:rStyle w:val="jlqj4b"/>
+        </w:rPr>
+        <w:t>0 (i 1, 2, ..., 7) donne la formulation suivante du problème du bureau de poste:</w:t>
+      </w:r>
+    </w:p>
+    <w:p>
+      <w:r>
+        <w:rPr>
+          <w:noProof/>
+        </w:rPr>
+        <w:drawing>
+          <wp:inline distT="0" distB="0" distL="0" distR="0" wp14:anchorId="20BB2A05" wp14:editId="1D3D7CDA">
+            <wp:extent cx="6840220" cy="2661285"/>
+            <wp:effectExtent l="0" t="0" r="0" b="5715"/>
+            <wp:docPr id="8" name="Image 8"/>
+            <wp:cNvGraphicFramePr>
+              <a:graphicFrameLocks xmlns:a="http://schemas.openxmlformats.org/drawingml/2006/main" noChangeAspect="1"/>
+            </wp:cNvGraphicFramePr>
+            <a:graphic xmlns:a="http://schemas.openxmlformats.org/drawingml/2006/main">
+              <a:graphicData uri="http://schemas.openxmlformats.org/drawingml/2006/picture">
+                <pic:pic xmlns:pic="http://schemas.openxmlformats.org/drawingml/2006/picture">
+                  <pic:nvPicPr>
+                    <pic:cNvPr id="1" name=""/>
+                    <pic:cNvPicPr/>
+                  </pic:nvPicPr>
+                  <pic:blipFill>
+                    <a:blip r:embed="rId13"/>
+                    <a:stretch>
+                      <a:fillRect/>
+                    </a:stretch>
+                  </pic:blipFill>
+                  <pic:spPr>
+                    <a:xfrm>
+                      <a:off x="0" y="0"/>
+                      <a:ext cx="6840220" cy="2661285"/>
+                    </a:xfrm>
+                    <a:prstGeom prst="rect">
+                      <a:avLst/>
+                    </a:prstGeom>
+                  </pic:spPr>
+                </pic:pic>
+              </a:graphicData>
+            </a:graphic>
+          </wp:inline>
+        </w:drawing>
+      </w:r>
+    </w:p>
+    <w:p/>
+    <w:p>
+      <w:pPr>
+        <w:tabs>
+          <w:tab w:val="left" w:pos="2076"/>
+        </w:tabs>
+        <w:rPr>
+          <w:rStyle w:val="jlqj4b"/>
+        </w:rPr>
+      </w:pPr>
+      <w:r>
+        <w:rPr>
+          <w:rStyle w:val="jlqj4b"/>
+        </w:rPr>
+        <w:t xml:space="preserve">La solution optimale pour ce LP est </w:t>
+      </w:r>
+      <w:r>
+        <w:rPr>
+          <w:noProof/>
+        </w:rPr>
+        <w:drawing>
+          <wp:inline distT="0" distB="0" distL="0" distR="0" wp14:anchorId="26B5D07F" wp14:editId="280C50B6">
+            <wp:extent cx="4543425" cy="342900"/>
+            <wp:effectExtent l="0" t="0" r="9525" b="0"/>
+            <wp:docPr id="9" name="Image 9"/>
+            <wp:cNvGraphicFramePr>
+              <a:graphicFrameLocks xmlns:a="http://schemas.openxmlformats.org/drawingml/2006/main" noChangeAspect="1"/>
+            </wp:cNvGraphicFramePr>
+            <a:graphic xmlns:a="http://schemas.openxmlformats.org/drawingml/2006/main">
+              <a:graphicData uri="http://schemas.openxmlformats.org/drawingml/2006/picture">
+                <pic:pic xmlns:pic="http://schemas.openxmlformats.org/drawingml/2006/picture">
+                  <pic:nvPicPr>
+                    <pic:cNvPr id="1" name=""/>
+                    <pic:cNvPicPr/>
+                  </pic:nvPicPr>
+                  <pic:blipFill>
+                    <a:blip r:embed="rId14"/>
+                    <a:stretch>
+                      <a:fillRect/>
+                    </a:stretch>
+                  </pic:blipFill>
+                  <pic:spPr>
+                    <a:xfrm>
+                      <a:off x="0" y="0"/>
+                      <a:ext cx="4543425" cy="342900"/>
+                    </a:xfrm>
+                    <a:prstGeom prst="rect">
+                      <a:avLst/>
+                    </a:prstGeom>
+                  </pic:spPr>
+                </pic:pic>
+              </a:graphicData>
+            </a:graphic>
+          </wp:inline>
+        </w:drawing>
+      </w:r>
+      <w:r>
+        <w:rPr>
+          <w:noProof/>
+        </w:rPr>
+        <w:t xml:space="preserve"> </w:t>
+      </w:r>
+      <w:r>
+        <w:rPr>
+          <w:noProof/>
+        </w:rPr>
+        <w:drawing>
+          <wp:inline distT="0" distB="0" distL="0" distR="0" wp14:anchorId="5D0FD217" wp14:editId="42FB9598">
+            <wp:extent cx="1000125" cy="390525"/>
+            <wp:effectExtent l="0" t="0" r="9525" b="9525"/>
+            <wp:docPr id="10" name="Image 10"/>
+            <wp:cNvGraphicFramePr>
+              <a:graphicFrameLocks xmlns:a="http://schemas.openxmlformats.org/drawingml/2006/main" noChangeAspect="1"/>
+            </wp:cNvGraphicFramePr>
+            <a:graphic xmlns:a="http://schemas.openxmlformats.org/drawingml/2006/main">
+              <a:graphicData uri="http://schemas.openxmlformats.org/drawingml/2006/picture">
+                <pic:pic xmlns:pic="http://schemas.openxmlformats.org/drawingml/2006/picture">
+                  <pic:nvPicPr>
+                    <pic:cNvPr id="1" name=""/>
+                    <pic:cNvPicPr/>
+                  </pic:nvPicPr>
+                  <pic:blipFill>
+                    <a:blip r:embed="rId15"/>
+                    <a:stretch>
+                      <a:fillRect/>
+                    </a:stretch>
+                  </pic:blipFill>
+                  <pic:spPr>
+                    <a:xfrm>
+                      <a:off x="0" y="0"/>
+                      <a:ext cx="1000125" cy="390525"/>
+                    </a:xfrm>
+                    <a:prstGeom prst="rect">
+                      <a:avLst/>
+                    </a:prstGeom>
+                  </pic:spPr>
+                </pic:pic>
+              </a:graphicData>
+            </a:graphic>
+          </wp:inline>
+        </w:drawing>
+      </w:r>
+    </w:p>
+    <w:p>
+      <w:pPr>
+        <w:tabs>
+          <w:tab w:val="left" w:pos="2076"/>
+        </w:tabs>
+        <w:rPr>
+          <w:rStyle w:val="jlqj4b"/>
+        </w:rPr>
+      </w:pPr>
+      <w:r>
+        <w:rPr>
+          <w:rStyle w:val="jlqj4b"/>
+        </w:rPr>
+        <w:t xml:space="preserve">Cependant, étant donné que nous n'autorisons que les employés à temps plein, les variables doivent être des nombres entiers et l'hypothèse de divisibilité n'est pas satisfaite. </w:t>
+      </w:r>
+    </w:p>
+    <w:p>
+      <w:pPr>
+        <w:tabs>
+          <w:tab w:val="left" w:pos="2076"/>
+        </w:tabs>
+        <w:rPr>
+          <w:rStyle w:val="jlqj4b"/>
+        </w:rPr>
+      </w:pPr>
+      <w:r>
+        <w:rPr>
+          <w:rStyle w:val="jlqj4b"/>
+        </w:rPr>
+        <w:t xml:space="preserve">Pour trouver une réponse raisonnable dans laquelle toutes les variables sont des entiers, nous pourrions essayer d'arrondir les variables fractionnaires </w:t>
+      </w:r>
+      <w:r>
+        <w:rPr>
+          <w:rStyle w:val="jlqj4b"/>
+        </w:rPr>
+        <w:t>au terme supérieur</w:t>
+      </w:r>
+      <w:r>
+        <w:rPr>
+          <w:rStyle w:val="jlqj4b"/>
+        </w:rPr>
+        <w:t>, ce qui donne</w:t>
+      </w:r>
+      <w:r>
+        <w:rPr>
+          <w:rStyle w:val="jlqj4b"/>
+        </w:rPr>
+        <w:t> :</w:t>
+      </w:r>
+    </w:p>
+    <w:p>
+      <w:pPr>
+        <w:tabs>
+          <w:tab w:val="left" w:pos="2076"/>
+        </w:tabs>
+        <w:rPr>
+          <w:rStyle w:val="jlqj4b"/>
+        </w:rPr>
+      </w:pPr>
+      <w:r>
+        <w:rPr>
+          <w:noProof/>
+        </w:rPr>
+        <w:drawing>
+          <wp:inline distT="0" distB="0" distL="0" distR="0" wp14:anchorId="2305DDBA" wp14:editId="3317E005">
+            <wp:extent cx="5438775" cy="333375"/>
+            <wp:effectExtent l="0" t="0" r="9525" b="9525"/>
+            <wp:docPr id="12" name="Image 12"/>
+            <wp:cNvGraphicFramePr>
+              <a:graphicFrameLocks xmlns:a="http://schemas.openxmlformats.org/drawingml/2006/main" noChangeAspect="1"/>
+            </wp:cNvGraphicFramePr>
+            <a:graphic xmlns:a="http://schemas.openxmlformats.org/drawingml/2006/main">
+              <a:graphicData uri="http://schemas.openxmlformats.org/drawingml/2006/picture">
+                <pic:pic xmlns:pic="http://schemas.openxmlformats.org/drawingml/2006/picture">
+                  <pic:nvPicPr>
+                    <pic:cNvPr id="1" name=""/>
+                    <pic:cNvPicPr/>
+                  </pic:nvPicPr>
+                  <pic:blipFill>
+                    <a:blip r:embed="rId16"/>
+                    <a:stretch>
+                      <a:fillRect/>
+                    </a:stretch>
+                  </pic:blipFill>
+                  <pic:spPr>
+                    <a:xfrm>
+                      <a:off x="0" y="0"/>
+                      <a:ext cx="5438775" cy="333375"/>
+                    </a:xfrm>
+                    <a:prstGeom prst="rect">
+                      <a:avLst/>
+                    </a:prstGeom>
+                  </pic:spPr>
+                </pic:pic>
+              </a:graphicData>
+            </a:graphic>
+          </wp:inline>
+        </w:drawing>
+      </w:r>
+    </w:p>
+    <w:p>
+      <w:pPr>
+        <w:tabs>
+          <w:tab w:val="left" w:pos="2076"/>
+        </w:tabs>
+        <w:rPr>
+          <w:rStyle w:val="jlqj4b"/>
+        </w:rPr>
+      </w:pPr>
+    </w:p>
+    <w:p>
+      <w:pPr>
+        <w:tabs>
+          <w:tab w:val="left" w:pos="2076"/>
+        </w:tabs>
+      </w:pPr>
+      <w:r>
+        <w:rPr>
+          <w:rStyle w:val="jlqj4b"/>
+        </w:rPr>
+        <w:t>Il s'avère cependant que la programmation par nombres entiers peut être utilisée pour montrer qu'une solution optimale au problème du bureau de poste est</w:t>
+      </w:r>
+      <w:r>
+        <w:t xml:space="preserve"> </w:t>
+      </w:r>
+    </w:p>
+    <w:p>
+      <w:pPr>
+        <w:tabs>
+          <w:tab w:val="left" w:pos="2076"/>
+        </w:tabs>
+        <w:rPr>
+          <w:rStyle w:val="jlqj4b"/>
+        </w:rPr>
+      </w:pPr>
+      <w:r>
+        <w:rPr>
+          <w:noProof/>
+        </w:rPr>
+        <w:drawing>
+          <wp:inline distT="0" distB="0" distL="0" distR="0" wp14:anchorId="7EA84693" wp14:editId="18A86C2B">
+            <wp:extent cx="5076825" cy="285750"/>
+            <wp:effectExtent l="0" t="0" r="9525" b="0"/>
+            <wp:docPr id="13" name="Image 13"/>
+            <wp:cNvGraphicFramePr>
+              <a:graphicFrameLocks xmlns:a="http://schemas.openxmlformats.org/drawingml/2006/main" noChangeAspect="1"/>
+            </wp:cNvGraphicFramePr>
+            <a:graphic xmlns:a="http://schemas.openxmlformats.org/drawingml/2006/main">
+              <a:graphicData uri="http://schemas.openxmlformats.org/drawingml/2006/picture">
+                <pic:pic xmlns:pic="http://schemas.openxmlformats.org/drawingml/2006/picture">
+                  <pic:nvPicPr>
+                    <pic:cNvPr id="1" name=""/>
+                    <pic:cNvPicPr/>
+                  </pic:nvPicPr>
+                  <pic:blipFill>
+                    <a:blip r:embed="rId17"/>
+                    <a:stretch>
+                      <a:fillRect/>
+                    </a:stretch>
+                  </pic:blipFill>
+                  <pic:spPr>
+                    <a:xfrm>
+                      <a:off x="0" y="0"/>
+                      <a:ext cx="5076825" cy="285750"/>
+                    </a:xfrm>
+                    <a:prstGeom prst="rect">
+                      <a:avLst/>
+                    </a:prstGeom>
+                  </pic:spPr>
+                </pic:pic>
+              </a:graphicData>
+            </a:graphic>
+          </wp:inline>
+        </w:drawing>
+      </w:r>
+      <w:r>
+        <w:rPr>
+          <w:noProof/>
+        </w:rPr>
+        <w:t xml:space="preserve"> </w:t>
+      </w:r>
+      <w:r>
+        <w:rPr>
+          <w:noProof/>
+        </w:rPr>
+        <w:drawing>
+          <wp:inline distT="0" distB="0" distL="0" distR="0" wp14:anchorId="028CB9FF" wp14:editId="6BC82BEC">
+            <wp:extent cx="790575" cy="238125"/>
+            <wp:effectExtent l="0" t="0" r="9525" b="9525"/>
+            <wp:docPr id="14" name="Image 14"/>
+            <wp:cNvGraphicFramePr>
+              <a:graphicFrameLocks xmlns:a="http://schemas.openxmlformats.org/drawingml/2006/main" noChangeAspect="1"/>
+            </wp:cNvGraphicFramePr>
+            <a:graphic xmlns:a="http://schemas.openxmlformats.org/drawingml/2006/main">
+              <a:graphicData uri="http://schemas.openxmlformats.org/drawingml/2006/picture">
+                <pic:pic xmlns:pic="http://schemas.openxmlformats.org/drawingml/2006/picture">
+                  <pic:nvPicPr>
+                    <pic:cNvPr id="1" name=""/>
+                    <pic:cNvPicPr/>
+                  </pic:nvPicPr>
+                  <pic:blipFill>
+                    <a:blip r:embed="rId18"/>
+                    <a:stretch>
+                      <a:fillRect/>
+                    </a:stretch>
+                  </pic:blipFill>
+                  <pic:spPr>
+                    <a:xfrm>
+                      <a:off x="0" y="0"/>
+                      <a:ext cx="790575" cy="238125"/>
+                    </a:xfrm>
+                    <a:prstGeom prst="rect">
+                      <a:avLst/>
+                    </a:prstGeom>
+                  </pic:spPr>
+                </pic:pic>
+              </a:graphicData>
+            </a:graphic>
+          </wp:inline>
+        </w:drawing>
+      </w:r>
+    </w:p>
+    <w:p>
+      <w:pPr>
+        <w:tabs>
+          <w:tab w:val="left" w:pos="2076"/>
+        </w:tabs>
+        <w:rPr>
+          <w:rStyle w:val="jlqj4b"/>
+        </w:rPr>
+      </w:pPr>
+      <w:r>
+        <w:rPr>
+          <w:rStyle w:val="jlqj4b"/>
+        </w:rPr>
+        <w:t xml:space="preserve">Notez qu'il n'y a aucun moyen que la solution de programmation linéaire optimale ait pu être arrondie pour obtenir la solution optimale </w:t>
+      </w:r>
+      <w:r>
+        <w:rPr>
+          <w:rStyle w:val="jlqj4b"/>
+        </w:rPr>
+        <w:t>en nombres</w:t>
+      </w:r>
+      <w:r>
+        <w:rPr>
+          <w:rStyle w:val="jlqj4b"/>
+        </w:rPr>
+        <w:t xml:space="preserve"> entier</w:t>
+      </w:r>
+      <w:r>
+        <w:rPr>
+          <w:rStyle w:val="jlqj4b"/>
+        </w:rPr>
+        <w:t>s</w:t>
+      </w:r>
+      <w:r>
+        <w:rPr>
+          <w:rStyle w:val="jlqj4b"/>
+        </w:rPr>
+        <w:t xml:space="preserve">. </w:t>
+      </w:r>
+    </w:p>
+    <w:p>
+      <w:pPr>
+        <w:tabs>
+          <w:tab w:val="left" w:pos="2076"/>
+        </w:tabs>
+        <w:rPr>
+          <w:rStyle w:val="jlqj4b"/>
+        </w:rPr>
+      </w:pPr>
+      <w:r>
+        <w:rPr>
+          <w:rStyle w:val="jlqj4b"/>
+        </w:rPr>
+        <w:t>Baker (1974) a développé une technique efficace (qui n'utilise pas de programmation linéaire) pour déterminer le nombre minimum d'employés obligatoire lorsque chaque travailleur bénéficie de deux jours de congé consécutifs.</w:t>
+      </w:r>
+    </w:p>
+    <w:p>
+      <w:pPr>
+        <w:tabs>
+          <w:tab w:val="left" w:pos="2076"/>
+        </w:tabs>
+        <w:rPr>
+          <w:rStyle w:val="jlqj4b"/>
+        </w:rPr>
+      </w:pPr>
+      <w:r>
+        <w:rPr>
+          <w:rStyle w:val="jlqj4b"/>
+        </w:rPr>
+        <w:t>Si vous résolvez ce problème à l'aide de LINDO, LINGO ou Excel Solver, vous pouvez obtenir un</w:t>
+      </w:r>
+      <w:r>
+        <w:rPr>
+          <w:rStyle w:val="jlqj4b"/>
+        </w:rPr>
+        <w:t>e</w:t>
+      </w:r>
+      <w:r>
+        <w:rPr>
+          <w:rStyle w:val="jlqj4b"/>
+        </w:rPr>
+        <w:t xml:space="preserve"> horaire de main-d'œuvre différent</w:t>
+      </w:r>
+      <w:r>
+        <w:rPr>
+          <w:rStyle w:val="jlqj4b"/>
+        </w:rPr>
+        <w:t>e</w:t>
+      </w:r>
+      <w:r>
+        <w:rPr>
+          <w:rStyle w:val="jlqj4b"/>
+        </w:rPr>
+        <w:t xml:space="preserve"> qui utilise 23 employés.</w:t>
+      </w:r>
+      <w:r>
+        <w:rPr>
+          <w:rStyle w:val="viiyi"/>
+        </w:rPr>
+        <w:t xml:space="preserve"> </w:t>
+      </w:r>
+      <w:r>
+        <w:rPr>
+          <w:rStyle w:val="jlqj4b"/>
+        </w:rPr>
+        <w:t>Cela montre que l'exemple  a des solutions optimales alternatives.</w:t>
+      </w:r>
+    </w:p>
+    <w:p>
+      <w:pPr>
+        <w:pStyle w:val="Titre2"/>
+        <w:rPr>
+          <w:rStyle w:val="jlqj4b"/>
+        </w:rPr>
+      </w:pPr>
+    </w:p>
+    <w:p>
+      <w:pPr>
+        <w:pStyle w:val="Titre2"/>
+        <w:rPr>
+          <w:rStyle w:val="jlqj4b"/>
+        </w:rPr>
+      </w:pPr>
+      <w:r>
+        <w:rPr>
+          <w:rStyle w:val="jlqj4b"/>
+        </w:rPr>
+        <w:t xml:space="preserve">Créer un </w:t>
+      </w:r>
+      <w:r>
+        <w:rPr>
+          <w:rStyle w:val="jlqj4b"/>
+        </w:rPr>
+        <w:t>agenda</w:t>
+      </w:r>
+      <w:r>
+        <w:rPr>
+          <w:rStyle w:val="jlqj4b"/>
+        </w:rPr>
+        <w:t xml:space="preserve"> équitable pour les employés</w:t>
+      </w:r>
+    </w:p>
+    <w:p/>
+    <w:p>
+      <w:pPr>
+        <w:rPr>
+          <w:rStyle w:val="viiyi"/>
+        </w:rPr>
+      </w:pPr>
+      <w:r>
+        <w:rPr>
+          <w:rStyle w:val="jlqj4b"/>
+        </w:rPr>
+        <w:t>La solution optimale que nous avons trouvée nécessite que 4 travailleurs commencent le lundi, 4 le mardi, 2 le mercredi, 6 le jeudi, 4 le samedi et 3 le dimanche.</w:t>
+      </w:r>
+      <w:r>
+        <w:rPr>
+          <w:rStyle w:val="viiyi"/>
+        </w:rPr>
+        <w:t xml:space="preserve"> </w:t>
+      </w:r>
+    </w:p>
+    <w:p>
+      <w:pPr>
+        <w:rPr>
+          <w:rStyle w:val="viiyi"/>
+        </w:rPr>
+      </w:pPr>
+      <w:r>
+        <w:rPr>
+          <w:rStyle w:val="jlqj4b"/>
+        </w:rPr>
+        <w:t>Les travailleurs qui commencent le samedi seront mécontents car ils ne reçoivent jamais de congé le week-end.</w:t>
+      </w:r>
+      <w:r>
+        <w:rPr>
+          <w:rStyle w:val="viiyi"/>
+        </w:rPr>
+        <w:t xml:space="preserve"> </w:t>
+      </w:r>
+    </w:p>
+    <w:p>
+      <w:pPr>
+        <w:rPr>
+          <w:rStyle w:val="viiyi"/>
+        </w:rPr>
+      </w:pPr>
+      <w:r>
+        <w:rPr>
+          <w:rStyle w:val="jlqj4b"/>
+        </w:rPr>
+        <w:t xml:space="preserve">En tournant les </w:t>
+      </w:r>
+      <w:r>
+        <w:rPr>
+          <w:rStyle w:val="jlqj4b"/>
+        </w:rPr>
+        <w:t>agenda</w:t>
+      </w:r>
+      <w:r>
+        <w:rPr>
+          <w:rStyle w:val="jlqj4b"/>
+        </w:rPr>
+        <w:t>s</w:t>
+      </w:r>
+      <w:r>
+        <w:rPr>
+          <w:rStyle w:val="jlqj4b"/>
+        </w:rPr>
+        <w:t xml:space="preserve"> des employés sur une période de 23 semaines, un </w:t>
+      </w:r>
+      <w:r>
+        <w:rPr>
+          <w:rStyle w:val="jlqj4b"/>
+        </w:rPr>
+        <w:t>agenda</w:t>
+      </w:r>
+      <w:r>
+        <w:rPr>
+          <w:rStyle w:val="jlqj4b"/>
+        </w:rPr>
+        <w:t xml:space="preserve"> plus juste peut être obtenu.</w:t>
+      </w:r>
+      <w:r>
+        <w:rPr>
+          <w:rStyle w:val="viiyi"/>
+        </w:rPr>
+        <w:t xml:space="preserve"> </w:t>
+      </w:r>
+    </w:p>
+    <w:p>
+      <w:pPr>
+        <w:rPr>
+          <w:rStyle w:val="jlqj4b"/>
+        </w:rPr>
+      </w:pPr>
+      <w:r>
+        <w:rPr>
+          <w:rStyle w:val="jlqj4b"/>
+        </w:rPr>
+        <w:t>Pour voir</w:t>
+      </w:r>
+      <w:r>
+        <w:rPr>
+          <w:rStyle w:val="jlqj4b"/>
+        </w:rPr>
+        <w:t xml:space="preserve"> comment cela est fait, considérez le calendrier suivant:</w:t>
+      </w:r>
+    </w:p>
+    <w:p>
+      <w:pPr>
+        <w:rPr>
+          <w:rStyle w:val="jlqj4b"/>
+        </w:rPr>
+      </w:pPr>
+      <w:r>
+        <w:rPr>
+          <w:rStyle w:val="jlqj4b"/>
+        </w:rPr>
+        <w:t xml:space="preserve">semaines 1 à 4: début le lundi </w:t>
+      </w:r>
+    </w:p>
+    <w:p>
+      <w:pPr>
+        <w:rPr>
+          <w:rStyle w:val="jlqj4b"/>
+        </w:rPr>
+      </w:pPr>
+      <w:r>
+        <w:rPr>
+          <w:rStyle w:val="jlqj4b"/>
+        </w:rPr>
+        <w:t xml:space="preserve">semaines 5 à 8: début le mardi </w:t>
+      </w:r>
+    </w:p>
+    <w:p>
+      <w:pPr>
+        <w:rPr>
+          <w:rStyle w:val="jlqj4b"/>
+        </w:rPr>
+      </w:pPr>
+      <w:r>
+        <w:rPr>
+          <w:rStyle w:val="jlqj4b"/>
+        </w:rPr>
+        <w:t xml:space="preserve">semaines 9 à 10: début le mercredi </w:t>
+      </w:r>
+    </w:p>
+    <w:p>
+      <w:pPr>
+        <w:rPr>
+          <w:rStyle w:val="jlqj4b"/>
+        </w:rPr>
+      </w:pPr>
+      <w:r>
+        <w:rPr>
+          <w:rStyle w:val="jlqj4b"/>
+        </w:rPr>
+        <w:t xml:space="preserve">semaines 11 à 16: début le jeudi </w:t>
+      </w:r>
+    </w:p>
+    <w:p>
+      <w:pPr>
+        <w:rPr>
+          <w:rStyle w:val="jlqj4b"/>
+        </w:rPr>
+      </w:pPr>
+      <w:r>
+        <w:rPr>
+          <w:rStyle w:val="jlqj4b"/>
+        </w:rPr>
+        <w:t xml:space="preserve">semaines 17 à 20: début le samedi </w:t>
+      </w:r>
+    </w:p>
+    <w:p>
+      <w:pPr>
+        <w:rPr>
+          <w:rStyle w:val="jlqj4b"/>
+        </w:rPr>
+      </w:pPr>
+      <w:r>
+        <w:rPr>
+          <w:rStyle w:val="jlqj4b"/>
+        </w:rPr>
+        <w:t>semaines 21 à 23:</w:t>
+      </w:r>
+      <w:r>
+        <w:rPr>
+          <w:rStyle w:val="viiyi"/>
+        </w:rPr>
+        <w:t xml:space="preserve"> </w:t>
+      </w:r>
+      <w:r>
+        <w:rPr>
+          <w:rStyle w:val="jlqj4b"/>
+        </w:rPr>
+        <w:t>commencer le dimanche</w:t>
+      </w:r>
+    </w:p>
+    <w:p>
+      <w:pPr>
+        <w:rPr>
+          <w:rStyle w:val="viiyi"/>
+        </w:rPr>
+      </w:pPr>
+      <w:r>
+        <w:rPr>
+          <w:rStyle w:val="jlqj4b"/>
+        </w:rPr>
+        <w:t xml:space="preserve">L'employé 1 suit cet </w:t>
+      </w:r>
+      <w:r>
+        <w:rPr>
+          <w:rStyle w:val="jlqj4b"/>
+        </w:rPr>
+        <w:t>agenda</w:t>
+      </w:r>
+      <w:r>
+        <w:rPr>
+          <w:rStyle w:val="jlqj4b"/>
+        </w:rPr>
+        <w:t xml:space="preserve"> pendant une période de 23 semaines.</w:t>
+      </w:r>
+      <w:r>
+        <w:rPr>
+          <w:rStyle w:val="viiyi"/>
+        </w:rPr>
+        <w:t xml:space="preserve"> </w:t>
+      </w:r>
+      <w:r>
+        <w:rPr>
+          <w:rStyle w:val="jlqj4b"/>
+        </w:rPr>
+        <w:t>L'employé 2 commence avec la semaine 2 de cet horaire (commençant le lundi pendant 3 semaines, puis le mardi pendant 4 semaines, et se terminant par 3 semaines commençant le dimanche et 1 semaine le lundi).</w:t>
+      </w:r>
+      <w:r>
+        <w:rPr>
+          <w:rStyle w:val="viiyi"/>
+        </w:rPr>
+        <w:t xml:space="preserve"> </w:t>
+      </w:r>
+    </w:p>
+    <w:p>
+      <w:pPr>
+        <w:rPr>
+          <w:rStyle w:val="viiyi"/>
+        </w:rPr>
+      </w:pPr>
+      <w:r>
+        <w:rPr>
+          <w:rStyle w:val="jlqj4b"/>
+        </w:rPr>
+        <w:t xml:space="preserve">Nous continuons </w:t>
+      </w:r>
+      <w:r>
+        <w:rPr>
+          <w:rStyle w:val="jlqj4b"/>
+        </w:rPr>
+        <w:t xml:space="preserve">de cette façon </w:t>
+      </w:r>
+      <w:r>
+        <w:rPr>
+          <w:rStyle w:val="jlqj4b"/>
+        </w:rPr>
+        <w:t>pour générer un horaire de 23 semaines pour chaque employé.</w:t>
+      </w:r>
+      <w:r>
+        <w:rPr>
+          <w:rStyle w:val="viiyi"/>
+        </w:rPr>
+        <w:t xml:space="preserve"> </w:t>
+      </w:r>
+    </w:p>
+    <w:p>
+      <w:r>
+        <w:rPr>
+          <w:rStyle w:val="jlqj4b"/>
+        </w:rPr>
+        <w:t>Par exemple, l'employé 13 aura l'horaire suivant:</w:t>
+      </w:r>
     </w:p>
     <w:sectPr>
       <w:pgSz w:w="11906" w:h="16838"/>
@@ -9643,6 +9486,7 @@
   <w:style w:type="character" w:default="1" w:styleId="Policepardfaut">
     <w:name w:val="Default Paragraph Font"/>
     <w:uiPriority w:val="1"/>
+    <w:semiHidden/>
     <w:unhideWhenUsed/>
   </w:style>
   <w:style w:type="table" w:default="1" w:styleId="TableauNormal">
